--- a/docs/tp4/TP4_Unidad4_Naft.docx
+++ b/docs/tp4/TP4_Unidad4_Naft.docx
@@ -70,10 +70,10 @@
       <w:r>
         <w:t xml:space="preserve"> </w:t>
       </w:r>
-      <w:hyperlink w:history="1" r:id="rIdbb7mrsyty0ovov_2ydz_x">
+      <w:hyperlink w:history="1" r:id="rIdpumxp4iqfryhiwfkhgvfp">
         <w:r>
           <w:rPr>
-            <w:rStyle w:val="Hyperlink"/>
+            <w:color w:val="000000"/>
           </w:rPr>
           <w:t xml:space="preserve">https://github.com/fabrithompson/CentroEducativo</w:t>
         </w:r>
@@ -91,10 +91,10 @@
       <w:r>
         <w:t xml:space="preserve"> </w:t>
       </w:r>
-      <w:hyperlink w:history="1" r:id="rIdzebcbw9kno1mlh4hcddcx">
+      <w:hyperlink w:history="1" r:id="rIdjksb7ryqc1idlgzloe6cf">
         <w:r>
           <w:rPr>
-            <w:rStyle w:val="Hyperlink"/>
+            <w:color w:val="000000"/>
           </w:rPr>
           <w:t xml:space="preserve">https://transformar-para-educar.up.railway.app</w:t>
         </w:r>
@@ -119,9 +119,9 @@
       </w:r>
       <w:r>
         <w:rPr>
-          <w:rFonts w:ascii="Consolas" w:cs="Consolas" w:eastAsia="Consolas" w:hAnsi="Consolas"/>
-          <w:sz w:val="19"/>
-          <w:szCs w:val="19"/>
+          <w:rFonts w:ascii="Courier New" w:cs="Courier New" w:eastAsia="Courier New" w:hAnsi="Courier New"/>
+          <w:sz w:val="22"/>
+          <w:szCs w:val="22"/>
         </w:rPr>
         <w:t xml:space="preserve">scripts/metricas/</w:t>
       </w:r>
@@ -145,9 +145,6 @@
     </w:p>
     <w:p>
       <w:pPr>
-        <w:pBdr>
-          <w:left w:val="single" w:color="4F81BD" w:sz="12" w:space="8"/>
-        </w:pBdr>
         <w:spacing w:after="80"/>
         <w:ind w:left="400"/>
       </w:pPr>
@@ -193,12 +190,11 @@
           <w:tcPr>
             <w:tcW w:type="dxa" w:w="4517"/>
             <w:tcBorders>
-              <w:top w:val="single" w:color="BFBFBF" w:sz="4"/>
-              <w:left w:val="single" w:color="BFBFBF" w:sz="4"/>
-              <w:bottom w:val="single" w:color="BFBFBF" w:sz="4"/>
-              <w:right w:val="single" w:color="BFBFBF" w:sz="4"/>
-            </w:tcBorders>
-            <w:shd w:fill="DCE6F1" w:color="auto" w:val="clear"/>
+              <w:top w:val="single" w:color="000000" w:sz="4"/>
+              <w:left w:val="single" w:color="000000" w:sz="4"/>
+              <w:bottom w:val="single" w:color="000000" w:sz="4"/>
+              <w:right w:val="single" w:color="000000" w:sz="4"/>
+            </w:tcBorders>
             <w:tcMar>
               <w:top w:type="dxa" w:w="60"/>
               <w:left w:type="dxa" w:w="100"/>
@@ -223,12 +219,11 @@
           <w:tcPr>
             <w:tcW w:type="dxa" w:w="602"/>
             <w:tcBorders>
-              <w:top w:val="single" w:color="BFBFBF" w:sz="4"/>
-              <w:left w:val="single" w:color="BFBFBF" w:sz="4"/>
-              <w:bottom w:val="single" w:color="BFBFBF" w:sz="4"/>
-              <w:right w:val="single" w:color="BFBFBF" w:sz="4"/>
-            </w:tcBorders>
-            <w:shd w:fill="DCE6F1" w:color="auto" w:val="clear"/>
+              <w:top w:val="single" w:color="000000" w:sz="4"/>
+              <w:left w:val="single" w:color="000000" w:sz="4"/>
+              <w:bottom w:val="single" w:color="000000" w:sz="4"/>
+              <w:right w:val="single" w:color="000000" w:sz="4"/>
+            </w:tcBorders>
             <w:tcMar>
               <w:top w:type="dxa" w:w="60"/>
               <w:left w:type="dxa" w:w="100"/>
@@ -253,12 +248,11 @@
           <w:tcPr>
             <w:tcW w:type="dxa" w:w="4519"/>
             <w:tcBorders>
-              <w:top w:val="single" w:color="BFBFBF" w:sz="4"/>
-              <w:left w:val="single" w:color="BFBFBF" w:sz="4"/>
-              <w:bottom w:val="single" w:color="BFBFBF" w:sz="4"/>
-              <w:right w:val="single" w:color="BFBFBF" w:sz="4"/>
-            </w:tcBorders>
-            <w:shd w:fill="DCE6F1" w:color="auto" w:val="clear"/>
+              <w:top w:val="single" w:color="000000" w:sz="4"/>
+              <w:left w:val="single" w:color="000000" w:sz="4"/>
+              <w:bottom w:val="single" w:color="000000" w:sz="4"/>
+              <w:right w:val="single" w:color="000000" w:sz="4"/>
+            </w:tcBorders>
             <w:tcMar>
               <w:top w:type="dxa" w:w="60"/>
               <w:left w:type="dxa" w:w="100"/>
@@ -285,10 +279,10 @@
           <w:tcPr>
             <w:tcW w:type="dxa" w:w="4517"/>
             <w:tcBorders>
-              <w:top w:val="single" w:color="BFBFBF" w:sz="4"/>
-              <w:left w:val="single" w:color="BFBFBF" w:sz="4"/>
-              <w:bottom w:val="single" w:color="BFBFBF" w:sz="4"/>
-              <w:right w:val="single" w:color="BFBFBF" w:sz="4"/>
+              <w:top w:val="single" w:color="000000" w:sz="4"/>
+              <w:left w:val="single" w:color="000000" w:sz="4"/>
+              <w:bottom w:val="single" w:color="000000" w:sz="4"/>
+              <w:right w:val="single" w:color="000000" w:sz="4"/>
             </w:tcBorders>
             <w:tcMar>
               <w:top w:type="dxa" w:w="60"/>
@@ -317,10 +311,10 @@
           <w:tcPr>
             <w:tcW w:type="dxa" w:w="602"/>
             <w:tcBorders>
-              <w:top w:val="single" w:color="BFBFBF" w:sz="4"/>
-              <w:left w:val="single" w:color="BFBFBF" w:sz="4"/>
-              <w:bottom w:val="single" w:color="BFBFBF" w:sz="4"/>
-              <w:right w:val="single" w:color="BFBFBF" w:sz="4"/>
+              <w:top w:val="single" w:color="000000" w:sz="4"/>
+              <w:left w:val="single" w:color="000000" w:sz="4"/>
+              <w:bottom w:val="single" w:color="000000" w:sz="4"/>
+              <w:right w:val="single" w:color="000000" w:sz="4"/>
             </w:tcBorders>
             <w:tcMar>
               <w:top w:type="dxa" w:w="60"/>
@@ -346,10 +340,10 @@
           <w:tcPr>
             <w:tcW w:type="dxa" w:w="4519"/>
             <w:tcBorders>
-              <w:top w:val="single" w:color="BFBFBF" w:sz="4"/>
-              <w:left w:val="single" w:color="BFBFBF" w:sz="4"/>
-              <w:bottom w:val="single" w:color="BFBFBF" w:sz="4"/>
-              <w:right w:val="single" w:color="BFBFBF" w:sz="4"/>
+              <w:top w:val="single" w:color="000000" w:sz="4"/>
+              <w:left w:val="single" w:color="000000" w:sz="4"/>
+              <w:bottom w:val="single" w:color="000000" w:sz="4"/>
+              <w:right w:val="single" w:color="000000" w:sz="4"/>
             </w:tcBorders>
             <w:tcMar>
               <w:top w:type="dxa" w:w="60"/>
@@ -367,9 +361,9 @@
             </w:r>
             <w:r>
               <w:rPr>
-                <w:rFonts w:ascii="Consolas" w:cs="Consolas" w:eastAsia="Consolas" w:hAnsi="Consolas"/>
-                <w:sz w:val="19"/>
-                <w:szCs w:val="19"/>
+                <w:rFonts w:ascii="Courier New" w:cs="Courier New" w:eastAsia="Courier New" w:hAnsi="Courier New"/>
+                <w:sz w:val="22"/>
+                <w:szCs w:val="22"/>
               </w:rPr>
               <w:t xml:space="preserve">main</w:t>
             </w:r>
@@ -384,10 +378,10 @@
           <w:tcPr>
             <w:tcW w:type="dxa" w:w="4517"/>
             <w:tcBorders>
-              <w:top w:val="single" w:color="BFBFBF" w:sz="4"/>
-              <w:left w:val="single" w:color="BFBFBF" w:sz="4"/>
-              <w:bottom w:val="single" w:color="BFBFBF" w:sz="4"/>
-              <w:right w:val="single" w:color="BFBFBF" w:sz="4"/>
+              <w:top w:val="single" w:color="000000" w:sz="4"/>
+              <w:left w:val="single" w:color="000000" w:sz="4"/>
+              <w:bottom w:val="single" w:color="000000" w:sz="4"/>
+              <w:right w:val="single" w:color="000000" w:sz="4"/>
             </w:tcBorders>
             <w:tcMar>
               <w:top w:type="dxa" w:w="60"/>
@@ -416,10 +410,10 @@
           <w:tcPr>
             <w:tcW w:type="dxa" w:w="602"/>
             <w:tcBorders>
-              <w:top w:val="single" w:color="BFBFBF" w:sz="4"/>
-              <w:left w:val="single" w:color="BFBFBF" w:sz="4"/>
-              <w:bottom w:val="single" w:color="BFBFBF" w:sz="4"/>
-              <w:right w:val="single" w:color="BFBFBF" w:sz="4"/>
+              <w:top w:val="single" w:color="000000" w:sz="4"/>
+              <w:left w:val="single" w:color="000000" w:sz="4"/>
+              <w:bottom w:val="single" w:color="000000" w:sz="4"/>
+              <w:right w:val="single" w:color="000000" w:sz="4"/>
             </w:tcBorders>
             <w:tcMar>
               <w:top w:type="dxa" w:w="60"/>
@@ -445,10 +439,10 @@
           <w:tcPr>
             <w:tcW w:type="dxa" w:w="4519"/>
             <w:tcBorders>
-              <w:top w:val="single" w:color="BFBFBF" w:sz="4"/>
-              <w:left w:val="single" w:color="BFBFBF" w:sz="4"/>
-              <w:bottom w:val="single" w:color="BFBFBF" w:sz="4"/>
-              <w:right w:val="single" w:color="BFBFBF" w:sz="4"/>
+              <w:top w:val="single" w:color="000000" w:sz="4"/>
+              <w:left w:val="single" w:color="000000" w:sz="4"/>
+              <w:bottom w:val="single" w:color="000000" w:sz="4"/>
+              <w:right w:val="single" w:color="000000" w:sz="4"/>
             </w:tcBorders>
             <w:tcMar>
               <w:top w:type="dxa" w:w="60"/>
@@ -466,9 +460,9 @@
             </w:r>
             <w:r>
               <w:rPr>
-                <w:rFonts w:ascii="Consolas" w:cs="Consolas" w:eastAsia="Consolas" w:hAnsi="Consolas"/>
-                <w:sz w:val="19"/>
-                <w:szCs w:val="19"/>
+                <w:rFonts w:ascii="Courier New" w:cs="Courier New" w:eastAsia="Courier New" w:hAnsi="Courier New"/>
+                <w:sz w:val="22"/>
+                <w:szCs w:val="22"/>
               </w:rPr>
               <w:t xml:space="preserve">main</w:t>
             </w:r>
@@ -483,10 +477,10 @@
           <w:tcPr>
             <w:tcW w:type="dxa" w:w="4517"/>
             <w:tcBorders>
-              <w:top w:val="single" w:color="BFBFBF" w:sz="4"/>
-              <w:left w:val="single" w:color="BFBFBF" w:sz="4"/>
-              <w:bottom w:val="single" w:color="BFBFBF" w:sz="4"/>
-              <w:right w:val="single" w:color="BFBFBF" w:sz="4"/>
+              <w:top w:val="single" w:color="000000" w:sz="4"/>
+              <w:left w:val="single" w:color="000000" w:sz="4"/>
+              <w:bottom w:val="single" w:color="000000" w:sz="4"/>
+              <w:right w:val="single" w:color="000000" w:sz="4"/>
             </w:tcBorders>
             <w:tcMar>
               <w:top w:type="dxa" w:w="60"/>
@@ -515,10 +509,10 @@
           <w:tcPr>
             <w:tcW w:type="dxa" w:w="602"/>
             <w:tcBorders>
-              <w:top w:val="single" w:color="BFBFBF" w:sz="4"/>
-              <w:left w:val="single" w:color="BFBFBF" w:sz="4"/>
-              <w:bottom w:val="single" w:color="BFBFBF" w:sz="4"/>
-              <w:right w:val="single" w:color="BFBFBF" w:sz="4"/>
+              <w:top w:val="single" w:color="000000" w:sz="4"/>
+              <w:left w:val="single" w:color="000000" w:sz="4"/>
+              <w:bottom w:val="single" w:color="000000" w:sz="4"/>
+              <w:right w:val="single" w:color="000000" w:sz="4"/>
             </w:tcBorders>
             <w:tcMar>
               <w:top w:type="dxa" w:w="60"/>
@@ -544,10 +538,10 @@
           <w:tcPr>
             <w:tcW w:type="dxa" w:w="4519"/>
             <w:tcBorders>
-              <w:top w:val="single" w:color="BFBFBF" w:sz="4"/>
-              <w:left w:val="single" w:color="BFBFBF" w:sz="4"/>
-              <w:bottom w:val="single" w:color="BFBFBF" w:sz="4"/>
-              <w:right w:val="single" w:color="BFBFBF" w:sz="4"/>
+              <w:top w:val="single" w:color="000000" w:sz="4"/>
+              <w:left w:val="single" w:color="000000" w:sz="4"/>
+              <w:bottom w:val="single" w:color="000000" w:sz="4"/>
+              <w:right w:val="single" w:color="000000" w:sz="4"/>
             </w:tcBorders>
             <w:tcMar>
               <w:top w:type="dxa" w:w="60"/>
@@ -565,9 +559,9 @@
             </w:r>
             <w:r>
               <w:rPr>
-                <w:rFonts w:ascii="Consolas" w:cs="Consolas" w:eastAsia="Consolas" w:hAnsi="Consolas"/>
-                <w:sz w:val="19"/>
-                <w:szCs w:val="19"/>
+                <w:rFonts w:ascii="Courier New" w:cs="Courier New" w:eastAsia="Courier New" w:hAnsi="Courier New"/>
+                <w:sz w:val="22"/>
+                <w:szCs w:val="22"/>
               </w:rPr>
               <w:t xml:space="preserve">main</w:t>
             </w:r>
@@ -582,10 +576,10 @@
           <w:tcPr>
             <w:tcW w:type="dxa" w:w="4517"/>
             <w:tcBorders>
-              <w:top w:val="single" w:color="BFBFBF" w:sz="4"/>
-              <w:left w:val="single" w:color="BFBFBF" w:sz="4"/>
-              <w:bottom w:val="single" w:color="BFBFBF" w:sz="4"/>
-              <w:right w:val="single" w:color="BFBFBF" w:sz="4"/>
+              <w:top w:val="single" w:color="000000" w:sz="4"/>
+              <w:left w:val="single" w:color="000000" w:sz="4"/>
+              <w:bottom w:val="single" w:color="000000" w:sz="4"/>
+              <w:right w:val="single" w:color="000000" w:sz="4"/>
             </w:tcBorders>
             <w:tcMar>
               <w:top w:type="dxa" w:w="60"/>
@@ -614,10 +608,10 @@
           <w:tcPr>
             <w:tcW w:type="dxa" w:w="602"/>
             <w:tcBorders>
-              <w:top w:val="single" w:color="BFBFBF" w:sz="4"/>
-              <w:left w:val="single" w:color="BFBFBF" w:sz="4"/>
-              <w:bottom w:val="single" w:color="BFBFBF" w:sz="4"/>
-              <w:right w:val="single" w:color="BFBFBF" w:sz="4"/>
+              <w:top w:val="single" w:color="000000" w:sz="4"/>
+              <w:left w:val="single" w:color="000000" w:sz="4"/>
+              <w:bottom w:val="single" w:color="000000" w:sz="4"/>
+              <w:right w:val="single" w:color="000000" w:sz="4"/>
             </w:tcBorders>
             <w:tcMar>
               <w:top w:type="dxa" w:w="60"/>
@@ -643,10 +637,10 @@
           <w:tcPr>
             <w:tcW w:type="dxa" w:w="4519"/>
             <w:tcBorders>
-              <w:top w:val="single" w:color="BFBFBF" w:sz="4"/>
-              <w:left w:val="single" w:color="BFBFBF" w:sz="4"/>
-              <w:bottom w:val="single" w:color="BFBFBF" w:sz="4"/>
-              <w:right w:val="single" w:color="BFBFBF" w:sz="4"/>
+              <w:top w:val="single" w:color="000000" w:sz="4"/>
+              <w:left w:val="single" w:color="000000" w:sz="4"/>
+              <w:bottom w:val="single" w:color="000000" w:sz="4"/>
+              <w:right w:val="single" w:color="000000" w:sz="4"/>
             </w:tcBorders>
             <w:tcMar>
               <w:top w:type="dxa" w:w="60"/>
@@ -684,9 +678,9 @@
             </w:r>
             <w:r>
               <w:rPr>
-                <w:rFonts w:ascii="Consolas" w:cs="Consolas" w:eastAsia="Consolas" w:hAnsi="Consolas"/>
-                <w:sz w:val="19"/>
-                <w:szCs w:val="19"/>
+                <w:rFonts w:ascii="Courier New" w:cs="Courier New" w:eastAsia="Courier New" w:hAnsi="Courier New"/>
+                <w:sz w:val="22"/>
+                <w:szCs w:val="22"/>
               </w:rPr>
               <w:t xml:space="preserve">main</w:t>
             </w:r>
@@ -701,10 +695,10 @@
           <w:tcPr>
             <w:tcW w:type="dxa" w:w="4517"/>
             <w:tcBorders>
-              <w:top w:val="single" w:color="BFBFBF" w:sz="4"/>
-              <w:left w:val="single" w:color="BFBFBF" w:sz="4"/>
-              <w:bottom w:val="single" w:color="BFBFBF" w:sz="4"/>
-              <w:right w:val="single" w:color="BFBFBF" w:sz="4"/>
+              <w:top w:val="single" w:color="000000" w:sz="4"/>
+              <w:left w:val="single" w:color="000000" w:sz="4"/>
+              <w:bottom w:val="single" w:color="000000" w:sz="4"/>
+              <w:right w:val="single" w:color="000000" w:sz="4"/>
             </w:tcBorders>
             <w:tcMar>
               <w:top w:type="dxa" w:w="60"/>
@@ -733,10 +727,10 @@
           <w:tcPr>
             <w:tcW w:type="dxa" w:w="602"/>
             <w:tcBorders>
-              <w:top w:val="single" w:color="BFBFBF" w:sz="4"/>
-              <w:left w:val="single" w:color="BFBFBF" w:sz="4"/>
-              <w:bottom w:val="single" w:color="BFBFBF" w:sz="4"/>
-              <w:right w:val="single" w:color="BFBFBF" w:sz="4"/>
+              <w:top w:val="single" w:color="000000" w:sz="4"/>
+              <w:left w:val="single" w:color="000000" w:sz="4"/>
+              <w:bottom w:val="single" w:color="000000" w:sz="4"/>
+              <w:right w:val="single" w:color="000000" w:sz="4"/>
             </w:tcBorders>
             <w:tcMar>
               <w:top w:type="dxa" w:w="60"/>
@@ -762,10 +756,10 @@
           <w:tcPr>
             <w:tcW w:type="dxa" w:w="4519"/>
             <w:tcBorders>
-              <w:top w:val="single" w:color="BFBFBF" w:sz="4"/>
-              <w:left w:val="single" w:color="BFBFBF" w:sz="4"/>
-              <w:bottom w:val="single" w:color="BFBFBF" w:sz="4"/>
-              <w:right w:val="single" w:color="BFBFBF" w:sz="4"/>
+              <w:top w:val="single" w:color="000000" w:sz="4"/>
+              <w:left w:val="single" w:color="000000" w:sz="4"/>
+              <w:bottom w:val="single" w:color="000000" w:sz="4"/>
+              <w:right w:val="single" w:color="000000" w:sz="4"/>
             </w:tcBorders>
             <w:tcMar>
               <w:top w:type="dxa" w:w="60"/>
@@ -783,9 +777,9 @@
             </w:r>
             <w:r>
               <w:rPr>
-                <w:rFonts w:ascii="Consolas" w:cs="Consolas" w:eastAsia="Consolas" w:hAnsi="Consolas"/>
-                <w:sz w:val="19"/>
-                <w:szCs w:val="19"/>
+                <w:rFonts w:ascii="Courier New" w:cs="Courier New" w:eastAsia="Courier New" w:hAnsi="Courier New"/>
+                <w:sz w:val="22"/>
+                <w:szCs w:val="22"/>
               </w:rPr>
               <w:t xml:space="preserve">tsc</w:t>
             </w:r>
@@ -800,10 +794,10 @@
           <w:tcPr>
             <w:tcW w:type="dxa" w:w="4517"/>
             <w:tcBorders>
-              <w:top w:val="single" w:color="BFBFBF" w:sz="4"/>
-              <w:left w:val="single" w:color="BFBFBF" w:sz="4"/>
-              <w:bottom w:val="single" w:color="BFBFBF" w:sz="4"/>
-              <w:right w:val="single" w:color="BFBFBF" w:sz="4"/>
+              <w:top w:val="single" w:color="000000" w:sz="4"/>
+              <w:left w:val="single" w:color="000000" w:sz="4"/>
+              <w:bottom w:val="single" w:color="000000" w:sz="4"/>
+              <w:right w:val="single" w:color="000000" w:sz="4"/>
             </w:tcBorders>
             <w:tcMar>
               <w:top w:type="dxa" w:w="60"/>
@@ -832,10 +826,10 @@
           <w:tcPr>
             <w:tcW w:type="dxa" w:w="602"/>
             <w:tcBorders>
-              <w:top w:val="single" w:color="BFBFBF" w:sz="4"/>
-              <w:left w:val="single" w:color="BFBFBF" w:sz="4"/>
-              <w:bottom w:val="single" w:color="BFBFBF" w:sz="4"/>
-              <w:right w:val="single" w:color="BFBFBF" w:sz="4"/>
+              <w:top w:val="single" w:color="000000" w:sz="4"/>
+              <w:left w:val="single" w:color="000000" w:sz="4"/>
+              <w:bottom w:val="single" w:color="000000" w:sz="4"/>
+              <w:right w:val="single" w:color="000000" w:sz="4"/>
             </w:tcBorders>
             <w:tcMar>
               <w:top w:type="dxa" w:w="60"/>
@@ -861,10 +855,10 @@
           <w:tcPr>
             <w:tcW w:type="dxa" w:w="4519"/>
             <w:tcBorders>
-              <w:top w:val="single" w:color="BFBFBF" w:sz="4"/>
-              <w:left w:val="single" w:color="BFBFBF" w:sz="4"/>
-              <w:bottom w:val="single" w:color="BFBFBF" w:sz="4"/>
-              <w:right w:val="single" w:color="BFBFBF" w:sz="4"/>
+              <w:top w:val="single" w:color="000000" w:sz="4"/>
+              <w:left w:val="single" w:color="000000" w:sz="4"/>
+              <w:bottom w:val="single" w:color="000000" w:sz="4"/>
+              <w:right w:val="single" w:color="000000" w:sz="4"/>
             </w:tcBorders>
             <w:tcMar>
               <w:top w:type="dxa" w:w="60"/>
@@ -892,9 +886,9 @@
             </w:r>
             <w:r>
               <w:rPr>
-                <w:rFonts w:ascii="Consolas" w:cs="Consolas" w:eastAsia="Consolas" w:hAnsi="Consolas"/>
-                <w:sz w:val="19"/>
-                <w:szCs w:val="19"/>
+                <w:rFonts w:ascii="Courier New" w:cs="Courier New" w:eastAsia="Courier New" w:hAnsi="Courier New"/>
+                <w:sz w:val="22"/>
+                <w:szCs w:val="22"/>
               </w:rPr>
               <w:t xml:space="preserve">GET /health</w:t>
             </w:r>
@@ -903,9 +897,9 @@
             </w:r>
             <w:r>
               <w:rPr>
-                <w:rFonts w:ascii="Consolas" w:cs="Consolas" w:eastAsia="Consolas" w:hAnsi="Consolas"/>
-                <w:sz w:val="19"/>
-                <w:szCs w:val="19"/>
+                <w:rFonts w:ascii="Courier New" w:cs="Courier New" w:eastAsia="Courier New" w:hAnsi="Courier New"/>
+                <w:sz w:val="22"/>
+                <w:szCs w:val="22"/>
               </w:rPr>
               <w:t xml:space="preserve">healthcheckPath</w:t>
             </w:r>
@@ -954,12 +948,11 @@
           <w:tcPr>
             <w:tcW w:type="dxa" w:w="3737"/>
             <w:tcBorders>
-              <w:top w:val="single" w:color="BFBFBF" w:sz="4"/>
-              <w:left w:val="single" w:color="BFBFBF" w:sz="4"/>
-              <w:bottom w:val="single" w:color="BFBFBF" w:sz="4"/>
-              <w:right w:val="single" w:color="BFBFBF" w:sz="4"/>
-            </w:tcBorders>
-            <w:shd w:fill="DCE6F1" w:color="auto" w:val="clear"/>
+              <w:top w:val="single" w:color="000000" w:sz="4"/>
+              <w:left w:val="single" w:color="000000" w:sz="4"/>
+              <w:bottom w:val="single" w:color="000000" w:sz="4"/>
+              <w:right w:val="single" w:color="000000" w:sz="4"/>
+            </w:tcBorders>
             <w:tcMar>
               <w:top w:type="dxa" w:w="60"/>
               <w:left w:type="dxa" w:w="100"/>
@@ -984,12 +977,11 @@
           <w:tcPr>
             <w:tcW w:type="dxa" w:w="5901"/>
             <w:tcBorders>
-              <w:top w:val="single" w:color="BFBFBF" w:sz="4"/>
-              <w:left w:val="single" w:color="BFBFBF" w:sz="4"/>
-              <w:bottom w:val="single" w:color="BFBFBF" w:sz="4"/>
-              <w:right w:val="single" w:color="BFBFBF" w:sz="4"/>
-            </w:tcBorders>
-            <w:shd w:fill="DCE6F1" w:color="auto" w:val="clear"/>
+              <w:top w:val="single" w:color="000000" w:sz="4"/>
+              <w:left w:val="single" w:color="000000" w:sz="4"/>
+              <w:bottom w:val="single" w:color="000000" w:sz="4"/>
+              <w:right w:val="single" w:color="000000" w:sz="4"/>
+            </w:tcBorders>
             <w:tcMar>
               <w:top w:type="dxa" w:w="60"/>
               <w:left w:type="dxa" w:w="100"/>
@@ -1016,10 +1008,10 @@
           <w:tcPr>
             <w:tcW w:type="dxa" w:w="3737"/>
             <w:tcBorders>
-              <w:top w:val="single" w:color="BFBFBF" w:sz="4"/>
-              <w:left w:val="single" w:color="BFBFBF" w:sz="4"/>
-              <w:bottom w:val="single" w:color="BFBFBF" w:sz="4"/>
-              <w:right w:val="single" w:color="BFBFBF" w:sz="4"/>
+              <w:top w:val="single" w:color="000000" w:sz="4"/>
+              <w:left w:val="single" w:color="000000" w:sz="4"/>
+              <w:bottom w:val="single" w:color="000000" w:sz="4"/>
+              <w:right w:val="single" w:color="000000" w:sz="4"/>
             </w:tcBorders>
             <w:tcMar>
               <w:top w:type="dxa" w:w="60"/>
@@ -1041,10 +1033,10 @@
           <w:tcPr>
             <w:tcW w:type="dxa" w:w="5901"/>
             <w:tcBorders>
-              <w:top w:val="single" w:color="BFBFBF" w:sz="4"/>
-              <w:left w:val="single" w:color="BFBFBF" w:sz="4"/>
-              <w:bottom w:val="single" w:color="BFBFBF" w:sz="4"/>
-              <w:right w:val="single" w:color="BFBFBF" w:sz="4"/>
+              <w:top w:val="single" w:color="000000" w:sz="4"/>
+              <w:left w:val="single" w:color="000000" w:sz="4"/>
+              <w:bottom w:val="single" w:color="000000" w:sz="4"/>
+              <w:right w:val="single" w:color="000000" w:sz="4"/>
             </w:tcBorders>
             <w:tcMar>
               <w:top w:type="dxa" w:w="60"/>
@@ -1068,10 +1060,10 @@
           <w:tcPr>
             <w:tcW w:type="dxa" w:w="3737"/>
             <w:tcBorders>
-              <w:top w:val="single" w:color="BFBFBF" w:sz="4"/>
-              <w:left w:val="single" w:color="BFBFBF" w:sz="4"/>
-              <w:bottom w:val="single" w:color="BFBFBF" w:sz="4"/>
-              <w:right w:val="single" w:color="BFBFBF" w:sz="4"/>
+              <w:top w:val="single" w:color="000000" w:sz="4"/>
+              <w:left w:val="single" w:color="000000" w:sz="4"/>
+              <w:bottom w:val="single" w:color="000000" w:sz="4"/>
+              <w:right w:val="single" w:color="000000" w:sz="4"/>
             </w:tcBorders>
             <w:tcMar>
               <w:top w:type="dxa" w:w="60"/>
@@ -1093,10 +1085,10 @@
           <w:tcPr>
             <w:tcW w:type="dxa" w:w="5901"/>
             <w:tcBorders>
-              <w:top w:val="single" w:color="BFBFBF" w:sz="4"/>
-              <w:left w:val="single" w:color="BFBFBF" w:sz="4"/>
-              <w:bottom w:val="single" w:color="BFBFBF" w:sz="4"/>
-              <w:right w:val="single" w:color="BFBFBF" w:sz="4"/>
+              <w:top w:val="single" w:color="000000" w:sz="4"/>
+              <w:left w:val="single" w:color="000000" w:sz="4"/>
+              <w:bottom w:val="single" w:color="000000" w:sz="4"/>
+              <w:right w:val="single" w:color="000000" w:sz="4"/>
             </w:tcBorders>
             <w:tcMar>
               <w:top w:type="dxa" w:w="60"/>
@@ -1120,10 +1112,10 @@
           <w:tcPr>
             <w:tcW w:type="dxa" w:w="3737"/>
             <w:tcBorders>
-              <w:top w:val="single" w:color="BFBFBF" w:sz="4"/>
-              <w:left w:val="single" w:color="BFBFBF" w:sz="4"/>
-              <w:bottom w:val="single" w:color="BFBFBF" w:sz="4"/>
-              <w:right w:val="single" w:color="BFBFBF" w:sz="4"/>
+              <w:top w:val="single" w:color="000000" w:sz="4"/>
+              <w:left w:val="single" w:color="000000" w:sz="4"/>
+              <w:bottom w:val="single" w:color="000000" w:sz="4"/>
+              <w:right w:val="single" w:color="000000" w:sz="4"/>
             </w:tcBorders>
             <w:tcMar>
               <w:top w:type="dxa" w:w="60"/>
@@ -1145,10 +1137,10 @@
           <w:tcPr>
             <w:tcW w:type="dxa" w:w="5901"/>
             <w:tcBorders>
-              <w:top w:val="single" w:color="BFBFBF" w:sz="4"/>
-              <w:left w:val="single" w:color="BFBFBF" w:sz="4"/>
-              <w:bottom w:val="single" w:color="BFBFBF" w:sz="4"/>
-              <w:right w:val="single" w:color="BFBFBF" w:sz="4"/>
+              <w:top w:val="single" w:color="000000" w:sz="4"/>
+              <w:left w:val="single" w:color="000000" w:sz="4"/>
+              <w:bottom w:val="single" w:color="000000" w:sz="4"/>
+              <w:right w:val="single" w:color="000000" w:sz="4"/>
             </w:tcBorders>
             <w:tcMar>
               <w:top w:type="dxa" w:w="60"/>
@@ -1172,10 +1164,10 @@
           <w:tcPr>
             <w:tcW w:type="dxa" w:w="3737"/>
             <w:tcBorders>
-              <w:top w:val="single" w:color="BFBFBF" w:sz="4"/>
-              <w:left w:val="single" w:color="BFBFBF" w:sz="4"/>
-              <w:bottom w:val="single" w:color="BFBFBF" w:sz="4"/>
-              <w:right w:val="single" w:color="BFBFBF" w:sz="4"/>
+              <w:top w:val="single" w:color="000000" w:sz="4"/>
+              <w:left w:val="single" w:color="000000" w:sz="4"/>
+              <w:bottom w:val="single" w:color="000000" w:sz="4"/>
+              <w:right w:val="single" w:color="000000" w:sz="4"/>
             </w:tcBorders>
             <w:tcMar>
               <w:top w:type="dxa" w:w="60"/>
@@ -1197,10 +1189,10 @@
           <w:tcPr>
             <w:tcW w:type="dxa" w:w="5901"/>
             <w:tcBorders>
-              <w:top w:val="single" w:color="BFBFBF" w:sz="4"/>
-              <w:left w:val="single" w:color="BFBFBF" w:sz="4"/>
-              <w:bottom w:val="single" w:color="BFBFBF" w:sz="4"/>
-              <w:right w:val="single" w:color="BFBFBF" w:sz="4"/>
+              <w:top w:val="single" w:color="000000" w:sz="4"/>
+              <w:left w:val="single" w:color="000000" w:sz="4"/>
+              <w:bottom w:val="single" w:color="000000" w:sz="4"/>
+              <w:right w:val="single" w:color="000000" w:sz="4"/>
             </w:tcBorders>
             <w:tcMar>
               <w:top w:type="dxa" w:w="60"/>
@@ -1224,10 +1216,10 @@
           <w:tcPr>
             <w:tcW w:type="dxa" w:w="3737"/>
             <w:tcBorders>
-              <w:top w:val="single" w:color="BFBFBF" w:sz="4"/>
-              <w:left w:val="single" w:color="BFBFBF" w:sz="4"/>
-              <w:bottom w:val="single" w:color="BFBFBF" w:sz="4"/>
-              <w:right w:val="single" w:color="BFBFBF" w:sz="4"/>
+              <w:top w:val="single" w:color="000000" w:sz="4"/>
+              <w:left w:val="single" w:color="000000" w:sz="4"/>
+              <w:bottom w:val="single" w:color="000000" w:sz="4"/>
+              <w:right w:val="single" w:color="000000" w:sz="4"/>
             </w:tcBorders>
             <w:tcMar>
               <w:top w:type="dxa" w:w="60"/>
@@ -1249,10 +1241,10 @@
           <w:tcPr>
             <w:tcW w:type="dxa" w:w="5901"/>
             <w:tcBorders>
-              <w:top w:val="single" w:color="BFBFBF" w:sz="4"/>
-              <w:left w:val="single" w:color="BFBFBF" w:sz="4"/>
-              <w:bottom w:val="single" w:color="BFBFBF" w:sz="4"/>
-              <w:right w:val="single" w:color="BFBFBF" w:sz="4"/>
+              <w:top w:val="single" w:color="000000" w:sz="4"/>
+              <w:left w:val="single" w:color="000000" w:sz="4"/>
+              <w:bottom w:val="single" w:color="000000" w:sz="4"/>
+              <w:right w:val="single" w:color="000000" w:sz="4"/>
             </w:tcBorders>
             <w:tcMar>
               <w:top w:type="dxa" w:w="60"/>
@@ -1343,9 +1335,9 @@
       </w:r>
       <w:r>
         <w:rPr>
-          <w:rFonts w:ascii="Consolas" w:cs="Consolas" w:eastAsia="Consolas" w:hAnsi="Consolas"/>
-          <w:sz w:val="19"/>
-          <w:szCs w:val="19"/>
+          <w:rFonts w:ascii="Courier New" w:cs="Courier New" w:eastAsia="Courier New" w:hAnsi="Courier New"/>
+          <w:sz w:val="22"/>
+          <w:szCs w:val="22"/>
         </w:rPr>
         <w:t xml:space="preserve">express</w:t>
       </w:r>
@@ -1354,9 +1346,9 @@
       </w:r>
       <w:r>
         <w:rPr>
-          <w:rFonts w:ascii="Consolas" w:cs="Consolas" w:eastAsia="Consolas" w:hAnsi="Consolas"/>
-          <w:sz w:val="19"/>
-          <w:szCs w:val="19"/>
+          <w:rFonts w:ascii="Courier New" w:cs="Courier New" w:eastAsia="Courier New" w:hAnsi="Courier New"/>
+          <w:sz w:val="22"/>
+          <w:szCs w:val="22"/>
         </w:rPr>
         <w:t xml:space="preserve">jsonwebtoken</w:t>
       </w:r>
@@ -1365,9 +1357,9 @@
       </w:r>
       <w:r>
         <w:rPr>
-          <w:rFonts w:ascii="Consolas" w:cs="Consolas" w:eastAsia="Consolas" w:hAnsi="Consolas"/>
-          <w:sz w:val="19"/>
-          <w:szCs w:val="19"/>
+          <w:rFonts w:ascii="Courier New" w:cs="Courier New" w:eastAsia="Courier New" w:hAnsi="Courier New"/>
+          <w:sz w:val="22"/>
+          <w:szCs w:val="22"/>
         </w:rPr>
         <w:t xml:space="preserve">multer</w:t>
       </w:r>
@@ -1376,9 +1368,9 @@
       </w:r>
       <w:r>
         <w:rPr>
-          <w:rFonts w:ascii="Consolas" w:cs="Consolas" w:eastAsia="Consolas" w:hAnsi="Consolas"/>
-          <w:sz w:val="19"/>
-          <w:szCs w:val="19"/>
+          <w:rFonts w:ascii="Courier New" w:cs="Courier New" w:eastAsia="Courier New" w:hAnsi="Courier New"/>
+          <w:sz w:val="22"/>
+          <w:szCs w:val="22"/>
         </w:rPr>
         <w:t xml:space="preserve">bcrypt</w:t>
       </w:r>
@@ -1433,9 +1425,9 @@
       </w:r>
       <w:r>
         <w:rPr>
-          <w:rFonts w:ascii="Consolas" w:cs="Consolas" w:eastAsia="Consolas" w:hAnsi="Consolas"/>
-          <w:sz w:val="19"/>
-          <w:szCs w:val="19"/>
+          <w:rFonts w:ascii="Courier New" w:cs="Courier New" w:eastAsia="Courier New" w:hAnsi="Courier New"/>
+          <w:sz w:val="22"/>
+          <w:szCs w:val="22"/>
         </w:rPr>
         <w:t xml:space="preserve">.github/dependabot.yml</w:t>
       </w:r>
@@ -1444,9 +1436,9 @@
       </w:r>
       <w:r>
         <w:rPr>
-          <w:rFonts w:ascii="Consolas" w:cs="Consolas" w:eastAsia="Consolas" w:hAnsi="Consolas"/>
-          <w:sz w:val="19"/>
-          <w:szCs w:val="19"/>
+          <w:rFonts w:ascii="Courier New" w:cs="Courier New" w:eastAsia="Courier New" w:hAnsi="Courier New"/>
+          <w:sz w:val="22"/>
+          <w:szCs w:val="22"/>
         </w:rPr>
         <w:t xml:space="preserve">npm</w:t>
       </w:r>
@@ -1548,12 +1540,11 @@
           <w:tcPr>
             <w:tcW w:type="dxa" w:w="2838"/>
             <w:tcBorders>
-              <w:top w:val="single" w:color="BFBFBF" w:sz="4"/>
-              <w:left w:val="single" w:color="BFBFBF" w:sz="4"/>
-              <w:bottom w:val="single" w:color="BFBFBF" w:sz="4"/>
-              <w:right w:val="single" w:color="BFBFBF" w:sz="4"/>
-            </w:tcBorders>
-            <w:shd w:fill="DCE6F1" w:color="auto" w:val="clear"/>
+              <w:top w:val="single" w:color="000000" w:sz="4"/>
+              <w:left w:val="single" w:color="000000" w:sz="4"/>
+              <w:bottom w:val="single" w:color="000000" w:sz="4"/>
+              <w:right w:val="single" w:color="000000" w:sz="4"/>
+            </w:tcBorders>
             <w:tcMar>
               <w:top w:type="dxa" w:w="60"/>
               <w:left w:type="dxa" w:w="100"/>
@@ -1578,12 +1569,11 @@
           <w:tcPr>
             <w:tcW w:type="dxa" w:w="2904"/>
             <w:tcBorders>
-              <w:top w:val="single" w:color="BFBFBF" w:sz="4"/>
-              <w:left w:val="single" w:color="BFBFBF" w:sz="4"/>
-              <w:bottom w:val="single" w:color="BFBFBF" w:sz="4"/>
-              <w:right w:val="single" w:color="BFBFBF" w:sz="4"/>
-            </w:tcBorders>
-            <w:shd w:fill="DCE6F1" w:color="auto" w:val="clear"/>
+              <w:top w:val="single" w:color="000000" w:sz="4"/>
+              <w:left w:val="single" w:color="000000" w:sz="4"/>
+              <w:bottom w:val="single" w:color="000000" w:sz="4"/>
+              <w:right w:val="single" w:color="000000" w:sz="4"/>
+            </w:tcBorders>
             <w:tcMar>
               <w:top w:type="dxa" w:w="60"/>
               <w:left w:type="dxa" w:w="100"/>
@@ -1608,12 +1598,11 @@
           <w:tcPr>
             <w:tcW w:type="dxa" w:w="3896"/>
             <w:tcBorders>
-              <w:top w:val="single" w:color="BFBFBF" w:sz="4"/>
-              <w:left w:val="single" w:color="BFBFBF" w:sz="4"/>
-              <w:bottom w:val="single" w:color="BFBFBF" w:sz="4"/>
-              <w:right w:val="single" w:color="BFBFBF" w:sz="4"/>
-            </w:tcBorders>
-            <w:shd w:fill="DCE6F1" w:color="auto" w:val="clear"/>
+              <w:top w:val="single" w:color="000000" w:sz="4"/>
+              <w:left w:val="single" w:color="000000" w:sz="4"/>
+              <w:bottom w:val="single" w:color="000000" w:sz="4"/>
+              <w:right w:val="single" w:color="000000" w:sz="4"/>
+            </w:tcBorders>
             <w:tcMar>
               <w:top w:type="dxa" w:w="60"/>
               <w:left w:type="dxa" w:w="100"/>
@@ -1640,10 +1629,10 @@
           <w:tcPr>
             <w:tcW w:type="dxa" w:w="2838"/>
             <w:tcBorders>
-              <w:top w:val="single" w:color="BFBFBF" w:sz="4"/>
-              <w:left w:val="single" w:color="BFBFBF" w:sz="4"/>
-              <w:bottom w:val="single" w:color="BFBFBF" w:sz="4"/>
-              <w:right w:val="single" w:color="BFBFBF" w:sz="4"/>
+              <w:top w:val="single" w:color="000000" w:sz="4"/>
+              <w:left w:val="single" w:color="000000" w:sz="4"/>
+              <w:bottom w:val="single" w:color="000000" w:sz="4"/>
+              <w:right w:val="single" w:color="000000" w:sz="4"/>
             </w:tcBorders>
             <w:tcMar>
               <w:top w:type="dxa" w:w="60"/>
@@ -1665,10 +1654,10 @@
           <w:tcPr>
             <w:tcW w:type="dxa" w:w="2904"/>
             <w:tcBorders>
-              <w:top w:val="single" w:color="BFBFBF" w:sz="4"/>
-              <w:left w:val="single" w:color="BFBFBF" w:sz="4"/>
-              <w:bottom w:val="single" w:color="BFBFBF" w:sz="4"/>
-              <w:right w:val="single" w:color="BFBFBF" w:sz="4"/>
+              <w:top w:val="single" w:color="000000" w:sz="4"/>
+              <w:left w:val="single" w:color="000000" w:sz="4"/>
+              <w:bottom w:val="single" w:color="000000" w:sz="4"/>
+              <w:right w:val="single" w:color="000000" w:sz="4"/>
             </w:tcBorders>
             <w:tcMar>
               <w:top w:type="dxa" w:w="60"/>
@@ -1690,10 +1679,10 @@
           <w:tcPr>
             <w:tcW w:type="dxa" w:w="3896"/>
             <w:tcBorders>
-              <w:top w:val="single" w:color="BFBFBF" w:sz="4"/>
-              <w:left w:val="single" w:color="BFBFBF" w:sz="4"/>
-              <w:bottom w:val="single" w:color="BFBFBF" w:sz="4"/>
-              <w:right w:val="single" w:color="BFBFBF" w:sz="4"/>
+              <w:top w:val="single" w:color="000000" w:sz="4"/>
+              <w:left w:val="single" w:color="000000" w:sz="4"/>
+              <w:bottom w:val="single" w:color="000000" w:sz="4"/>
+              <w:right w:val="single" w:color="000000" w:sz="4"/>
             </w:tcBorders>
             <w:tcMar>
               <w:top w:type="dxa" w:w="60"/>
@@ -1717,10 +1706,10 @@
           <w:tcPr>
             <w:tcW w:type="dxa" w:w="2838"/>
             <w:tcBorders>
-              <w:top w:val="single" w:color="BFBFBF" w:sz="4"/>
-              <w:left w:val="single" w:color="BFBFBF" w:sz="4"/>
-              <w:bottom w:val="single" w:color="BFBFBF" w:sz="4"/>
-              <w:right w:val="single" w:color="BFBFBF" w:sz="4"/>
+              <w:top w:val="single" w:color="000000" w:sz="4"/>
+              <w:left w:val="single" w:color="000000" w:sz="4"/>
+              <w:bottom w:val="single" w:color="000000" w:sz="4"/>
+              <w:right w:val="single" w:color="000000" w:sz="4"/>
             </w:tcBorders>
             <w:tcMar>
               <w:top w:type="dxa" w:w="60"/>
@@ -1742,10 +1731,10 @@
           <w:tcPr>
             <w:tcW w:type="dxa" w:w="2904"/>
             <w:tcBorders>
-              <w:top w:val="single" w:color="BFBFBF" w:sz="4"/>
-              <w:left w:val="single" w:color="BFBFBF" w:sz="4"/>
-              <w:bottom w:val="single" w:color="BFBFBF" w:sz="4"/>
-              <w:right w:val="single" w:color="BFBFBF" w:sz="4"/>
+              <w:top w:val="single" w:color="000000" w:sz="4"/>
+              <w:left w:val="single" w:color="000000" w:sz="4"/>
+              <w:bottom w:val="single" w:color="000000" w:sz="4"/>
+              <w:right w:val="single" w:color="000000" w:sz="4"/>
             </w:tcBorders>
             <w:tcMar>
               <w:top w:type="dxa" w:w="60"/>
@@ -1767,10 +1756,10 @@
           <w:tcPr>
             <w:tcW w:type="dxa" w:w="3896"/>
             <w:tcBorders>
-              <w:top w:val="single" w:color="BFBFBF" w:sz="4"/>
-              <w:left w:val="single" w:color="BFBFBF" w:sz="4"/>
-              <w:bottom w:val="single" w:color="BFBFBF" w:sz="4"/>
-              <w:right w:val="single" w:color="BFBFBF" w:sz="4"/>
+              <w:top w:val="single" w:color="000000" w:sz="4"/>
+              <w:left w:val="single" w:color="000000" w:sz="4"/>
+              <w:bottom w:val="single" w:color="000000" w:sz="4"/>
+              <w:right w:val="single" w:color="000000" w:sz="4"/>
             </w:tcBorders>
             <w:tcMar>
               <w:top w:type="dxa" w:w="60"/>
@@ -1794,10 +1783,10 @@
           <w:tcPr>
             <w:tcW w:type="dxa" w:w="2838"/>
             <w:tcBorders>
-              <w:top w:val="single" w:color="BFBFBF" w:sz="4"/>
-              <w:left w:val="single" w:color="BFBFBF" w:sz="4"/>
-              <w:bottom w:val="single" w:color="BFBFBF" w:sz="4"/>
-              <w:right w:val="single" w:color="BFBFBF" w:sz="4"/>
+              <w:top w:val="single" w:color="000000" w:sz="4"/>
+              <w:left w:val="single" w:color="000000" w:sz="4"/>
+              <w:bottom w:val="single" w:color="000000" w:sz="4"/>
+              <w:right w:val="single" w:color="000000" w:sz="4"/>
             </w:tcBorders>
             <w:tcMar>
               <w:top w:type="dxa" w:w="60"/>
@@ -1819,10 +1808,10 @@
           <w:tcPr>
             <w:tcW w:type="dxa" w:w="2904"/>
             <w:tcBorders>
-              <w:top w:val="single" w:color="BFBFBF" w:sz="4"/>
-              <w:left w:val="single" w:color="BFBFBF" w:sz="4"/>
-              <w:bottom w:val="single" w:color="BFBFBF" w:sz="4"/>
-              <w:right w:val="single" w:color="BFBFBF" w:sz="4"/>
+              <w:top w:val="single" w:color="000000" w:sz="4"/>
+              <w:left w:val="single" w:color="000000" w:sz="4"/>
+              <w:bottom w:val="single" w:color="000000" w:sz="4"/>
+              <w:right w:val="single" w:color="000000" w:sz="4"/>
             </w:tcBorders>
             <w:tcMar>
               <w:top w:type="dxa" w:w="60"/>
@@ -1844,27 +1833,27 @@
           <w:tcPr>
             <w:tcW w:type="dxa" w:w="3896"/>
             <w:tcBorders>
-              <w:top w:val="single" w:color="BFBFBF" w:sz="4"/>
-              <w:left w:val="single" w:color="BFBFBF" w:sz="4"/>
-              <w:bottom w:val="single" w:color="BFBFBF" w:sz="4"/>
-              <w:right w:val="single" w:color="BFBFBF" w:sz="4"/>
-            </w:tcBorders>
-            <w:tcMar>
-              <w:top w:type="dxa" w:w="60"/>
-              <w:left w:type="dxa" w:w="100"/>
-              <w:bottom w:type="dxa" w:w="60"/>
-              <w:right w:type="dxa" w:w="100"/>
-            </w:tcMar>
-          </w:tcPr>
-          <w:p>
-            <w:pPr>
-              <w:spacing w:after="20" w:before="20"/>
-            </w:pPr>
-            <w:r>
-              <w:rPr>
-                <w:rFonts w:ascii="Consolas" w:cs="Consolas" w:eastAsia="Consolas" w:hAnsi="Consolas"/>
-                <w:sz w:val="19"/>
-                <w:szCs w:val="19"/>
+              <w:top w:val="single" w:color="000000" w:sz="4"/>
+              <w:left w:val="single" w:color="000000" w:sz="4"/>
+              <w:bottom w:val="single" w:color="000000" w:sz="4"/>
+              <w:right w:val="single" w:color="000000" w:sz="4"/>
+            </w:tcBorders>
+            <w:tcMar>
+              <w:top w:type="dxa" w:w="60"/>
+              <w:left w:type="dxa" w:w="100"/>
+              <w:bottom w:type="dxa" w:w="60"/>
+              <w:right w:type="dxa" w:w="100"/>
+            </w:tcMar>
+          </w:tcPr>
+          <w:p>
+            <w:pPr>
+              <w:spacing w:after="20" w:before="20"/>
+            </w:pPr>
+            <w:r>
+              <w:rPr>
+                <w:rFonts w:ascii="Courier New" w:cs="Courier New" w:eastAsia="Courier New" w:hAnsi="Courier New"/>
+                <w:sz w:val="22"/>
+                <w:szCs w:val="22"/>
               </w:rPr>
               <w:t xml:space="preserve">commit-msg</w:t>
             </w:r>
@@ -1879,10 +1868,10 @@
           <w:tcPr>
             <w:tcW w:type="dxa" w:w="2838"/>
             <w:tcBorders>
-              <w:top w:val="single" w:color="BFBFBF" w:sz="4"/>
-              <w:left w:val="single" w:color="BFBFBF" w:sz="4"/>
-              <w:bottom w:val="single" w:color="BFBFBF" w:sz="4"/>
-              <w:right w:val="single" w:color="BFBFBF" w:sz="4"/>
+              <w:top w:val="single" w:color="000000" w:sz="4"/>
+              <w:left w:val="single" w:color="000000" w:sz="4"/>
+              <w:bottom w:val="single" w:color="000000" w:sz="4"/>
+              <w:right w:val="single" w:color="000000" w:sz="4"/>
             </w:tcBorders>
             <w:tcMar>
               <w:top w:type="dxa" w:w="60"/>
@@ -1904,10 +1893,10 @@
           <w:tcPr>
             <w:tcW w:type="dxa" w:w="2904"/>
             <w:tcBorders>
-              <w:top w:val="single" w:color="BFBFBF" w:sz="4"/>
-              <w:left w:val="single" w:color="BFBFBF" w:sz="4"/>
-              <w:bottom w:val="single" w:color="BFBFBF" w:sz="4"/>
-              <w:right w:val="single" w:color="BFBFBF" w:sz="4"/>
+              <w:top w:val="single" w:color="000000" w:sz="4"/>
+              <w:left w:val="single" w:color="000000" w:sz="4"/>
+              <w:bottom w:val="single" w:color="000000" w:sz="4"/>
+              <w:right w:val="single" w:color="000000" w:sz="4"/>
             </w:tcBorders>
             <w:tcMar>
               <w:top w:type="dxa" w:w="60"/>
@@ -1929,10 +1918,10 @@
           <w:tcPr>
             <w:tcW w:type="dxa" w:w="3896"/>
             <w:tcBorders>
-              <w:top w:val="single" w:color="BFBFBF" w:sz="4"/>
-              <w:left w:val="single" w:color="BFBFBF" w:sz="4"/>
-              <w:bottom w:val="single" w:color="BFBFBF" w:sz="4"/>
-              <w:right w:val="single" w:color="BFBFBF" w:sz="4"/>
+              <w:top w:val="single" w:color="000000" w:sz="4"/>
+              <w:left w:val="single" w:color="000000" w:sz="4"/>
+              <w:bottom w:val="single" w:color="000000" w:sz="4"/>
+              <w:right w:val="single" w:color="000000" w:sz="4"/>
             </w:tcBorders>
             <w:tcMar>
               <w:top w:type="dxa" w:w="60"/>
@@ -1950,9 +1939,9 @@
             </w:r>
             <w:r>
               <w:rPr>
-                <w:rFonts w:ascii="Consolas" w:cs="Consolas" w:eastAsia="Consolas" w:hAnsi="Consolas"/>
-                <w:sz w:val="19"/>
-                <w:szCs w:val="19"/>
+                <w:rFonts w:ascii="Courier New" w:cs="Courier New" w:eastAsia="Courier New" w:hAnsi="Courier New"/>
+                <w:sz w:val="22"/>
+                <w:szCs w:val="22"/>
               </w:rPr>
               <w:t xml:space="preserve">main</w:t>
             </w:r>
@@ -1961,9 +1950,9 @@
             </w:r>
             <w:r>
               <w:rPr>
-                <w:rFonts w:ascii="Consolas" w:cs="Consolas" w:eastAsia="Consolas" w:hAnsi="Consolas"/>
-                <w:sz w:val="19"/>
-                <w:szCs w:val="19"/>
+                <w:rFonts w:ascii="Courier New" w:cs="Courier New" w:eastAsia="Courier New" w:hAnsi="Courier New"/>
+                <w:sz w:val="22"/>
+                <w:szCs w:val="22"/>
               </w:rPr>
               <w:t xml:space="preserve">CODEOWNERS</w:t>
             </w:r>
@@ -1975,10 +1964,10 @@
           <w:tcPr>
             <w:tcW w:type="dxa" w:w="2838"/>
             <w:tcBorders>
-              <w:top w:val="single" w:color="BFBFBF" w:sz="4"/>
-              <w:left w:val="single" w:color="BFBFBF" w:sz="4"/>
-              <w:bottom w:val="single" w:color="BFBFBF" w:sz="4"/>
-              <w:right w:val="single" w:color="BFBFBF" w:sz="4"/>
+              <w:top w:val="single" w:color="000000" w:sz="4"/>
+              <w:left w:val="single" w:color="000000" w:sz="4"/>
+              <w:bottom w:val="single" w:color="000000" w:sz="4"/>
+              <w:right w:val="single" w:color="000000" w:sz="4"/>
             </w:tcBorders>
             <w:tcMar>
               <w:top w:type="dxa" w:w="60"/>
@@ -2000,10 +1989,10 @@
           <w:tcPr>
             <w:tcW w:type="dxa" w:w="2904"/>
             <w:tcBorders>
-              <w:top w:val="single" w:color="BFBFBF" w:sz="4"/>
-              <w:left w:val="single" w:color="BFBFBF" w:sz="4"/>
-              <w:bottom w:val="single" w:color="BFBFBF" w:sz="4"/>
-              <w:right w:val="single" w:color="BFBFBF" w:sz="4"/>
+              <w:top w:val="single" w:color="000000" w:sz="4"/>
+              <w:left w:val="single" w:color="000000" w:sz="4"/>
+              <w:bottom w:val="single" w:color="000000" w:sz="4"/>
+              <w:right w:val="single" w:color="000000" w:sz="4"/>
             </w:tcBorders>
             <w:tcMar>
               <w:top w:type="dxa" w:w="60"/>
@@ -2025,10 +2014,10 @@
           <w:tcPr>
             <w:tcW w:type="dxa" w:w="3896"/>
             <w:tcBorders>
-              <w:top w:val="single" w:color="BFBFBF" w:sz="4"/>
-              <w:left w:val="single" w:color="BFBFBF" w:sz="4"/>
-              <w:bottom w:val="single" w:color="BFBFBF" w:sz="4"/>
-              <w:right w:val="single" w:color="BFBFBF" w:sz="4"/>
+              <w:top w:val="single" w:color="000000" w:sz="4"/>
+              <w:left w:val="single" w:color="000000" w:sz="4"/>
+              <w:bottom w:val="single" w:color="000000" w:sz="4"/>
+              <w:right w:val="single" w:color="000000" w:sz="4"/>
             </w:tcBorders>
             <w:tcMar>
               <w:top w:type="dxa" w:w="60"/>
@@ -2052,10 +2041,10 @@
           <w:tcPr>
             <w:tcW w:type="dxa" w:w="2838"/>
             <w:tcBorders>
-              <w:top w:val="single" w:color="BFBFBF" w:sz="4"/>
-              <w:left w:val="single" w:color="BFBFBF" w:sz="4"/>
-              <w:bottom w:val="single" w:color="BFBFBF" w:sz="4"/>
-              <w:right w:val="single" w:color="BFBFBF" w:sz="4"/>
+              <w:top w:val="single" w:color="000000" w:sz="4"/>
+              <w:left w:val="single" w:color="000000" w:sz="4"/>
+              <w:bottom w:val="single" w:color="000000" w:sz="4"/>
+              <w:right w:val="single" w:color="000000" w:sz="4"/>
             </w:tcBorders>
             <w:tcMar>
               <w:top w:type="dxa" w:w="60"/>
@@ -2077,10 +2066,10 @@
           <w:tcPr>
             <w:tcW w:type="dxa" w:w="2904"/>
             <w:tcBorders>
-              <w:top w:val="single" w:color="BFBFBF" w:sz="4"/>
-              <w:left w:val="single" w:color="BFBFBF" w:sz="4"/>
-              <w:bottom w:val="single" w:color="BFBFBF" w:sz="4"/>
-              <w:right w:val="single" w:color="BFBFBF" w:sz="4"/>
+              <w:top w:val="single" w:color="000000" w:sz="4"/>
+              <w:left w:val="single" w:color="000000" w:sz="4"/>
+              <w:bottom w:val="single" w:color="000000" w:sz="4"/>
+              <w:right w:val="single" w:color="000000" w:sz="4"/>
             </w:tcBorders>
             <w:tcMar>
               <w:top w:type="dxa" w:w="60"/>
@@ -2102,27 +2091,27 @@
           <w:tcPr>
             <w:tcW w:type="dxa" w:w="3896"/>
             <w:tcBorders>
-              <w:top w:val="single" w:color="BFBFBF" w:sz="4"/>
-              <w:left w:val="single" w:color="BFBFBF" w:sz="4"/>
-              <w:bottom w:val="single" w:color="BFBFBF" w:sz="4"/>
-              <w:right w:val="single" w:color="BFBFBF" w:sz="4"/>
-            </w:tcBorders>
-            <w:tcMar>
-              <w:top w:type="dxa" w:w="60"/>
-              <w:left w:type="dxa" w:w="100"/>
-              <w:bottom w:type="dxa" w:w="60"/>
-              <w:right w:type="dxa" w:w="100"/>
-            </w:tcMar>
-          </w:tcPr>
-          <w:p>
-            <w:pPr>
-              <w:spacing w:after="20" w:before="20"/>
-            </w:pPr>
-            <w:r>
-              <w:rPr>
-                <w:rFonts w:ascii="Consolas" w:cs="Consolas" w:eastAsia="Consolas" w:hAnsi="Consolas"/>
-                <w:sz w:val="19"/>
-                <w:szCs w:val="19"/>
+              <w:top w:val="single" w:color="000000" w:sz="4"/>
+              <w:left w:val="single" w:color="000000" w:sz="4"/>
+              <w:bottom w:val="single" w:color="000000" w:sz="4"/>
+              <w:right w:val="single" w:color="000000" w:sz="4"/>
+            </w:tcBorders>
+            <w:tcMar>
+              <w:top w:type="dxa" w:w="60"/>
+              <w:left w:type="dxa" w:w="100"/>
+              <w:bottom w:type="dxa" w:w="60"/>
+              <w:right w:type="dxa" w:w="100"/>
+            </w:tcMar>
+          </w:tcPr>
+          <w:p>
+            <w:pPr>
+              <w:spacing w:after="20" w:before="20"/>
+            </w:pPr>
+            <w:r>
+              <w:rPr>
+                <w:rFonts w:ascii="Courier New" w:cs="Courier New" w:eastAsia="Courier New" w:hAnsi="Courier New"/>
+                <w:sz w:val="22"/>
+                <w:szCs w:val="22"/>
               </w:rPr>
               <w:t xml:space="preserve">.env.example</w:t>
             </w:r>
@@ -2225,9 +2214,9 @@
       </w:r>
       <w:r>
         <w:rPr>
-          <w:rFonts w:ascii="Consolas" w:cs="Consolas" w:eastAsia="Consolas" w:hAnsi="Consolas"/>
-          <w:sz w:val="19"/>
-          <w:szCs w:val="19"/>
+          <w:rFonts w:ascii="Courier New" w:cs="Courier New" w:eastAsia="Courier New" w:hAnsi="Courier New"/>
+          <w:sz w:val="22"/>
+          <w:szCs w:val="22"/>
         </w:rPr>
         <w:t xml:space="preserve">main</w:t>
       </w:r>
@@ -2337,9 +2326,9 @@
       </w:r>
       <w:r>
         <w:rPr>
-          <w:rFonts w:ascii="Consolas" w:cs="Consolas" w:eastAsia="Consolas" w:hAnsi="Consolas"/>
-          <w:sz w:val="19"/>
-          <w:szCs w:val="19"/>
+          <w:rFonts w:ascii="Courier New" w:cs="Courier New" w:eastAsia="Courier New" w:hAnsi="Courier New"/>
+          <w:sz w:val="22"/>
+          <w:szCs w:val="22"/>
         </w:rPr>
         <w:t xml:space="preserve">main</w:t>
       </w:r>
@@ -2495,9 +2484,9 @@
       </w:r>
       <w:r>
         <w:rPr>
-          <w:rFonts w:ascii="Consolas" w:cs="Consolas" w:eastAsia="Consolas" w:hAnsi="Consolas"/>
-          <w:sz w:val="19"/>
-          <w:szCs w:val="19"/>
+          <w:rFonts w:ascii="Courier New" w:cs="Courier New" w:eastAsia="Courier New" w:hAnsi="Courier New"/>
+          <w:sz w:val="22"/>
+          <w:szCs w:val="22"/>
         </w:rPr>
         <w:t xml:space="preserve">ci.yml</w:t>
       </w:r>
@@ -2506,9 +2495,9 @@
       </w:r>
       <w:r>
         <w:rPr>
-          <w:rFonts w:ascii="Consolas" w:cs="Consolas" w:eastAsia="Consolas" w:hAnsi="Consolas"/>
-          <w:sz w:val="19"/>
-          <w:szCs w:val="19"/>
+          <w:rFonts w:ascii="Courier New" w:cs="Courier New" w:eastAsia="Courier New" w:hAnsi="Courier New"/>
+          <w:sz w:val="22"/>
+          <w:szCs w:val="22"/>
         </w:rPr>
         <w:t xml:space="preserve">.railway/railway.ts</w:t>
       </w:r>
@@ -2525,9 +2514,9 @@
       </w:r>
       <w:r>
         <w:rPr>
-          <w:rFonts w:ascii="Consolas" w:cs="Consolas" w:eastAsia="Consolas" w:hAnsi="Consolas"/>
-          <w:sz w:val="19"/>
-          <w:szCs w:val="19"/>
+          <w:rFonts w:ascii="Courier New" w:cs="Courier New" w:eastAsia="Courier New" w:hAnsi="Courier New"/>
+          <w:sz w:val="22"/>
+          <w:szCs w:val="22"/>
         </w:rPr>
         <w:t xml:space="preserve">docs/bitacora_ia.md</w:t>
       </w:r>
@@ -2543,11 +2532,11 @@
       </w:r>
       <w:r>
         <w:rPr>
-          <w:rFonts w:ascii="Consolas" w:cs="Consolas" w:eastAsia="Consolas" w:hAnsi="Consolas"/>
+          <w:rFonts w:ascii="Courier New" w:cs="Courier New" w:eastAsia="Courier New" w:hAnsi="Courier New"/>
           <w:b/>
           <w:bCs/>
-          <w:sz w:val="19"/>
-          <w:szCs w:val="19"/>
+          <w:sz w:val="22"/>
+          <w:szCs w:val="22"/>
         </w:rPr>
         <w:t xml:space="preserve">main</w:t>
       </w:r>
@@ -2678,9 +2667,9 @@
       </w:r>
       <w:r>
         <w:rPr>
-          <w:rFonts w:ascii="Consolas" w:cs="Consolas" w:eastAsia="Consolas" w:hAnsi="Consolas"/>
-          <w:sz w:val="19"/>
-          <w:szCs w:val="19"/>
+          <w:rFonts w:ascii="Courier New" w:cs="Courier New" w:eastAsia="Courier New" w:hAnsi="Courier New"/>
+          <w:sz w:val="22"/>
+          <w:szCs w:val="22"/>
         </w:rPr>
         <w:t xml:space="preserve">docs/despliegue.md</w:t>
       </w:r>
@@ -2744,12 +2733,11 @@
           <w:tcPr>
             <w:tcW w:type="dxa" w:w="2913"/>
             <w:tcBorders>
-              <w:top w:val="single" w:color="BFBFBF" w:sz="4"/>
-              <w:left w:val="single" w:color="BFBFBF" w:sz="4"/>
-              <w:bottom w:val="single" w:color="BFBFBF" w:sz="4"/>
-              <w:right w:val="single" w:color="BFBFBF" w:sz="4"/>
-            </w:tcBorders>
-            <w:shd w:fill="DCE6F1" w:color="auto" w:val="clear"/>
+              <w:top w:val="single" w:color="000000" w:sz="4"/>
+              <w:left w:val="single" w:color="000000" w:sz="4"/>
+              <w:bottom w:val="single" w:color="000000" w:sz="4"/>
+              <w:right w:val="single" w:color="000000" w:sz="4"/>
+            </w:tcBorders>
             <w:tcMar>
               <w:top w:type="dxa" w:w="60"/>
               <w:left w:type="dxa" w:w="100"/>
@@ -2774,12 +2762,11 @@
           <w:tcPr>
             <w:tcW w:type="dxa" w:w="6725"/>
             <w:tcBorders>
-              <w:top w:val="single" w:color="BFBFBF" w:sz="4"/>
-              <w:left w:val="single" w:color="BFBFBF" w:sz="4"/>
-              <w:bottom w:val="single" w:color="BFBFBF" w:sz="4"/>
-              <w:right w:val="single" w:color="BFBFBF" w:sz="4"/>
-            </w:tcBorders>
-            <w:shd w:fill="DCE6F1" w:color="auto" w:val="clear"/>
+              <w:top w:val="single" w:color="000000" w:sz="4"/>
+              <w:left w:val="single" w:color="000000" w:sz="4"/>
+              <w:bottom w:val="single" w:color="000000" w:sz="4"/>
+              <w:right w:val="single" w:color="000000" w:sz="4"/>
+            </w:tcBorders>
             <w:tcMar>
               <w:top w:type="dxa" w:w="60"/>
               <w:left w:type="dxa" w:w="100"/>
@@ -2806,10 +2793,10 @@
           <w:tcPr>
             <w:tcW w:type="dxa" w:w="2913"/>
             <w:tcBorders>
-              <w:top w:val="single" w:color="BFBFBF" w:sz="4"/>
-              <w:left w:val="single" w:color="BFBFBF" w:sz="4"/>
-              <w:bottom w:val="single" w:color="BFBFBF" w:sz="4"/>
-              <w:right w:val="single" w:color="BFBFBF" w:sz="4"/>
+              <w:top w:val="single" w:color="000000" w:sz="4"/>
+              <w:left w:val="single" w:color="000000" w:sz="4"/>
+              <w:bottom w:val="single" w:color="000000" w:sz="4"/>
+              <w:right w:val="single" w:color="000000" w:sz="4"/>
             </w:tcBorders>
             <w:tcMar>
               <w:top w:type="dxa" w:w="60"/>
@@ -2831,10 +2818,10 @@
           <w:tcPr>
             <w:tcW w:type="dxa" w:w="6725"/>
             <w:tcBorders>
-              <w:top w:val="single" w:color="BFBFBF" w:sz="4"/>
-              <w:left w:val="single" w:color="BFBFBF" w:sz="4"/>
-              <w:bottom w:val="single" w:color="BFBFBF" w:sz="4"/>
-              <w:right w:val="single" w:color="BFBFBF" w:sz="4"/>
+              <w:top w:val="single" w:color="000000" w:sz="4"/>
+              <w:left w:val="single" w:color="000000" w:sz="4"/>
+              <w:bottom w:val="single" w:color="000000" w:sz="4"/>
+              <w:right w:val="single" w:color="000000" w:sz="4"/>
             </w:tcBorders>
             <w:tcMar>
               <w:top w:type="dxa" w:w="60"/>
@@ -2858,10 +2845,10 @@
           <w:tcPr>
             <w:tcW w:type="dxa" w:w="2913"/>
             <w:tcBorders>
-              <w:top w:val="single" w:color="BFBFBF" w:sz="4"/>
-              <w:left w:val="single" w:color="BFBFBF" w:sz="4"/>
-              <w:bottom w:val="single" w:color="BFBFBF" w:sz="4"/>
-              <w:right w:val="single" w:color="BFBFBF" w:sz="4"/>
+              <w:top w:val="single" w:color="000000" w:sz="4"/>
+              <w:left w:val="single" w:color="000000" w:sz="4"/>
+              <w:bottom w:val="single" w:color="000000" w:sz="4"/>
+              <w:right w:val="single" w:color="000000" w:sz="4"/>
             </w:tcBorders>
             <w:tcMar>
               <w:top w:type="dxa" w:w="60"/>
@@ -2883,10 +2870,10 @@
           <w:tcPr>
             <w:tcW w:type="dxa" w:w="6725"/>
             <w:tcBorders>
-              <w:top w:val="single" w:color="BFBFBF" w:sz="4"/>
-              <w:left w:val="single" w:color="BFBFBF" w:sz="4"/>
-              <w:bottom w:val="single" w:color="BFBFBF" w:sz="4"/>
-              <w:right w:val="single" w:color="BFBFBF" w:sz="4"/>
+              <w:top w:val="single" w:color="000000" w:sz="4"/>
+              <w:left w:val="single" w:color="000000" w:sz="4"/>
+              <w:bottom w:val="single" w:color="000000" w:sz="4"/>
+              <w:right w:val="single" w:color="000000" w:sz="4"/>
             </w:tcBorders>
             <w:tcMar>
               <w:top w:type="dxa" w:w="60"/>
@@ -2904,9 +2891,9 @@
             </w:r>
             <w:r>
               <w:rPr>
-                <w:rFonts w:ascii="Consolas" w:cs="Consolas" w:eastAsia="Consolas" w:hAnsi="Consolas"/>
-                <w:sz w:val="19"/>
-                <w:szCs w:val="19"/>
+                <w:rFonts w:ascii="Courier New" w:cs="Courier New" w:eastAsia="Courier New" w:hAnsi="Courier New"/>
+                <w:sz w:val="22"/>
+                <w:szCs w:val="22"/>
               </w:rPr>
               <w:t xml:space="preserve">.github/workflows/ci.yml</w:t>
             </w:r>
@@ -2921,10 +2908,10 @@
           <w:tcPr>
             <w:tcW w:type="dxa" w:w="2913"/>
             <w:tcBorders>
-              <w:top w:val="single" w:color="BFBFBF" w:sz="4"/>
-              <w:left w:val="single" w:color="BFBFBF" w:sz="4"/>
-              <w:bottom w:val="single" w:color="BFBFBF" w:sz="4"/>
-              <w:right w:val="single" w:color="BFBFBF" w:sz="4"/>
+              <w:top w:val="single" w:color="000000" w:sz="4"/>
+              <w:left w:val="single" w:color="000000" w:sz="4"/>
+              <w:bottom w:val="single" w:color="000000" w:sz="4"/>
+              <w:right w:val="single" w:color="000000" w:sz="4"/>
             </w:tcBorders>
             <w:tcMar>
               <w:top w:type="dxa" w:w="60"/>
@@ -2946,10 +2933,10 @@
           <w:tcPr>
             <w:tcW w:type="dxa" w:w="6725"/>
             <w:tcBorders>
-              <w:top w:val="single" w:color="BFBFBF" w:sz="4"/>
-              <w:left w:val="single" w:color="BFBFBF" w:sz="4"/>
-              <w:bottom w:val="single" w:color="BFBFBF" w:sz="4"/>
-              <w:right w:val="single" w:color="BFBFBF" w:sz="4"/>
+              <w:top w:val="single" w:color="000000" w:sz="4"/>
+              <w:left w:val="single" w:color="000000" w:sz="4"/>
+              <w:bottom w:val="single" w:color="000000" w:sz="4"/>
+              <w:right w:val="single" w:color="000000" w:sz="4"/>
             </w:tcBorders>
             <w:tcMar>
               <w:top w:type="dxa" w:w="60"/>
@@ -2973,10 +2960,10 @@
           <w:tcPr>
             <w:tcW w:type="dxa" w:w="2913"/>
             <w:tcBorders>
-              <w:top w:val="single" w:color="BFBFBF" w:sz="4"/>
-              <w:left w:val="single" w:color="BFBFBF" w:sz="4"/>
-              <w:bottom w:val="single" w:color="BFBFBF" w:sz="4"/>
-              <w:right w:val="single" w:color="BFBFBF" w:sz="4"/>
+              <w:top w:val="single" w:color="000000" w:sz="4"/>
+              <w:left w:val="single" w:color="000000" w:sz="4"/>
+              <w:bottom w:val="single" w:color="000000" w:sz="4"/>
+              <w:right w:val="single" w:color="000000" w:sz="4"/>
             </w:tcBorders>
             <w:tcMar>
               <w:top w:type="dxa" w:w="60"/>
@@ -2998,10 +2985,10 @@
           <w:tcPr>
             <w:tcW w:type="dxa" w:w="6725"/>
             <w:tcBorders>
-              <w:top w:val="single" w:color="BFBFBF" w:sz="4"/>
-              <w:left w:val="single" w:color="BFBFBF" w:sz="4"/>
-              <w:bottom w:val="single" w:color="BFBFBF" w:sz="4"/>
-              <w:right w:val="single" w:color="BFBFBF" w:sz="4"/>
+              <w:top w:val="single" w:color="000000" w:sz="4"/>
+              <w:left w:val="single" w:color="000000" w:sz="4"/>
+              <w:bottom w:val="single" w:color="000000" w:sz="4"/>
+              <w:right w:val="single" w:color="000000" w:sz="4"/>
             </w:tcBorders>
             <w:tcMar>
               <w:top w:type="dxa" w:w="60"/>
@@ -3019,9 +3006,9 @@
             </w:r>
             <w:r>
               <w:rPr>
-                <w:rFonts w:ascii="Consolas" w:cs="Consolas" w:eastAsia="Consolas" w:hAnsi="Consolas"/>
-                <w:sz w:val="19"/>
-                <w:szCs w:val="19"/>
+                <w:rFonts w:ascii="Courier New" w:cs="Courier New" w:eastAsia="Courier New" w:hAnsi="Courier New"/>
+                <w:sz w:val="22"/>
+                <w:szCs w:val="22"/>
               </w:rPr>
               <w:t xml:space="preserve">node --test</w:t>
             </w:r>
@@ -3036,10 +3023,10 @@
           <w:tcPr>
             <w:tcW w:type="dxa" w:w="2913"/>
             <w:tcBorders>
-              <w:top w:val="single" w:color="BFBFBF" w:sz="4"/>
-              <w:left w:val="single" w:color="BFBFBF" w:sz="4"/>
-              <w:bottom w:val="single" w:color="BFBFBF" w:sz="4"/>
-              <w:right w:val="single" w:color="BFBFBF" w:sz="4"/>
+              <w:top w:val="single" w:color="000000" w:sz="4"/>
+              <w:left w:val="single" w:color="000000" w:sz="4"/>
+              <w:bottom w:val="single" w:color="000000" w:sz="4"/>
+              <w:right w:val="single" w:color="000000" w:sz="4"/>
             </w:tcBorders>
             <w:tcMar>
               <w:top w:type="dxa" w:w="60"/>
@@ -3061,10 +3048,10 @@
           <w:tcPr>
             <w:tcW w:type="dxa" w:w="6725"/>
             <w:tcBorders>
-              <w:top w:val="single" w:color="BFBFBF" w:sz="4"/>
-              <w:left w:val="single" w:color="BFBFBF" w:sz="4"/>
-              <w:bottom w:val="single" w:color="BFBFBF" w:sz="4"/>
-              <w:right w:val="single" w:color="BFBFBF" w:sz="4"/>
+              <w:top w:val="single" w:color="000000" w:sz="4"/>
+              <w:left w:val="single" w:color="000000" w:sz="4"/>
+              <w:bottom w:val="single" w:color="000000" w:sz="4"/>
+              <w:right w:val="single" w:color="000000" w:sz="4"/>
             </w:tcBorders>
             <w:tcMar>
               <w:top w:type="dxa" w:w="60"/>
@@ -3082,9 +3069,9 @@
             </w:r>
             <w:r>
               <w:rPr>
-                <w:rFonts w:ascii="Consolas" w:cs="Consolas" w:eastAsia="Consolas" w:hAnsi="Consolas"/>
-                <w:sz w:val="19"/>
-                <w:szCs w:val="19"/>
+                <w:rFonts w:ascii="Courier New" w:cs="Courier New" w:eastAsia="Courier New" w:hAnsi="Courier New"/>
+                <w:sz w:val="22"/>
+                <w:szCs w:val="22"/>
               </w:rPr>
               <w:t xml:space="preserve">.railway/railway.ts</w:t>
             </w:r>
@@ -3099,10 +3086,10 @@
           <w:tcPr>
             <w:tcW w:type="dxa" w:w="2913"/>
             <w:tcBorders>
-              <w:top w:val="single" w:color="BFBFBF" w:sz="4"/>
-              <w:left w:val="single" w:color="BFBFBF" w:sz="4"/>
-              <w:bottom w:val="single" w:color="BFBFBF" w:sz="4"/>
-              <w:right w:val="single" w:color="BFBFBF" w:sz="4"/>
+              <w:top w:val="single" w:color="000000" w:sz="4"/>
+              <w:left w:val="single" w:color="000000" w:sz="4"/>
+              <w:bottom w:val="single" w:color="000000" w:sz="4"/>
+              <w:right w:val="single" w:color="000000" w:sz="4"/>
             </w:tcBorders>
             <w:tcMar>
               <w:top w:type="dxa" w:w="60"/>
@@ -3124,10 +3111,10 @@
           <w:tcPr>
             <w:tcW w:type="dxa" w:w="6725"/>
             <w:tcBorders>
-              <w:top w:val="single" w:color="BFBFBF" w:sz="4"/>
-              <w:left w:val="single" w:color="BFBFBF" w:sz="4"/>
-              <w:bottom w:val="single" w:color="BFBFBF" w:sz="4"/>
-              <w:right w:val="single" w:color="BFBFBF" w:sz="4"/>
+              <w:top w:val="single" w:color="000000" w:sz="4"/>
+              <w:left w:val="single" w:color="000000" w:sz="4"/>
+              <w:bottom w:val="single" w:color="000000" w:sz="4"/>
+              <w:right w:val="single" w:color="000000" w:sz="4"/>
             </w:tcBorders>
             <w:tcMar>
               <w:top w:type="dxa" w:w="60"/>
@@ -3145,9 +3132,9 @@
             </w:r>
             <w:r>
               <w:rPr>
-                <w:rFonts w:ascii="Consolas" w:cs="Consolas" w:eastAsia="Consolas" w:hAnsi="Consolas"/>
-                <w:sz w:val="19"/>
-                <w:szCs w:val="19"/>
+                <w:rFonts w:ascii="Courier New" w:cs="Courier New" w:eastAsia="Courier New" w:hAnsi="Courier New"/>
+                <w:sz w:val="22"/>
+                <w:szCs w:val="22"/>
               </w:rPr>
               <w:t xml:space="preserve">/health</w:t>
             </w:r>
@@ -3156,9 +3143,9 @@
             </w:r>
             <w:r>
               <w:rPr>
-                <w:rFonts w:ascii="Consolas" w:cs="Consolas" w:eastAsia="Consolas" w:hAnsi="Consolas"/>
-                <w:sz w:val="19"/>
-                <w:szCs w:val="19"/>
+                <w:rFonts w:ascii="Courier New" w:cs="Courier New" w:eastAsia="Courier New" w:hAnsi="Courier New"/>
+                <w:sz w:val="22"/>
+                <w:szCs w:val="22"/>
               </w:rPr>
               <w:t xml:space="preserve">respaldo.yml</w:t>
             </w:r>
@@ -3173,10 +3160,10 @@
           <w:tcPr>
             <w:tcW w:type="dxa" w:w="2913"/>
             <w:tcBorders>
-              <w:top w:val="single" w:color="BFBFBF" w:sz="4"/>
-              <w:left w:val="single" w:color="BFBFBF" w:sz="4"/>
-              <w:bottom w:val="single" w:color="BFBFBF" w:sz="4"/>
-              <w:right w:val="single" w:color="BFBFBF" w:sz="4"/>
+              <w:top w:val="single" w:color="000000" w:sz="4"/>
+              <w:left w:val="single" w:color="000000" w:sz="4"/>
+              <w:bottom w:val="single" w:color="000000" w:sz="4"/>
+              <w:right w:val="single" w:color="000000" w:sz="4"/>
             </w:tcBorders>
             <w:tcMar>
               <w:top w:type="dxa" w:w="60"/>
@@ -3198,27 +3185,27 @@
           <w:tcPr>
             <w:tcW w:type="dxa" w:w="6725"/>
             <w:tcBorders>
-              <w:top w:val="single" w:color="BFBFBF" w:sz="4"/>
-              <w:left w:val="single" w:color="BFBFBF" w:sz="4"/>
-              <w:bottom w:val="single" w:color="BFBFBF" w:sz="4"/>
-              <w:right w:val="single" w:color="BFBFBF" w:sz="4"/>
-            </w:tcBorders>
-            <w:tcMar>
-              <w:top w:type="dxa" w:w="60"/>
-              <w:left w:type="dxa" w:w="100"/>
-              <w:bottom w:type="dxa" w:w="60"/>
-              <w:right w:type="dxa" w:w="100"/>
-            </w:tcMar>
-          </w:tcPr>
-          <w:p>
-            <w:pPr>
-              <w:spacing w:after="20" w:before="20"/>
-            </w:pPr>
-            <w:r>
-              <w:rPr>
-                <w:rFonts w:ascii="Consolas" w:cs="Consolas" w:eastAsia="Consolas" w:hAnsi="Consolas"/>
-                <w:sz w:val="19"/>
-                <w:szCs w:val="19"/>
+              <w:top w:val="single" w:color="000000" w:sz="4"/>
+              <w:left w:val="single" w:color="000000" w:sz="4"/>
+              <w:bottom w:val="single" w:color="000000" w:sz="4"/>
+              <w:right w:val="single" w:color="000000" w:sz="4"/>
+            </w:tcBorders>
+            <w:tcMar>
+              <w:top w:type="dxa" w:w="60"/>
+              <w:left w:type="dxa" w:w="100"/>
+              <w:bottom w:type="dxa" w:w="60"/>
+              <w:right w:type="dxa" w:w="100"/>
+            </w:tcMar>
+          </w:tcPr>
+          <w:p>
+            <w:pPr>
+              <w:spacing w:after="20" w:before="20"/>
+            </w:pPr>
+            <w:r>
+              <w:rPr>
+                <w:rFonts w:ascii="Courier New" w:cs="Courier New" w:eastAsia="Courier New" w:hAnsi="Courier New"/>
+                <w:sz w:val="22"/>
+                <w:szCs w:val="22"/>
               </w:rPr>
               <w:t xml:space="preserve">scripts/metricas/entrega.mjs</w:t>
             </w:r>
@@ -3227,9 +3214,9 @@
             </w:r>
             <w:r>
               <w:rPr>
-                <w:rFonts w:ascii="Consolas" w:cs="Consolas" w:eastAsia="Consolas" w:hAnsi="Consolas"/>
-                <w:sz w:val="19"/>
-                <w:szCs w:val="19"/>
+                <w:rFonts w:ascii="Courier New" w:cs="Courier New" w:eastAsia="Courier New" w:hAnsi="Courier New"/>
+                <w:sz w:val="22"/>
+                <w:szCs w:val="22"/>
               </w:rPr>
               <w:t xml:space="preserve">scripts/metricas/lighthouse.mjs</w:t>
             </w:r>
@@ -3292,9 +3279,9 @@
       </w:r>
       <w:r>
         <w:rPr>
-          <w:rFonts w:ascii="Consolas" w:cs="Consolas" w:eastAsia="Consolas" w:hAnsi="Consolas"/>
-          <w:sz w:val="19"/>
-          <w:szCs w:val="19"/>
+          <w:rFonts w:ascii="Courier New" w:cs="Courier New" w:eastAsia="Courier New" w:hAnsi="Courier New"/>
+          <w:sz w:val="22"/>
+          <w:szCs w:val="22"/>
         </w:rPr>
         <w:t xml:space="preserve">Alumno.dni @unique</w:t>
       </w:r>
@@ -3334,9 +3321,9 @@
       </w:r>
       <w:r>
         <w:rPr>
-          <w:rFonts w:ascii="Consolas" w:cs="Consolas" w:eastAsia="Consolas" w:hAnsi="Consolas"/>
-          <w:sz w:val="19"/>
-          <w:szCs w:val="19"/>
+          <w:rFonts w:ascii="Courier New" w:cs="Courier New" w:eastAsia="Courier New" w:hAnsi="Courier New"/>
+          <w:sz w:val="22"/>
+          <w:szCs w:val="22"/>
         </w:rPr>
         <w:t xml:space="preserve">pnpm --filter backend test:humo</w:t>
       </w:r>
@@ -3377,9 +3364,9 @@
       </w:r>
       <w:r>
         <w:rPr>
-          <w:rFonts w:ascii="Consolas" w:cs="Consolas" w:eastAsia="Consolas" w:hAnsi="Consolas"/>
-          <w:sz w:val="19"/>
-          <w:szCs w:val="19"/>
+          <w:rFonts w:ascii="Courier New" w:cs="Courier New" w:eastAsia="Courier New" w:hAnsi="Courier New"/>
+          <w:sz w:val="22"/>
+          <w:szCs w:val="22"/>
         </w:rPr>
         <w:t xml:space="preserve">docs/manual_de_usuario.md</w:t>
       </w:r>
@@ -3403,9 +3390,9 @@
       </w:r>
       <w:r>
         <w:rPr>
-          <w:rFonts w:ascii="Consolas" w:cs="Consolas" w:eastAsia="Consolas" w:hAnsi="Consolas"/>
-          <w:sz w:val="19"/>
-          <w:szCs w:val="19"/>
+          <w:rFonts w:ascii="Courier New" w:cs="Courier New" w:eastAsia="Courier New" w:hAnsi="Courier New"/>
+          <w:sz w:val="22"/>
+          <w:szCs w:val="22"/>
         </w:rPr>
         <w:t xml:space="preserve">alumnos</w:t>
       </w:r>
@@ -3414,9 +3401,9 @@
       </w:r>
       <w:r>
         <w:rPr>
-          <w:rFonts w:ascii="Consolas" w:cs="Consolas" w:eastAsia="Consolas" w:hAnsi="Consolas"/>
-          <w:sz w:val="19"/>
-          <w:szCs w:val="19"/>
+          <w:rFonts w:ascii="Courier New" w:cs="Courier New" w:eastAsia="Courier New" w:hAnsi="Courier New"/>
+          <w:sz w:val="22"/>
+          <w:szCs w:val="22"/>
         </w:rPr>
         <w:t xml:space="preserve">main</w:t>
       </w:r>
@@ -3477,12 +3464,11 @@
           <w:tcPr>
             <w:tcW w:type="dxa" w:w="3735"/>
             <w:tcBorders>
-              <w:top w:val="single" w:color="BFBFBF" w:sz="4"/>
-              <w:left w:val="single" w:color="BFBFBF" w:sz="4"/>
-              <w:bottom w:val="single" w:color="BFBFBF" w:sz="4"/>
-              <w:right w:val="single" w:color="BFBFBF" w:sz="4"/>
-            </w:tcBorders>
-            <w:shd w:fill="DCE6F1" w:color="auto" w:val="clear"/>
+              <w:top w:val="single" w:color="000000" w:sz="4"/>
+              <w:left w:val="single" w:color="000000" w:sz="4"/>
+              <w:bottom w:val="single" w:color="000000" w:sz="4"/>
+              <w:right w:val="single" w:color="000000" w:sz="4"/>
+            </w:tcBorders>
             <w:tcMar>
               <w:top w:type="dxa" w:w="60"/>
               <w:left w:type="dxa" w:w="100"/>
@@ -3507,12 +3493,11 @@
           <w:tcPr>
             <w:tcW w:type="dxa" w:w="597"/>
             <w:tcBorders>
-              <w:top w:val="single" w:color="BFBFBF" w:sz="4"/>
-              <w:left w:val="single" w:color="BFBFBF" w:sz="4"/>
-              <w:bottom w:val="single" w:color="BFBFBF" w:sz="4"/>
-              <w:right w:val="single" w:color="BFBFBF" w:sz="4"/>
-            </w:tcBorders>
-            <w:shd w:fill="DCE6F1" w:color="auto" w:val="clear"/>
+              <w:top w:val="single" w:color="000000" w:sz="4"/>
+              <w:left w:val="single" w:color="000000" w:sz="4"/>
+              <w:bottom w:val="single" w:color="000000" w:sz="4"/>
+              <w:right w:val="single" w:color="000000" w:sz="4"/>
+            </w:tcBorders>
             <w:tcMar>
               <w:top w:type="dxa" w:w="60"/>
               <w:left w:type="dxa" w:w="100"/>
@@ -3537,12 +3522,11 @@
           <w:tcPr>
             <w:tcW w:type="dxa" w:w="821"/>
             <w:tcBorders>
-              <w:top w:val="single" w:color="BFBFBF" w:sz="4"/>
-              <w:left w:val="single" w:color="BFBFBF" w:sz="4"/>
-              <w:bottom w:val="single" w:color="BFBFBF" w:sz="4"/>
-              <w:right w:val="single" w:color="BFBFBF" w:sz="4"/>
-            </w:tcBorders>
-            <w:shd w:fill="DCE6F1" w:color="auto" w:val="clear"/>
+              <w:top w:val="single" w:color="000000" w:sz="4"/>
+              <w:left w:val="single" w:color="000000" w:sz="4"/>
+              <w:bottom w:val="single" w:color="000000" w:sz="4"/>
+              <w:right w:val="single" w:color="000000" w:sz="4"/>
+            </w:tcBorders>
             <w:tcMar>
               <w:top w:type="dxa" w:w="60"/>
               <w:left w:type="dxa" w:w="100"/>
@@ -3567,12 +3551,11 @@
           <w:tcPr>
             <w:tcW w:type="dxa" w:w="4485"/>
             <w:tcBorders>
-              <w:top w:val="single" w:color="BFBFBF" w:sz="4"/>
-              <w:left w:val="single" w:color="BFBFBF" w:sz="4"/>
-              <w:bottom w:val="single" w:color="BFBFBF" w:sz="4"/>
-              <w:right w:val="single" w:color="BFBFBF" w:sz="4"/>
-            </w:tcBorders>
-            <w:shd w:fill="DCE6F1" w:color="auto" w:val="clear"/>
+              <w:top w:val="single" w:color="000000" w:sz="4"/>
+              <w:left w:val="single" w:color="000000" w:sz="4"/>
+              <w:bottom w:val="single" w:color="000000" w:sz="4"/>
+              <w:right w:val="single" w:color="000000" w:sz="4"/>
+            </w:tcBorders>
             <w:tcMar>
               <w:top w:type="dxa" w:w="60"/>
               <w:left w:type="dxa" w:w="100"/>
@@ -3599,10 +3582,10 @@
           <w:tcPr>
             <w:tcW w:type="dxa" w:w="3735"/>
             <w:tcBorders>
-              <w:top w:val="single" w:color="BFBFBF" w:sz="4"/>
-              <w:left w:val="single" w:color="BFBFBF" w:sz="4"/>
-              <w:bottom w:val="single" w:color="BFBFBF" w:sz="4"/>
-              <w:right w:val="single" w:color="BFBFBF" w:sz="4"/>
+              <w:top w:val="single" w:color="000000" w:sz="4"/>
+              <w:left w:val="single" w:color="000000" w:sz="4"/>
+              <w:bottom w:val="single" w:color="000000" w:sz="4"/>
+              <w:right w:val="single" w:color="000000" w:sz="4"/>
             </w:tcBorders>
             <w:tcMar>
               <w:top w:type="dxa" w:w="60"/>
@@ -3624,24 +3607,24 @@
           <w:tcPr>
             <w:tcW w:type="dxa" w:w="597"/>
             <w:tcBorders>
-              <w:top w:val="single" w:color="BFBFBF" w:sz="4"/>
-              <w:left w:val="single" w:color="BFBFBF" w:sz="4"/>
-              <w:bottom w:val="single" w:color="BFBFBF" w:sz="4"/>
-              <w:right w:val="single" w:color="BFBFBF" w:sz="4"/>
-            </w:tcBorders>
-            <w:tcMar>
-              <w:top w:type="dxa" w:w="60"/>
-              <w:left w:type="dxa" w:w="100"/>
-              <w:bottom w:type="dxa" w:w="60"/>
-              <w:right w:type="dxa" w:w="100"/>
-            </w:tcMar>
-          </w:tcPr>
-          <w:p>
-            <w:pPr>
-              <w:spacing w:after="20" w:before="20"/>
-            </w:pPr>
-            <w:r>
-              <w:t xml:space="preserve">✔</w:t>
+              <w:top w:val="single" w:color="000000" w:sz="4"/>
+              <w:left w:val="single" w:color="000000" w:sz="4"/>
+              <w:bottom w:val="single" w:color="000000" w:sz="4"/>
+              <w:right w:val="single" w:color="000000" w:sz="4"/>
+            </w:tcBorders>
+            <w:tcMar>
+              <w:top w:type="dxa" w:w="60"/>
+              <w:left w:type="dxa" w:w="100"/>
+              <w:bottom w:type="dxa" w:w="60"/>
+              <w:right w:type="dxa" w:w="100"/>
+            </w:tcMar>
+          </w:tcPr>
+          <w:p>
+            <w:pPr>
+              <w:spacing w:after="20" w:before="20"/>
+            </w:pPr>
+            <w:r>
+              <w:t xml:space="preserve">✓</w:t>
             </w:r>
           </w:p>
         </w:tc>
@@ -3649,10 +3632,10 @@
           <w:tcPr>
             <w:tcW w:type="dxa" w:w="821"/>
             <w:tcBorders>
-              <w:top w:val="single" w:color="BFBFBF" w:sz="4"/>
-              <w:left w:val="single" w:color="BFBFBF" w:sz="4"/>
-              <w:bottom w:val="single" w:color="BFBFBF" w:sz="4"/>
-              <w:right w:val="single" w:color="BFBFBF" w:sz="4"/>
+              <w:top w:val="single" w:color="000000" w:sz="4"/>
+              <w:left w:val="single" w:color="000000" w:sz="4"/>
+              <w:bottom w:val="single" w:color="000000" w:sz="4"/>
+              <w:right w:val="single" w:color="000000" w:sz="4"/>
             </w:tcBorders>
             <w:tcMar>
               <w:top w:type="dxa" w:w="60"/>
@@ -3671,10 +3654,10 @@
           <w:tcPr>
             <w:tcW w:type="dxa" w:w="4485"/>
             <w:tcBorders>
-              <w:top w:val="single" w:color="BFBFBF" w:sz="4"/>
-              <w:left w:val="single" w:color="BFBFBF" w:sz="4"/>
-              <w:bottom w:val="single" w:color="BFBFBF" w:sz="4"/>
-              <w:right w:val="single" w:color="BFBFBF" w:sz="4"/>
+              <w:top w:val="single" w:color="000000" w:sz="4"/>
+              <w:left w:val="single" w:color="000000" w:sz="4"/>
+              <w:bottom w:val="single" w:color="000000" w:sz="4"/>
+              <w:right w:val="single" w:color="000000" w:sz="4"/>
             </w:tcBorders>
             <w:tcMar>
               <w:top w:type="dxa" w:w="60"/>
@@ -3699,9 +3682,9 @@
             </w:r>
             <w:r>
               <w:rPr>
-                <w:rFonts w:ascii="Consolas" w:cs="Consolas" w:eastAsia="Consolas" w:hAnsi="Consolas"/>
-                <w:sz w:val="19"/>
-                <w:szCs w:val="19"/>
+                <w:rFonts w:ascii="Courier New" w:cs="Courier New" w:eastAsia="Courier New" w:hAnsi="Courier New"/>
+                <w:sz w:val="22"/>
+                <w:szCs w:val="22"/>
               </w:rPr>
               <w:t xml:space="preserve">ci.yml</w:t>
             </w:r>
@@ -3710,9 +3693,9 @@
             </w:r>
             <w:r>
               <w:rPr>
-                <w:rFonts w:ascii="Consolas" w:cs="Consolas" w:eastAsia="Consolas" w:hAnsi="Consolas"/>
-                <w:sz w:val="19"/>
-                <w:szCs w:val="19"/>
+                <w:rFonts w:ascii="Courier New" w:cs="Courier New" w:eastAsia="Courier New" w:hAnsi="Courier New"/>
+                <w:sz w:val="22"/>
+                <w:szCs w:val="22"/>
               </w:rPr>
               <w:t xml:space="preserve">main</w:t>
             </w:r>
@@ -3721,9 +3704,9 @@
             </w:r>
             <w:r>
               <w:rPr>
-                <w:rFonts w:ascii="Consolas" w:cs="Consolas" w:eastAsia="Consolas" w:hAnsi="Consolas"/>
-                <w:sz w:val="19"/>
-                <w:szCs w:val="19"/>
+                <w:rFonts w:ascii="Courier New" w:cs="Courier New" w:eastAsia="Courier New" w:hAnsi="Courier New"/>
+                <w:sz w:val="22"/>
+                <w:szCs w:val="22"/>
               </w:rPr>
               <w:t xml:space="preserve">developer</w:t>
             </w:r>
@@ -3738,10 +3721,10 @@
           <w:tcPr>
             <w:tcW w:type="dxa" w:w="3735"/>
             <w:tcBorders>
-              <w:top w:val="single" w:color="BFBFBF" w:sz="4"/>
-              <w:left w:val="single" w:color="BFBFBF" w:sz="4"/>
-              <w:bottom w:val="single" w:color="BFBFBF" w:sz="4"/>
-              <w:right w:val="single" w:color="BFBFBF" w:sz="4"/>
+              <w:top w:val="single" w:color="000000" w:sz="4"/>
+              <w:left w:val="single" w:color="000000" w:sz="4"/>
+              <w:bottom w:val="single" w:color="000000" w:sz="4"/>
+              <w:right w:val="single" w:color="000000" w:sz="4"/>
             </w:tcBorders>
             <w:tcMar>
               <w:top w:type="dxa" w:w="60"/>
@@ -3763,24 +3746,24 @@
           <w:tcPr>
             <w:tcW w:type="dxa" w:w="597"/>
             <w:tcBorders>
-              <w:top w:val="single" w:color="BFBFBF" w:sz="4"/>
-              <w:left w:val="single" w:color="BFBFBF" w:sz="4"/>
-              <w:bottom w:val="single" w:color="BFBFBF" w:sz="4"/>
-              <w:right w:val="single" w:color="BFBFBF" w:sz="4"/>
-            </w:tcBorders>
-            <w:tcMar>
-              <w:top w:type="dxa" w:w="60"/>
-              <w:left w:type="dxa" w:w="100"/>
-              <w:bottom w:type="dxa" w:w="60"/>
-              <w:right w:type="dxa" w:w="100"/>
-            </w:tcMar>
-          </w:tcPr>
-          <w:p>
-            <w:pPr>
-              <w:spacing w:after="20" w:before="20"/>
-            </w:pPr>
-            <w:r>
-              <w:t xml:space="preserve">✔</w:t>
+              <w:top w:val="single" w:color="000000" w:sz="4"/>
+              <w:left w:val="single" w:color="000000" w:sz="4"/>
+              <w:bottom w:val="single" w:color="000000" w:sz="4"/>
+              <w:right w:val="single" w:color="000000" w:sz="4"/>
+            </w:tcBorders>
+            <w:tcMar>
+              <w:top w:type="dxa" w:w="60"/>
+              <w:left w:type="dxa" w:w="100"/>
+              <w:bottom w:type="dxa" w:w="60"/>
+              <w:right w:type="dxa" w:w="100"/>
+            </w:tcMar>
+          </w:tcPr>
+          <w:p>
+            <w:pPr>
+              <w:spacing w:after="20" w:before="20"/>
+            </w:pPr>
+            <w:r>
+              <w:t xml:space="preserve">✓</w:t>
             </w:r>
           </w:p>
         </w:tc>
@@ -3788,10 +3771,10 @@
           <w:tcPr>
             <w:tcW w:type="dxa" w:w="821"/>
             <w:tcBorders>
-              <w:top w:val="single" w:color="BFBFBF" w:sz="4"/>
-              <w:left w:val="single" w:color="BFBFBF" w:sz="4"/>
-              <w:bottom w:val="single" w:color="BFBFBF" w:sz="4"/>
-              <w:right w:val="single" w:color="BFBFBF" w:sz="4"/>
+              <w:top w:val="single" w:color="000000" w:sz="4"/>
+              <w:left w:val="single" w:color="000000" w:sz="4"/>
+              <w:bottom w:val="single" w:color="000000" w:sz="4"/>
+              <w:right w:val="single" w:color="000000" w:sz="4"/>
             </w:tcBorders>
             <w:tcMar>
               <w:top w:type="dxa" w:w="60"/>
@@ -3810,10 +3793,10 @@
           <w:tcPr>
             <w:tcW w:type="dxa" w:w="4485"/>
             <w:tcBorders>
-              <w:top w:val="single" w:color="BFBFBF" w:sz="4"/>
-              <w:left w:val="single" w:color="BFBFBF" w:sz="4"/>
-              <w:bottom w:val="single" w:color="BFBFBF" w:sz="4"/>
-              <w:right w:val="single" w:color="BFBFBF" w:sz="4"/>
+              <w:top w:val="single" w:color="000000" w:sz="4"/>
+              <w:left w:val="single" w:color="000000" w:sz="4"/>
+              <w:bottom w:val="single" w:color="000000" w:sz="4"/>
+              <w:right w:val="single" w:color="000000" w:sz="4"/>
             </w:tcBorders>
             <w:tcMar>
               <w:top w:type="dxa" w:w="60"/>
@@ -3838,9 +3821,9 @@
             </w:r>
             <w:r>
               <w:rPr>
-                <w:rFonts w:ascii="Consolas" w:cs="Consolas" w:eastAsia="Consolas" w:hAnsi="Consolas"/>
-                <w:sz w:val="19"/>
-                <w:szCs w:val="19"/>
+                <w:rFonts w:ascii="Courier New" w:cs="Courier New" w:eastAsia="Courier New" w:hAnsi="Courier New"/>
+                <w:sz w:val="22"/>
+                <w:szCs w:val="22"/>
               </w:rPr>
               <w:t xml:space="preserve">main</w:t>
             </w:r>
@@ -3849,9 +3832,9 @@
             </w:r>
             <w:r>
               <w:rPr>
-                <w:rFonts w:ascii="Consolas" w:cs="Consolas" w:eastAsia="Consolas" w:hAnsi="Consolas"/>
-                <w:sz w:val="19"/>
-                <w:szCs w:val="19"/>
+                <w:rFonts w:ascii="Courier New" w:cs="Courier New" w:eastAsia="Courier New" w:hAnsi="Courier New"/>
+                <w:sz w:val="22"/>
+                <w:szCs w:val="22"/>
               </w:rPr>
               <w:t xml:space="preserve">checkSuites: true</w:t>
             </w:r>
@@ -3876,10 +3859,10 @@
           <w:tcPr>
             <w:tcW w:type="dxa" w:w="3735"/>
             <w:tcBorders>
-              <w:top w:val="single" w:color="BFBFBF" w:sz="4"/>
-              <w:left w:val="single" w:color="BFBFBF" w:sz="4"/>
-              <w:bottom w:val="single" w:color="BFBFBF" w:sz="4"/>
-              <w:right w:val="single" w:color="BFBFBF" w:sz="4"/>
+              <w:top w:val="single" w:color="000000" w:sz="4"/>
+              <w:left w:val="single" w:color="000000" w:sz="4"/>
+              <w:bottom w:val="single" w:color="000000" w:sz="4"/>
+              <w:right w:val="single" w:color="000000" w:sz="4"/>
             </w:tcBorders>
             <w:tcMar>
               <w:top w:type="dxa" w:w="60"/>
@@ -3901,24 +3884,24 @@
           <w:tcPr>
             <w:tcW w:type="dxa" w:w="597"/>
             <w:tcBorders>
-              <w:top w:val="single" w:color="BFBFBF" w:sz="4"/>
-              <w:left w:val="single" w:color="BFBFBF" w:sz="4"/>
-              <w:bottom w:val="single" w:color="BFBFBF" w:sz="4"/>
-              <w:right w:val="single" w:color="BFBFBF" w:sz="4"/>
-            </w:tcBorders>
-            <w:tcMar>
-              <w:top w:type="dxa" w:w="60"/>
-              <w:left w:type="dxa" w:w="100"/>
-              <w:bottom w:type="dxa" w:w="60"/>
-              <w:right w:type="dxa" w:w="100"/>
-            </w:tcMar>
-          </w:tcPr>
-          <w:p>
-            <w:pPr>
-              <w:spacing w:after="20" w:before="20"/>
-            </w:pPr>
-            <w:r>
-              <w:t xml:space="preserve">✔</w:t>
+              <w:top w:val="single" w:color="000000" w:sz="4"/>
+              <w:left w:val="single" w:color="000000" w:sz="4"/>
+              <w:bottom w:val="single" w:color="000000" w:sz="4"/>
+              <w:right w:val="single" w:color="000000" w:sz="4"/>
+            </w:tcBorders>
+            <w:tcMar>
+              <w:top w:type="dxa" w:w="60"/>
+              <w:left w:type="dxa" w:w="100"/>
+              <w:bottom w:type="dxa" w:w="60"/>
+              <w:right w:type="dxa" w:w="100"/>
+            </w:tcMar>
+          </w:tcPr>
+          <w:p>
+            <w:pPr>
+              <w:spacing w:after="20" w:before="20"/>
+            </w:pPr>
+            <w:r>
+              <w:t xml:space="preserve">✓</w:t>
             </w:r>
           </w:p>
         </w:tc>
@@ -3926,10 +3909,10 @@
           <w:tcPr>
             <w:tcW w:type="dxa" w:w="821"/>
             <w:tcBorders>
-              <w:top w:val="single" w:color="BFBFBF" w:sz="4"/>
-              <w:left w:val="single" w:color="BFBFBF" w:sz="4"/>
-              <w:bottom w:val="single" w:color="BFBFBF" w:sz="4"/>
-              <w:right w:val="single" w:color="BFBFBF" w:sz="4"/>
+              <w:top w:val="single" w:color="000000" w:sz="4"/>
+              <w:left w:val="single" w:color="000000" w:sz="4"/>
+              <w:bottom w:val="single" w:color="000000" w:sz="4"/>
+              <w:right w:val="single" w:color="000000" w:sz="4"/>
             </w:tcBorders>
             <w:tcMar>
               <w:top w:type="dxa" w:w="60"/>
@@ -3948,27 +3931,27 @@
           <w:tcPr>
             <w:tcW w:type="dxa" w:w="4485"/>
             <w:tcBorders>
-              <w:top w:val="single" w:color="BFBFBF" w:sz="4"/>
-              <w:left w:val="single" w:color="BFBFBF" w:sz="4"/>
-              <w:bottom w:val="single" w:color="BFBFBF" w:sz="4"/>
-              <w:right w:val="single" w:color="BFBFBF" w:sz="4"/>
-            </w:tcBorders>
-            <w:tcMar>
-              <w:top w:type="dxa" w:w="60"/>
-              <w:left w:type="dxa" w:w="100"/>
-              <w:bottom w:type="dxa" w:w="60"/>
-              <w:right w:type="dxa" w:w="100"/>
-            </w:tcMar>
-          </w:tcPr>
-          <w:p>
-            <w:pPr>
-              <w:spacing w:after="20" w:before="20"/>
-            </w:pPr>
-            <w:r>
-              <w:rPr>
-                <w:rFonts w:ascii="Consolas" w:cs="Consolas" w:eastAsia="Consolas" w:hAnsi="Consolas"/>
-                <w:sz w:val="19"/>
-                <w:szCs w:val="19"/>
+              <w:top w:val="single" w:color="000000" w:sz="4"/>
+              <w:left w:val="single" w:color="000000" w:sz="4"/>
+              <w:bottom w:val="single" w:color="000000" w:sz="4"/>
+              <w:right w:val="single" w:color="000000" w:sz="4"/>
+            </w:tcBorders>
+            <w:tcMar>
+              <w:top w:type="dxa" w:w="60"/>
+              <w:left w:type="dxa" w:w="100"/>
+              <w:bottom w:type="dxa" w:w="60"/>
+              <w:right w:type="dxa" w:w="100"/>
+            </w:tcMar>
+          </w:tcPr>
+          <w:p>
+            <w:pPr>
+              <w:spacing w:after="20" w:before="20"/>
+            </w:pPr>
+            <w:r>
+              <w:rPr>
+                <w:rFonts w:ascii="Courier New" w:cs="Courier New" w:eastAsia="Courier New" w:hAnsi="Courier New"/>
+                <w:sz w:val="22"/>
+                <w:szCs w:val="22"/>
               </w:rPr>
               <w:t xml:space="preserve">pnpm build</w:t>
             </w:r>
@@ -3977,9 +3960,9 @@
             </w:r>
             <w:r>
               <w:rPr>
-                <w:rFonts w:ascii="Consolas" w:cs="Consolas" w:eastAsia="Consolas" w:hAnsi="Consolas"/>
-                <w:sz w:val="19"/>
-                <w:szCs w:val="19"/>
+                <w:rFonts w:ascii="Courier New" w:cs="Courier New" w:eastAsia="Courier New" w:hAnsi="Courier New"/>
+                <w:sz w:val="22"/>
+                <w:szCs w:val="22"/>
               </w:rPr>
               <w:t xml:space="preserve">prisma generate &amp;&amp; tsc</w:t>
             </w:r>
@@ -3988,9 +3971,9 @@
             </w:r>
             <w:r>
               <w:rPr>
-                <w:rFonts w:ascii="Consolas" w:cs="Consolas" w:eastAsia="Consolas" w:hAnsi="Consolas"/>
-                <w:sz w:val="19"/>
-                <w:szCs w:val="19"/>
+                <w:rFonts w:ascii="Courier New" w:cs="Courier New" w:eastAsia="Courier New" w:hAnsi="Courier New"/>
+                <w:sz w:val="22"/>
+                <w:szCs w:val="22"/>
               </w:rPr>
               <w:t xml:space="preserve">web/backend/dist/</w:t>
             </w:r>
@@ -4009,9 +3992,9 @@
             </w:r>
             <w:r>
               <w:rPr>
-                <w:rFonts w:ascii="Consolas" w:cs="Consolas" w:eastAsia="Consolas" w:hAnsi="Consolas"/>
-                <w:sz w:val="19"/>
-                <w:szCs w:val="19"/>
+                <w:rFonts w:ascii="Courier New" w:cs="Courier New" w:eastAsia="Courier New" w:hAnsi="Courier New"/>
+                <w:sz w:val="22"/>
+                <w:szCs w:val="22"/>
               </w:rPr>
               <w:t xml:space="preserve">.nvmrc</w:t>
             </w:r>
@@ -4026,10 +4009,10 @@
           <w:tcPr>
             <w:tcW w:type="dxa" w:w="3735"/>
             <w:tcBorders>
-              <w:top w:val="single" w:color="BFBFBF" w:sz="4"/>
-              <w:left w:val="single" w:color="BFBFBF" w:sz="4"/>
-              <w:bottom w:val="single" w:color="BFBFBF" w:sz="4"/>
-              <w:right w:val="single" w:color="BFBFBF" w:sz="4"/>
+              <w:top w:val="single" w:color="000000" w:sz="4"/>
+              <w:left w:val="single" w:color="000000" w:sz="4"/>
+              <w:bottom w:val="single" w:color="000000" w:sz="4"/>
+              <w:right w:val="single" w:color="000000" w:sz="4"/>
             </w:tcBorders>
             <w:tcMar>
               <w:top w:type="dxa" w:w="60"/>
@@ -4051,24 +4034,24 @@
           <w:tcPr>
             <w:tcW w:type="dxa" w:w="597"/>
             <w:tcBorders>
-              <w:top w:val="single" w:color="BFBFBF" w:sz="4"/>
-              <w:left w:val="single" w:color="BFBFBF" w:sz="4"/>
-              <w:bottom w:val="single" w:color="BFBFBF" w:sz="4"/>
-              <w:right w:val="single" w:color="BFBFBF" w:sz="4"/>
-            </w:tcBorders>
-            <w:tcMar>
-              <w:top w:type="dxa" w:w="60"/>
-              <w:left w:type="dxa" w:w="100"/>
-              <w:bottom w:type="dxa" w:w="60"/>
-              <w:right w:type="dxa" w:w="100"/>
-            </w:tcMar>
-          </w:tcPr>
-          <w:p>
-            <w:pPr>
-              <w:spacing w:after="20" w:before="20"/>
-            </w:pPr>
-            <w:r>
-              <w:t xml:space="preserve">✔</w:t>
+              <w:top w:val="single" w:color="000000" w:sz="4"/>
+              <w:left w:val="single" w:color="000000" w:sz="4"/>
+              <w:bottom w:val="single" w:color="000000" w:sz="4"/>
+              <w:right w:val="single" w:color="000000" w:sz="4"/>
+            </w:tcBorders>
+            <w:tcMar>
+              <w:top w:type="dxa" w:w="60"/>
+              <w:left w:type="dxa" w:w="100"/>
+              <w:bottom w:type="dxa" w:w="60"/>
+              <w:right w:type="dxa" w:w="100"/>
+            </w:tcMar>
+          </w:tcPr>
+          <w:p>
+            <w:pPr>
+              <w:spacing w:after="20" w:before="20"/>
+            </w:pPr>
+            <w:r>
+              <w:t xml:space="preserve">✓</w:t>
             </w:r>
           </w:p>
         </w:tc>
@@ -4076,10 +4059,10 @@
           <w:tcPr>
             <w:tcW w:type="dxa" w:w="821"/>
             <w:tcBorders>
-              <w:top w:val="single" w:color="BFBFBF" w:sz="4"/>
-              <w:left w:val="single" w:color="BFBFBF" w:sz="4"/>
-              <w:bottom w:val="single" w:color="BFBFBF" w:sz="4"/>
-              <w:right w:val="single" w:color="BFBFBF" w:sz="4"/>
+              <w:top w:val="single" w:color="000000" w:sz="4"/>
+              <w:left w:val="single" w:color="000000" w:sz="4"/>
+              <w:bottom w:val="single" w:color="000000" w:sz="4"/>
+              <w:right w:val="single" w:color="000000" w:sz="4"/>
             </w:tcBorders>
             <w:tcMar>
               <w:top w:type="dxa" w:w="60"/>
@@ -4098,10 +4081,10 @@
           <w:tcPr>
             <w:tcW w:type="dxa" w:w="4485"/>
             <w:tcBorders>
-              <w:top w:val="single" w:color="BFBFBF" w:sz="4"/>
-              <w:left w:val="single" w:color="BFBFBF" w:sz="4"/>
-              <w:bottom w:val="single" w:color="BFBFBF" w:sz="4"/>
-              <w:right w:val="single" w:color="BFBFBF" w:sz="4"/>
+              <w:top w:val="single" w:color="000000" w:sz="4"/>
+              <w:left w:val="single" w:color="000000" w:sz="4"/>
+              <w:bottom w:val="single" w:color="000000" w:sz="4"/>
+              <w:right w:val="single" w:color="000000" w:sz="4"/>
             </w:tcBorders>
             <w:tcMar>
               <w:top w:type="dxa" w:w="60"/>
@@ -4139,9 +4122,9 @@
             </w:r>
             <w:r>
               <w:rPr>
-                <w:rFonts w:ascii="Consolas" w:cs="Consolas" w:eastAsia="Consolas" w:hAnsi="Consolas"/>
-                <w:sz w:val="19"/>
-                <w:szCs w:val="19"/>
+                <w:rFonts w:ascii="Courier New" w:cs="Courier New" w:eastAsia="Courier New" w:hAnsi="Courier New"/>
+                <w:sz w:val="22"/>
+                <w:szCs w:val="22"/>
               </w:rPr>
               <w:t xml:space="preserve">pg_dump</w:t>
             </w:r>
@@ -4156,10 +4139,10 @@
           <w:tcPr>
             <w:tcW w:type="dxa" w:w="3735"/>
             <w:tcBorders>
-              <w:top w:val="single" w:color="BFBFBF" w:sz="4"/>
-              <w:left w:val="single" w:color="BFBFBF" w:sz="4"/>
-              <w:bottom w:val="single" w:color="BFBFBF" w:sz="4"/>
-              <w:right w:val="single" w:color="BFBFBF" w:sz="4"/>
+              <w:top w:val="single" w:color="000000" w:sz="4"/>
+              <w:left w:val="single" w:color="000000" w:sz="4"/>
+              <w:bottom w:val="single" w:color="000000" w:sz="4"/>
+              <w:right w:val="single" w:color="000000" w:sz="4"/>
             </w:tcBorders>
             <w:tcMar>
               <w:top w:type="dxa" w:w="60"/>
@@ -4181,24 +4164,24 @@
           <w:tcPr>
             <w:tcW w:type="dxa" w:w="597"/>
             <w:tcBorders>
-              <w:top w:val="single" w:color="BFBFBF" w:sz="4"/>
-              <w:left w:val="single" w:color="BFBFBF" w:sz="4"/>
-              <w:bottom w:val="single" w:color="BFBFBF" w:sz="4"/>
-              <w:right w:val="single" w:color="BFBFBF" w:sz="4"/>
-            </w:tcBorders>
-            <w:tcMar>
-              <w:top w:type="dxa" w:w="60"/>
-              <w:left w:type="dxa" w:w="100"/>
-              <w:bottom w:type="dxa" w:w="60"/>
-              <w:right w:type="dxa" w:w="100"/>
-            </w:tcMar>
-          </w:tcPr>
-          <w:p>
-            <w:pPr>
-              <w:spacing w:after="20" w:before="20"/>
-            </w:pPr>
-            <w:r>
-              <w:t xml:space="preserve">✔</w:t>
+              <w:top w:val="single" w:color="000000" w:sz="4"/>
+              <w:left w:val="single" w:color="000000" w:sz="4"/>
+              <w:bottom w:val="single" w:color="000000" w:sz="4"/>
+              <w:right w:val="single" w:color="000000" w:sz="4"/>
+            </w:tcBorders>
+            <w:tcMar>
+              <w:top w:type="dxa" w:w="60"/>
+              <w:left w:type="dxa" w:w="100"/>
+              <w:bottom w:type="dxa" w:w="60"/>
+              <w:right w:type="dxa" w:w="100"/>
+            </w:tcMar>
+          </w:tcPr>
+          <w:p>
+            <w:pPr>
+              <w:spacing w:after="20" w:before="20"/>
+            </w:pPr>
+            <w:r>
+              <w:t xml:space="preserve">✓</w:t>
             </w:r>
           </w:p>
         </w:tc>
@@ -4206,10 +4189,10 @@
           <w:tcPr>
             <w:tcW w:type="dxa" w:w="821"/>
             <w:tcBorders>
-              <w:top w:val="single" w:color="BFBFBF" w:sz="4"/>
-              <w:left w:val="single" w:color="BFBFBF" w:sz="4"/>
-              <w:bottom w:val="single" w:color="BFBFBF" w:sz="4"/>
-              <w:right w:val="single" w:color="BFBFBF" w:sz="4"/>
+              <w:top w:val="single" w:color="000000" w:sz="4"/>
+              <w:left w:val="single" w:color="000000" w:sz="4"/>
+              <w:bottom w:val="single" w:color="000000" w:sz="4"/>
+              <w:right w:val="single" w:color="000000" w:sz="4"/>
             </w:tcBorders>
             <w:tcMar>
               <w:top w:type="dxa" w:w="60"/>
@@ -4228,27 +4211,27 @@
           <w:tcPr>
             <w:tcW w:type="dxa" w:w="4485"/>
             <w:tcBorders>
-              <w:top w:val="single" w:color="BFBFBF" w:sz="4"/>
-              <w:left w:val="single" w:color="BFBFBF" w:sz="4"/>
-              <w:bottom w:val="single" w:color="BFBFBF" w:sz="4"/>
-              <w:right w:val="single" w:color="BFBFBF" w:sz="4"/>
-            </w:tcBorders>
-            <w:tcMar>
-              <w:top w:type="dxa" w:w="60"/>
-              <w:left w:type="dxa" w:w="100"/>
-              <w:bottom w:type="dxa" w:w="60"/>
-              <w:right w:type="dxa" w:w="100"/>
-            </w:tcMar>
-          </w:tcPr>
-          <w:p>
-            <w:pPr>
-              <w:spacing w:after="20" w:before="20"/>
-            </w:pPr>
-            <w:r>
-              <w:rPr>
-                <w:rFonts w:ascii="Consolas" w:cs="Consolas" w:eastAsia="Consolas" w:hAnsi="Consolas"/>
-                <w:sz w:val="19"/>
-                <w:szCs w:val="19"/>
+              <w:top w:val="single" w:color="000000" w:sz="4"/>
+              <w:left w:val="single" w:color="000000" w:sz="4"/>
+              <w:bottom w:val="single" w:color="000000" w:sz="4"/>
+              <w:right w:val="single" w:color="000000" w:sz="4"/>
+            </w:tcBorders>
+            <w:tcMar>
+              <w:top w:type="dxa" w:w="60"/>
+              <w:left w:type="dxa" w:w="100"/>
+              <w:bottom w:type="dxa" w:w="60"/>
+              <w:right w:type="dxa" w:w="100"/>
+            </w:tcMar>
+          </w:tcPr>
+          <w:p>
+            <w:pPr>
+              <w:spacing w:after="20" w:before="20"/>
+            </w:pPr>
+            <w:r>
+              <w:rPr>
+                <w:rFonts w:ascii="Courier New" w:cs="Courier New" w:eastAsia="Courier New" w:hAnsi="Courier New"/>
+                <w:sz w:val="22"/>
+                <w:szCs w:val="22"/>
               </w:rPr>
               <w:t xml:space="preserve">web/backend/.env.example</w:t>
             </w:r>
@@ -4257,9 +4240,9 @@
             </w:r>
             <w:r>
               <w:rPr>
-                <w:rFonts w:ascii="Consolas" w:cs="Consolas" w:eastAsia="Consolas" w:hAnsi="Consolas"/>
-                <w:sz w:val="19"/>
-                <w:szCs w:val="19"/>
+                <w:rFonts w:ascii="Courier New" w:cs="Courier New" w:eastAsia="Courier New" w:hAnsi="Courier New"/>
+                <w:sz w:val="22"/>
+                <w:szCs w:val="22"/>
               </w:rPr>
               <w:t xml:space="preserve">DATABASE_URL</w:t>
             </w:r>
@@ -4268,9 +4251,9 @@
             </w:r>
             <w:r>
               <w:rPr>
-                <w:rFonts w:ascii="Consolas" w:cs="Consolas" w:eastAsia="Consolas" w:hAnsi="Consolas"/>
-                <w:sz w:val="19"/>
-                <w:szCs w:val="19"/>
+                <w:rFonts w:ascii="Courier New" w:cs="Courier New" w:eastAsia="Courier New" w:hAnsi="Courier New"/>
+                <w:sz w:val="22"/>
+                <w:szCs w:val="22"/>
               </w:rPr>
               <w:t xml:space="preserve">JWT_ACCESS_SECRET</w:t>
             </w:r>
@@ -4279,9 +4262,9 @@
             </w:r>
             <w:r>
               <w:rPr>
-                <w:rFonts w:ascii="Consolas" w:cs="Consolas" w:eastAsia="Consolas" w:hAnsi="Consolas"/>
-                <w:sz w:val="19"/>
-                <w:szCs w:val="19"/>
+                <w:rFonts w:ascii="Courier New" w:cs="Courier New" w:eastAsia="Courier New" w:hAnsi="Courier New"/>
+                <w:sz w:val="22"/>
+                <w:szCs w:val="22"/>
               </w:rPr>
               <w:t xml:space="preserve">JWT_REFRESH_SECRET</w:t>
             </w:r>
@@ -4290,9 +4273,9 @@
             </w:r>
             <w:r>
               <w:rPr>
-                <w:rFonts w:ascii="Consolas" w:cs="Consolas" w:eastAsia="Consolas" w:hAnsi="Consolas"/>
-                <w:sz w:val="19"/>
-                <w:szCs w:val="19"/>
+                <w:rFonts w:ascii="Courier New" w:cs="Courier New" w:eastAsia="Courier New" w:hAnsi="Courier New"/>
+                <w:sz w:val="22"/>
+                <w:szCs w:val="22"/>
               </w:rPr>
               <w:t xml:space="preserve">CORS_ORIGIN</w:t>
             </w:r>
@@ -4301,9 +4284,9 @@
             </w:r>
             <w:r>
               <w:rPr>
-                <w:rFonts w:ascii="Consolas" w:cs="Consolas" w:eastAsia="Consolas" w:hAnsi="Consolas"/>
-                <w:sz w:val="19"/>
-                <w:szCs w:val="19"/>
+                <w:rFonts w:ascii="Courier New" w:cs="Courier New" w:eastAsia="Courier New" w:hAnsi="Courier New"/>
+                <w:sz w:val="22"/>
+                <w:szCs w:val="22"/>
               </w:rPr>
               <w:t xml:space="preserve">SMTP_*</w:t>
             </w:r>
@@ -4312,9 +4295,9 @@
             </w:r>
             <w:r>
               <w:rPr>
-                <w:rFonts w:ascii="Consolas" w:cs="Consolas" w:eastAsia="Consolas" w:hAnsi="Consolas"/>
-                <w:sz w:val="19"/>
-                <w:szCs w:val="19"/>
+                <w:rFonts w:ascii="Courier New" w:cs="Courier New" w:eastAsia="Courier New" w:hAnsi="Courier New"/>
+                <w:sz w:val="22"/>
+                <w:szCs w:val="22"/>
               </w:rPr>
               <w:t xml:space="preserve">UPLOAD_DIR</w:t>
             </w:r>
@@ -4323,9 +4306,9 @@
             </w:r>
             <w:r>
               <w:rPr>
-                <w:rFonts w:ascii="Consolas" w:cs="Consolas" w:eastAsia="Consolas" w:hAnsi="Consolas"/>
-                <w:sz w:val="19"/>
-                <w:szCs w:val="19"/>
+                <w:rFonts w:ascii="Courier New" w:cs="Courier New" w:eastAsia="Courier New" w:hAnsi="Courier New"/>
+                <w:sz w:val="22"/>
+                <w:szCs w:val="22"/>
               </w:rPr>
               <w:t xml:space="preserve">.env</w:t>
             </w:r>
@@ -4334,9 +4317,9 @@
             </w:r>
             <w:r>
               <w:rPr>
-                <w:rFonts w:ascii="Consolas" w:cs="Consolas" w:eastAsia="Consolas" w:hAnsi="Consolas"/>
-                <w:sz w:val="19"/>
-                <w:szCs w:val="19"/>
+                <w:rFonts w:ascii="Courier New" w:cs="Courier New" w:eastAsia="Courier New" w:hAnsi="Courier New"/>
+                <w:sz w:val="22"/>
+                <w:szCs w:val="22"/>
               </w:rPr>
               <w:t xml:space="preserve">.gitignore</w:t>
             </w:r>
@@ -4345,9 +4328,9 @@
             </w:r>
             <w:r>
               <w:rPr>
-                <w:rFonts w:ascii="Consolas" w:cs="Consolas" w:eastAsia="Consolas" w:hAnsi="Consolas"/>
-                <w:sz w:val="19"/>
-                <w:szCs w:val="19"/>
+                <w:rFonts w:ascii="Courier New" w:cs="Courier New" w:eastAsia="Courier New" w:hAnsi="Courier New"/>
+                <w:sz w:val="22"/>
+                <w:szCs w:val="22"/>
               </w:rPr>
               <w:t xml:space="preserve">preserve()</w:t>
             </w:r>
@@ -4366,9 +4349,9 @@
             </w:r>
             <w:r>
               <w:rPr>
-                <w:rFonts w:ascii="Consolas" w:cs="Consolas" w:eastAsia="Consolas" w:hAnsi="Consolas"/>
-                <w:sz w:val="19"/>
-                <w:szCs w:val="19"/>
+                <w:rFonts w:ascii="Courier New" w:cs="Courier New" w:eastAsia="Courier New" w:hAnsi="Courier New"/>
+                <w:sz w:val="22"/>
+                <w:szCs w:val="22"/>
               </w:rPr>
               <w:t xml:space="preserve">DATABASE_URL_RESPALDO</w:t>
             </w:r>
@@ -4377,9 +4360,9 @@
             </w:r>
             <w:r>
               <w:rPr>
-                <w:rFonts w:ascii="Consolas" w:cs="Consolas" w:eastAsia="Consolas" w:hAnsi="Consolas"/>
-                <w:sz w:val="19"/>
-                <w:szCs w:val="19"/>
+                <w:rFonts w:ascii="Courier New" w:cs="Courier New" w:eastAsia="Courier New" w:hAnsi="Courier New"/>
+                <w:sz w:val="22"/>
+                <w:szCs w:val="22"/>
               </w:rPr>
               <w:t xml:space="preserve">RESPALDO_PASSPHRASE</w:t>
             </w:r>
@@ -4388,9 +4371,9 @@
             </w:r>
             <w:r>
               <w:rPr>
-                <w:rFonts w:ascii="Consolas" w:cs="Consolas" w:eastAsia="Consolas" w:hAnsi="Consolas"/>
-                <w:sz w:val="19"/>
-                <w:szCs w:val="19"/>
+                <w:rFonts w:ascii="Courier New" w:cs="Courier New" w:eastAsia="Courier New" w:hAnsi="Courier New"/>
+                <w:sz w:val="22"/>
+                <w:szCs w:val="22"/>
               </w:rPr>
               <w:t xml:space="preserve">SONAR_TOKEN</w:t>
             </w:r>
@@ -4405,10 +4388,10 @@
           <w:tcPr>
             <w:tcW w:type="dxa" w:w="3735"/>
             <w:tcBorders>
-              <w:top w:val="single" w:color="BFBFBF" w:sz="4"/>
-              <w:left w:val="single" w:color="BFBFBF" w:sz="4"/>
-              <w:bottom w:val="single" w:color="BFBFBF" w:sz="4"/>
-              <w:right w:val="single" w:color="BFBFBF" w:sz="4"/>
+              <w:top w:val="single" w:color="000000" w:sz="4"/>
+              <w:left w:val="single" w:color="000000" w:sz="4"/>
+              <w:bottom w:val="single" w:color="000000" w:sz="4"/>
+              <w:right w:val="single" w:color="000000" w:sz="4"/>
             </w:tcBorders>
             <w:tcMar>
               <w:top w:type="dxa" w:w="60"/>
@@ -4430,10 +4413,10 @@
           <w:tcPr>
             <w:tcW w:type="dxa" w:w="597"/>
             <w:tcBorders>
-              <w:top w:val="single" w:color="BFBFBF" w:sz="4"/>
-              <w:left w:val="single" w:color="BFBFBF" w:sz="4"/>
-              <w:bottom w:val="single" w:color="BFBFBF" w:sz="4"/>
-              <w:right w:val="single" w:color="BFBFBF" w:sz="4"/>
+              <w:top w:val="single" w:color="000000" w:sz="4"/>
+              <w:left w:val="single" w:color="000000" w:sz="4"/>
+              <w:bottom w:val="single" w:color="000000" w:sz="4"/>
+              <w:right w:val="single" w:color="000000" w:sz="4"/>
             </w:tcBorders>
             <w:tcMar>
               <w:top w:type="dxa" w:w="60"/>
@@ -4455,10 +4438,10 @@
           <w:tcPr>
             <w:tcW w:type="dxa" w:w="821"/>
             <w:tcBorders>
-              <w:top w:val="single" w:color="BFBFBF" w:sz="4"/>
-              <w:left w:val="single" w:color="BFBFBF" w:sz="4"/>
-              <w:bottom w:val="single" w:color="BFBFBF" w:sz="4"/>
-              <w:right w:val="single" w:color="BFBFBF" w:sz="4"/>
+              <w:top w:val="single" w:color="000000" w:sz="4"/>
+              <w:left w:val="single" w:color="000000" w:sz="4"/>
+              <w:bottom w:val="single" w:color="000000" w:sz="4"/>
+              <w:right w:val="single" w:color="000000" w:sz="4"/>
             </w:tcBorders>
             <w:tcMar>
               <w:top w:type="dxa" w:w="60"/>
@@ -4477,10 +4460,10 @@
           <w:tcPr>
             <w:tcW w:type="dxa" w:w="4485"/>
             <w:tcBorders>
-              <w:top w:val="single" w:color="BFBFBF" w:sz="4"/>
-              <w:left w:val="single" w:color="BFBFBF" w:sz="4"/>
-              <w:bottom w:val="single" w:color="BFBFBF" w:sz="4"/>
-              <w:right w:val="single" w:color="BFBFBF" w:sz="4"/>
+              <w:top w:val="single" w:color="000000" w:sz="4"/>
+              <w:left w:val="single" w:color="000000" w:sz="4"/>
+              <w:bottom w:val="single" w:color="000000" w:sz="4"/>
+              <w:right w:val="single" w:color="000000" w:sz="4"/>
             </w:tcBorders>
             <w:tcMar>
               <w:top w:type="dxa" w:w="60"/>
@@ -4538,9 +4521,9 @@
             </w:r>
             <w:r>
               <w:rPr>
-                <w:rFonts w:ascii="Consolas" w:cs="Consolas" w:eastAsia="Consolas" w:hAnsi="Consolas"/>
-                <w:sz w:val="19"/>
-                <w:szCs w:val="19"/>
+                <w:rFonts w:ascii="Courier New" w:cs="Courier New" w:eastAsia="Courier New" w:hAnsi="Courier New"/>
+                <w:sz w:val="22"/>
+                <w:szCs w:val="22"/>
               </w:rPr>
               <w:t xml:space="preserve">v1.2.0</w:t>
             </w:r>
@@ -4549,9 +4532,9 @@
             </w:r>
             <w:r>
               <w:rPr>
-                <w:rFonts w:ascii="Consolas" w:cs="Consolas" w:eastAsia="Consolas" w:hAnsi="Consolas"/>
-                <w:sz w:val="19"/>
-                <w:szCs w:val="19"/>
+                <w:rFonts w:ascii="Courier New" w:cs="Courier New" w:eastAsia="Courier New" w:hAnsi="Courier New"/>
+                <w:sz w:val="22"/>
+                <w:szCs w:val="22"/>
               </w:rPr>
               <w:t xml:space="preserve">dist/</w:t>
             </w:r>
@@ -4576,10 +4559,10 @@
           <w:tcPr>
             <w:tcW w:type="dxa" w:w="3735"/>
             <w:tcBorders>
-              <w:top w:val="single" w:color="BFBFBF" w:sz="4"/>
-              <w:left w:val="single" w:color="BFBFBF" w:sz="4"/>
-              <w:bottom w:val="single" w:color="BFBFBF" w:sz="4"/>
-              <w:right w:val="single" w:color="BFBFBF" w:sz="4"/>
+              <w:top w:val="single" w:color="000000" w:sz="4"/>
+              <w:left w:val="single" w:color="000000" w:sz="4"/>
+              <w:bottom w:val="single" w:color="000000" w:sz="4"/>
+              <w:right w:val="single" w:color="000000" w:sz="4"/>
             </w:tcBorders>
             <w:tcMar>
               <w:top w:type="dxa" w:w="60"/>
@@ -4601,24 +4584,24 @@
           <w:tcPr>
             <w:tcW w:type="dxa" w:w="597"/>
             <w:tcBorders>
-              <w:top w:val="single" w:color="BFBFBF" w:sz="4"/>
-              <w:left w:val="single" w:color="BFBFBF" w:sz="4"/>
-              <w:bottom w:val="single" w:color="BFBFBF" w:sz="4"/>
-              <w:right w:val="single" w:color="BFBFBF" w:sz="4"/>
-            </w:tcBorders>
-            <w:tcMar>
-              <w:top w:type="dxa" w:w="60"/>
-              <w:left w:type="dxa" w:w="100"/>
-              <w:bottom w:type="dxa" w:w="60"/>
-              <w:right w:type="dxa" w:w="100"/>
-            </w:tcMar>
-          </w:tcPr>
-          <w:p>
-            <w:pPr>
-              <w:spacing w:after="20" w:before="20"/>
-            </w:pPr>
-            <w:r>
-              <w:t xml:space="preserve">✔</w:t>
+              <w:top w:val="single" w:color="000000" w:sz="4"/>
+              <w:left w:val="single" w:color="000000" w:sz="4"/>
+              <w:bottom w:val="single" w:color="000000" w:sz="4"/>
+              <w:right w:val="single" w:color="000000" w:sz="4"/>
+            </w:tcBorders>
+            <w:tcMar>
+              <w:top w:type="dxa" w:w="60"/>
+              <w:left w:type="dxa" w:w="100"/>
+              <w:bottom w:type="dxa" w:w="60"/>
+              <w:right w:type="dxa" w:w="100"/>
+            </w:tcMar>
+          </w:tcPr>
+          <w:p>
+            <w:pPr>
+              <w:spacing w:after="20" w:before="20"/>
+            </w:pPr>
+            <w:r>
+              <w:t xml:space="preserve">✓</w:t>
             </w:r>
           </w:p>
         </w:tc>
@@ -4626,10 +4609,10 @@
           <w:tcPr>
             <w:tcW w:type="dxa" w:w="821"/>
             <w:tcBorders>
-              <w:top w:val="single" w:color="BFBFBF" w:sz="4"/>
-              <w:left w:val="single" w:color="BFBFBF" w:sz="4"/>
-              <w:bottom w:val="single" w:color="BFBFBF" w:sz="4"/>
-              <w:right w:val="single" w:color="BFBFBF" w:sz="4"/>
+              <w:top w:val="single" w:color="000000" w:sz="4"/>
+              <w:left w:val="single" w:color="000000" w:sz="4"/>
+              <w:bottom w:val="single" w:color="000000" w:sz="4"/>
+              <w:right w:val="single" w:color="000000" w:sz="4"/>
             </w:tcBorders>
             <w:tcMar>
               <w:top w:type="dxa" w:w="60"/>
@@ -4648,10 +4631,10 @@
           <w:tcPr>
             <w:tcW w:type="dxa" w:w="4485"/>
             <w:tcBorders>
-              <w:top w:val="single" w:color="BFBFBF" w:sz="4"/>
-              <w:left w:val="single" w:color="BFBFBF" w:sz="4"/>
-              <w:bottom w:val="single" w:color="BFBFBF" w:sz="4"/>
-              <w:right w:val="single" w:color="BFBFBF" w:sz="4"/>
+              <w:top w:val="single" w:color="000000" w:sz="4"/>
+              <w:left w:val="single" w:color="000000" w:sz="4"/>
+              <w:bottom w:val="single" w:color="000000" w:sz="4"/>
+              <w:right w:val="single" w:color="000000" w:sz="4"/>
             </w:tcBorders>
             <w:tcMar>
               <w:top w:type="dxa" w:w="60"/>
@@ -4715,10 +4698,10 @@
           <w:tcPr>
             <w:tcW w:type="dxa" w:w="3735"/>
             <w:tcBorders>
-              <w:top w:val="single" w:color="BFBFBF" w:sz="4"/>
-              <w:left w:val="single" w:color="BFBFBF" w:sz="4"/>
-              <w:bottom w:val="single" w:color="BFBFBF" w:sz="4"/>
-              <w:right w:val="single" w:color="BFBFBF" w:sz="4"/>
+              <w:top w:val="single" w:color="000000" w:sz="4"/>
+              <w:left w:val="single" w:color="000000" w:sz="4"/>
+              <w:bottom w:val="single" w:color="000000" w:sz="4"/>
+              <w:right w:val="single" w:color="000000" w:sz="4"/>
             </w:tcBorders>
             <w:tcMar>
               <w:top w:type="dxa" w:w="60"/>
@@ -4740,10 +4723,10 @@
           <w:tcPr>
             <w:tcW w:type="dxa" w:w="597"/>
             <w:tcBorders>
-              <w:top w:val="single" w:color="BFBFBF" w:sz="4"/>
-              <w:left w:val="single" w:color="BFBFBF" w:sz="4"/>
-              <w:bottom w:val="single" w:color="BFBFBF" w:sz="4"/>
-              <w:right w:val="single" w:color="BFBFBF" w:sz="4"/>
+              <w:top w:val="single" w:color="000000" w:sz="4"/>
+              <w:left w:val="single" w:color="000000" w:sz="4"/>
+              <w:bottom w:val="single" w:color="000000" w:sz="4"/>
+              <w:right w:val="single" w:color="000000" w:sz="4"/>
             </w:tcBorders>
             <w:tcMar>
               <w:top w:type="dxa" w:w="60"/>
@@ -4765,10 +4748,10 @@
           <w:tcPr>
             <w:tcW w:type="dxa" w:w="821"/>
             <w:tcBorders>
-              <w:top w:val="single" w:color="BFBFBF" w:sz="4"/>
-              <w:left w:val="single" w:color="BFBFBF" w:sz="4"/>
-              <w:bottom w:val="single" w:color="BFBFBF" w:sz="4"/>
-              <w:right w:val="single" w:color="BFBFBF" w:sz="4"/>
+              <w:top w:val="single" w:color="000000" w:sz="4"/>
+              <w:left w:val="single" w:color="000000" w:sz="4"/>
+              <w:bottom w:val="single" w:color="000000" w:sz="4"/>
+              <w:right w:val="single" w:color="000000" w:sz="4"/>
             </w:tcBorders>
             <w:tcMar>
               <w:top w:type="dxa" w:w="60"/>
@@ -4787,10 +4770,10 @@
           <w:tcPr>
             <w:tcW w:type="dxa" w:w="4485"/>
             <w:tcBorders>
-              <w:top w:val="single" w:color="BFBFBF" w:sz="4"/>
-              <w:left w:val="single" w:color="BFBFBF" w:sz="4"/>
-              <w:bottom w:val="single" w:color="BFBFBF" w:sz="4"/>
-              <w:right w:val="single" w:color="BFBFBF" w:sz="4"/>
+              <w:top w:val="single" w:color="000000" w:sz="4"/>
+              <w:left w:val="single" w:color="000000" w:sz="4"/>
+              <w:bottom w:val="single" w:color="000000" w:sz="4"/>
+              <w:right w:val="single" w:color="000000" w:sz="4"/>
             </w:tcBorders>
             <w:tcMar>
               <w:top w:type="dxa" w:w="60"/>
@@ -4808,9 +4791,9 @@
             </w:r>
             <w:r>
               <w:rPr>
-                <w:rFonts w:ascii="Consolas" w:cs="Consolas" w:eastAsia="Consolas" w:hAnsi="Consolas"/>
-                <w:sz w:val="19"/>
-                <w:szCs w:val="19"/>
+                <w:rFonts w:ascii="Courier New" w:cs="Courier New" w:eastAsia="Courier New" w:hAnsi="Courier New"/>
+                <w:sz w:val="22"/>
+                <w:szCs w:val="22"/>
               </w:rPr>
               <w:t xml:space="preserve">feat/…</w:t>
             </w:r>
@@ -4819,9 +4802,9 @@
             </w:r>
             <w:r>
               <w:rPr>
-                <w:rFonts w:ascii="Consolas" w:cs="Consolas" w:eastAsia="Consolas" w:hAnsi="Consolas"/>
-                <w:sz w:val="19"/>
-                <w:szCs w:val="19"/>
+                <w:rFonts w:ascii="Courier New" w:cs="Courier New" w:eastAsia="Courier New" w:hAnsi="Courier New"/>
+                <w:sz w:val="22"/>
+                <w:szCs w:val="22"/>
               </w:rPr>
               <w:t xml:space="preserve">fix/…</w:t>
             </w:r>
@@ -4830,9 +4813,9 @@
             </w:r>
             <w:r>
               <w:rPr>
-                <w:rFonts w:ascii="Consolas" w:cs="Consolas" w:eastAsia="Consolas" w:hAnsi="Consolas"/>
-                <w:sz w:val="19"/>
-                <w:szCs w:val="19"/>
+                <w:rFonts w:ascii="Courier New" w:cs="Courier New" w:eastAsia="Courier New" w:hAnsi="Courier New"/>
+                <w:sz w:val="22"/>
+                <w:szCs w:val="22"/>
               </w:rPr>
               <w:t xml:space="preserve">developer</w:t>
             </w:r>
@@ -4851,9 +4834,9 @@
             </w:r>
             <w:r>
               <w:rPr>
-                <w:rFonts w:ascii="Consolas" w:cs="Consolas" w:eastAsia="Consolas" w:hAnsi="Consolas"/>
-                <w:sz w:val="19"/>
-                <w:szCs w:val="19"/>
+                <w:rFonts w:ascii="Courier New" w:cs="Courier New" w:eastAsia="Courier New" w:hAnsi="Courier New"/>
+                <w:sz w:val="22"/>
+                <w:szCs w:val="22"/>
               </w:rPr>
               <w:t xml:space="preserve">main</w:t>
             </w:r>
@@ -4862,9 +4845,9 @@
             </w:r>
             <w:r>
               <w:rPr>
-                <w:rFonts w:ascii="Consolas" w:cs="Consolas" w:eastAsia="Consolas" w:hAnsi="Consolas"/>
-                <w:sz w:val="19"/>
-                <w:szCs w:val="19"/>
+                <w:rFonts w:ascii="Courier New" w:cs="Courier New" w:eastAsia="Courier New" w:hAnsi="Courier New"/>
+                <w:sz w:val="22"/>
+                <w:szCs w:val="22"/>
               </w:rPr>
               <w:t xml:space="preserve">main</w:t>
             </w:r>
@@ -4873,9 +4856,9 @@
             </w:r>
             <w:r>
               <w:rPr>
-                <w:rFonts w:ascii="Consolas" w:cs="Consolas" w:eastAsia="Consolas" w:hAnsi="Consolas"/>
-                <w:sz w:val="19"/>
-                <w:szCs w:val="19"/>
+                <w:rFonts w:ascii="Courier New" w:cs="Courier New" w:eastAsia="Courier New" w:hAnsi="Courier New"/>
+                <w:sz w:val="22"/>
+                <w:szCs w:val="22"/>
               </w:rPr>
               <w:t xml:space="preserve">CODEOWNERS</w:t>
             </w:r>
@@ -4890,10 +4873,10 @@
           <w:tcPr>
             <w:tcW w:type="dxa" w:w="3735"/>
             <w:tcBorders>
-              <w:top w:val="single" w:color="BFBFBF" w:sz="4"/>
-              <w:left w:val="single" w:color="BFBFBF" w:sz="4"/>
-              <w:bottom w:val="single" w:color="BFBFBF" w:sz="4"/>
-              <w:right w:val="single" w:color="BFBFBF" w:sz="4"/>
+              <w:top w:val="single" w:color="000000" w:sz="4"/>
+              <w:left w:val="single" w:color="000000" w:sz="4"/>
+              <w:bottom w:val="single" w:color="000000" w:sz="4"/>
+              <w:right w:val="single" w:color="000000" w:sz="4"/>
             </w:tcBorders>
             <w:tcMar>
               <w:top w:type="dxa" w:w="60"/>
@@ -4915,10 +4898,10 @@
           <w:tcPr>
             <w:tcW w:type="dxa" w:w="597"/>
             <w:tcBorders>
-              <w:top w:val="single" w:color="BFBFBF" w:sz="4"/>
-              <w:left w:val="single" w:color="BFBFBF" w:sz="4"/>
-              <w:bottom w:val="single" w:color="BFBFBF" w:sz="4"/>
-              <w:right w:val="single" w:color="BFBFBF" w:sz="4"/>
+              <w:top w:val="single" w:color="000000" w:sz="4"/>
+              <w:left w:val="single" w:color="000000" w:sz="4"/>
+              <w:bottom w:val="single" w:color="000000" w:sz="4"/>
+              <w:right w:val="single" w:color="000000" w:sz="4"/>
             </w:tcBorders>
             <w:tcMar>
               <w:top w:type="dxa" w:w="60"/>
@@ -4937,24 +4920,24 @@
           <w:tcPr>
             <w:tcW w:type="dxa" w:w="821"/>
             <w:tcBorders>
-              <w:top w:val="single" w:color="BFBFBF" w:sz="4"/>
-              <w:left w:val="single" w:color="BFBFBF" w:sz="4"/>
-              <w:bottom w:val="single" w:color="BFBFBF" w:sz="4"/>
-              <w:right w:val="single" w:color="BFBFBF" w:sz="4"/>
-            </w:tcBorders>
-            <w:tcMar>
-              <w:top w:type="dxa" w:w="60"/>
-              <w:left w:type="dxa" w:w="100"/>
-              <w:bottom w:type="dxa" w:w="60"/>
-              <w:right w:type="dxa" w:w="100"/>
-            </w:tcMar>
-          </w:tcPr>
-          <w:p>
-            <w:pPr>
-              <w:spacing w:after="20" w:before="20"/>
-            </w:pPr>
-            <w:r>
-              <w:t xml:space="preserve">✔</w:t>
+              <w:top w:val="single" w:color="000000" w:sz="4"/>
+              <w:left w:val="single" w:color="000000" w:sz="4"/>
+              <w:bottom w:val="single" w:color="000000" w:sz="4"/>
+              <w:right w:val="single" w:color="000000" w:sz="4"/>
+            </w:tcBorders>
+            <w:tcMar>
+              <w:top w:type="dxa" w:w="60"/>
+              <w:left w:type="dxa" w:w="100"/>
+              <w:bottom w:type="dxa" w:w="60"/>
+              <w:right w:type="dxa" w:w="100"/>
+            </w:tcMar>
+          </w:tcPr>
+          <w:p>
+            <w:pPr>
+              <w:spacing w:after="20" w:before="20"/>
+            </w:pPr>
+            <w:r>
+              <w:t xml:space="preserve">✓</w:t>
             </w:r>
           </w:p>
         </w:tc>
@@ -4962,10 +4945,10 @@
           <w:tcPr>
             <w:tcW w:type="dxa" w:w="4485"/>
             <w:tcBorders>
-              <w:top w:val="single" w:color="BFBFBF" w:sz="4"/>
-              <w:left w:val="single" w:color="BFBFBF" w:sz="4"/>
-              <w:bottom w:val="single" w:color="BFBFBF" w:sz="4"/>
-              <w:right w:val="single" w:color="BFBFBF" w:sz="4"/>
+              <w:top w:val="single" w:color="000000" w:sz="4"/>
+              <w:left w:val="single" w:color="000000" w:sz="4"/>
+              <w:bottom w:val="single" w:color="000000" w:sz="4"/>
+              <w:right w:val="single" w:color="000000" w:sz="4"/>
             </w:tcBorders>
             <w:tcMar>
               <w:top w:type="dxa" w:w="60"/>
@@ -4990,9 +4973,9 @@
             </w:r>
             <w:r>
               <w:rPr>
-                <w:rFonts w:ascii="Consolas" w:cs="Consolas" w:eastAsia="Consolas" w:hAnsi="Consolas"/>
-                <w:sz w:val="19"/>
-                <w:szCs w:val="19"/>
+                <w:rFonts w:ascii="Courier New" w:cs="Courier New" w:eastAsia="Courier New" w:hAnsi="Courier New"/>
+                <w:sz w:val="22"/>
+                <w:szCs w:val="22"/>
               </w:rPr>
               <w:t xml:space="preserve">Closes #N</w:t>
             </w:r>
@@ -5017,10 +5000,10 @@
           <w:tcPr>
             <w:tcW w:type="dxa" w:w="3735"/>
             <w:tcBorders>
-              <w:top w:val="single" w:color="BFBFBF" w:sz="4"/>
-              <w:left w:val="single" w:color="BFBFBF" w:sz="4"/>
-              <w:bottom w:val="single" w:color="BFBFBF" w:sz="4"/>
-              <w:right w:val="single" w:color="BFBFBF" w:sz="4"/>
+              <w:top w:val="single" w:color="000000" w:sz="4"/>
+              <w:left w:val="single" w:color="000000" w:sz="4"/>
+              <w:bottom w:val="single" w:color="000000" w:sz="4"/>
+              <w:right w:val="single" w:color="000000" w:sz="4"/>
             </w:tcBorders>
             <w:tcMar>
               <w:top w:type="dxa" w:w="60"/>
@@ -5042,10 +5025,10 @@
           <w:tcPr>
             <w:tcW w:type="dxa" w:w="597"/>
             <w:tcBorders>
-              <w:top w:val="single" w:color="BFBFBF" w:sz="4"/>
-              <w:left w:val="single" w:color="BFBFBF" w:sz="4"/>
-              <w:bottom w:val="single" w:color="BFBFBF" w:sz="4"/>
-              <w:right w:val="single" w:color="BFBFBF" w:sz="4"/>
+              <w:top w:val="single" w:color="000000" w:sz="4"/>
+              <w:left w:val="single" w:color="000000" w:sz="4"/>
+              <w:bottom w:val="single" w:color="000000" w:sz="4"/>
+              <w:right w:val="single" w:color="000000" w:sz="4"/>
             </w:tcBorders>
             <w:tcMar>
               <w:top w:type="dxa" w:w="60"/>
@@ -5064,24 +5047,24 @@
           <w:tcPr>
             <w:tcW w:type="dxa" w:w="821"/>
             <w:tcBorders>
-              <w:top w:val="single" w:color="BFBFBF" w:sz="4"/>
-              <w:left w:val="single" w:color="BFBFBF" w:sz="4"/>
-              <w:bottom w:val="single" w:color="BFBFBF" w:sz="4"/>
-              <w:right w:val="single" w:color="BFBFBF" w:sz="4"/>
-            </w:tcBorders>
-            <w:tcMar>
-              <w:top w:type="dxa" w:w="60"/>
-              <w:left w:type="dxa" w:w="100"/>
-              <w:bottom w:type="dxa" w:w="60"/>
-              <w:right w:type="dxa" w:w="100"/>
-            </w:tcMar>
-          </w:tcPr>
-          <w:p>
-            <w:pPr>
-              <w:spacing w:after="20" w:before="20"/>
-            </w:pPr>
-            <w:r>
-              <w:t xml:space="preserve">✔</w:t>
+              <w:top w:val="single" w:color="000000" w:sz="4"/>
+              <w:left w:val="single" w:color="000000" w:sz="4"/>
+              <w:bottom w:val="single" w:color="000000" w:sz="4"/>
+              <w:right w:val="single" w:color="000000" w:sz="4"/>
+            </w:tcBorders>
+            <w:tcMar>
+              <w:top w:type="dxa" w:w="60"/>
+              <w:left w:type="dxa" w:w="100"/>
+              <w:bottom w:type="dxa" w:w="60"/>
+              <w:right w:type="dxa" w:w="100"/>
+            </w:tcMar>
+          </w:tcPr>
+          <w:p>
+            <w:pPr>
+              <w:spacing w:after="20" w:before="20"/>
+            </w:pPr>
+            <w:r>
+              <w:t xml:space="preserve">✓</w:t>
             </w:r>
           </w:p>
         </w:tc>
@@ -5089,10 +5072,10 @@
           <w:tcPr>
             <w:tcW w:type="dxa" w:w="4485"/>
             <w:tcBorders>
-              <w:top w:val="single" w:color="BFBFBF" w:sz="4"/>
-              <w:left w:val="single" w:color="BFBFBF" w:sz="4"/>
-              <w:bottom w:val="single" w:color="BFBFBF" w:sz="4"/>
-              <w:right w:val="single" w:color="BFBFBF" w:sz="4"/>
+              <w:top w:val="single" w:color="000000" w:sz="4"/>
+              <w:left w:val="single" w:color="000000" w:sz="4"/>
+              <w:bottom w:val="single" w:color="000000" w:sz="4"/>
+              <w:right w:val="single" w:color="000000" w:sz="4"/>
             </w:tcBorders>
             <w:tcMar>
               <w:top w:type="dxa" w:w="60"/>
@@ -5110,9 +5093,9 @@
             </w:r>
             <w:r>
               <w:rPr>
-                <w:rFonts w:ascii="Consolas" w:cs="Consolas" w:eastAsia="Consolas" w:hAnsi="Consolas"/>
-                <w:sz w:val="19"/>
-                <w:szCs w:val="19"/>
+                <w:rFonts w:ascii="Courier New" w:cs="Courier New" w:eastAsia="Courier New" w:hAnsi="Courier New"/>
+                <w:sz w:val="22"/>
+                <w:szCs w:val="22"/>
               </w:rPr>
               <w:t xml:space="preserve">docs/</w:t>
             </w:r>
@@ -5121,9 +5104,9 @@
             </w:r>
             <w:r>
               <w:rPr>
-                <w:rFonts w:ascii="Consolas" w:cs="Consolas" w:eastAsia="Consolas" w:hAnsi="Consolas"/>
-                <w:sz w:val="19"/>
-                <w:szCs w:val="19"/>
+                <w:rFonts w:ascii="Courier New" w:cs="Courier New" w:eastAsia="Courier New" w:hAnsi="Courier New"/>
+                <w:sz w:val="22"/>
+                <w:szCs w:val="22"/>
               </w:rPr>
               <w:t xml:space="preserve">docs/</w:t>
             </w:r>
@@ -5138,10 +5121,10 @@
           <w:tcPr>
             <w:tcW w:type="dxa" w:w="3735"/>
             <w:tcBorders>
-              <w:top w:val="single" w:color="BFBFBF" w:sz="4"/>
-              <w:left w:val="single" w:color="BFBFBF" w:sz="4"/>
-              <w:bottom w:val="single" w:color="BFBFBF" w:sz="4"/>
-              <w:right w:val="single" w:color="BFBFBF" w:sz="4"/>
+              <w:top w:val="single" w:color="000000" w:sz="4"/>
+              <w:left w:val="single" w:color="000000" w:sz="4"/>
+              <w:bottom w:val="single" w:color="000000" w:sz="4"/>
+              <w:right w:val="single" w:color="000000" w:sz="4"/>
             </w:tcBorders>
             <w:tcMar>
               <w:top w:type="dxa" w:w="60"/>
@@ -5163,10 +5146,10 @@
           <w:tcPr>
             <w:tcW w:type="dxa" w:w="597"/>
             <w:tcBorders>
-              <w:top w:val="single" w:color="BFBFBF" w:sz="4"/>
-              <w:left w:val="single" w:color="BFBFBF" w:sz="4"/>
-              <w:bottom w:val="single" w:color="BFBFBF" w:sz="4"/>
-              <w:right w:val="single" w:color="BFBFBF" w:sz="4"/>
+              <w:top w:val="single" w:color="000000" w:sz="4"/>
+              <w:left w:val="single" w:color="000000" w:sz="4"/>
+              <w:bottom w:val="single" w:color="000000" w:sz="4"/>
+              <w:right w:val="single" w:color="000000" w:sz="4"/>
             </w:tcBorders>
             <w:tcMar>
               <w:top w:type="dxa" w:w="60"/>
@@ -5185,24 +5168,24 @@
           <w:tcPr>
             <w:tcW w:type="dxa" w:w="821"/>
             <w:tcBorders>
-              <w:top w:val="single" w:color="BFBFBF" w:sz="4"/>
-              <w:left w:val="single" w:color="BFBFBF" w:sz="4"/>
-              <w:bottom w:val="single" w:color="BFBFBF" w:sz="4"/>
-              <w:right w:val="single" w:color="BFBFBF" w:sz="4"/>
-            </w:tcBorders>
-            <w:tcMar>
-              <w:top w:type="dxa" w:w="60"/>
-              <w:left w:type="dxa" w:w="100"/>
-              <w:bottom w:type="dxa" w:w="60"/>
-              <w:right w:type="dxa" w:w="100"/>
-            </w:tcMar>
-          </w:tcPr>
-          <w:p>
-            <w:pPr>
-              <w:spacing w:after="20" w:before="20"/>
-            </w:pPr>
-            <w:r>
-              <w:t xml:space="preserve">✔</w:t>
+              <w:top w:val="single" w:color="000000" w:sz="4"/>
+              <w:left w:val="single" w:color="000000" w:sz="4"/>
+              <w:bottom w:val="single" w:color="000000" w:sz="4"/>
+              <w:right w:val="single" w:color="000000" w:sz="4"/>
+            </w:tcBorders>
+            <w:tcMar>
+              <w:top w:type="dxa" w:w="60"/>
+              <w:left w:type="dxa" w:w="100"/>
+              <w:bottom w:type="dxa" w:w="60"/>
+              <w:right w:type="dxa" w:w="100"/>
+            </w:tcMar>
+          </w:tcPr>
+          <w:p>
+            <w:pPr>
+              <w:spacing w:after="20" w:before="20"/>
+            </w:pPr>
+            <w:r>
+              <w:t xml:space="preserve">✓</w:t>
             </w:r>
           </w:p>
         </w:tc>
@@ -5210,10 +5193,10 @@
           <w:tcPr>
             <w:tcW w:type="dxa" w:w="4485"/>
             <w:tcBorders>
-              <w:top w:val="single" w:color="BFBFBF" w:sz="4"/>
-              <w:left w:val="single" w:color="BFBFBF" w:sz="4"/>
-              <w:bottom w:val="single" w:color="BFBFBF" w:sz="4"/>
-              <w:right w:val="single" w:color="BFBFBF" w:sz="4"/>
+              <w:top w:val="single" w:color="000000" w:sz="4"/>
+              <w:left w:val="single" w:color="000000" w:sz="4"/>
+              <w:bottom w:val="single" w:color="000000" w:sz="4"/>
+              <w:right w:val="single" w:color="000000" w:sz="4"/>
             </w:tcBorders>
             <w:tcMar>
               <w:top w:type="dxa" w:w="60"/>
@@ -5264,10 +5247,10 @@
           <w:tcPr>
             <w:tcW w:type="dxa" w:w="3735"/>
             <w:tcBorders>
-              <w:top w:val="single" w:color="BFBFBF" w:sz="4"/>
-              <w:left w:val="single" w:color="BFBFBF" w:sz="4"/>
-              <w:bottom w:val="single" w:color="BFBFBF" w:sz="4"/>
-              <w:right w:val="single" w:color="BFBFBF" w:sz="4"/>
+              <w:top w:val="single" w:color="000000" w:sz="4"/>
+              <w:left w:val="single" w:color="000000" w:sz="4"/>
+              <w:bottom w:val="single" w:color="000000" w:sz="4"/>
+              <w:right w:val="single" w:color="000000" w:sz="4"/>
             </w:tcBorders>
             <w:tcMar>
               <w:top w:type="dxa" w:w="60"/>
@@ -5289,24 +5272,24 @@
           <w:tcPr>
             <w:tcW w:type="dxa" w:w="597"/>
             <w:tcBorders>
-              <w:top w:val="single" w:color="BFBFBF" w:sz="4"/>
-              <w:left w:val="single" w:color="BFBFBF" w:sz="4"/>
-              <w:bottom w:val="single" w:color="BFBFBF" w:sz="4"/>
-              <w:right w:val="single" w:color="BFBFBF" w:sz="4"/>
-            </w:tcBorders>
-            <w:tcMar>
-              <w:top w:type="dxa" w:w="60"/>
-              <w:left w:type="dxa" w:w="100"/>
-              <w:bottom w:type="dxa" w:w="60"/>
-              <w:right w:type="dxa" w:w="100"/>
-            </w:tcMar>
-          </w:tcPr>
-          <w:p>
-            <w:pPr>
-              <w:spacing w:after="20" w:before="20"/>
-            </w:pPr>
-            <w:r>
-              <w:t xml:space="preserve">✔</w:t>
+              <w:top w:val="single" w:color="000000" w:sz="4"/>
+              <w:left w:val="single" w:color="000000" w:sz="4"/>
+              <w:bottom w:val="single" w:color="000000" w:sz="4"/>
+              <w:right w:val="single" w:color="000000" w:sz="4"/>
+            </w:tcBorders>
+            <w:tcMar>
+              <w:top w:type="dxa" w:w="60"/>
+              <w:left w:type="dxa" w:w="100"/>
+              <w:bottom w:type="dxa" w:w="60"/>
+              <w:right w:type="dxa" w:w="100"/>
+            </w:tcMar>
+          </w:tcPr>
+          <w:p>
+            <w:pPr>
+              <w:spacing w:after="20" w:before="20"/>
+            </w:pPr>
+            <w:r>
+              <w:t xml:space="preserve">✓</w:t>
             </w:r>
           </w:p>
         </w:tc>
@@ -5314,10 +5297,10 @@
           <w:tcPr>
             <w:tcW w:type="dxa" w:w="821"/>
             <w:tcBorders>
-              <w:top w:val="single" w:color="BFBFBF" w:sz="4"/>
-              <w:left w:val="single" w:color="BFBFBF" w:sz="4"/>
-              <w:bottom w:val="single" w:color="BFBFBF" w:sz="4"/>
-              <w:right w:val="single" w:color="BFBFBF" w:sz="4"/>
+              <w:top w:val="single" w:color="000000" w:sz="4"/>
+              <w:left w:val="single" w:color="000000" w:sz="4"/>
+              <w:bottom w:val="single" w:color="000000" w:sz="4"/>
+              <w:right w:val="single" w:color="000000" w:sz="4"/>
             </w:tcBorders>
             <w:tcMar>
               <w:top w:type="dxa" w:w="60"/>
@@ -5336,10 +5319,10 @@
           <w:tcPr>
             <w:tcW w:type="dxa" w:w="4485"/>
             <w:tcBorders>
-              <w:top w:val="single" w:color="BFBFBF" w:sz="4"/>
-              <w:left w:val="single" w:color="BFBFBF" w:sz="4"/>
-              <w:bottom w:val="single" w:color="BFBFBF" w:sz="4"/>
-              <w:right w:val="single" w:color="BFBFBF" w:sz="4"/>
+              <w:top w:val="single" w:color="000000" w:sz="4"/>
+              <w:left w:val="single" w:color="000000" w:sz="4"/>
+              <w:bottom w:val="single" w:color="000000" w:sz="4"/>
+              <w:right w:val="single" w:color="000000" w:sz="4"/>
             </w:tcBorders>
             <w:tcMar>
               <w:top w:type="dxa" w:w="60"/>
@@ -5364,9 +5347,9 @@
             </w:r>
             <w:r>
               <w:rPr>
-                <w:rFonts w:ascii="Consolas" w:cs="Consolas" w:eastAsia="Consolas" w:hAnsi="Consolas"/>
-                <w:sz w:val="19"/>
-                <w:szCs w:val="19"/>
+                <w:rFonts w:ascii="Courier New" w:cs="Courier New" w:eastAsia="Courier New" w:hAnsi="Courier New"/>
+                <w:sz w:val="22"/>
+                <w:szCs w:val="22"/>
               </w:rPr>
               <w:t xml:space="preserve">.railway/railway.ts</w:t>
             </w:r>
@@ -5385,9 +5368,9 @@
             </w:r>
             <w:r>
               <w:rPr>
-                <w:rFonts w:ascii="Consolas" w:cs="Consolas" w:eastAsia="Consolas" w:hAnsi="Consolas"/>
-                <w:sz w:val="19"/>
-                <w:szCs w:val="19"/>
+                <w:rFonts w:ascii="Courier New" w:cs="Courier New" w:eastAsia="Courier New" w:hAnsi="Courier New"/>
+                <w:sz w:val="22"/>
+                <w:szCs w:val="22"/>
               </w:rPr>
               <w:t xml:space="preserve">GET /health</w:t>
             </w:r>
@@ -5521,9 +5504,9 @@
       </w:r>
       <w:r>
         <w:rPr>
-          <w:rFonts w:ascii="Consolas" w:cs="Consolas" w:eastAsia="Consolas" w:hAnsi="Consolas"/>
-          <w:sz w:val="19"/>
-          <w:szCs w:val="19"/>
+          <w:rFonts w:ascii="Courier New" w:cs="Courier New" w:eastAsia="Courier New" w:hAnsi="Courier New"/>
+          <w:sz w:val="22"/>
+          <w:szCs w:val="22"/>
         </w:rPr>
         <w:t xml:space="preserve">docs/</w:t>
       </w:r>
@@ -5587,9 +5570,9 @@
       </w:r>
       <w:r>
         <w:rPr>
-          <w:rFonts w:ascii="Consolas" w:cs="Consolas" w:eastAsia="Consolas" w:hAnsi="Consolas"/>
-          <w:sz w:val="19"/>
-          <w:szCs w:val="19"/>
+          <w:rFonts w:ascii="Courier New" w:cs="Courier New" w:eastAsia="Courier New" w:hAnsi="Courier New"/>
+          <w:sz w:val="22"/>
+          <w:szCs w:val="22"/>
         </w:rPr>
         <w:t xml:space="preserve">.github/ISSUE_TEMPLATE/</w:t>
       </w:r>
@@ -5651,9 +5634,9 @@
       </w:r>
       <w:r>
         <w:rPr>
-          <w:rFonts w:ascii="Consolas" w:cs="Consolas" w:eastAsia="Consolas" w:hAnsi="Consolas"/>
-          <w:sz w:val="19"/>
-          <w:szCs w:val="19"/>
+          <w:rFonts w:ascii="Courier New" w:cs="Courier New" w:eastAsia="Courier New" w:hAnsi="Courier New"/>
+          <w:sz w:val="22"/>
+          <w:szCs w:val="22"/>
         </w:rPr>
         <w:t xml:space="preserve">Closes #N</w:t>
       </w:r>
@@ -5739,9 +5722,9 @@
         <w:rPr>
           <w:i/>
           <w:iCs/>
-          <w:color w:val="555555"/>
-          <w:sz w:val="18"/>
-          <w:szCs w:val="18"/>
+          <w:color w:val="000000"/>
+          <w:sz w:val="22"/>
+          <w:szCs w:val="22"/>
         </w:rPr>
         <w:t xml:space="preserve">Issues del repositorio con etiquetas: los cerrados se cerraron solos al mergear el PR que los referenciaba</w:t>
       </w:r>
@@ -5772,10 +5755,10 @@
       <w:r>
         <w:t xml:space="preserve"> en GitHub Projects, público y vinculado al repositorio: </w:t>
       </w:r>
-      <w:hyperlink w:history="1" r:id="rIds6qq0j3otim6bwybibq9_">
+      <w:hyperlink w:history="1" r:id="rId5feinf_dw8pu7y3ocqaiq">
         <w:r>
           <w:rPr>
-            <w:rStyle w:val="Hyperlink"/>
+            <w:color w:val="000000"/>
           </w:rPr>
           <w:t xml:space="preserve">https://github.com/users/fabrithompson/projects/1</w:t>
         </w:r>
@@ -5829,12 +5812,11 @@
           <w:tcPr>
             <w:tcW w:type="dxa" w:w="946"/>
             <w:tcBorders>
-              <w:top w:val="single" w:color="BFBFBF" w:sz="4"/>
-              <w:left w:val="single" w:color="BFBFBF" w:sz="4"/>
-              <w:bottom w:val="single" w:color="BFBFBF" w:sz="4"/>
-              <w:right w:val="single" w:color="BFBFBF" w:sz="4"/>
-            </w:tcBorders>
-            <w:shd w:fill="DCE6F1" w:color="auto" w:val="clear"/>
+              <w:top w:val="single" w:color="000000" w:sz="4"/>
+              <w:left w:val="single" w:color="000000" w:sz="4"/>
+              <w:bottom w:val="single" w:color="000000" w:sz="4"/>
+              <w:right w:val="single" w:color="000000" w:sz="4"/>
+            </w:tcBorders>
             <w:tcMar>
               <w:top w:type="dxa" w:w="60"/>
               <w:left w:type="dxa" w:w="100"/>
@@ -5859,12 +5841,11 @@
           <w:tcPr>
             <w:tcW w:type="dxa" w:w="3528"/>
             <w:tcBorders>
-              <w:top w:val="single" w:color="BFBFBF" w:sz="4"/>
-              <w:left w:val="single" w:color="BFBFBF" w:sz="4"/>
-              <w:bottom w:val="single" w:color="BFBFBF" w:sz="4"/>
-              <w:right w:val="single" w:color="BFBFBF" w:sz="4"/>
-            </w:tcBorders>
-            <w:shd w:fill="DCE6F1" w:color="auto" w:val="clear"/>
+              <w:top w:val="single" w:color="000000" w:sz="4"/>
+              <w:left w:val="single" w:color="000000" w:sz="4"/>
+              <w:bottom w:val="single" w:color="000000" w:sz="4"/>
+              <w:right w:val="single" w:color="000000" w:sz="4"/>
+            </w:tcBorders>
             <w:tcMar>
               <w:top w:type="dxa" w:w="60"/>
               <w:left w:type="dxa" w:w="100"/>
@@ -5889,12 +5870,11 @@
           <w:tcPr>
             <w:tcW w:type="dxa" w:w="5164"/>
             <w:tcBorders>
-              <w:top w:val="single" w:color="BFBFBF" w:sz="4"/>
-              <w:left w:val="single" w:color="BFBFBF" w:sz="4"/>
-              <w:bottom w:val="single" w:color="BFBFBF" w:sz="4"/>
-              <w:right w:val="single" w:color="BFBFBF" w:sz="4"/>
-            </w:tcBorders>
-            <w:shd w:fill="DCE6F1" w:color="auto" w:val="clear"/>
+              <w:top w:val="single" w:color="000000" w:sz="4"/>
+              <w:left w:val="single" w:color="000000" w:sz="4"/>
+              <w:bottom w:val="single" w:color="000000" w:sz="4"/>
+              <w:right w:val="single" w:color="000000" w:sz="4"/>
+            </w:tcBorders>
             <w:tcMar>
               <w:top w:type="dxa" w:w="60"/>
               <w:left w:type="dxa" w:w="100"/>
@@ -5921,10 +5901,10 @@
           <w:tcPr>
             <w:tcW w:type="dxa" w:w="946"/>
             <w:tcBorders>
-              <w:top w:val="single" w:color="BFBFBF" w:sz="4"/>
-              <w:left w:val="single" w:color="BFBFBF" w:sz="4"/>
-              <w:bottom w:val="single" w:color="BFBFBF" w:sz="4"/>
-              <w:right w:val="single" w:color="BFBFBF" w:sz="4"/>
+              <w:top w:val="single" w:color="000000" w:sz="4"/>
+              <w:left w:val="single" w:color="000000" w:sz="4"/>
+              <w:bottom w:val="single" w:color="000000" w:sz="4"/>
+              <w:right w:val="single" w:color="000000" w:sz="4"/>
             </w:tcBorders>
             <w:tcMar>
               <w:top w:type="dxa" w:w="60"/>
@@ -5946,10 +5926,10 @@
           <w:tcPr>
             <w:tcW w:type="dxa" w:w="3528"/>
             <w:tcBorders>
-              <w:top w:val="single" w:color="BFBFBF" w:sz="4"/>
-              <w:left w:val="single" w:color="BFBFBF" w:sz="4"/>
-              <w:bottom w:val="single" w:color="BFBFBF" w:sz="4"/>
-              <w:right w:val="single" w:color="BFBFBF" w:sz="4"/>
+              <w:top w:val="single" w:color="000000" w:sz="4"/>
+              <w:left w:val="single" w:color="000000" w:sz="4"/>
+              <w:bottom w:val="single" w:color="000000" w:sz="4"/>
+              <w:right w:val="single" w:color="000000" w:sz="4"/>
             </w:tcBorders>
             <w:tcMar>
               <w:top w:type="dxa" w:w="60"/>
@@ -5971,10 +5951,10 @@
           <w:tcPr>
             <w:tcW w:type="dxa" w:w="5164"/>
             <w:tcBorders>
-              <w:top w:val="single" w:color="BFBFBF" w:sz="4"/>
-              <w:left w:val="single" w:color="BFBFBF" w:sz="4"/>
-              <w:bottom w:val="single" w:color="BFBFBF" w:sz="4"/>
-              <w:right w:val="single" w:color="BFBFBF" w:sz="4"/>
+              <w:top w:val="single" w:color="000000" w:sz="4"/>
+              <w:left w:val="single" w:color="000000" w:sz="4"/>
+              <w:bottom w:val="single" w:color="000000" w:sz="4"/>
+              <w:right w:val="single" w:color="000000" w:sz="4"/>
             </w:tcBorders>
             <w:tcMar>
               <w:top w:type="dxa" w:w="60"/>
@@ -5998,10 +5978,10 @@
           <w:tcPr>
             <w:tcW w:type="dxa" w:w="946"/>
             <w:tcBorders>
-              <w:top w:val="single" w:color="BFBFBF" w:sz="4"/>
-              <w:left w:val="single" w:color="BFBFBF" w:sz="4"/>
-              <w:bottom w:val="single" w:color="BFBFBF" w:sz="4"/>
-              <w:right w:val="single" w:color="BFBFBF" w:sz="4"/>
+              <w:top w:val="single" w:color="000000" w:sz="4"/>
+              <w:left w:val="single" w:color="000000" w:sz="4"/>
+              <w:bottom w:val="single" w:color="000000" w:sz="4"/>
+              <w:right w:val="single" w:color="000000" w:sz="4"/>
             </w:tcBorders>
             <w:tcMar>
               <w:top w:type="dxa" w:w="60"/>
@@ -6023,10 +6003,10 @@
           <w:tcPr>
             <w:tcW w:type="dxa" w:w="3528"/>
             <w:tcBorders>
-              <w:top w:val="single" w:color="BFBFBF" w:sz="4"/>
-              <w:left w:val="single" w:color="BFBFBF" w:sz="4"/>
-              <w:bottom w:val="single" w:color="BFBFBF" w:sz="4"/>
-              <w:right w:val="single" w:color="BFBFBF" w:sz="4"/>
+              <w:top w:val="single" w:color="000000" w:sz="4"/>
+              <w:left w:val="single" w:color="000000" w:sz="4"/>
+              <w:bottom w:val="single" w:color="000000" w:sz="4"/>
+              <w:right w:val="single" w:color="000000" w:sz="4"/>
             </w:tcBorders>
             <w:tcMar>
               <w:top w:type="dxa" w:w="60"/>
@@ -6048,10 +6028,10 @@
           <w:tcPr>
             <w:tcW w:type="dxa" w:w="5164"/>
             <w:tcBorders>
-              <w:top w:val="single" w:color="BFBFBF" w:sz="4"/>
-              <w:left w:val="single" w:color="BFBFBF" w:sz="4"/>
-              <w:bottom w:val="single" w:color="BFBFBF" w:sz="4"/>
-              <w:right w:val="single" w:color="BFBFBF" w:sz="4"/>
+              <w:top w:val="single" w:color="000000" w:sz="4"/>
+              <w:left w:val="single" w:color="000000" w:sz="4"/>
+              <w:bottom w:val="single" w:color="000000" w:sz="4"/>
+              <w:right w:val="single" w:color="000000" w:sz="4"/>
             </w:tcBorders>
             <w:tcMar>
               <w:top w:type="dxa" w:w="60"/>
@@ -6075,10 +6055,10 @@
           <w:tcPr>
             <w:tcW w:type="dxa" w:w="946"/>
             <w:tcBorders>
-              <w:top w:val="single" w:color="BFBFBF" w:sz="4"/>
-              <w:left w:val="single" w:color="BFBFBF" w:sz="4"/>
-              <w:bottom w:val="single" w:color="BFBFBF" w:sz="4"/>
-              <w:right w:val="single" w:color="BFBFBF" w:sz="4"/>
+              <w:top w:val="single" w:color="000000" w:sz="4"/>
+              <w:left w:val="single" w:color="000000" w:sz="4"/>
+              <w:bottom w:val="single" w:color="000000" w:sz="4"/>
+              <w:right w:val="single" w:color="000000" w:sz="4"/>
             </w:tcBorders>
             <w:tcMar>
               <w:top w:type="dxa" w:w="60"/>
@@ -6100,10 +6080,10 @@
           <w:tcPr>
             <w:tcW w:type="dxa" w:w="3528"/>
             <w:tcBorders>
-              <w:top w:val="single" w:color="BFBFBF" w:sz="4"/>
-              <w:left w:val="single" w:color="BFBFBF" w:sz="4"/>
-              <w:bottom w:val="single" w:color="BFBFBF" w:sz="4"/>
-              <w:right w:val="single" w:color="BFBFBF" w:sz="4"/>
+              <w:top w:val="single" w:color="000000" w:sz="4"/>
+              <w:left w:val="single" w:color="000000" w:sz="4"/>
+              <w:bottom w:val="single" w:color="000000" w:sz="4"/>
+              <w:right w:val="single" w:color="000000" w:sz="4"/>
             </w:tcBorders>
             <w:tcMar>
               <w:top w:type="dxa" w:w="60"/>
@@ -6125,10 +6105,10 @@
           <w:tcPr>
             <w:tcW w:type="dxa" w:w="5164"/>
             <w:tcBorders>
-              <w:top w:val="single" w:color="BFBFBF" w:sz="4"/>
-              <w:left w:val="single" w:color="BFBFBF" w:sz="4"/>
-              <w:bottom w:val="single" w:color="BFBFBF" w:sz="4"/>
-              <w:right w:val="single" w:color="BFBFBF" w:sz="4"/>
+              <w:top w:val="single" w:color="000000" w:sz="4"/>
+              <w:left w:val="single" w:color="000000" w:sz="4"/>
+              <w:bottom w:val="single" w:color="000000" w:sz="4"/>
+              <w:right w:val="single" w:color="000000" w:sz="4"/>
             </w:tcBorders>
             <w:tcMar>
               <w:top w:type="dxa" w:w="60"/>
@@ -6159,10 +6139,10 @@
           <w:tcPr>
             <w:tcW w:type="dxa" w:w="946"/>
             <w:tcBorders>
-              <w:top w:val="single" w:color="BFBFBF" w:sz="4"/>
-              <w:left w:val="single" w:color="BFBFBF" w:sz="4"/>
-              <w:bottom w:val="single" w:color="BFBFBF" w:sz="4"/>
-              <w:right w:val="single" w:color="BFBFBF" w:sz="4"/>
+              <w:top w:val="single" w:color="000000" w:sz="4"/>
+              <w:left w:val="single" w:color="000000" w:sz="4"/>
+              <w:bottom w:val="single" w:color="000000" w:sz="4"/>
+              <w:right w:val="single" w:color="000000" w:sz="4"/>
             </w:tcBorders>
             <w:tcMar>
               <w:top w:type="dxa" w:w="60"/>
@@ -6184,10 +6164,10 @@
           <w:tcPr>
             <w:tcW w:type="dxa" w:w="3528"/>
             <w:tcBorders>
-              <w:top w:val="single" w:color="BFBFBF" w:sz="4"/>
-              <w:left w:val="single" w:color="BFBFBF" w:sz="4"/>
-              <w:bottom w:val="single" w:color="BFBFBF" w:sz="4"/>
-              <w:right w:val="single" w:color="BFBFBF" w:sz="4"/>
+              <w:top w:val="single" w:color="000000" w:sz="4"/>
+              <w:left w:val="single" w:color="000000" w:sz="4"/>
+              <w:bottom w:val="single" w:color="000000" w:sz="4"/>
+              <w:right w:val="single" w:color="000000" w:sz="4"/>
             </w:tcBorders>
             <w:tcMar>
               <w:top w:type="dxa" w:w="60"/>
@@ -6209,10 +6189,10 @@
           <w:tcPr>
             <w:tcW w:type="dxa" w:w="5164"/>
             <w:tcBorders>
-              <w:top w:val="single" w:color="BFBFBF" w:sz="4"/>
-              <w:left w:val="single" w:color="BFBFBF" w:sz="4"/>
-              <w:bottom w:val="single" w:color="BFBFBF" w:sz="4"/>
-              <w:right w:val="single" w:color="BFBFBF" w:sz="4"/>
+              <w:top w:val="single" w:color="000000" w:sz="4"/>
+              <w:left w:val="single" w:color="000000" w:sz="4"/>
+              <w:bottom w:val="single" w:color="000000" w:sz="4"/>
+              <w:right w:val="single" w:color="000000" w:sz="4"/>
             </w:tcBorders>
             <w:tcMar>
               <w:top w:type="dxa" w:w="60"/>
@@ -6230,9 +6210,9 @@
             </w:r>
             <w:r>
               <w:rPr>
-                <w:rFonts w:ascii="Consolas" w:cs="Consolas" w:eastAsia="Consolas" w:hAnsi="Consolas"/>
-                <w:sz w:val="19"/>
-                <w:szCs w:val="19"/>
+                <w:rFonts w:ascii="Courier New" w:cs="Courier New" w:eastAsia="Courier New" w:hAnsi="Courier New"/>
+                <w:sz w:val="22"/>
+                <w:szCs w:val="22"/>
               </w:rPr>
               <w:t xml:space="preserve">Closes #N</w:t>
             </w:r>
@@ -6244,10 +6224,10 @@
           <w:tcPr>
             <w:tcW w:type="dxa" w:w="946"/>
             <w:tcBorders>
-              <w:top w:val="single" w:color="BFBFBF" w:sz="4"/>
-              <w:left w:val="single" w:color="BFBFBF" w:sz="4"/>
-              <w:bottom w:val="single" w:color="BFBFBF" w:sz="4"/>
-              <w:right w:val="single" w:color="BFBFBF" w:sz="4"/>
+              <w:top w:val="single" w:color="000000" w:sz="4"/>
+              <w:left w:val="single" w:color="000000" w:sz="4"/>
+              <w:bottom w:val="single" w:color="000000" w:sz="4"/>
+              <w:right w:val="single" w:color="000000" w:sz="4"/>
             </w:tcBorders>
             <w:tcMar>
               <w:top w:type="dxa" w:w="60"/>
@@ -6269,10 +6249,10 @@
           <w:tcPr>
             <w:tcW w:type="dxa" w:w="3528"/>
             <w:tcBorders>
-              <w:top w:val="single" w:color="BFBFBF" w:sz="4"/>
-              <w:left w:val="single" w:color="BFBFBF" w:sz="4"/>
-              <w:bottom w:val="single" w:color="BFBFBF" w:sz="4"/>
-              <w:right w:val="single" w:color="BFBFBF" w:sz="4"/>
+              <w:top w:val="single" w:color="000000" w:sz="4"/>
+              <w:left w:val="single" w:color="000000" w:sz="4"/>
+              <w:bottom w:val="single" w:color="000000" w:sz="4"/>
+              <w:right w:val="single" w:color="000000" w:sz="4"/>
             </w:tcBorders>
             <w:tcMar>
               <w:top w:type="dxa" w:w="60"/>
@@ -6294,10 +6274,10 @@
           <w:tcPr>
             <w:tcW w:type="dxa" w:w="5164"/>
             <w:tcBorders>
-              <w:top w:val="single" w:color="BFBFBF" w:sz="4"/>
-              <w:left w:val="single" w:color="BFBFBF" w:sz="4"/>
-              <w:bottom w:val="single" w:color="BFBFBF" w:sz="4"/>
-              <w:right w:val="single" w:color="BFBFBF" w:sz="4"/>
+              <w:top w:val="single" w:color="000000" w:sz="4"/>
+              <w:left w:val="single" w:color="000000" w:sz="4"/>
+              <w:bottom w:val="single" w:color="000000" w:sz="4"/>
+              <w:right w:val="single" w:color="000000" w:sz="4"/>
             </w:tcBorders>
             <w:tcMar>
               <w:top w:type="dxa" w:w="60"/>
@@ -6417,9 +6397,9 @@
       </w:r>
       <w:r>
         <w:rPr>
-          <w:rFonts w:ascii="Consolas" w:cs="Consolas" w:eastAsia="Consolas" w:hAnsi="Consolas"/>
-          <w:sz w:val="19"/>
-          <w:szCs w:val="19"/>
+          <w:rFonts w:ascii="Courier New" w:cs="Courier New" w:eastAsia="Courier New" w:hAnsi="Courier New"/>
+          <w:sz w:val="22"/>
+          <w:szCs w:val="22"/>
         </w:rPr>
         <w:t xml:space="preserve">Closes #N</w:t>
       </w:r>
@@ -6611,9 +6591,9 @@
       </w:r>
       <w:r>
         <w:rPr>
-          <w:rFonts w:ascii="Consolas" w:cs="Consolas" w:eastAsia="Consolas" w:hAnsi="Consolas"/>
-          <w:sz w:val="19"/>
-          <w:szCs w:val="19"/>
+          <w:rFonts w:ascii="Courier New" w:cs="Courier New" w:eastAsia="Courier New" w:hAnsi="Courier New"/>
+          <w:sz w:val="22"/>
+          <w:szCs w:val="22"/>
         </w:rPr>
         <w:t xml:space="preserve">gh project item-edit</w:t>
       </w:r>
@@ -6622,9 +6602,9 @@
       </w:r>
       <w:r>
         <w:rPr>
-          <w:rFonts w:ascii="Consolas" w:cs="Consolas" w:eastAsia="Consolas" w:hAnsi="Consolas"/>
-          <w:sz w:val="19"/>
-          <w:szCs w:val="19"/>
+          <w:rFonts w:ascii="Courier New" w:cs="Courier New" w:eastAsia="Courier New" w:hAnsi="Courier New"/>
+          <w:sz w:val="22"/>
+          <w:szCs w:val="22"/>
         </w:rPr>
         <w:t xml:space="preserve">Closes #N</w:t>
       </w:r>
@@ -6687,9 +6667,9 @@
         <w:rPr>
           <w:i/>
           <w:iCs/>
-          <w:color w:val="555555"/>
-          <w:sz w:val="18"/>
-          <w:szCs w:val="18"/>
+          <w:color w:val="000000"/>
+          <w:sz w:val="22"/>
+          <w:szCs w:val="22"/>
         </w:rPr>
         <w:t xml:space="preserve">Tablero Kanban del proyecto en GitHub Projects, 26/10/2026</w:t>
       </w:r>
@@ -6742,12 +6722,11 @@
           <w:tcPr>
             <w:tcW w:type="dxa" w:w="2712"/>
             <w:tcBorders>
-              <w:top w:val="single" w:color="BFBFBF" w:sz="4"/>
-              <w:left w:val="single" w:color="BFBFBF" w:sz="4"/>
-              <w:bottom w:val="single" w:color="BFBFBF" w:sz="4"/>
-              <w:right w:val="single" w:color="BFBFBF" w:sz="4"/>
-            </w:tcBorders>
-            <w:shd w:fill="DCE6F1" w:color="auto" w:val="clear"/>
+              <w:top w:val="single" w:color="000000" w:sz="4"/>
+              <w:left w:val="single" w:color="000000" w:sz="4"/>
+              <w:bottom w:val="single" w:color="000000" w:sz="4"/>
+              <w:right w:val="single" w:color="000000" w:sz="4"/>
+            </w:tcBorders>
             <w:tcMar>
               <w:top w:type="dxa" w:w="60"/>
               <w:left w:type="dxa" w:w="100"/>
@@ -6772,12 +6751,11 @@
           <w:tcPr>
             <w:tcW w:type="dxa" w:w="3462"/>
             <w:tcBorders>
-              <w:top w:val="single" w:color="BFBFBF" w:sz="4"/>
-              <w:left w:val="single" w:color="BFBFBF" w:sz="4"/>
-              <w:bottom w:val="single" w:color="BFBFBF" w:sz="4"/>
-              <w:right w:val="single" w:color="BFBFBF" w:sz="4"/>
-            </w:tcBorders>
-            <w:shd w:fill="DCE6F1" w:color="auto" w:val="clear"/>
+              <w:top w:val="single" w:color="000000" w:sz="4"/>
+              <w:left w:val="single" w:color="000000" w:sz="4"/>
+              <w:bottom w:val="single" w:color="000000" w:sz="4"/>
+              <w:right w:val="single" w:color="000000" w:sz="4"/>
+            </w:tcBorders>
             <w:tcMar>
               <w:top w:type="dxa" w:w="60"/>
               <w:left w:type="dxa" w:w="100"/>
@@ -6802,12 +6780,11 @@
           <w:tcPr>
             <w:tcW w:type="dxa" w:w="3464"/>
             <w:tcBorders>
-              <w:top w:val="single" w:color="BFBFBF" w:sz="4"/>
-              <w:left w:val="single" w:color="BFBFBF" w:sz="4"/>
-              <w:bottom w:val="single" w:color="BFBFBF" w:sz="4"/>
-              <w:right w:val="single" w:color="BFBFBF" w:sz="4"/>
-            </w:tcBorders>
-            <w:shd w:fill="DCE6F1" w:color="auto" w:val="clear"/>
+              <w:top w:val="single" w:color="000000" w:sz="4"/>
+              <w:left w:val="single" w:color="000000" w:sz="4"/>
+              <w:bottom w:val="single" w:color="000000" w:sz="4"/>
+              <w:right w:val="single" w:color="000000" w:sz="4"/>
+            </w:tcBorders>
             <w:tcMar>
               <w:top w:type="dxa" w:w="60"/>
               <w:left w:type="dxa" w:w="100"/>
@@ -6834,10 +6811,10 @@
           <w:tcPr>
             <w:tcW w:type="dxa" w:w="2712"/>
             <w:tcBorders>
-              <w:top w:val="single" w:color="BFBFBF" w:sz="4"/>
-              <w:left w:val="single" w:color="BFBFBF" w:sz="4"/>
-              <w:bottom w:val="single" w:color="BFBFBF" w:sz="4"/>
-              <w:right w:val="single" w:color="BFBFBF" w:sz="4"/>
+              <w:top w:val="single" w:color="000000" w:sz="4"/>
+              <w:left w:val="single" w:color="000000" w:sz="4"/>
+              <w:bottom w:val="single" w:color="000000" w:sz="4"/>
+              <w:right w:val="single" w:color="000000" w:sz="4"/>
             </w:tcBorders>
             <w:tcMar>
               <w:top w:type="dxa" w:w="60"/>
@@ -6859,10 +6836,10 @@
           <w:tcPr>
             <w:tcW w:type="dxa" w:w="3462"/>
             <w:tcBorders>
-              <w:top w:val="single" w:color="BFBFBF" w:sz="4"/>
-              <w:left w:val="single" w:color="BFBFBF" w:sz="4"/>
-              <w:bottom w:val="single" w:color="BFBFBF" w:sz="4"/>
-              <w:right w:val="single" w:color="BFBFBF" w:sz="4"/>
+              <w:top w:val="single" w:color="000000" w:sz="4"/>
+              <w:left w:val="single" w:color="000000" w:sz="4"/>
+              <w:bottom w:val="single" w:color="000000" w:sz="4"/>
+              <w:right w:val="single" w:color="000000" w:sz="4"/>
             </w:tcBorders>
             <w:tcMar>
               <w:top w:type="dxa" w:w="60"/>
@@ -6887,9 +6864,9 @@
             </w:r>
             <w:r>
               <w:rPr>
-                <w:rFonts w:ascii="Consolas" w:cs="Consolas" w:eastAsia="Consolas" w:hAnsi="Consolas"/>
-                <w:sz w:val="19"/>
-                <w:szCs w:val="19"/>
+                <w:rFonts w:ascii="Courier New" w:cs="Courier New" w:eastAsia="Courier New" w:hAnsi="Courier New"/>
+                <w:sz w:val="22"/>
+                <w:szCs w:val="22"/>
               </w:rPr>
               <w:t xml:space="preserve">gh</w:t>
             </w:r>
@@ -6898,9 +6875,9 @@
             </w:r>
             <w:r>
               <w:rPr>
-                <w:rFonts w:ascii="Consolas" w:cs="Consolas" w:eastAsia="Consolas" w:hAnsi="Consolas"/>
-                <w:sz w:val="19"/>
-                <w:szCs w:val="19"/>
+                <w:rFonts w:ascii="Courier New" w:cs="Courier New" w:eastAsia="Courier New" w:hAnsi="Courier New"/>
+                <w:sz w:val="22"/>
+                <w:szCs w:val="22"/>
               </w:rPr>
               <w:t xml:space="preserve">scripts/metricas/entrega.mjs</w:t>
             </w:r>
@@ -6910,10 +6887,10 @@
           <w:tcPr>
             <w:tcW w:type="dxa" w:w="3464"/>
             <w:tcBorders>
-              <w:top w:val="single" w:color="BFBFBF" w:sz="4"/>
-              <w:left w:val="single" w:color="BFBFBF" w:sz="4"/>
-              <w:bottom w:val="single" w:color="BFBFBF" w:sz="4"/>
-              <w:right w:val="single" w:color="BFBFBF" w:sz="4"/>
+              <w:top w:val="single" w:color="000000" w:sz="4"/>
+              <w:left w:val="single" w:color="000000" w:sz="4"/>
+              <w:bottom w:val="single" w:color="000000" w:sz="4"/>
+              <w:right w:val="single" w:color="000000" w:sz="4"/>
             </w:tcBorders>
             <w:tcMar>
               <w:top w:type="dxa" w:w="60"/>
@@ -6931,9 +6908,9 @@
             </w:r>
             <w:r>
               <w:rPr>
-                <w:rFonts w:ascii="Consolas" w:cs="Consolas" w:eastAsia="Consolas" w:hAnsi="Consolas"/>
-                <w:sz w:val="19"/>
-                <w:szCs w:val="19"/>
+                <w:rFonts w:ascii="Courier New" w:cs="Courier New" w:eastAsia="Courier New" w:hAnsi="Courier New"/>
+                <w:sz w:val="22"/>
+                <w:szCs w:val="22"/>
               </w:rPr>
               <w:t xml:space="preserve">main</w:t>
             </w:r>
@@ -6948,10 +6925,10 @@
           <w:tcPr>
             <w:tcW w:type="dxa" w:w="2712"/>
             <w:tcBorders>
-              <w:top w:val="single" w:color="BFBFBF" w:sz="4"/>
-              <w:left w:val="single" w:color="BFBFBF" w:sz="4"/>
-              <w:bottom w:val="single" w:color="BFBFBF" w:sz="4"/>
-              <w:right w:val="single" w:color="BFBFBF" w:sz="4"/>
+              <w:top w:val="single" w:color="000000" w:sz="4"/>
+              <w:left w:val="single" w:color="000000" w:sz="4"/>
+              <w:bottom w:val="single" w:color="000000" w:sz="4"/>
+              <w:right w:val="single" w:color="000000" w:sz="4"/>
             </w:tcBorders>
             <w:tcMar>
               <w:top w:type="dxa" w:w="60"/>
@@ -6973,10 +6950,10 @@
           <w:tcPr>
             <w:tcW w:type="dxa" w:w="3462"/>
             <w:tcBorders>
-              <w:top w:val="single" w:color="BFBFBF" w:sz="4"/>
-              <w:left w:val="single" w:color="BFBFBF" w:sz="4"/>
-              <w:bottom w:val="single" w:color="BFBFBF" w:sz="4"/>
-              <w:right w:val="single" w:color="BFBFBF" w:sz="4"/>
+              <w:top w:val="single" w:color="000000" w:sz="4"/>
+              <w:left w:val="single" w:color="000000" w:sz="4"/>
+              <w:bottom w:val="single" w:color="000000" w:sz="4"/>
+              <w:right w:val="single" w:color="000000" w:sz="4"/>
             </w:tcBorders>
             <w:tcMar>
               <w:top w:type="dxa" w:w="60"/>
@@ -7002,10 +6979,10 @@
           <w:tcPr>
             <w:tcW w:type="dxa" w:w="3464"/>
             <w:tcBorders>
-              <w:top w:val="single" w:color="BFBFBF" w:sz="4"/>
-              <w:left w:val="single" w:color="BFBFBF" w:sz="4"/>
-              <w:bottom w:val="single" w:color="BFBFBF" w:sz="4"/>
-              <w:right w:val="single" w:color="BFBFBF" w:sz="4"/>
+              <w:top w:val="single" w:color="000000" w:sz="4"/>
+              <w:left w:val="single" w:color="000000" w:sz="4"/>
+              <w:bottom w:val="single" w:color="000000" w:sz="4"/>
+              <w:right w:val="single" w:color="000000" w:sz="4"/>
             </w:tcBorders>
             <w:tcMar>
               <w:top w:type="dxa" w:w="60"/>
@@ -7029,10 +7006,10 @@
           <w:tcPr>
             <w:tcW w:type="dxa" w:w="2712"/>
             <w:tcBorders>
-              <w:top w:val="single" w:color="BFBFBF" w:sz="4"/>
-              <w:left w:val="single" w:color="BFBFBF" w:sz="4"/>
-              <w:bottom w:val="single" w:color="BFBFBF" w:sz="4"/>
-              <w:right w:val="single" w:color="BFBFBF" w:sz="4"/>
+              <w:top w:val="single" w:color="000000" w:sz="4"/>
+              <w:left w:val="single" w:color="000000" w:sz="4"/>
+              <w:bottom w:val="single" w:color="000000" w:sz="4"/>
+              <w:right w:val="single" w:color="000000" w:sz="4"/>
             </w:tcBorders>
             <w:tcMar>
               <w:top w:type="dxa" w:w="60"/>
@@ -7054,10 +7031,10 @@
           <w:tcPr>
             <w:tcW w:type="dxa" w:w="3462"/>
             <w:tcBorders>
-              <w:top w:val="single" w:color="BFBFBF" w:sz="4"/>
-              <w:left w:val="single" w:color="BFBFBF" w:sz="4"/>
-              <w:bottom w:val="single" w:color="BFBFBF" w:sz="4"/>
-              <w:right w:val="single" w:color="BFBFBF" w:sz="4"/>
+              <w:top w:val="single" w:color="000000" w:sz="4"/>
+              <w:left w:val="single" w:color="000000" w:sz="4"/>
+              <w:bottom w:val="single" w:color="000000" w:sz="4"/>
+              <w:right w:val="single" w:color="000000" w:sz="4"/>
             </w:tcBorders>
             <w:tcMar>
               <w:top w:type="dxa" w:w="60"/>
@@ -7086,10 +7063,10 @@
           <w:tcPr>
             <w:tcW w:type="dxa" w:w="3464"/>
             <w:tcBorders>
-              <w:top w:val="single" w:color="BFBFBF" w:sz="4"/>
-              <w:left w:val="single" w:color="BFBFBF" w:sz="4"/>
-              <w:bottom w:val="single" w:color="BFBFBF" w:sz="4"/>
-              <w:right w:val="single" w:color="BFBFBF" w:sz="4"/>
+              <w:top w:val="single" w:color="000000" w:sz="4"/>
+              <w:left w:val="single" w:color="000000" w:sz="4"/>
+              <w:bottom w:val="single" w:color="000000" w:sz="4"/>
+              <w:right w:val="single" w:color="000000" w:sz="4"/>
             </w:tcBorders>
             <w:tcMar>
               <w:top w:type="dxa" w:w="60"/>
@@ -7113,10 +7090,10 @@
           <w:tcPr>
             <w:tcW w:type="dxa" w:w="2712"/>
             <w:tcBorders>
-              <w:top w:val="single" w:color="BFBFBF" w:sz="4"/>
-              <w:left w:val="single" w:color="BFBFBF" w:sz="4"/>
-              <w:bottom w:val="single" w:color="BFBFBF" w:sz="4"/>
-              <w:right w:val="single" w:color="BFBFBF" w:sz="4"/>
+              <w:top w:val="single" w:color="000000" w:sz="4"/>
+              <w:left w:val="single" w:color="000000" w:sz="4"/>
+              <w:bottom w:val="single" w:color="000000" w:sz="4"/>
+              <w:right w:val="single" w:color="000000" w:sz="4"/>
             </w:tcBorders>
             <w:tcMar>
               <w:top w:type="dxa" w:w="60"/>
@@ -7138,10 +7115,10 @@
           <w:tcPr>
             <w:tcW w:type="dxa" w:w="3462"/>
             <w:tcBorders>
-              <w:top w:val="single" w:color="BFBFBF" w:sz="4"/>
-              <w:left w:val="single" w:color="BFBFBF" w:sz="4"/>
-              <w:bottom w:val="single" w:color="BFBFBF" w:sz="4"/>
-              <w:right w:val="single" w:color="BFBFBF" w:sz="4"/>
+              <w:top w:val="single" w:color="000000" w:sz="4"/>
+              <w:left w:val="single" w:color="000000" w:sz="4"/>
+              <w:bottom w:val="single" w:color="000000" w:sz="4"/>
+              <w:right w:val="single" w:color="000000" w:sz="4"/>
             </w:tcBorders>
             <w:tcMar>
               <w:top w:type="dxa" w:w="60"/>
@@ -7166,9 +7143,9 @@
             </w:r>
             <w:r>
               <w:rPr>
-                <w:rFonts w:ascii="Consolas" w:cs="Consolas" w:eastAsia="Consolas" w:hAnsi="Consolas"/>
-                <w:sz w:val="19"/>
-                <w:szCs w:val="19"/>
+                <w:rFonts w:ascii="Courier New" w:cs="Courier New" w:eastAsia="Courier New" w:hAnsi="Courier New"/>
+                <w:sz w:val="22"/>
+                <w:szCs w:val="22"/>
               </w:rPr>
               <w:t xml:space="preserve">scripts/metricas/lighthouse.mjs</w:t>
             </w:r>
@@ -7181,10 +7158,10 @@
           <w:tcPr>
             <w:tcW w:type="dxa" w:w="3464"/>
             <w:tcBorders>
-              <w:top w:val="single" w:color="BFBFBF" w:sz="4"/>
-              <w:left w:val="single" w:color="BFBFBF" w:sz="4"/>
-              <w:bottom w:val="single" w:color="BFBFBF" w:sz="4"/>
-              <w:right w:val="single" w:color="BFBFBF" w:sz="4"/>
+              <w:top w:val="single" w:color="000000" w:sz="4"/>
+              <w:left w:val="single" w:color="000000" w:sz="4"/>
+              <w:bottom w:val="single" w:color="000000" w:sz="4"/>
+              <w:right w:val="single" w:color="000000" w:sz="4"/>
             </w:tcBorders>
             <w:tcMar>
               <w:top w:type="dxa" w:w="60"/>
@@ -7262,12 +7239,11 @@
           <w:tcPr>
             <w:tcW w:type="dxa" w:w="3812"/>
             <w:tcBorders>
-              <w:top w:val="single" w:color="BFBFBF" w:sz="4"/>
-              <w:left w:val="single" w:color="BFBFBF" w:sz="4"/>
-              <w:bottom w:val="single" w:color="BFBFBF" w:sz="4"/>
-              <w:right w:val="single" w:color="BFBFBF" w:sz="4"/>
-            </w:tcBorders>
-            <w:shd w:fill="DCE6F1" w:color="auto" w:val="clear"/>
+              <w:top w:val="single" w:color="000000" w:sz="4"/>
+              <w:left w:val="single" w:color="000000" w:sz="4"/>
+              <w:bottom w:val="single" w:color="000000" w:sz="4"/>
+              <w:right w:val="single" w:color="000000" w:sz="4"/>
+            </w:tcBorders>
             <w:tcMar>
               <w:top w:type="dxa" w:w="60"/>
               <w:left w:type="dxa" w:w="100"/>
@@ -7292,12 +7268,11 @@
           <w:tcPr>
             <w:tcW w:type="dxa" w:w="5826"/>
             <w:tcBorders>
-              <w:top w:val="single" w:color="BFBFBF" w:sz="4"/>
-              <w:left w:val="single" w:color="BFBFBF" w:sz="4"/>
-              <w:bottom w:val="single" w:color="BFBFBF" w:sz="4"/>
-              <w:right w:val="single" w:color="BFBFBF" w:sz="4"/>
-            </w:tcBorders>
-            <w:shd w:fill="DCE6F1" w:color="auto" w:val="clear"/>
+              <w:top w:val="single" w:color="000000" w:sz="4"/>
+              <w:left w:val="single" w:color="000000" w:sz="4"/>
+              <w:bottom w:val="single" w:color="000000" w:sz="4"/>
+              <w:right w:val="single" w:color="000000" w:sz="4"/>
+            </w:tcBorders>
             <w:tcMar>
               <w:top w:type="dxa" w:w="60"/>
               <w:left w:type="dxa" w:w="100"/>
@@ -7324,10 +7299,10 @@
           <w:tcPr>
             <w:tcW w:type="dxa" w:w="3812"/>
             <w:tcBorders>
-              <w:top w:val="single" w:color="BFBFBF" w:sz="4"/>
-              <w:left w:val="single" w:color="BFBFBF" w:sz="4"/>
-              <w:bottom w:val="single" w:color="BFBFBF" w:sz="4"/>
-              <w:right w:val="single" w:color="BFBFBF" w:sz="4"/>
+              <w:top w:val="single" w:color="000000" w:sz="4"/>
+              <w:left w:val="single" w:color="000000" w:sz="4"/>
+              <w:bottom w:val="single" w:color="000000" w:sz="4"/>
+              <w:right w:val="single" w:color="000000" w:sz="4"/>
             </w:tcBorders>
             <w:tcMar>
               <w:top w:type="dxa" w:w="60"/>
@@ -7349,10 +7324,10 @@
           <w:tcPr>
             <w:tcW w:type="dxa" w:w="5826"/>
             <w:tcBorders>
-              <w:top w:val="single" w:color="BFBFBF" w:sz="4"/>
-              <w:left w:val="single" w:color="BFBFBF" w:sz="4"/>
-              <w:bottom w:val="single" w:color="BFBFBF" w:sz="4"/>
-              <w:right w:val="single" w:color="BFBFBF" w:sz="4"/>
+              <w:top w:val="single" w:color="000000" w:sz="4"/>
+              <w:left w:val="single" w:color="000000" w:sz="4"/>
+              <w:bottom w:val="single" w:color="000000" w:sz="4"/>
+              <w:right w:val="single" w:color="000000" w:sz="4"/>
             </w:tcBorders>
             <w:tcMar>
               <w:top w:type="dxa" w:w="60"/>
@@ -7376,10 +7351,10 @@
           <w:tcPr>
             <w:tcW w:type="dxa" w:w="3812"/>
             <w:tcBorders>
-              <w:top w:val="single" w:color="BFBFBF" w:sz="4"/>
-              <w:left w:val="single" w:color="BFBFBF" w:sz="4"/>
-              <w:bottom w:val="single" w:color="BFBFBF" w:sz="4"/>
-              <w:right w:val="single" w:color="BFBFBF" w:sz="4"/>
+              <w:top w:val="single" w:color="000000" w:sz="4"/>
+              <w:left w:val="single" w:color="000000" w:sz="4"/>
+              <w:bottom w:val="single" w:color="000000" w:sz="4"/>
+              <w:right w:val="single" w:color="000000" w:sz="4"/>
             </w:tcBorders>
             <w:tcMar>
               <w:top w:type="dxa" w:w="60"/>
@@ -7401,10 +7376,10 @@
           <w:tcPr>
             <w:tcW w:type="dxa" w:w="5826"/>
             <w:tcBorders>
-              <w:top w:val="single" w:color="BFBFBF" w:sz="4"/>
-              <w:left w:val="single" w:color="BFBFBF" w:sz="4"/>
-              <w:bottom w:val="single" w:color="BFBFBF" w:sz="4"/>
-              <w:right w:val="single" w:color="BFBFBF" w:sz="4"/>
+              <w:top w:val="single" w:color="000000" w:sz="4"/>
+              <w:left w:val="single" w:color="000000" w:sz="4"/>
+              <w:bottom w:val="single" w:color="000000" w:sz="4"/>
+              <w:right w:val="single" w:color="000000" w:sz="4"/>
             </w:tcBorders>
             <w:tcMar>
               <w:top w:type="dxa" w:w="60"/>
@@ -7428,10 +7403,10 @@
           <w:tcPr>
             <w:tcW w:type="dxa" w:w="3812"/>
             <w:tcBorders>
-              <w:top w:val="single" w:color="BFBFBF" w:sz="4"/>
-              <w:left w:val="single" w:color="BFBFBF" w:sz="4"/>
-              <w:bottom w:val="single" w:color="BFBFBF" w:sz="4"/>
-              <w:right w:val="single" w:color="BFBFBF" w:sz="4"/>
+              <w:top w:val="single" w:color="000000" w:sz="4"/>
+              <w:left w:val="single" w:color="000000" w:sz="4"/>
+              <w:bottom w:val="single" w:color="000000" w:sz="4"/>
+              <w:right w:val="single" w:color="000000" w:sz="4"/>
             </w:tcBorders>
             <w:tcMar>
               <w:top w:type="dxa" w:w="60"/>
@@ -7453,10 +7428,10 @@
           <w:tcPr>
             <w:tcW w:type="dxa" w:w="5826"/>
             <w:tcBorders>
-              <w:top w:val="single" w:color="BFBFBF" w:sz="4"/>
-              <w:left w:val="single" w:color="BFBFBF" w:sz="4"/>
-              <w:bottom w:val="single" w:color="BFBFBF" w:sz="4"/>
-              <w:right w:val="single" w:color="BFBFBF" w:sz="4"/>
+              <w:top w:val="single" w:color="000000" w:sz="4"/>
+              <w:left w:val="single" w:color="000000" w:sz="4"/>
+              <w:bottom w:val="single" w:color="000000" w:sz="4"/>
+              <w:right w:val="single" w:color="000000" w:sz="4"/>
             </w:tcBorders>
             <w:tcMar>
               <w:top w:type="dxa" w:w="60"/>
@@ -7480,10 +7455,10 @@
           <w:tcPr>
             <w:tcW w:type="dxa" w:w="3812"/>
             <w:tcBorders>
-              <w:top w:val="single" w:color="BFBFBF" w:sz="4"/>
-              <w:left w:val="single" w:color="BFBFBF" w:sz="4"/>
-              <w:bottom w:val="single" w:color="BFBFBF" w:sz="4"/>
-              <w:right w:val="single" w:color="BFBFBF" w:sz="4"/>
+              <w:top w:val="single" w:color="000000" w:sz="4"/>
+              <w:left w:val="single" w:color="000000" w:sz="4"/>
+              <w:bottom w:val="single" w:color="000000" w:sz="4"/>
+              <w:right w:val="single" w:color="000000" w:sz="4"/>
             </w:tcBorders>
             <w:tcMar>
               <w:top w:type="dxa" w:w="60"/>
@@ -7505,10 +7480,10 @@
           <w:tcPr>
             <w:tcW w:type="dxa" w:w="5826"/>
             <w:tcBorders>
-              <w:top w:val="single" w:color="BFBFBF" w:sz="4"/>
-              <w:left w:val="single" w:color="BFBFBF" w:sz="4"/>
-              <w:bottom w:val="single" w:color="BFBFBF" w:sz="4"/>
-              <w:right w:val="single" w:color="BFBFBF" w:sz="4"/>
+              <w:top w:val="single" w:color="000000" w:sz="4"/>
+              <w:left w:val="single" w:color="000000" w:sz="4"/>
+              <w:bottom w:val="single" w:color="000000" w:sz="4"/>
+              <w:right w:val="single" w:color="000000" w:sz="4"/>
             </w:tcBorders>
             <w:tcMar>
               <w:top w:type="dxa" w:w="60"/>
@@ -7532,10 +7507,10 @@
           <w:tcPr>
             <w:tcW w:type="dxa" w:w="3812"/>
             <w:tcBorders>
-              <w:top w:val="single" w:color="BFBFBF" w:sz="4"/>
-              <w:left w:val="single" w:color="BFBFBF" w:sz="4"/>
-              <w:bottom w:val="single" w:color="BFBFBF" w:sz="4"/>
-              <w:right w:val="single" w:color="BFBFBF" w:sz="4"/>
+              <w:top w:val="single" w:color="000000" w:sz="4"/>
+              <w:left w:val="single" w:color="000000" w:sz="4"/>
+              <w:bottom w:val="single" w:color="000000" w:sz="4"/>
+              <w:right w:val="single" w:color="000000" w:sz="4"/>
             </w:tcBorders>
             <w:tcMar>
               <w:top w:type="dxa" w:w="60"/>
@@ -7557,10 +7532,10 @@
           <w:tcPr>
             <w:tcW w:type="dxa" w:w="5826"/>
             <w:tcBorders>
-              <w:top w:val="single" w:color="BFBFBF" w:sz="4"/>
-              <w:left w:val="single" w:color="BFBFBF" w:sz="4"/>
-              <w:bottom w:val="single" w:color="BFBFBF" w:sz="4"/>
-              <w:right w:val="single" w:color="BFBFBF" w:sz="4"/>
+              <w:top w:val="single" w:color="000000" w:sz="4"/>
+              <w:left w:val="single" w:color="000000" w:sz="4"/>
+              <w:bottom w:val="single" w:color="000000" w:sz="4"/>
+              <w:right w:val="single" w:color="000000" w:sz="4"/>
             </w:tcBorders>
             <w:tcMar>
               <w:top w:type="dxa" w:w="60"/>
@@ -7584,10 +7559,10 @@
           <w:tcPr>
             <w:tcW w:type="dxa" w:w="3812"/>
             <w:tcBorders>
-              <w:top w:val="single" w:color="BFBFBF" w:sz="4"/>
-              <w:left w:val="single" w:color="BFBFBF" w:sz="4"/>
-              <w:bottom w:val="single" w:color="BFBFBF" w:sz="4"/>
-              <w:right w:val="single" w:color="BFBFBF" w:sz="4"/>
+              <w:top w:val="single" w:color="000000" w:sz="4"/>
+              <w:left w:val="single" w:color="000000" w:sz="4"/>
+              <w:bottom w:val="single" w:color="000000" w:sz="4"/>
+              <w:right w:val="single" w:color="000000" w:sz="4"/>
             </w:tcBorders>
             <w:tcMar>
               <w:top w:type="dxa" w:w="60"/>
@@ -7605,9 +7580,9 @@
             </w:r>
             <w:r>
               <w:rPr>
-                <w:rFonts w:ascii="Consolas" w:cs="Consolas" w:eastAsia="Consolas" w:hAnsi="Consolas"/>
-                <w:sz w:val="19"/>
-                <w:szCs w:val="19"/>
+                <w:rFonts w:ascii="Courier New" w:cs="Courier New" w:eastAsia="Courier New" w:hAnsi="Courier New"/>
+                <w:sz w:val="22"/>
+                <w:szCs w:val="22"/>
               </w:rPr>
               <w:t xml:space="preserve">main</w:t>
             </w:r>
@@ -7617,10 +7592,10 @@
           <w:tcPr>
             <w:tcW w:type="dxa" w:w="5826"/>
             <w:tcBorders>
-              <w:top w:val="single" w:color="BFBFBF" w:sz="4"/>
-              <w:left w:val="single" w:color="BFBFBF" w:sz="4"/>
-              <w:bottom w:val="single" w:color="BFBFBF" w:sz="4"/>
-              <w:right w:val="single" w:color="BFBFBF" w:sz="4"/>
+              <w:top w:val="single" w:color="000000" w:sz="4"/>
+              <w:left w:val="single" w:color="000000" w:sz="4"/>
+              <w:bottom w:val="single" w:color="000000" w:sz="4"/>
+              <w:right w:val="single" w:color="000000" w:sz="4"/>
             </w:tcBorders>
             <w:tcMar>
               <w:top w:type="dxa" w:w="60"/>
@@ -7644,10 +7619,10 @@
           <w:tcPr>
             <w:tcW w:type="dxa" w:w="3812"/>
             <w:tcBorders>
-              <w:top w:val="single" w:color="BFBFBF" w:sz="4"/>
-              <w:left w:val="single" w:color="BFBFBF" w:sz="4"/>
-              <w:bottom w:val="single" w:color="BFBFBF" w:sz="4"/>
-              <w:right w:val="single" w:color="BFBFBF" w:sz="4"/>
+              <w:top w:val="single" w:color="000000" w:sz="4"/>
+              <w:left w:val="single" w:color="000000" w:sz="4"/>
+              <w:bottom w:val="single" w:color="000000" w:sz="4"/>
+              <w:right w:val="single" w:color="000000" w:sz="4"/>
             </w:tcBorders>
             <w:tcMar>
               <w:top w:type="dxa" w:w="60"/>
@@ -7665,9 +7640,9 @@
             </w:r>
             <w:r>
               <w:rPr>
-                <w:rFonts w:ascii="Consolas" w:cs="Consolas" w:eastAsia="Consolas" w:hAnsi="Consolas"/>
-                <w:sz w:val="19"/>
-                <w:szCs w:val="19"/>
+                <w:rFonts w:ascii="Courier New" w:cs="Courier New" w:eastAsia="Courier New" w:hAnsi="Courier New"/>
+                <w:sz w:val="22"/>
+                <w:szCs w:val="22"/>
               </w:rPr>
               <w:t xml:space="preserve">main</w:t>
             </w:r>
@@ -7680,10 +7655,10 @@
           <w:tcPr>
             <w:tcW w:type="dxa" w:w="5826"/>
             <w:tcBorders>
-              <w:top w:val="single" w:color="BFBFBF" w:sz="4"/>
-              <w:left w:val="single" w:color="BFBFBF" w:sz="4"/>
-              <w:bottom w:val="single" w:color="BFBFBF" w:sz="4"/>
-              <w:right w:val="single" w:color="BFBFBF" w:sz="4"/>
+              <w:top w:val="single" w:color="000000" w:sz="4"/>
+              <w:left w:val="single" w:color="000000" w:sz="4"/>
+              <w:bottom w:val="single" w:color="000000" w:sz="4"/>
+              <w:right w:val="single" w:color="000000" w:sz="4"/>
             </w:tcBorders>
             <w:tcMar>
               <w:top w:type="dxa" w:w="60"/>
@@ -7754,12 +7729,11 @@
           <w:tcPr>
             <w:tcW w:type="dxa" w:w="4157"/>
             <w:tcBorders>
-              <w:top w:val="single" w:color="BFBFBF" w:sz="4"/>
-              <w:left w:val="single" w:color="BFBFBF" w:sz="4"/>
-              <w:bottom w:val="single" w:color="BFBFBF" w:sz="4"/>
-              <w:right w:val="single" w:color="BFBFBF" w:sz="4"/>
-            </w:tcBorders>
-            <w:shd w:fill="DCE6F1" w:color="auto" w:val="clear"/>
+              <w:top w:val="single" w:color="000000" w:sz="4"/>
+              <w:left w:val="single" w:color="000000" w:sz="4"/>
+              <w:bottom w:val="single" w:color="000000" w:sz="4"/>
+              <w:right w:val="single" w:color="000000" w:sz="4"/>
+            </w:tcBorders>
             <w:tcMar>
               <w:top w:type="dxa" w:w="60"/>
               <w:left w:type="dxa" w:w="100"/>
@@ -7784,12 +7758,11 @@
           <w:tcPr>
             <w:tcW w:type="dxa" w:w="5481"/>
             <w:tcBorders>
-              <w:top w:val="single" w:color="BFBFBF" w:sz="4"/>
-              <w:left w:val="single" w:color="BFBFBF" w:sz="4"/>
-              <w:bottom w:val="single" w:color="BFBFBF" w:sz="4"/>
-              <w:right w:val="single" w:color="BFBFBF" w:sz="4"/>
-            </w:tcBorders>
-            <w:shd w:fill="DCE6F1" w:color="auto" w:val="clear"/>
+              <w:top w:val="single" w:color="000000" w:sz="4"/>
+              <w:left w:val="single" w:color="000000" w:sz="4"/>
+              <w:bottom w:val="single" w:color="000000" w:sz="4"/>
+              <w:right w:val="single" w:color="000000" w:sz="4"/>
+            </w:tcBorders>
             <w:tcMar>
               <w:top w:type="dxa" w:w="60"/>
               <w:left w:type="dxa" w:w="100"/>
@@ -7816,10 +7789,10 @@
           <w:tcPr>
             <w:tcW w:type="dxa" w:w="4157"/>
             <w:tcBorders>
-              <w:top w:val="single" w:color="BFBFBF" w:sz="4"/>
-              <w:left w:val="single" w:color="BFBFBF" w:sz="4"/>
-              <w:bottom w:val="single" w:color="BFBFBF" w:sz="4"/>
-              <w:right w:val="single" w:color="BFBFBF" w:sz="4"/>
+              <w:top w:val="single" w:color="000000" w:sz="4"/>
+              <w:left w:val="single" w:color="000000" w:sz="4"/>
+              <w:bottom w:val="single" w:color="000000" w:sz="4"/>
+              <w:right w:val="single" w:color="000000" w:sz="4"/>
             </w:tcBorders>
             <w:tcMar>
               <w:top w:type="dxa" w:w="60"/>
@@ -7841,10 +7814,10 @@
           <w:tcPr>
             <w:tcW w:type="dxa" w:w="5481"/>
             <w:tcBorders>
-              <w:top w:val="single" w:color="BFBFBF" w:sz="4"/>
-              <w:left w:val="single" w:color="BFBFBF" w:sz="4"/>
-              <w:bottom w:val="single" w:color="BFBFBF" w:sz="4"/>
-              <w:right w:val="single" w:color="BFBFBF" w:sz="4"/>
+              <w:top w:val="single" w:color="000000" w:sz="4"/>
+              <w:left w:val="single" w:color="000000" w:sz="4"/>
+              <w:bottom w:val="single" w:color="000000" w:sz="4"/>
+              <w:right w:val="single" w:color="000000" w:sz="4"/>
             </w:tcBorders>
             <w:tcMar>
               <w:top w:type="dxa" w:w="60"/>
@@ -7868,10 +7841,10 @@
           <w:tcPr>
             <w:tcW w:type="dxa" w:w="4157"/>
             <w:tcBorders>
-              <w:top w:val="single" w:color="BFBFBF" w:sz="4"/>
-              <w:left w:val="single" w:color="BFBFBF" w:sz="4"/>
-              <w:bottom w:val="single" w:color="BFBFBF" w:sz="4"/>
-              <w:right w:val="single" w:color="BFBFBF" w:sz="4"/>
+              <w:top w:val="single" w:color="000000" w:sz="4"/>
+              <w:left w:val="single" w:color="000000" w:sz="4"/>
+              <w:bottom w:val="single" w:color="000000" w:sz="4"/>
+              <w:right w:val="single" w:color="000000" w:sz="4"/>
             </w:tcBorders>
             <w:tcMar>
               <w:top w:type="dxa" w:w="60"/>
@@ -7893,10 +7866,10 @@
           <w:tcPr>
             <w:tcW w:type="dxa" w:w="5481"/>
             <w:tcBorders>
-              <w:top w:val="single" w:color="BFBFBF" w:sz="4"/>
-              <w:left w:val="single" w:color="BFBFBF" w:sz="4"/>
-              <w:bottom w:val="single" w:color="BFBFBF" w:sz="4"/>
-              <w:right w:val="single" w:color="BFBFBF" w:sz="4"/>
+              <w:top w:val="single" w:color="000000" w:sz="4"/>
+              <w:left w:val="single" w:color="000000" w:sz="4"/>
+              <w:bottom w:val="single" w:color="000000" w:sz="4"/>
+              <w:right w:val="single" w:color="000000" w:sz="4"/>
             </w:tcBorders>
             <w:tcMar>
               <w:top w:type="dxa" w:w="60"/>
@@ -7927,10 +7900,10 @@
           <w:tcPr>
             <w:tcW w:type="dxa" w:w="4157"/>
             <w:tcBorders>
-              <w:top w:val="single" w:color="BFBFBF" w:sz="4"/>
-              <w:left w:val="single" w:color="BFBFBF" w:sz="4"/>
-              <w:bottom w:val="single" w:color="BFBFBF" w:sz="4"/>
-              <w:right w:val="single" w:color="BFBFBF" w:sz="4"/>
+              <w:top w:val="single" w:color="000000" w:sz="4"/>
+              <w:left w:val="single" w:color="000000" w:sz="4"/>
+              <w:bottom w:val="single" w:color="000000" w:sz="4"/>
+              <w:right w:val="single" w:color="000000" w:sz="4"/>
             </w:tcBorders>
             <w:tcMar>
               <w:top w:type="dxa" w:w="60"/>
@@ -7952,10 +7925,10 @@
           <w:tcPr>
             <w:tcW w:type="dxa" w:w="5481"/>
             <w:tcBorders>
-              <w:top w:val="single" w:color="BFBFBF" w:sz="4"/>
-              <w:left w:val="single" w:color="BFBFBF" w:sz="4"/>
-              <w:bottom w:val="single" w:color="BFBFBF" w:sz="4"/>
-              <w:right w:val="single" w:color="BFBFBF" w:sz="4"/>
+              <w:top w:val="single" w:color="000000" w:sz="4"/>
+              <w:left w:val="single" w:color="000000" w:sz="4"/>
+              <w:bottom w:val="single" w:color="000000" w:sz="4"/>
+              <w:right w:val="single" w:color="000000" w:sz="4"/>
             </w:tcBorders>
             <w:tcMar>
               <w:top w:type="dxa" w:w="60"/>
@@ -7979,10 +7952,10 @@
           <w:tcPr>
             <w:tcW w:type="dxa" w:w="4157"/>
             <w:tcBorders>
-              <w:top w:val="single" w:color="BFBFBF" w:sz="4"/>
-              <w:left w:val="single" w:color="BFBFBF" w:sz="4"/>
-              <w:bottom w:val="single" w:color="BFBFBF" w:sz="4"/>
-              <w:right w:val="single" w:color="BFBFBF" w:sz="4"/>
+              <w:top w:val="single" w:color="000000" w:sz="4"/>
+              <w:left w:val="single" w:color="000000" w:sz="4"/>
+              <w:bottom w:val="single" w:color="000000" w:sz="4"/>
+              <w:right w:val="single" w:color="000000" w:sz="4"/>
             </w:tcBorders>
             <w:tcMar>
               <w:top w:type="dxa" w:w="60"/>
@@ -8004,10 +7977,10 @@
           <w:tcPr>
             <w:tcW w:type="dxa" w:w="5481"/>
             <w:tcBorders>
-              <w:top w:val="single" w:color="BFBFBF" w:sz="4"/>
-              <w:left w:val="single" w:color="BFBFBF" w:sz="4"/>
-              <w:bottom w:val="single" w:color="BFBFBF" w:sz="4"/>
-              <w:right w:val="single" w:color="BFBFBF" w:sz="4"/>
+              <w:top w:val="single" w:color="000000" w:sz="4"/>
+              <w:left w:val="single" w:color="000000" w:sz="4"/>
+              <w:bottom w:val="single" w:color="000000" w:sz="4"/>
+              <w:right w:val="single" w:color="000000" w:sz="4"/>
             </w:tcBorders>
             <w:tcMar>
               <w:top w:type="dxa" w:w="60"/>
@@ -8072,12 +8045,11 @@
           <w:tcPr>
             <w:tcW w:type="dxa" w:w="4737"/>
             <w:tcBorders>
-              <w:top w:val="single" w:color="BFBFBF" w:sz="4"/>
-              <w:left w:val="single" w:color="BFBFBF" w:sz="4"/>
-              <w:bottom w:val="single" w:color="BFBFBF" w:sz="4"/>
-              <w:right w:val="single" w:color="BFBFBF" w:sz="4"/>
-            </w:tcBorders>
-            <w:shd w:fill="DCE6F1" w:color="auto" w:val="clear"/>
+              <w:top w:val="single" w:color="000000" w:sz="4"/>
+              <w:left w:val="single" w:color="000000" w:sz="4"/>
+              <w:bottom w:val="single" w:color="000000" w:sz="4"/>
+              <w:right w:val="single" w:color="000000" w:sz="4"/>
+            </w:tcBorders>
             <w:tcMar>
               <w:top w:type="dxa" w:w="60"/>
               <w:left w:type="dxa" w:w="100"/>
@@ -8102,12 +8074,11 @@
           <w:tcPr>
             <w:tcW w:type="dxa" w:w="4901"/>
             <w:tcBorders>
-              <w:top w:val="single" w:color="BFBFBF" w:sz="4"/>
-              <w:left w:val="single" w:color="BFBFBF" w:sz="4"/>
-              <w:bottom w:val="single" w:color="BFBFBF" w:sz="4"/>
-              <w:right w:val="single" w:color="BFBFBF" w:sz="4"/>
-            </w:tcBorders>
-            <w:shd w:fill="DCE6F1" w:color="auto" w:val="clear"/>
+              <w:top w:val="single" w:color="000000" w:sz="4"/>
+              <w:left w:val="single" w:color="000000" w:sz="4"/>
+              <w:bottom w:val="single" w:color="000000" w:sz="4"/>
+              <w:right w:val="single" w:color="000000" w:sz="4"/>
+            </w:tcBorders>
             <w:tcMar>
               <w:top w:type="dxa" w:w="60"/>
               <w:left w:type="dxa" w:w="100"/>
@@ -8134,10 +8105,10 @@
           <w:tcPr>
             <w:tcW w:type="dxa" w:w="4737"/>
             <w:tcBorders>
-              <w:top w:val="single" w:color="BFBFBF" w:sz="4"/>
-              <w:left w:val="single" w:color="BFBFBF" w:sz="4"/>
-              <w:bottom w:val="single" w:color="BFBFBF" w:sz="4"/>
-              <w:right w:val="single" w:color="BFBFBF" w:sz="4"/>
+              <w:top w:val="single" w:color="000000" w:sz="4"/>
+              <w:left w:val="single" w:color="000000" w:sz="4"/>
+              <w:bottom w:val="single" w:color="000000" w:sz="4"/>
+              <w:right w:val="single" w:color="000000" w:sz="4"/>
             </w:tcBorders>
             <w:tcMar>
               <w:top w:type="dxa" w:w="60"/>
@@ -8159,10 +8130,10 @@
           <w:tcPr>
             <w:tcW w:type="dxa" w:w="4901"/>
             <w:tcBorders>
-              <w:top w:val="single" w:color="BFBFBF" w:sz="4"/>
-              <w:left w:val="single" w:color="BFBFBF" w:sz="4"/>
-              <w:bottom w:val="single" w:color="BFBFBF" w:sz="4"/>
-              <w:right w:val="single" w:color="BFBFBF" w:sz="4"/>
+              <w:top w:val="single" w:color="000000" w:sz="4"/>
+              <w:left w:val="single" w:color="000000" w:sz="4"/>
+              <w:bottom w:val="single" w:color="000000" w:sz="4"/>
+              <w:right w:val="single" w:color="000000" w:sz="4"/>
             </w:tcBorders>
             <w:tcMar>
               <w:top w:type="dxa" w:w="60"/>
@@ -8186,10 +8157,10 @@
           <w:tcPr>
             <w:tcW w:type="dxa" w:w="4737"/>
             <w:tcBorders>
-              <w:top w:val="single" w:color="BFBFBF" w:sz="4"/>
-              <w:left w:val="single" w:color="BFBFBF" w:sz="4"/>
-              <w:bottom w:val="single" w:color="BFBFBF" w:sz="4"/>
-              <w:right w:val="single" w:color="BFBFBF" w:sz="4"/>
+              <w:top w:val="single" w:color="000000" w:sz="4"/>
+              <w:left w:val="single" w:color="000000" w:sz="4"/>
+              <w:bottom w:val="single" w:color="000000" w:sz="4"/>
+              <w:right w:val="single" w:color="000000" w:sz="4"/>
             </w:tcBorders>
             <w:tcMar>
               <w:top w:type="dxa" w:w="60"/>
@@ -8211,10 +8182,10 @@
           <w:tcPr>
             <w:tcW w:type="dxa" w:w="4901"/>
             <w:tcBorders>
-              <w:top w:val="single" w:color="BFBFBF" w:sz="4"/>
-              <w:left w:val="single" w:color="BFBFBF" w:sz="4"/>
-              <w:bottom w:val="single" w:color="BFBFBF" w:sz="4"/>
-              <w:right w:val="single" w:color="BFBFBF" w:sz="4"/>
+              <w:top w:val="single" w:color="000000" w:sz="4"/>
+              <w:left w:val="single" w:color="000000" w:sz="4"/>
+              <w:bottom w:val="single" w:color="000000" w:sz="4"/>
+              <w:right w:val="single" w:color="000000" w:sz="4"/>
             </w:tcBorders>
             <w:tcMar>
               <w:top w:type="dxa" w:w="60"/>
@@ -8238,10 +8209,10 @@
           <w:tcPr>
             <w:tcW w:type="dxa" w:w="4737"/>
             <w:tcBorders>
-              <w:top w:val="single" w:color="BFBFBF" w:sz="4"/>
-              <w:left w:val="single" w:color="BFBFBF" w:sz="4"/>
-              <w:bottom w:val="single" w:color="BFBFBF" w:sz="4"/>
-              <w:right w:val="single" w:color="BFBFBF" w:sz="4"/>
+              <w:top w:val="single" w:color="000000" w:sz="4"/>
+              <w:left w:val="single" w:color="000000" w:sz="4"/>
+              <w:bottom w:val="single" w:color="000000" w:sz="4"/>
+              <w:right w:val="single" w:color="000000" w:sz="4"/>
             </w:tcBorders>
             <w:tcMar>
               <w:top w:type="dxa" w:w="60"/>
@@ -8263,10 +8234,10 @@
           <w:tcPr>
             <w:tcW w:type="dxa" w:w="4901"/>
             <w:tcBorders>
-              <w:top w:val="single" w:color="BFBFBF" w:sz="4"/>
-              <w:left w:val="single" w:color="BFBFBF" w:sz="4"/>
-              <w:bottom w:val="single" w:color="BFBFBF" w:sz="4"/>
-              <w:right w:val="single" w:color="BFBFBF" w:sz="4"/>
+              <w:top w:val="single" w:color="000000" w:sz="4"/>
+              <w:left w:val="single" w:color="000000" w:sz="4"/>
+              <w:bottom w:val="single" w:color="000000" w:sz="4"/>
+              <w:right w:val="single" w:color="000000" w:sz="4"/>
             </w:tcBorders>
             <w:tcMar>
               <w:top w:type="dxa" w:w="60"/>
@@ -8300,10 +8271,10 @@
           <w:tcPr>
             <w:tcW w:type="dxa" w:w="4737"/>
             <w:tcBorders>
-              <w:top w:val="single" w:color="BFBFBF" w:sz="4"/>
-              <w:left w:val="single" w:color="BFBFBF" w:sz="4"/>
-              <w:bottom w:val="single" w:color="BFBFBF" w:sz="4"/>
-              <w:right w:val="single" w:color="BFBFBF" w:sz="4"/>
+              <w:top w:val="single" w:color="000000" w:sz="4"/>
+              <w:left w:val="single" w:color="000000" w:sz="4"/>
+              <w:bottom w:val="single" w:color="000000" w:sz="4"/>
+              <w:right w:val="single" w:color="000000" w:sz="4"/>
             </w:tcBorders>
             <w:tcMar>
               <w:top w:type="dxa" w:w="60"/>
@@ -8321,9 +8292,9 @@
             </w:r>
             <w:r>
               <w:rPr>
-                <w:rFonts w:ascii="Consolas" w:cs="Consolas" w:eastAsia="Consolas" w:hAnsi="Consolas"/>
-                <w:sz w:val="19"/>
-                <w:szCs w:val="19"/>
+                <w:rFonts w:ascii="Courier New" w:cs="Courier New" w:eastAsia="Courier New" w:hAnsi="Courier New"/>
+                <w:sz w:val="22"/>
+                <w:szCs w:val="22"/>
               </w:rPr>
               <w:t xml:space="preserve">main</w:t>
             </w:r>
@@ -8336,10 +8307,10 @@
           <w:tcPr>
             <w:tcW w:type="dxa" w:w="4901"/>
             <w:tcBorders>
-              <w:top w:val="single" w:color="BFBFBF" w:sz="4"/>
-              <w:left w:val="single" w:color="BFBFBF" w:sz="4"/>
-              <w:bottom w:val="single" w:color="BFBFBF" w:sz="4"/>
-              <w:right w:val="single" w:color="BFBFBF" w:sz="4"/>
+              <w:top w:val="single" w:color="000000" w:sz="4"/>
+              <w:left w:val="single" w:color="000000" w:sz="4"/>
+              <w:bottom w:val="single" w:color="000000" w:sz="4"/>
+              <w:right w:val="single" w:color="000000" w:sz="4"/>
             </w:tcBorders>
             <w:tcMar>
               <w:top w:type="dxa" w:w="60"/>
@@ -8373,10 +8344,10 @@
           <w:tcPr>
             <w:tcW w:type="dxa" w:w="4737"/>
             <w:tcBorders>
-              <w:top w:val="single" w:color="BFBFBF" w:sz="4"/>
-              <w:left w:val="single" w:color="BFBFBF" w:sz="4"/>
-              <w:bottom w:val="single" w:color="BFBFBF" w:sz="4"/>
-              <w:right w:val="single" w:color="BFBFBF" w:sz="4"/>
+              <w:top w:val="single" w:color="000000" w:sz="4"/>
+              <w:left w:val="single" w:color="000000" w:sz="4"/>
+              <w:bottom w:val="single" w:color="000000" w:sz="4"/>
+              <w:right w:val="single" w:color="000000" w:sz="4"/>
             </w:tcBorders>
             <w:tcMar>
               <w:top w:type="dxa" w:w="60"/>
@@ -8398,10 +8369,10 @@
           <w:tcPr>
             <w:tcW w:type="dxa" w:w="4901"/>
             <w:tcBorders>
-              <w:top w:val="single" w:color="BFBFBF" w:sz="4"/>
-              <w:left w:val="single" w:color="BFBFBF" w:sz="4"/>
-              <w:bottom w:val="single" w:color="BFBFBF" w:sz="4"/>
-              <w:right w:val="single" w:color="BFBFBF" w:sz="4"/>
+              <w:top w:val="single" w:color="000000" w:sz="4"/>
+              <w:left w:val="single" w:color="000000" w:sz="4"/>
+              <w:bottom w:val="single" w:color="000000" w:sz="4"/>
+              <w:right w:val="single" w:color="000000" w:sz="4"/>
             </w:tcBorders>
             <w:tcMar>
               <w:top w:type="dxa" w:w="60"/>
@@ -8516,9 +8487,9 @@
         <w:rPr>
           <w:i/>
           <w:iCs/>
-          <w:color w:val="555555"/>
-          <w:sz w:val="18"/>
-          <w:szCs w:val="18"/>
+          <w:color w:val="000000"/>
+          <w:sz w:val="22"/>
+          <w:szCs w:val="22"/>
         </w:rPr>
         <w:t xml:space="preserve">Pestaña Actions el 26/10/2026: las corridas del CI de los tres PR y de sus merges, y el respaldo diario de la base, todas en verde</w:t>
       </w:r>
@@ -8610,11 +8581,11 @@
       </w:r>
       <w:r>
         <w:rPr>
-          <w:rFonts w:ascii="Consolas" w:cs="Consolas" w:eastAsia="Consolas" w:hAnsi="Consolas"/>
+          <w:rFonts w:ascii="Courier New" w:cs="Courier New" w:eastAsia="Courier New" w:hAnsi="Courier New"/>
           <w:b/>
           <w:bCs/>
-          <w:sz w:val="19"/>
-          <w:szCs w:val="19"/>
+          <w:sz w:val="22"/>
+          <w:szCs w:val="22"/>
         </w:rPr>
         <w:t xml:space="preserve">main</w:t>
       </w:r>
@@ -8724,12 +8695,11 @@
           <w:tcPr>
             <w:tcW w:type="dxa" w:w="597"/>
             <w:tcBorders>
-              <w:top w:val="single" w:color="BFBFBF" w:sz="4"/>
-              <w:left w:val="single" w:color="BFBFBF" w:sz="4"/>
-              <w:bottom w:val="single" w:color="BFBFBF" w:sz="4"/>
-              <w:right w:val="single" w:color="BFBFBF" w:sz="4"/>
-            </w:tcBorders>
-            <w:shd w:fill="DCE6F1" w:color="auto" w:val="clear"/>
+              <w:top w:val="single" w:color="000000" w:sz="4"/>
+              <w:left w:val="single" w:color="000000" w:sz="4"/>
+              <w:bottom w:val="single" w:color="000000" w:sz="4"/>
+              <w:right w:val="single" w:color="000000" w:sz="4"/>
+            </w:tcBorders>
             <w:tcMar>
               <w:top w:type="dxa" w:w="60"/>
               <w:left w:type="dxa" w:w="100"/>
@@ -8754,12 +8724,11 @@
           <w:tcPr>
             <w:tcW w:type="dxa" w:w="4482"/>
             <w:tcBorders>
-              <w:top w:val="single" w:color="BFBFBF" w:sz="4"/>
-              <w:left w:val="single" w:color="BFBFBF" w:sz="4"/>
-              <w:bottom w:val="single" w:color="BFBFBF" w:sz="4"/>
-              <w:right w:val="single" w:color="BFBFBF" w:sz="4"/>
-            </w:tcBorders>
-            <w:shd w:fill="DCE6F1" w:color="auto" w:val="clear"/>
+              <w:top w:val="single" w:color="000000" w:sz="4"/>
+              <w:left w:val="single" w:color="000000" w:sz="4"/>
+              <w:bottom w:val="single" w:color="000000" w:sz="4"/>
+              <w:right w:val="single" w:color="000000" w:sz="4"/>
+            </w:tcBorders>
             <w:tcMar>
               <w:top w:type="dxa" w:w="60"/>
               <w:left w:type="dxa" w:w="100"/>
@@ -8784,12 +8753,11 @@
           <w:tcPr>
             <w:tcW w:type="dxa" w:w="597"/>
             <w:tcBorders>
-              <w:top w:val="single" w:color="BFBFBF" w:sz="4"/>
-              <w:left w:val="single" w:color="BFBFBF" w:sz="4"/>
-              <w:bottom w:val="single" w:color="BFBFBF" w:sz="4"/>
-              <w:right w:val="single" w:color="BFBFBF" w:sz="4"/>
-            </w:tcBorders>
-            <w:shd w:fill="DCE6F1" w:color="auto" w:val="clear"/>
+              <w:top w:val="single" w:color="000000" w:sz="4"/>
+              <w:left w:val="single" w:color="000000" w:sz="4"/>
+              <w:bottom w:val="single" w:color="000000" w:sz="4"/>
+              <w:right w:val="single" w:color="000000" w:sz="4"/>
+            </w:tcBorders>
             <w:tcMar>
               <w:top w:type="dxa" w:w="60"/>
               <w:left w:type="dxa" w:w="100"/>
@@ -8814,12 +8782,11 @@
           <w:tcPr>
             <w:tcW w:type="dxa" w:w="3962"/>
             <w:tcBorders>
-              <w:top w:val="single" w:color="BFBFBF" w:sz="4"/>
-              <w:left w:val="single" w:color="BFBFBF" w:sz="4"/>
-              <w:bottom w:val="single" w:color="BFBFBF" w:sz="4"/>
-              <w:right w:val="single" w:color="BFBFBF" w:sz="4"/>
-            </w:tcBorders>
-            <w:shd w:fill="DCE6F1" w:color="auto" w:val="clear"/>
+              <w:top w:val="single" w:color="000000" w:sz="4"/>
+              <w:left w:val="single" w:color="000000" w:sz="4"/>
+              <w:bottom w:val="single" w:color="000000" w:sz="4"/>
+              <w:right w:val="single" w:color="000000" w:sz="4"/>
+            </w:tcBorders>
             <w:tcMar>
               <w:top w:type="dxa" w:w="60"/>
               <w:left w:type="dxa" w:w="100"/>
@@ -8846,10 +8813,10 @@
           <w:tcPr>
             <w:tcW w:type="dxa" w:w="597"/>
             <w:tcBorders>
-              <w:top w:val="single" w:color="BFBFBF" w:sz="4"/>
-              <w:left w:val="single" w:color="BFBFBF" w:sz="4"/>
-              <w:bottom w:val="single" w:color="BFBFBF" w:sz="4"/>
-              <w:right w:val="single" w:color="BFBFBF" w:sz="4"/>
+              <w:top w:val="single" w:color="000000" w:sz="4"/>
+              <w:left w:val="single" w:color="000000" w:sz="4"/>
+              <w:bottom w:val="single" w:color="000000" w:sz="4"/>
+              <w:right w:val="single" w:color="000000" w:sz="4"/>
             </w:tcBorders>
             <w:tcMar>
               <w:top w:type="dxa" w:w="60"/>
@@ -8871,10 +8838,10 @@
           <w:tcPr>
             <w:tcW w:type="dxa" w:w="4482"/>
             <w:tcBorders>
-              <w:top w:val="single" w:color="BFBFBF" w:sz="4"/>
-              <w:left w:val="single" w:color="BFBFBF" w:sz="4"/>
-              <w:bottom w:val="single" w:color="BFBFBF" w:sz="4"/>
-              <w:right w:val="single" w:color="BFBFBF" w:sz="4"/>
+              <w:top w:val="single" w:color="000000" w:sz="4"/>
+              <w:left w:val="single" w:color="000000" w:sz="4"/>
+              <w:bottom w:val="single" w:color="000000" w:sz="4"/>
+              <w:right w:val="single" w:color="000000" w:sz="4"/>
             </w:tcBorders>
             <w:tcMar>
               <w:top w:type="dxa" w:w="60"/>
@@ -8896,10 +8863,10 @@
           <w:tcPr>
             <w:tcW w:type="dxa" w:w="597"/>
             <w:tcBorders>
-              <w:top w:val="single" w:color="BFBFBF" w:sz="4"/>
-              <w:left w:val="single" w:color="BFBFBF" w:sz="4"/>
-              <w:bottom w:val="single" w:color="BFBFBF" w:sz="4"/>
-              <w:right w:val="single" w:color="BFBFBF" w:sz="4"/>
+              <w:top w:val="single" w:color="000000" w:sz="4"/>
+              <w:left w:val="single" w:color="000000" w:sz="4"/>
+              <w:bottom w:val="single" w:color="000000" w:sz="4"/>
+              <w:right w:val="single" w:color="000000" w:sz="4"/>
             </w:tcBorders>
             <w:tcMar>
               <w:top w:type="dxa" w:w="60"/>
@@ -8921,10 +8888,10 @@
           <w:tcPr>
             <w:tcW w:type="dxa" w:w="3962"/>
             <w:tcBorders>
-              <w:top w:val="single" w:color="BFBFBF" w:sz="4"/>
-              <w:left w:val="single" w:color="BFBFBF" w:sz="4"/>
-              <w:bottom w:val="single" w:color="BFBFBF" w:sz="4"/>
-              <w:right w:val="single" w:color="BFBFBF" w:sz="4"/>
+              <w:top w:val="single" w:color="000000" w:sz="4"/>
+              <w:left w:val="single" w:color="000000" w:sz="4"/>
+              <w:bottom w:val="single" w:color="000000" w:sz="4"/>
+              <w:right w:val="single" w:color="000000" w:sz="4"/>
             </w:tcBorders>
             <w:tcMar>
               <w:top w:type="dxa" w:w="60"/>
@@ -8948,10 +8915,10 @@
           <w:tcPr>
             <w:tcW w:type="dxa" w:w="597"/>
             <w:tcBorders>
-              <w:top w:val="single" w:color="BFBFBF" w:sz="4"/>
-              <w:left w:val="single" w:color="BFBFBF" w:sz="4"/>
-              <w:bottom w:val="single" w:color="BFBFBF" w:sz="4"/>
-              <w:right w:val="single" w:color="BFBFBF" w:sz="4"/>
+              <w:top w:val="single" w:color="000000" w:sz="4"/>
+              <w:left w:val="single" w:color="000000" w:sz="4"/>
+              <w:bottom w:val="single" w:color="000000" w:sz="4"/>
+              <w:right w:val="single" w:color="000000" w:sz="4"/>
             </w:tcBorders>
             <w:tcMar>
               <w:top w:type="dxa" w:w="60"/>
@@ -8973,10 +8940,10 @@
           <w:tcPr>
             <w:tcW w:type="dxa" w:w="4482"/>
             <w:tcBorders>
-              <w:top w:val="single" w:color="BFBFBF" w:sz="4"/>
-              <w:left w:val="single" w:color="BFBFBF" w:sz="4"/>
-              <w:bottom w:val="single" w:color="BFBFBF" w:sz="4"/>
-              <w:right w:val="single" w:color="BFBFBF" w:sz="4"/>
+              <w:top w:val="single" w:color="000000" w:sz="4"/>
+              <w:left w:val="single" w:color="000000" w:sz="4"/>
+              <w:bottom w:val="single" w:color="000000" w:sz="4"/>
+              <w:right w:val="single" w:color="000000" w:sz="4"/>
             </w:tcBorders>
             <w:tcMar>
               <w:top w:type="dxa" w:w="60"/>
@@ -8998,10 +8965,10 @@
           <w:tcPr>
             <w:tcW w:type="dxa" w:w="597"/>
             <w:tcBorders>
-              <w:top w:val="single" w:color="BFBFBF" w:sz="4"/>
-              <w:left w:val="single" w:color="BFBFBF" w:sz="4"/>
-              <w:bottom w:val="single" w:color="BFBFBF" w:sz="4"/>
-              <w:right w:val="single" w:color="BFBFBF" w:sz="4"/>
+              <w:top w:val="single" w:color="000000" w:sz="4"/>
+              <w:left w:val="single" w:color="000000" w:sz="4"/>
+              <w:bottom w:val="single" w:color="000000" w:sz="4"/>
+              <w:right w:val="single" w:color="000000" w:sz="4"/>
             </w:tcBorders>
             <w:tcMar>
               <w:top w:type="dxa" w:w="60"/>
@@ -9023,10 +8990,10 @@
           <w:tcPr>
             <w:tcW w:type="dxa" w:w="3962"/>
             <w:tcBorders>
-              <w:top w:val="single" w:color="BFBFBF" w:sz="4"/>
-              <w:left w:val="single" w:color="BFBFBF" w:sz="4"/>
-              <w:bottom w:val="single" w:color="BFBFBF" w:sz="4"/>
-              <w:right w:val="single" w:color="BFBFBF" w:sz="4"/>
+              <w:top w:val="single" w:color="000000" w:sz="4"/>
+              <w:left w:val="single" w:color="000000" w:sz="4"/>
+              <w:bottom w:val="single" w:color="000000" w:sz="4"/>
+              <w:right w:val="single" w:color="000000" w:sz="4"/>
             </w:tcBorders>
             <w:tcMar>
               <w:top w:type="dxa" w:w="60"/>
@@ -9050,10 +9017,10 @@
           <w:tcPr>
             <w:tcW w:type="dxa" w:w="597"/>
             <w:tcBorders>
-              <w:top w:val="single" w:color="BFBFBF" w:sz="4"/>
-              <w:left w:val="single" w:color="BFBFBF" w:sz="4"/>
-              <w:bottom w:val="single" w:color="BFBFBF" w:sz="4"/>
-              <w:right w:val="single" w:color="BFBFBF" w:sz="4"/>
+              <w:top w:val="single" w:color="000000" w:sz="4"/>
+              <w:left w:val="single" w:color="000000" w:sz="4"/>
+              <w:bottom w:val="single" w:color="000000" w:sz="4"/>
+              <w:right w:val="single" w:color="000000" w:sz="4"/>
             </w:tcBorders>
             <w:tcMar>
               <w:top w:type="dxa" w:w="60"/>
@@ -9075,10 +9042,10 @@
           <w:tcPr>
             <w:tcW w:type="dxa" w:w="4482"/>
             <w:tcBorders>
-              <w:top w:val="single" w:color="BFBFBF" w:sz="4"/>
-              <w:left w:val="single" w:color="BFBFBF" w:sz="4"/>
-              <w:bottom w:val="single" w:color="BFBFBF" w:sz="4"/>
-              <w:right w:val="single" w:color="BFBFBF" w:sz="4"/>
+              <w:top w:val="single" w:color="000000" w:sz="4"/>
+              <w:left w:val="single" w:color="000000" w:sz="4"/>
+              <w:bottom w:val="single" w:color="000000" w:sz="4"/>
+              <w:right w:val="single" w:color="000000" w:sz="4"/>
             </w:tcBorders>
             <w:tcMar>
               <w:top w:type="dxa" w:w="60"/>
@@ -9096,9 +9063,9 @@
             </w:r>
             <w:r>
               <w:rPr>
-                <w:rFonts w:ascii="Consolas" w:cs="Consolas" w:eastAsia="Consolas" w:hAnsi="Consolas"/>
-                <w:sz w:val="19"/>
-                <w:szCs w:val="19"/>
+                <w:rFonts w:ascii="Courier New" w:cs="Courier New" w:eastAsia="Courier New" w:hAnsi="Courier New"/>
+                <w:sz w:val="22"/>
+                <w:szCs w:val="22"/>
               </w:rPr>
               <w:t xml:space="preserve">paths-ignore</w:t>
             </w:r>
@@ -9111,10 +9078,10 @@
           <w:tcPr>
             <w:tcW w:type="dxa" w:w="597"/>
             <w:tcBorders>
-              <w:top w:val="single" w:color="BFBFBF" w:sz="4"/>
-              <w:left w:val="single" w:color="BFBFBF" w:sz="4"/>
-              <w:bottom w:val="single" w:color="BFBFBF" w:sz="4"/>
-              <w:right w:val="single" w:color="BFBFBF" w:sz="4"/>
+              <w:top w:val="single" w:color="000000" w:sz="4"/>
+              <w:left w:val="single" w:color="000000" w:sz="4"/>
+              <w:bottom w:val="single" w:color="000000" w:sz="4"/>
+              <w:right w:val="single" w:color="000000" w:sz="4"/>
             </w:tcBorders>
             <w:tcMar>
               <w:top w:type="dxa" w:w="60"/>
@@ -9136,10 +9103,10 @@
           <w:tcPr>
             <w:tcW w:type="dxa" w:w="3962"/>
             <w:tcBorders>
-              <w:top w:val="single" w:color="BFBFBF" w:sz="4"/>
-              <w:left w:val="single" w:color="BFBFBF" w:sz="4"/>
-              <w:bottom w:val="single" w:color="BFBFBF" w:sz="4"/>
-              <w:right w:val="single" w:color="BFBFBF" w:sz="4"/>
+              <w:top w:val="single" w:color="000000" w:sz="4"/>
+              <w:left w:val="single" w:color="000000" w:sz="4"/>
+              <w:bottom w:val="single" w:color="000000" w:sz="4"/>
+              <w:right w:val="single" w:color="000000" w:sz="4"/>
             </w:tcBorders>
             <w:tcMar>
               <w:top w:type="dxa" w:w="60"/>
@@ -9163,10 +9130,10 @@
           <w:tcPr>
             <w:tcW w:type="dxa" w:w="597"/>
             <w:tcBorders>
-              <w:top w:val="single" w:color="BFBFBF" w:sz="4"/>
-              <w:left w:val="single" w:color="BFBFBF" w:sz="4"/>
-              <w:bottom w:val="single" w:color="BFBFBF" w:sz="4"/>
-              <w:right w:val="single" w:color="BFBFBF" w:sz="4"/>
+              <w:top w:val="single" w:color="000000" w:sz="4"/>
+              <w:left w:val="single" w:color="000000" w:sz="4"/>
+              <w:bottom w:val="single" w:color="000000" w:sz="4"/>
+              <w:right w:val="single" w:color="000000" w:sz="4"/>
             </w:tcBorders>
             <w:tcMar>
               <w:top w:type="dxa" w:w="60"/>
@@ -9188,10 +9155,10 @@
           <w:tcPr>
             <w:tcW w:type="dxa" w:w="4482"/>
             <w:tcBorders>
-              <w:top w:val="single" w:color="BFBFBF" w:sz="4"/>
-              <w:left w:val="single" w:color="BFBFBF" w:sz="4"/>
-              <w:bottom w:val="single" w:color="BFBFBF" w:sz="4"/>
-              <w:right w:val="single" w:color="BFBFBF" w:sz="4"/>
+              <w:top w:val="single" w:color="000000" w:sz="4"/>
+              <w:left w:val="single" w:color="000000" w:sz="4"/>
+              <w:bottom w:val="single" w:color="000000" w:sz="4"/>
+              <w:right w:val="single" w:color="000000" w:sz="4"/>
             </w:tcBorders>
             <w:tcMar>
               <w:top w:type="dxa" w:w="60"/>
@@ -9209,9 +9176,9 @@
             </w:r>
             <w:r>
               <w:rPr>
-                <w:rFonts w:ascii="Consolas" w:cs="Consolas" w:eastAsia="Consolas" w:hAnsi="Consolas"/>
-                <w:sz w:val="19"/>
-                <w:szCs w:val="19"/>
+                <w:rFonts w:ascii="Courier New" w:cs="Courier New" w:eastAsia="Courier New" w:hAnsi="Courier New"/>
+                <w:sz w:val="22"/>
+                <w:szCs w:val="22"/>
               </w:rPr>
               <w:t xml:space="preserve">main</w:t>
             </w:r>
@@ -9224,10 +9191,10 @@
           <w:tcPr>
             <w:tcW w:type="dxa" w:w="597"/>
             <w:tcBorders>
-              <w:top w:val="single" w:color="BFBFBF" w:sz="4"/>
-              <w:left w:val="single" w:color="BFBFBF" w:sz="4"/>
-              <w:bottom w:val="single" w:color="BFBFBF" w:sz="4"/>
-              <w:right w:val="single" w:color="BFBFBF" w:sz="4"/>
+              <w:top w:val="single" w:color="000000" w:sz="4"/>
+              <w:left w:val="single" w:color="000000" w:sz="4"/>
+              <w:bottom w:val="single" w:color="000000" w:sz="4"/>
+              <w:right w:val="single" w:color="000000" w:sz="4"/>
             </w:tcBorders>
             <w:tcMar>
               <w:top w:type="dxa" w:w="60"/>
@@ -9249,10 +9216,10 @@
           <w:tcPr>
             <w:tcW w:type="dxa" w:w="3962"/>
             <w:tcBorders>
-              <w:top w:val="single" w:color="BFBFBF" w:sz="4"/>
-              <w:left w:val="single" w:color="BFBFBF" w:sz="4"/>
-              <w:bottom w:val="single" w:color="BFBFBF" w:sz="4"/>
-              <w:right w:val="single" w:color="BFBFBF" w:sz="4"/>
+              <w:top w:val="single" w:color="000000" w:sz="4"/>
+              <w:left w:val="single" w:color="000000" w:sz="4"/>
+              <w:bottom w:val="single" w:color="000000" w:sz="4"/>
+              <w:right w:val="single" w:color="000000" w:sz="4"/>
             </w:tcBorders>
             <w:tcMar>
               <w:top w:type="dxa" w:w="60"/>
@@ -9270,9 +9237,9 @@
             </w:r>
             <w:r>
               <w:rPr>
-                <w:rFonts w:ascii="Consolas" w:cs="Consolas" w:eastAsia="Consolas" w:hAnsi="Consolas"/>
-                <w:sz w:val="19"/>
-                <w:szCs w:val="19"/>
+                <w:rFonts w:ascii="Courier New" w:cs="Courier New" w:eastAsia="Courier New" w:hAnsi="Courier New"/>
+                <w:sz w:val="22"/>
+                <w:szCs w:val="22"/>
               </w:rPr>
               <w:t xml:space="preserve">CODEOWNERS</w:t>
             </w:r>
@@ -9287,10 +9254,10 @@
           <w:tcPr>
             <w:tcW w:type="dxa" w:w="597"/>
             <w:tcBorders>
-              <w:top w:val="single" w:color="BFBFBF" w:sz="4"/>
-              <w:left w:val="single" w:color="BFBFBF" w:sz="4"/>
-              <w:bottom w:val="single" w:color="BFBFBF" w:sz="4"/>
-              <w:right w:val="single" w:color="BFBFBF" w:sz="4"/>
+              <w:top w:val="single" w:color="000000" w:sz="4"/>
+              <w:left w:val="single" w:color="000000" w:sz="4"/>
+              <w:bottom w:val="single" w:color="000000" w:sz="4"/>
+              <w:right w:val="single" w:color="000000" w:sz="4"/>
             </w:tcBorders>
             <w:tcMar>
               <w:top w:type="dxa" w:w="60"/>
@@ -9312,10 +9279,10 @@
           <w:tcPr>
             <w:tcW w:type="dxa" w:w="4482"/>
             <w:tcBorders>
-              <w:top w:val="single" w:color="BFBFBF" w:sz="4"/>
-              <w:left w:val="single" w:color="BFBFBF" w:sz="4"/>
-              <w:bottom w:val="single" w:color="BFBFBF" w:sz="4"/>
-              <w:right w:val="single" w:color="BFBFBF" w:sz="4"/>
+              <w:top w:val="single" w:color="000000" w:sz="4"/>
+              <w:left w:val="single" w:color="000000" w:sz="4"/>
+              <w:bottom w:val="single" w:color="000000" w:sz="4"/>
+              <w:right w:val="single" w:color="000000" w:sz="4"/>
             </w:tcBorders>
             <w:tcMar>
               <w:top w:type="dxa" w:w="60"/>
@@ -9333,9 +9300,9 @@
             </w:r>
             <w:r>
               <w:rPr>
-                <w:rFonts w:ascii="Consolas" w:cs="Consolas" w:eastAsia="Consolas" w:hAnsi="Consolas"/>
-                <w:sz w:val="19"/>
-                <w:szCs w:val="19"/>
+                <w:rFonts w:ascii="Courier New" w:cs="Courier New" w:eastAsia="Courier New" w:hAnsi="Courier New"/>
+                <w:sz w:val="22"/>
+                <w:szCs w:val="22"/>
               </w:rPr>
               <w:t xml:space="preserve">Closes #N</w:t>
             </w:r>
@@ -9348,10 +9315,10 @@
           <w:tcPr>
             <w:tcW w:type="dxa" w:w="597"/>
             <w:tcBorders>
-              <w:top w:val="single" w:color="BFBFBF" w:sz="4"/>
-              <w:left w:val="single" w:color="BFBFBF" w:sz="4"/>
-              <w:bottom w:val="single" w:color="BFBFBF" w:sz="4"/>
-              <w:right w:val="single" w:color="BFBFBF" w:sz="4"/>
+              <w:top w:val="single" w:color="000000" w:sz="4"/>
+              <w:left w:val="single" w:color="000000" w:sz="4"/>
+              <w:bottom w:val="single" w:color="000000" w:sz="4"/>
+              <w:right w:val="single" w:color="000000" w:sz="4"/>
             </w:tcBorders>
             <w:tcMar>
               <w:top w:type="dxa" w:w="60"/>
@@ -9373,10 +9340,10 @@
           <w:tcPr>
             <w:tcW w:type="dxa" w:w="3962"/>
             <w:tcBorders>
-              <w:top w:val="single" w:color="BFBFBF" w:sz="4"/>
-              <w:left w:val="single" w:color="BFBFBF" w:sz="4"/>
-              <w:bottom w:val="single" w:color="BFBFBF" w:sz="4"/>
-              <w:right w:val="single" w:color="BFBFBF" w:sz="4"/>
+              <w:top w:val="single" w:color="000000" w:sz="4"/>
+              <w:left w:val="single" w:color="000000" w:sz="4"/>
+              <w:bottom w:val="single" w:color="000000" w:sz="4"/>
+              <w:right w:val="single" w:color="000000" w:sz="4"/>
             </w:tcBorders>
             <w:tcMar>
               <w:top w:type="dxa" w:w="60"/>
@@ -9400,10 +9367,10 @@
           <w:tcPr>
             <w:tcW w:type="dxa" w:w="597"/>
             <w:tcBorders>
-              <w:top w:val="single" w:color="BFBFBF" w:sz="4"/>
-              <w:left w:val="single" w:color="BFBFBF" w:sz="4"/>
-              <w:bottom w:val="single" w:color="BFBFBF" w:sz="4"/>
-              <w:right w:val="single" w:color="BFBFBF" w:sz="4"/>
+              <w:top w:val="single" w:color="000000" w:sz="4"/>
+              <w:left w:val="single" w:color="000000" w:sz="4"/>
+              <w:bottom w:val="single" w:color="000000" w:sz="4"/>
+              <w:right w:val="single" w:color="000000" w:sz="4"/>
             </w:tcBorders>
             <w:tcMar>
               <w:top w:type="dxa" w:w="60"/>
@@ -9425,10 +9392,10 @@
           <w:tcPr>
             <w:tcW w:type="dxa" w:w="4482"/>
             <w:tcBorders>
-              <w:top w:val="single" w:color="BFBFBF" w:sz="4"/>
-              <w:left w:val="single" w:color="BFBFBF" w:sz="4"/>
-              <w:bottom w:val="single" w:color="BFBFBF" w:sz="4"/>
-              <w:right w:val="single" w:color="BFBFBF" w:sz="4"/>
+              <w:top w:val="single" w:color="000000" w:sz="4"/>
+              <w:left w:val="single" w:color="000000" w:sz="4"/>
+              <w:bottom w:val="single" w:color="000000" w:sz="4"/>
+              <w:right w:val="single" w:color="000000" w:sz="4"/>
             </w:tcBorders>
             <w:tcMar>
               <w:top w:type="dxa" w:w="60"/>
@@ -9450,10 +9417,10 @@
           <w:tcPr>
             <w:tcW w:type="dxa" w:w="597"/>
             <w:tcBorders>
-              <w:top w:val="single" w:color="BFBFBF" w:sz="4"/>
-              <w:left w:val="single" w:color="BFBFBF" w:sz="4"/>
-              <w:bottom w:val="single" w:color="BFBFBF" w:sz="4"/>
-              <w:right w:val="single" w:color="BFBFBF" w:sz="4"/>
+              <w:top w:val="single" w:color="000000" w:sz="4"/>
+              <w:left w:val="single" w:color="000000" w:sz="4"/>
+              <w:bottom w:val="single" w:color="000000" w:sz="4"/>
+              <w:right w:val="single" w:color="000000" w:sz="4"/>
             </w:tcBorders>
             <w:tcMar>
               <w:top w:type="dxa" w:w="60"/>
@@ -9475,10 +9442,10 @@
           <w:tcPr>
             <w:tcW w:type="dxa" w:w="3962"/>
             <w:tcBorders>
-              <w:top w:val="single" w:color="BFBFBF" w:sz="4"/>
-              <w:left w:val="single" w:color="BFBFBF" w:sz="4"/>
-              <w:bottom w:val="single" w:color="BFBFBF" w:sz="4"/>
-              <w:right w:val="single" w:color="BFBFBF" w:sz="4"/>
+              <w:top w:val="single" w:color="000000" w:sz="4"/>
+              <w:left w:val="single" w:color="000000" w:sz="4"/>
+              <w:bottom w:val="single" w:color="000000" w:sz="4"/>
+              <w:right w:val="single" w:color="000000" w:sz="4"/>
             </w:tcBorders>
             <w:tcMar>
               <w:top w:type="dxa" w:w="60"/>
@@ -9502,10 +9469,10 @@
           <w:tcPr>
             <w:tcW w:type="dxa" w:w="597"/>
             <w:tcBorders>
-              <w:top w:val="single" w:color="BFBFBF" w:sz="4"/>
-              <w:left w:val="single" w:color="BFBFBF" w:sz="4"/>
-              <w:bottom w:val="single" w:color="BFBFBF" w:sz="4"/>
-              <w:right w:val="single" w:color="BFBFBF" w:sz="4"/>
+              <w:top w:val="single" w:color="000000" w:sz="4"/>
+              <w:left w:val="single" w:color="000000" w:sz="4"/>
+              <w:bottom w:val="single" w:color="000000" w:sz="4"/>
+              <w:right w:val="single" w:color="000000" w:sz="4"/>
             </w:tcBorders>
             <w:tcMar>
               <w:top w:type="dxa" w:w="60"/>
@@ -9527,10 +9494,10 @@
           <w:tcPr>
             <w:tcW w:type="dxa" w:w="4482"/>
             <w:tcBorders>
-              <w:top w:val="single" w:color="BFBFBF" w:sz="4"/>
-              <w:left w:val="single" w:color="BFBFBF" w:sz="4"/>
-              <w:bottom w:val="single" w:color="BFBFBF" w:sz="4"/>
-              <w:right w:val="single" w:color="BFBFBF" w:sz="4"/>
+              <w:top w:val="single" w:color="000000" w:sz="4"/>
+              <w:left w:val="single" w:color="000000" w:sz="4"/>
+              <w:bottom w:val="single" w:color="000000" w:sz="4"/>
+              <w:right w:val="single" w:color="000000" w:sz="4"/>
             </w:tcBorders>
             <w:tcMar>
               <w:top w:type="dxa" w:w="60"/>
@@ -9552,10 +9519,10 @@
           <w:tcPr>
             <w:tcW w:type="dxa" w:w="597"/>
             <w:tcBorders>
-              <w:top w:val="single" w:color="BFBFBF" w:sz="4"/>
-              <w:left w:val="single" w:color="BFBFBF" w:sz="4"/>
-              <w:bottom w:val="single" w:color="BFBFBF" w:sz="4"/>
-              <w:right w:val="single" w:color="BFBFBF" w:sz="4"/>
+              <w:top w:val="single" w:color="000000" w:sz="4"/>
+              <w:left w:val="single" w:color="000000" w:sz="4"/>
+              <w:bottom w:val="single" w:color="000000" w:sz="4"/>
+              <w:right w:val="single" w:color="000000" w:sz="4"/>
             </w:tcBorders>
             <w:tcMar>
               <w:top w:type="dxa" w:w="60"/>
@@ -9577,10 +9544,10 @@
           <w:tcPr>
             <w:tcW w:type="dxa" w:w="3962"/>
             <w:tcBorders>
-              <w:top w:val="single" w:color="BFBFBF" w:sz="4"/>
-              <w:left w:val="single" w:color="BFBFBF" w:sz="4"/>
-              <w:bottom w:val="single" w:color="BFBFBF" w:sz="4"/>
-              <w:right w:val="single" w:color="BFBFBF" w:sz="4"/>
+              <w:top w:val="single" w:color="000000" w:sz="4"/>
+              <w:left w:val="single" w:color="000000" w:sz="4"/>
+              <w:bottom w:val="single" w:color="000000" w:sz="4"/>
+              <w:right w:val="single" w:color="000000" w:sz="4"/>
             </w:tcBorders>
             <w:tcMar>
               <w:top w:type="dxa" w:w="60"/>
@@ -9604,10 +9571,10 @@
           <w:tcPr>
             <w:tcW w:type="dxa" w:w="597"/>
             <w:tcBorders>
-              <w:top w:val="single" w:color="BFBFBF" w:sz="4"/>
-              <w:left w:val="single" w:color="BFBFBF" w:sz="4"/>
-              <w:bottom w:val="single" w:color="BFBFBF" w:sz="4"/>
-              <w:right w:val="single" w:color="BFBFBF" w:sz="4"/>
+              <w:top w:val="single" w:color="000000" w:sz="4"/>
+              <w:left w:val="single" w:color="000000" w:sz="4"/>
+              <w:bottom w:val="single" w:color="000000" w:sz="4"/>
+              <w:right w:val="single" w:color="000000" w:sz="4"/>
             </w:tcBorders>
             <w:tcMar>
               <w:top w:type="dxa" w:w="60"/>
@@ -9629,10 +9596,10 @@
           <w:tcPr>
             <w:tcW w:type="dxa" w:w="4482"/>
             <w:tcBorders>
-              <w:top w:val="single" w:color="BFBFBF" w:sz="4"/>
-              <w:left w:val="single" w:color="BFBFBF" w:sz="4"/>
-              <w:bottom w:val="single" w:color="BFBFBF" w:sz="4"/>
-              <w:right w:val="single" w:color="BFBFBF" w:sz="4"/>
+              <w:top w:val="single" w:color="000000" w:sz="4"/>
+              <w:left w:val="single" w:color="000000" w:sz="4"/>
+              <w:bottom w:val="single" w:color="000000" w:sz="4"/>
+              <w:right w:val="single" w:color="000000" w:sz="4"/>
             </w:tcBorders>
             <w:tcMar>
               <w:top w:type="dxa" w:w="60"/>
@@ -9650,9 +9617,9 @@
             </w:r>
             <w:r>
               <w:rPr>
-                <w:rFonts w:ascii="Consolas" w:cs="Consolas" w:eastAsia="Consolas" w:hAnsi="Consolas"/>
-                <w:sz w:val="19"/>
-                <w:szCs w:val="19"/>
+                <w:rFonts w:ascii="Courier New" w:cs="Courier New" w:eastAsia="Courier New" w:hAnsi="Courier New"/>
+                <w:sz w:val="22"/>
+                <w:szCs w:val="22"/>
               </w:rPr>
               <w:t xml:space="preserve">main</w:t>
             </w:r>
@@ -9665,10 +9632,10 @@
           <w:tcPr>
             <w:tcW w:type="dxa" w:w="597"/>
             <w:tcBorders>
-              <w:top w:val="single" w:color="BFBFBF" w:sz="4"/>
-              <w:left w:val="single" w:color="BFBFBF" w:sz="4"/>
-              <w:bottom w:val="single" w:color="BFBFBF" w:sz="4"/>
-              <w:right w:val="single" w:color="BFBFBF" w:sz="4"/>
+              <w:top w:val="single" w:color="000000" w:sz="4"/>
+              <w:left w:val="single" w:color="000000" w:sz="4"/>
+              <w:bottom w:val="single" w:color="000000" w:sz="4"/>
+              <w:right w:val="single" w:color="000000" w:sz="4"/>
             </w:tcBorders>
             <w:tcMar>
               <w:top w:type="dxa" w:w="60"/>
@@ -9690,10 +9657,10 @@
           <w:tcPr>
             <w:tcW w:type="dxa" w:w="3962"/>
             <w:tcBorders>
-              <w:top w:val="single" w:color="BFBFBF" w:sz="4"/>
-              <w:left w:val="single" w:color="BFBFBF" w:sz="4"/>
-              <w:bottom w:val="single" w:color="BFBFBF" w:sz="4"/>
-              <w:right w:val="single" w:color="BFBFBF" w:sz="4"/>
+              <w:top w:val="single" w:color="000000" w:sz="4"/>
+              <w:left w:val="single" w:color="000000" w:sz="4"/>
+              <w:bottom w:val="single" w:color="000000" w:sz="4"/>
+              <w:right w:val="single" w:color="000000" w:sz="4"/>
             </w:tcBorders>
             <w:tcMar>
               <w:top w:type="dxa" w:w="60"/>
@@ -9782,9 +9749,9 @@
       </w:r>
       <w:r>
         <w:rPr>
-          <w:rFonts w:ascii="Consolas" w:cs="Consolas" w:eastAsia="Consolas" w:hAnsi="Consolas"/>
-          <w:sz w:val="19"/>
-          <w:szCs w:val="19"/>
+          <w:rFonts w:ascii="Courier New" w:cs="Courier New" w:eastAsia="Courier New" w:hAnsi="Courier New"/>
+          <w:sz w:val="22"/>
+          <w:szCs w:val="22"/>
         </w:rPr>
         <w:t xml:space="preserve">CODEOWNERS</w:t>
       </w:r>
@@ -9836,11 +9803,11 @@
       </w:r>
       <w:r>
         <w:rPr>
-          <w:rFonts w:ascii="Consolas" w:cs="Consolas" w:eastAsia="Consolas" w:hAnsi="Consolas"/>
+          <w:rFonts w:ascii="Courier New" w:cs="Courier New" w:eastAsia="Courier New" w:hAnsi="Courier New"/>
           <w:b/>
           <w:bCs/>
-          <w:sz w:val="19"/>
-          <w:szCs w:val="19"/>
+          <w:sz w:val="22"/>
+          <w:szCs w:val="22"/>
         </w:rPr>
         <w:t xml:space="preserve">main</w:t>
       </w:r>
@@ -9913,9 +9880,9 @@
         <w:rPr>
           <w:i/>
           <w:iCs/>
-          <w:color w:val="555555"/>
-          <w:sz w:val="18"/>
-          <w:szCs w:val="18"/>
+          <w:color w:val="000000"/>
+          <w:sz w:val="22"/>
+          <w:szCs w:val="22"/>
         </w:rPr>
         <w:t xml:space="preserve">Corrida del CI de un PR después de las mejoras: seis jobs en paralelo, todos en verde</w:t>
       </w:r>
@@ -9964,12 +9931,11 @@
           <w:tcPr>
             <w:tcW w:type="dxa" w:w="691"/>
             <w:tcBorders>
-              <w:top w:val="single" w:color="BFBFBF" w:sz="4"/>
-              <w:left w:val="single" w:color="BFBFBF" w:sz="4"/>
-              <w:bottom w:val="single" w:color="BFBFBF" w:sz="4"/>
-              <w:right w:val="single" w:color="BFBFBF" w:sz="4"/>
-            </w:tcBorders>
-            <w:shd w:fill="DCE6F1" w:color="auto" w:val="clear"/>
+              <w:top w:val="single" w:color="000000" w:sz="4"/>
+              <w:left w:val="single" w:color="000000" w:sz="4"/>
+              <w:bottom w:val="single" w:color="000000" w:sz="4"/>
+              <w:right w:val="single" w:color="000000" w:sz="4"/>
+            </w:tcBorders>
             <w:tcMar>
               <w:top w:type="dxa" w:w="60"/>
               <w:left w:type="dxa" w:w="100"/>
@@ -9994,12 +9960,11 @@
           <w:tcPr>
             <w:tcW w:type="dxa" w:w="2549"/>
             <w:tcBorders>
-              <w:top w:val="single" w:color="BFBFBF" w:sz="4"/>
-              <w:left w:val="single" w:color="BFBFBF" w:sz="4"/>
-              <w:bottom w:val="single" w:color="BFBFBF" w:sz="4"/>
-              <w:right w:val="single" w:color="BFBFBF" w:sz="4"/>
-            </w:tcBorders>
-            <w:shd w:fill="DCE6F1" w:color="auto" w:val="clear"/>
+              <w:top w:val="single" w:color="000000" w:sz="4"/>
+              <w:left w:val="single" w:color="000000" w:sz="4"/>
+              <w:bottom w:val="single" w:color="000000" w:sz="4"/>
+              <w:right w:val="single" w:color="000000" w:sz="4"/>
+            </w:tcBorders>
             <w:tcMar>
               <w:top w:type="dxa" w:w="60"/>
               <w:left w:type="dxa" w:w="100"/>
@@ -10024,12 +9989,11 @@
           <w:tcPr>
             <w:tcW w:type="dxa" w:w="1901"/>
             <w:tcBorders>
-              <w:top w:val="single" w:color="BFBFBF" w:sz="4"/>
-              <w:left w:val="single" w:color="BFBFBF" w:sz="4"/>
-              <w:bottom w:val="single" w:color="BFBFBF" w:sz="4"/>
-              <w:right w:val="single" w:color="BFBFBF" w:sz="4"/>
-            </w:tcBorders>
-            <w:shd w:fill="DCE6F1" w:color="auto" w:val="clear"/>
+              <w:top w:val="single" w:color="000000" w:sz="4"/>
+              <w:left w:val="single" w:color="000000" w:sz="4"/>
+              <w:bottom w:val="single" w:color="000000" w:sz="4"/>
+              <w:right w:val="single" w:color="000000" w:sz="4"/>
+            </w:tcBorders>
             <w:tcMar>
               <w:top w:type="dxa" w:w="60"/>
               <w:left w:type="dxa" w:w="100"/>
@@ -10054,12 +10018,11 @@
           <w:tcPr>
             <w:tcW w:type="dxa" w:w="1901"/>
             <w:tcBorders>
-              <w:top w:val="single" w:color="BFBFBF" w:sz="4"/>
-              <w:left w:val="single" w:color="BFBFBF" w:sz="4"/>
-              <w:bottom w:val="single" w:color="BFBFBF" w:sz="4"/>
-              <w:right w:val="single" w:color="BFBFBF" w:sz="4"/>
-            </w:tcBorders>
-            <w:shd w:fill="DCE6F1" w:color="auto" w:val="clear"/>
+              <w:top w:val="single" w:color="000000" w:sz="4"/>
+              <w:left w:val="single" w:color="000000" w:sz="4"/>
+              <w:bottom w:val="single" w:color="000000" w:sz="4"/>
+              <w:right w:val="single" w:color="000000" w:sz="4"/>
+            </w:tcBorders>
             <w:tcMar>
               <w:top w:type="dxa" w:w="60"/>
               <w:left w:type="dxa" w:w="100"/>
@@ -10084,12 +10047,11 @@
           <w:tcPr>
             <w:tcW w:type="dxa" w:w="2596"/>
             <w:tcBorders>
-              <w:top w:val="single" w:color="BFBFBF" w:sz="4"/>
-              <w:left w:val="single" w:color="BFBFBF" w:sz="4"/>
-              <w:bottom w:val="single" w:color="BFBFBF" w:sz="4"/>
-              <w:right w:val="single" w:color="BFBFBF" w:sz="4"/>
-            </w:tcBorders>
-            <w:shd w:fill="DCE6F1" w:color="auto" w:val="clear"/>
+              <w:top w:val="single" w:color="000000" w:sz="4"/>
+              <w:left w:val="single" w:color="000000" w:sz="4"/>
+              <w:bottom w:val="single" w:color="000000" w:sz="4"/>
+              <w:right w:val="single" w:color="000000" w:sz="4"/>
+            </w:tcBorders>
             <w:tcMar>
               <w:top w:type="dxa" w:w="60"/>
               <w:left w:type="dxa" w:w="100"/>
@@ -10116,10 +10078,10 @@
           <w:tcPr>
             <w:tcW w:type="dxa" w:w="691"/>
             <w:tcBorders>
-              <w:top w:val="single" w:color="BFBFBF" w:sz="4"/>
-              <w:left w:val="single" w:color="BFBFBF" w:sz="4"/>
-              <w:bottom w:val="single" w:color="BFBFBF" w:sz="4"/>
-              <w:right w:val="single" w:color="BFBFBF" w:sz="4"/>
+              <w:top w:val="single" w:color="000000" w:sz="4"/>
+              <w:left w:val="single" w:color="000000" w:sz="4"/>
+              <w:bottom w:val="single" w:color="000000" w:sz="4"/>
+              <w:right w:val="single" w:color="000000" w:sz="4"/>
             </w:tcBorders>
             <w:tcMar>
               <w:top w:type="dxa" w:w="60"/>
@@ -10141,10 +10103,10 @@
           <w:tcPr>
             <w:tcW w:type="dxa" w:w="2549"/>
             <w:tcBorders>
-              <w:top w:val="single" w:color="BFBFBF" w:sz="4"/>
-              <w:left w:val="single" w:color="BFBFBF" w:sz="4"/>
-              <w:bottom w:val="single" w:color="BFBFBF" w:sz="4"/>
-              <w:right w:val="single" w:color="BFBFBF" w:sz="4"/>
+              <w:top w:val="single" w:color="000000" w:sz="4"/>
+              <w:left w:val="single" w:color="000000" w:sz="4"/>
+              <w:bottom w:val="single" w:color="000000" w:sz="4"/>
+              <w:right w:val="single" w:color="000000" w:sz="4"/>
             </w:tcBorders>
             <w:tcMar>
               <w:top w:type="dxa" w:w="60"/>
@@ -10162,9 +10124,9 @@
             </w:r>
             <w:r>
               <w:rPr>
-                <w:rFonts w:ascii="Consolas" w:cs="Consolas" w:eastAsia="Consolas" w:hAnsi="Consolas"/>
-                <w:sz w:val="19"/>
-                <w:szCs w:val="19"/>
+                <w:rFonts w:ascii="Courier New" w:cs="Courier New" w:eastAsia="Courier New" w:hAnsi="Courier New"/>
+                <w:sz w:val="22"/>
+                <w:szCs w:val="22"/>
               </w:rPr>
               <w:t xml:space="preserve">main</w:t>
             </w:r>
@@ -10177,10 +10139,10 @@
           <w:tcPr>
             <w:tcW w:type="dxa" w:w="1901"/>
             <w:tcBorders>
-              <w:top w:val="single" w:color="BFBFBF" w:sz="4"/>
-              <w:left w:val="single" w:color="BFBFBF" w:sz="4"/>
-              <w:bottom w:val="single" w:color="BFBFBF" w:sz="4"/>
-              <w:right w:val="single" w:color="BFBFBF" w:sz="4"/>
+              <w:top w:val="single" w:color="000000" w:sz="4"/>
+              <w:left w:val="single" w:color="000000" w:sz="4"/>
+              <w:bottom w:val="single" w:color="000000" w:sz="4"/>
+              <w:right w:val="single" w:color="000000" w:sz="4"/>
             </w:tcBorders>
             <w:tcMar>
               <w:top w:type="dxa" w:w="60"/>
@@ -10202,10 +10164,10 @@
           <w:tcPr>
             <w:tcW w:type="dxa" w:w="1901"/>
             <w:tcBorders>
-              <w:top w:val="single" w:color="BFBFBF" w:sz="4"/>
-              <w:left w:val="single" w:color="BFBFBF" w:sz="4"/>
-              <w:bottom w:val="single" w:color="BFBFBF" w:sz="4"/>
-              <w:right w:val="single" w:color="BFBFBF" w:sz="4"/>
+              <w:top w:val="single" w:color="000000" w:sz="4"/>
+              <w:left w:val="single" w:color="000000" w:sz="4"/>
+              <w:bottom w:val="single" w:color="000000" w:sz="4"/>
+              <w:right w:val="single" w:color="000000" w:sz="4"/>
             </w:tcBorders>
             <w:tcMar>
               <w:top w:type="dxa" w:w="60"/>
@@ -10227,24 +10189,24 @@
           <w:tcPr>
             <w:tcW w:type="dxa" w:w="2596"/>
             <w:tcBorders>
-              <w:top w:val="single" w:color="BFBFBF" w:sz="4"/>
-              <w:left w:val="single" w:color="BFBFBF" w:sz="4"/>
-              <w:bottom w:val="single" w:color="BFBFBF" w:sz="4"/>
-              <w:right w:val="single" w:color="BFBFBF" w:sz="4"/>
-            </w:tcBorders>
-            <w:tcMar>
-              <w:top w:type="dxa" w:w="60"/>
-              <w:left w:type="dxa" w:w="100"/>
-              <w:bottom w:type="dxa" w:w="60"/>
-              <w:right w:type="dxa" w:w="100"/>
-            </w:tcMar>
-          </w:tcPr>
-          <w:p>
-            <w:pPr>
-              <w:spacing w:after="20" w:before="20"/>
-            </w:pPr>
-            <w:r>
-              <w:t xml:space="preserve">✅ −53 pp</w:t>
+              <w:top w:val="single" w:color="000000" w:sz="4"/>
+              <w:left w:val="single" w:color="000000" w:sz="4"/>
+              <w:bottom w:val="single" w:color="000000" w:sz="4"/>
+              <w:right w:val="single" w:color="000000" w:sz="4"/>
+            </w:tcBorders>
+            <w:tcMar>
+              <w:top w:type="dxa" w:w="60"/>
+              <w:left w:type="dxa" w:w="100"/>
+              <w:bottom w:type="dxa" w:w="60"/>
+              <w:right w:type="dxa" w:w="100"/>
+            </w:tcMar>
+          </w:tcPr>
+          <w:p>
+            <w:pPr>
+              <w:spacing w:after="20" w:before="20"/>
+            </w:pPr>
+            <w:r>
+              <w:t xml:space="preserve">✓ −53 pp</w:t>
             </w:r>
           </w:p>
         </w:tc>
@@ -10254,10 +10216,10 @@
           <w:tcPr>
             <w:tcW w:type="dxa" w:w="691"/>
             <w:tcBorders>
-              <w:top w:val="single" w:color="BFBFBF" w:sz="4"/>
-              <w:left w:val="single" w:color="BFBFBF" w:sz="4"/>
-              <w:bottom w:val="single" w:color="BFBFBF" w:sz="4"/>
-              <w:right w:val="single" w:color="BFBFBF" w:sz="4"/>
+              <w:top w:val="single" w:color="000000" w:sz="4"/>
+              <w:left w:val="single" w:color="000000" w:sz="4"/>
+              <w:bottom w:val="single" w:color="000000" w:sz="4"/>
+              <w:right w:val="single" w:color="000000" w:sz="4"/>
             </w:tcBorders>
             <w:tcMar>
               <w:top w:type="dxa" w:w="60"/>
@@ -10279,10 +10241,10 @@
           <w:tcPr>
             <w:tcW w:type="dxa" w:w="2549"/>
             <w:tcBorders>
-              <w:top w:val="single" w:color="BFBFBF" w:sz="4"/>
-              <w:left w:val="single" w:color="BFBFBF" w:sz="4"/>
-              <w:bottom w:val="single" w:color="BFBFBF" w:sz="4"/>
-              <w:right w:val="single" w:color="BFBFBF" w:sz="4"/>
+              <w:top w:val="single" w:color="000000" w:sz="4"/>
+              <w:left w:val="single" w:color="000000" w:sz="4"/>
+              <w:bottom w:val="single" w:color="000000" w:sz="4"/>
+              <w:right w:val="single" w:color="000000" w:sz="4"/>
             </w:tcBorders>
             <w:tcMar>
               <w:top w:type="dxa" w:w="60"/>
@@ -10300,9 +10262,9 @@
             </w:r>
             <w:r>
               <w:rPr>
-                <w:rFonts w:ascii="Consolas" w:cs="Consolas" w:eastAsia="Consolas" w:hAnsi="Consolas"/>
-                <w:sz w:val="19"/>
-                <w:szCs w:val="19"/>
+                <w:rFonts w:ascii="Courier New" w:cs="Courier New" w:eastAsia="Courier New" w:hAnsi="Courier New"/>
+                <w:sz w:val="22"/>
+                <w:szCs w:val="22"/>
               </w:rPr>
               <w:t xml:space="preserve">main</w:t>
             </w:r>
@@ -10312,10 +10274,10 @@
           <w:tcPr>
             <w:tcW w:type="dxa" w:w="1901"/>
             <w:tcBorders>
-              <w:top w:val="single" w:color="BFBFBF" w:sz="4"/>
-              <w:left w:val="single" w:color="BFBFBF" w:sz="4"/>
-              <w:bottom w:val="single" w:color="BFBFBF" w:sz="4"/>
-              <w:right w:val="single" w:color="BFBFBF" w:sz="4"/>
+              <w:top w:val="single" w:color="000000" w:sz="4"/>
+              <w:left w:val="single" w:color="000000" w:sz="4"/>
+              <w:bottom w:val="single" w:color="000000" w:sz="4"/>
+              <w:right w:val="single" w:color="000000" w:sz="4"/>
             </w:tcBorders>
             <w:tcMar>
               <w:top w:type="dxa" w:w="60"/>
@@ -10337,10 +10299,10 @@
           <w:tcPr>
             <w:tcW w:type="dxa" w:w="1901"/>
             <w:tcBorders>
-              <w:top w:val="single" w:color="BFBFBF" w:sz="4"/>
-              <w:left w:val="single" w:color="BFBFBF" w:sz="4"/>
-              <w:bottom w:val="single" w:color="BFBFBF" w:sz="4"/>
-              <w:right w:val="single" w:color="BFBFBF" w:sz="4"/>
+              <w:top w:val="single" w:color="000000" w:sz="4"/>
+              <w:left w:val="single" w:color="000000" w:sz="4"/>
+              <w:bottom w:val="single" w:color="000000" w:sz="4"/>
+              <w:right w:val="single" w:color="000000" w:sz="4"/>
             </w:tcBorders>
             <w:tcMar>
               <w:top w:type="dxa" w:w="60"/>
@@ -10362,24 +10324,24 @@
           <w:tcPr>
             <w:tcW w:type="dxa" w:w="2596"/>
             <w:tcBorders>
-              <w:top w:val="single" w:color="BFBFBF" w:sz="4"/>
-              <w:left w:val="single" w:color="BFBFBF" w:sz="4"/>
-              <w:bottom w:val="single" w:color="BFBFBF" w:sz="4"/>
-              <w:right w:val="single" w:color="BFBFBF" w:sz="4"/>
-            </w:tcBorders>
-            <w:tcMar>
-              <w:top w:type="dxa" w:w="60"/>
-              <w:left w:type="dxa" w:w="100"/>
-              <w:bottom w:type="dxa" w:w="60"/>
-              <w:right w:type="dxa" w:w="100"/>
-            </w:tcMar>
-          </w:tcPr>
-          <w:p>
-            <w:pPr>
-              <w:spacing w:after="20" w:before="20"/>
-            </w:pPr>
-            <w:r>
-              <w:t xml:space="preserve">✅</w:t>
+              <w:top w:val="single" w:color="000000" w:sz="4"/>
+              <w:left w:val="single" w:color="000000" w:sz="4"/>
+              <w:bottom w:val="single" w:color="000000" w:sz="4"/>
+              <w:right w:val="single" w:color="000000" w:sz="4"/>
+            </w:tcBorders>
+            <w:tcMar>
+              <w:top w:type="dxa" w:w="60"/>
+              <w:left w:type="dxa" w:w="100"/>
+              <w:bottom w:type="dxa" w:w="60"/>
+              <w:right w:type="dxa" w:w="100"/>
+            </w:tcMar>
+          </w:tcPr>
+          <w:p>
+            <w:pPr>
+              <w:spacing w:after="20" w:before="20"/>
+            </w:pPr>
+            <w:r>
+              <w:t xml:space="preserve">✓</w:t>
             </w:r>
           </w:p>
         </w:tc>
@@ -10389,10 +10351,10 @@
           <w:tcPr>
             <w:tcW w:type="dxa" w:w="691"/>
             <w:tcBorders>
-              <w:top w:val="single" w:color="BFBFBF" w:sz="4"/>
-              <w:left w:val="single" w:color="BFBFBF" w:sz="4"/>
-              <w:bottom w:val="single" w:color="BFBFBF" w:sz="4"/>
-              <w:right w:val="single" w:color="BFBFBF" w:sz="4"/>
+              <w:top w:val="single" w:color="000000" w:sz="4"/>
+              <w:left w:val="single" w:color="000000" w:sz="4"/>
+              <w:bottom w:val="single" w:color="000000" w:sz="4"/>
+              <w:right w:val="single" w:color="000000" w:sz="4"/>
             </w:tcBorders>
             <w:tcMar>
               <w:top w:type="dxa" w:w="60"/>
@@ -10414,10 +10376,10 @@
           <w:tcPr>
             <w:tcW w:type="dxa" w:w="2549"/>
             <w:tcBorders>
-              <w:top w:val="single" w:color="BFBFBF" w:sz="4"/>
-              <w:left w:val="single" w:color="BFBFBF" w:sz="4"/>
-              <w:bottom w:val="single" w:color="BFBFBF" w:sz="4"/>
-              <w:right w:val="single" w:color="BFBFBF" w:sz="4"/>
+              <w:top w:val="single" w:color="000000" w:sz="4"/>
+              <w:left w:val="single" w:color="000000" w:sz="4"/>
+              <w:bottom w:val="single" w:color="000000" w:sz="4"/>
+              <w:right w:val="single" w:color="000000" w:sz="4"/>
             </w:tcBorders>
             <w:tcMar>
               <w:top w:type="dxa" w:w="60"/>
@@ -10439,10 +10401,10 @@
           <w:tcPr>
             <w:tcW w:type="dxa" w:w="1901"/>
             <w:tcBorders>
-              <w:top w:val="single" w:color="BFBFBF" w:sz="4"/>
-              <w:left w:val="single" w:color="BFBFBF" w:sz="4"/>
-              <w:bottom w:val="single" w:color="BFBFBF" w:sz="4"/>
-              <w:right w:val="single" w:color="BFBFBF" w:sz="4"/>
+              <w:top w:val="single" w:color="000000" w:sz="4"/>
+              <w:left w:val="single" w:color="000000" w:sz="4"/>
+              <w:bottom w:val="single" w:color="000000" w:sz="4"/>
+              <w:right w:val="single" w:color="000000" w:sz="4"/>
             </w:tcBorders>
             <w:tcMar>
               <w:top w:type="dxa" w:w="60"/>
@@ -10464,10 +10426,10 @@
           <w:tcPr>
             <w:tcW w:type="dxa" w:w="1901"/>
             <w:tcBorders>
-              <w:top w:val="single" w:color="BFBFBF" w:sz="4"/>
-              <w:left w:val="single" w:color="BFBFBF" w:sz="4"/>
-              <w:bottom w:val="single" w:color="BFBFBF" w:sz="4"/>
-              <w:right w:val="single" w:color="BFBFBF" w:sz="4"/>
+              <w:top w:val="single" w:color="000000" w:sz="4"/>
+              <w:left w:val="single" w:color="000000" w:sz="4"/>
+              <w:bottom w:val="single" w:color="000000" w:sz="4"/>
+              <w:right w:val="single" w:color="000000" w:sz="4"/>
             </w:tcBorders>
             <w:tcMar>
               <w:top w:type="dxa" w:w="60"/>
@@ -10489,24 +10451,24 @@
           <w:tcPr>
             <w:tcW w:type="dxa" w:w="2596"/>
             <w:tcBorders>
-              <w:top w:val="single" w:color="BFBFBF" w:sz="4"/>
-              <w:left w:val="single" w:color="BFBFBF" w:sz="4"/>
-              <w:bottom w:val="single" w:color="BFBFBF" w:sz="4"/>
-              <w:right w:val="single" w:color="BFBFBF" w:sz="4"/>
-            </w:tcBorders>
-            <w:tcMar>
-              <w:top w:type="dxa" w:w="60"/>
-              <w:left w:type="dxa" w:w="100"/>
-              <w:bottom w:type="dxa" w:w="60"/>
-              <w:right w:type="dxa" w:w="100"/>
-            </w:tcMar>
-          </w:tcPr>
-          <w:p>
-            <w:pPr>
-              <w:spacing w:after="20" w:before="20"/>
-            </w:pPr>
-            <w:r>
-              <w:t xml:space="preserve">✅</w:t>
+              <w:top w:val="single" w:color="000000" w:sz="4"/>
+              <w:left w:val="single" w:color="000000" w:sz="4"/>
+              <w:bottom w:val="single" w:color="000000" w:sz="4"/>
+              <w:right w:val="single" w:color="000000" w:sz="4"/>
+            </w:tcBorders>
+            <w:tcMar>
+              <w:top w:type="dxa" w:w="60"/>
+              <w:left w:type="dxa" w:w="100"/>
+              <w:bottom w:type="dxa" w:w="60"/>
+              <w:right w:type="dxa" w:w="100"/>
+            </w:tcMar>
+          </w:tcPr>
+          <w:p>
+            <w:pPr>
+              <w:spacing w:after="20" w:before="20"/>
+            </w:pPr>
+            <w:r>
+              <w:t xml:space="preserve">✓</w:t>
             </w:r>
           </w:p>
         </w:tc>
@@ -10516,10 +10478,10 @@
           <w:tcPr>
             <w:tcW w:type="dxa" w:w="691"/>
             <w:tcBorders>
-              <w:top w:val="single" w:color="BFBFBF" w:sz="4"/>
-              <w:left w:val="single" w:color="BFBFBF" w:sz="4"/>
-              <w:bottom w:val="single" w:color="BFBFBF" w:sz="4"/>
-              <w:right w:val="single" w:color="BFBFBF" w:sz="4"/>
+              <w:top w:val="single" w:color="000000" w:sz="4"/>
+              <w:left w:val="single" w:color="000000" w:sz="4"/>
+              <w:bottom w:val="single" w:color="000000" w:sz="4"/>
+              <w:right w:val="single" w:color="000000" w:sz="4"/>
             </w:tcBorders>
             <w:tcMar>
               <w:top w:type="dxa" w:w="60"/>
@@ -10541,10 +10503,10 @@
           <w:tcPr>
             <w:tcW w:type="dxa" w:w="2549"/>
             <w:tcBorders>
-              <w:top w:val="single" w:color="BFBFBF" w:sz="4"/>
-              <w:left w:val="single" w:color="BFBFBF" w:sz="4"/>
-              <w:bottom w:val="single" w:color="BFBFBF" w:sz="4"/>
-              <w:right w:val="single" w:color="BFBFBF" w:sz="4"/>
+              <w:top w:val="single" w:color="000000" w:sz="4"/>
+              <w:left w:val="single" w:color="000000" w:sz="4"/>
+              <w:bottom w:val="single" w:color="000000" w:sz="4"/>
+              <w:right w:val="single" w:color="000000" w:sz="4"/>
             </w:tcBorders>
             <w:tcMar>
               <w:top w:type="dxa" w:w="60"/>
@@ -10566,10 +10528,10 @@
           <w:tcPr>
             <w:tcW w:type="dxa" w:w="1901"/>
             <w:tcBorders>
-              <w:top w:val="single" w:color="BFBFBF" w:sz="4"/>
-              <w:left w:val="single" w:color="BFBFBF" w:sz="4"/>
-              <w:bottom w:val="single" w:color="BFBFBF" w:sz="4"/>
-              <w:right w:val="single" w:color="BFBFBF" w:sz="4"/>
+              <w:top w:val="single" w:color="000000" w:sz="4"/>
+              <w:left w:val="single" w:color="000000" w:sz="4"/>
+              <w:bottom w:val="single" w:color="000000" w:sz="4"/>
+              <w:right w:val="single" w:color="000000" w:sz="4"/>
             </w:tcBorders>
             <w:tcMar>
               <w:top w:type="dxa" w:w="60"/>
@@ -10591,10 +10553,10 @@
           <w:tcPr>
             <w:tcW w:type="dxa" w:w="1901"/>
             <w:tcBorders>
-              <w:top w:val="single" w:color="BFBFBF" w:sz="4"/>
-              <w:left w:val="single" w:color="BFBFBF" w:sz="4"/>
-              <w:bottom w:val="single" w:color="BFBFBF" w:sz="4"/>
-              <w:right w:val="single" w:color="BFBFBF" w:sz="4"/>
+              <w:top w:val="single" w:color="000000" w:sz="4"/>
+              <w:left w:val="single" w:color="000000" w:sz="4"/>
+              <w:bottom w:val="single" w:color="000000" w:sz="4"/>
+              <w:right w:val="single" w:color="000000" w:sz="4"/>
             </w:tcBorders>
             <w:tcMar>
               <w:top w:type="dxa" w:w="60"/>
@@ -10616,24 +10578,24 @@
           <w:tcPr>
             <w:tcW w:type="dxa" w:w="2596"/>
             <w:tcBorders>
-              <w:top w:val="single" w:color="BFBFBF" w:sz="4"/>
-              <w:left w:val="single" w:color="BFBFBF" w:sz="4"/>
-              <w:bottom w:val="single" w:color="BFBFBF" w:sz="4"/>
-              <w:right w:val="single" w:color="BFBFBF" w:sz="4"/>
-            </w:tcBorders>
-            <w:tcMar>
-              <w:top w:type="dxa" w:w="60"/>
-              <w:left w:type="dxa" w:w="100"/>
-              <w:bottom w:type="dxa" w:w="60"/>
-              <w:right w:type="dxa" w:w="100"/>
-            </w:tcMar>
-          </w:tcPr>
-          <w:p>
-            <w:pPr>
-              <w:spacing w:after="20" w:before="20"/>
-            </w:pPr>
-            <w:r>
-              <w:t xml:space="preserve">✅</w:t>
+              <w:top w:val="single" w:color="000000" w:sz="4"/>
+              <w:left w:val="single" w:color="000000" w:sz="4"/>
+              <w:bottom w:val="single" w:color="000000" w:sz="4"/>
+              <w:right w:val="single" w:color="000000" w:sz="4"/>
+            </w:tcBorders>
+            <w:tcMar>
+              <w:top w:type="dxa" w:w="60"/>
+              <w:left w:type="dxa" w:w="100"/>
+              <w:bottom w:type="dxa" w:w="60"/>
+              <w:right w:type="dxa" w:w="100"/>
+            </w:tcMar>
+          </w:tcPr>
+          <w:p>
+            <w:pPr>
+              <w:spacing w:after="20" w:before="20"/>
+            </w:pPr>
+            <w:r>
+              <w:t xml:space="preserve">✓</w:t>
             </w:r>
           </w:p>
         </w:tc>
@@ -10643,10 +10605,10 @@
           <w:tcPr>
             <w:tcW w:type="dxa" w:w="691"/>
             <w:tcBorders>
-              <w:top w:val="single" w:color="BFBFBF" w:sz="4"/>
-              <w:left w:val="single" w:color="BFBFBF" w:sz="4"/>
-              <w:bottom w:val="single" w:color="BFBFBF" w:sz="4"/>
-              <w:right w:val="single" w:color="BFBFBF" w:sz="4"/>
+              <w:top w:val="single" w:color="000000" w:sz="4"/>
+              <w:left w:val="single" w:color="000000" w:sz="4"/>
+              <w:bottom w:val="single" w:color="000000" w:sz="4"/>
+              <w:right w:val="single" w:color="000000" w:sz="4"/>
             </w:tcBorders>
             <w:tcMar>
               <w:top w:type="dxa" w:w="60"/>
@@ -10668,10 +10630,10 @@
           <w:tcPr>
             <w:tcW w:type="dxa" w:w="2549"/>
             <w:tcBorders>
-              <w:top w:val="single" w:color="BFBFBF" w:sz="4"/>
-              <w:left w:val="single" w:color="BFBFBF" w:sz="4"/>
-              <w:bottom w:val="single" w:color="BFBFBF" w:sz="4"/>
-              <w:right w:val="single" w:color="BFBFBF" w:sz="4"/>
+              <w:top w:val="single" w:color="000000" w:sz="4"/>
+              <w:left w:val="single" w:color="000000" w:sz="4"/>
+              <w:bottom w:val="single" w:color="000000" w:sz="4"/>
+              <w:right w:val="single" w:color="000000" w:sz="4"/>
             </w:tcBorders>
             <w:tcMar>
               <w:top w:type="dxa" w:w="60"/>
@@ -10693,10 +10655,10 @@
           <w:tcPr>
             <w:tcW w:type="dxa" w:w="1901"/>
             <w:tcBorders>
-              <w:top w:val="single" w:color="BFBFBF" w:sz="4"/>
-              <w:left w:val="single" w:color="BFBFBF" w:sz="4"/>
-              <w:bottom w:val="single" w:color="BFBFBF" w:sz="4"/>
-              <w:right w:val="single" w:color="BFBFBF" w:sz="4"/>
+              <w:top w:val="single" w:color="000000" w:sz="4"/>
+              <w:left w:val="single" w:color="000000" w:sz="4"/>
+              <w:bottom w:val="single" w:color="000000" w:sz="4"/>
+              <w:right w:val="single" w:color="000000" w:sz="4"/>
             </w:tcBorders>
             <w:tcMar>
               <w:top w:type="dxa" w:w="60"/>
@@ -10718,10 +10680,10 @@
           <w:tcPr>
             <w:tcW w:type="dxa" w:w="1901"/>
             <w:tcBorders>
-              <w:top w:val="single" w:color="BFBFBF" w:sz="4"/>
-              <w:left w:val="single" w:color="BFBFBF" w:sz="4"/>
-              <w:bottom w:val="single" w:color="BFBFBF" w:sz="4"/>
-              <w:right w:val="single" w:color="BFBFBF" w:sz="4"/>
+              <w:top w:val="single" w:color="000000" w:sz="4"/>
+              <w:left w:val="single" w:color="000000" w:sz="4"/>
+              <w:bottom w:val="single" w:color="000000" w:sz="4"/>
+              <w:right w:val="single" w:color="000000" w:sz="4"/>
             </w:tcBorders>
             <w:tcMar>
               <w:top w:type="dxa" w:w="60"/>
@@ -10743,24 +10705,24 @@
           <w:tcPr>
             <w:tcW w:type="dxa" w:w="2596"/>
             <w:tcBorders>
-              <w:top w:val="single" w:color="BFBFBF" w:sz="4"/>
-              <w:left w:val="single" w:color="BFBFBF" w:sz="4"/>
-              <w:bottom w:val="single" w:color="BFBFBF" w:sz="4"/>
-              <w:right w:val="single" w:color="BFBFBF" w:sz="4"/>
-            </w:tcBorders>
-            <w:tcMar>
-              <w:top w:type="dxa" w:w="60"/>
-              <w:left w:type="dxa" w:w="100"/>
-              <w:bottom w:type="dxa" w:w="60"/>
-              <w:right w:type="dxa" w:w="100"/>
-            </w:tcMar>
-          </w:tcPr>
-          <w:p>
-            <w:pPr>
-              <w:spacing w:after="20" w:before="20"/>
-            </w:pPr>
-            <w:r>
-              <w:t xml:space="preserve">✅</w:t>
+              <w:top w:val="single" w:color="000000" w:sz="4"/>
+              <w:left w:val="single" w:color="000000" w:sz="4"/>
+              <w:bottom w:val="single" w:color="000000" w:sz="4"/>
+              <w:right w:val="single" w:color="000000" w:sz="4"/>
+            </w:tcBorders>
+            <w:tcMar>
+              <w:top w:type="dxa" w:w="60"/>
+              <w:left w:type="dxa" w:w="100"/>
+              <w:bottom w:type="dxa" w:w="60"/>
+              <w:right w:type="dxa" w:w="100"/>
+            </w:tcMar>
+          </w:tcPr>
+          <w:p>
+            <w:pPr>
+              <w:spacing w:after="20" w:before="20"/>
+            </w:pPr>
+            <w:r>
+              <w:t xml:space="preserve">✓</w:t>
             </w:r>
           </w:p>
         </w:tc>
@@ -10770,10 +10732,10 @@
           <w:tcPr>
             <w:tcW w:type="dxa" w:w="691"/>
             <w:tcBorders>
-              <w:top w:val="single" w:color="BFBFBF" w:sz="4"/>
-              <w:left w:val="single" w:color="BFBFBF" w:sz="4"/>
-              <w:bottom w:val="single" w:color="BFBFBF" w:sz="4"/>
-              <w:right w:val="single" w:color="BFBFBF" w:sz="4"/>
+              <w:top w:val="single" w:color="000000" w:sz="4"/>
+              <w:left w:val="single" w:color="000000" w:sz="4"/>
+              <w:bottom w:val="single" w:color="000000" w:sz="4"/>
+              <w:right w:val="single" w:color="000000" w:sz="4"/>
             </w:tcBorders>
             <w:tcMar>
               <w:top w:type="dxa" w:w="60"/>
@@ -10795,10 +10757,10 @@
           <w:tcPr>
             <w:tcW w:type="dxa" w:w="2549"/>
             <w:tcBorders>
-              <w:top w:val="single" w:color="BFBFBF" w:sz="4"/>
-              <w:left w:val="single" w:color="BFBFBF" w:sz="4"/>
-              <w:bottom w:val="single" w:color="BFBFBF" w:sz="4"/>
-              <w:right w:val="single" w:color="BFBFBF" w:sz="4"/>
+              <w:top w:val="single" w:color="000000" w:sz="4"/>
+              <w:left w:val="single" w:color="000000" w:sz="4"/>
+              <w:bottom w:val="single" w:color="000000" w:sz="4"/>
+              <w:right w:val="single" w:color="000000" w:sz="4"/>
             </w:tcBorders>
             <w:tcMar>
               <w:top w:type="dxa" w:w="60"/>
@@ -10820,10 +10782,10 @@
           <w:tcPr>
             <w:tcW w:type="dxa" w:w="1901"/>
             <w:tcBorders>
-              <w:top w:val="single" w:color="BFBFBF" w:sz="4"/>
-              <w:left w:val="single" w:color="BFBFBF" w:sz="4"/>
-              <w:bottom w:val="single" w:color="BFBFBF" w:sz="4"/>
-              <w:right w:val="single" w:color="BFBFBF" w:sz="4"/>
+              <w:top w:val="single" w:color="000000" w:sz="4"/>
+              <w:left w:val="single" w:color="000000" w:sz="4"/>
+              <w:bottom w:val="single" w:color="000000" w:sz="4"/>
+              <w:right w:val="single" w:color="000000" w:sz="4"/>
             </w:tcBorders>
             <w:tcMar>
               <w:top w:type="dxa" w:w="60"/>
@@ -10845,10 +10807,10 @@
           <w:tcPr>
             <w:tcW w:type="dxa" w:w="1901"/>
             <w:tcBorders>
-              <w:top w:val="single" w:color="BFBFBF" w:sz="4"/>
-              <w:left w:val="single" w:color="BFBFBF" w:sz="4"/>
-              <w:bottom w:val="single" w:color="BFBFBF" w:sz="4"/>
-              <w:right w:val="single" w:color="BFBFBF" w:sz="4"/>
+              <w:top w:val="single" w:color="000000" w:sz="4"/>
+              <w:left w:val="single" w:color="000000" w:sz="4"/>
+              <w:bottom w:val="single" w:color="000000" w:sz="4"/>
+              <w:right w:val="single" w:color="000000" w:sz="4"/>
             </w:tcBorders>
             <w:tcMar>
               <w:top w:type="dxa" w:w="60"/>
@@ -10870,10 +10832,10 @@
           <w:tcPr>
             <w:tcW w:type="dxa" w:w="2596"/>
             <w:tcBorders>
-              <w:top w:val="single" w:color="BFBFBF" w:sz="4"/>
-              <w:left w:val="single" w:color="BFBFBF" w:sz="4"/>
-              <w:bottom w:val="single" w:color="BFBFBF" w:sz="4"/>
-              <w:right w:val="single" w:color="BFBFBF" w:sz="4"/>
+              <w:top w:val="single" w:color="000000" w:sz="4"/>
+              <w:left w:val="single" w:color="000000" w:sz="4"/>
+              <w:bottom w:val="single" w:color="000000" w:sz="4"/>
+              <w:right w:val="single" w:color="000000" w:sz="4"/>
             </w:tcBorders>
             <w:tcMar>
               <w:top w:type="dxa" w:w="60"/>
@@ -10897,10 +10859,10 @@
           <w:tcPr>
             <w:tcW w:type="dxa" w:w="691"/>
             <w:tcBorders>
-              <w:top w:val="single" w:color="BFBFBF" w:sz="4"/>
-              <w:left w:val="single" w:color="BFBFBF" w:sz="4"/>
-              <w:bottom w:val="single" w:color="BFBFBF" w:sz="4"/>
-              <w:right w:val="single" w:color="BFBFBF" w:sz="4"/>
+              <w:top w:val="single" w:color="000000" w:sz="4"/>
+              <w:left w:val="single" w:color="000000" w:sz="4"/>
+              <w:bottom w:val="single" w:color="000000" w:sz="4"/>
+              <w:right w:val="single" w:color="000000" w:sz="4"/>
             </w:tcBorders>
             <w:tcMar>
               <w:top w:type="dxa" w:w="60"/>
@@ -10922,10 +10884,10 @@
           <w:tcPr>
             <w:tcW w:type="dxa" w:w="2549"/>
             <w:tcBorders>
-              <w:top w:val="single" w:color="BFBFBF" w:sz="4"/>
-              <w:left w:val="single" w:color="BFBFBF" w:sz="4"/>
-              <w:bottom w:val="single" w:color="BFBFBF" w:sz="4"/>
-              <w:right w:val="single" w:color="BFBFBF" w:sz="4"/>
+              <w:top w:val="single" w:color="000000" w:sz="4"/>
+              <w:left w:val="single" w:color="000000" w:sz="4"/>
+              <w:bottom w:val="single" w:color="000000" w:sz="4"/>
+              <w:right w:val="single" w:color="000000" w:sz="4"/>
             </w:tcBorders>
             <w:tcMar>
               <w:top w:type="dxa" w:w="60"/>
@@ -10947,10 +10909,10 @@
           <w:tcPr>
             <w:tcW w:type="dxa" w:w="1901"/>
             <w:tcBorders>
-              <w:top w:val="single" w:color="BFBFBF" w:sz="4"/>
-              <w:left w:val="single" w:color="BFBFBF" w:sz="4"/>
-              <w:bottom w:val="single" w:color="BFBFBF" w:sz="4"/>
-              <w:right w:val="single" w:color="BFBFBF" w:sz="4"/>
+              <w:top w:val="single" w:color="000000" w:sz="4"/>
+              <w:left w:val="single" w:color="000000" w:sz="4"/>
+              <w:bottom w:val="single" w:color="000000" w:sz="4"/>
+              <w:right w:val="single" w:color="000000" w:sz="4"/>
             </w:tcBorders>
             <w:tcMar>
               <w:top w:type="dxa" w:w="60"/>
@@ -10972,10 +10934,10 @@
           <w:tcPr>
             <w:tcW w:type="dxa" w:w="1901"/>
             <w:tcBorders>
-              <w:top w:val="single" w:color="BFBFBF" w:sz="4"/>
-              <w:left w:val="single" w:color="BFBFBF" w:sz="4"/>
-              <w:bottom w:val="single" w:color="BFBFBF" w:sz="4"/>
-              <w:right w:val="single" w:color="BFBFBF" w:sz="4"/>
+              <w:top w:val="single" w:color="000000" w:sz="4"/>
+              <w:left w:val="single" w:color="000000" w:sz="4"/>
+              <w:bottom w:val="single" w:color="000000" w:sz="4"/>
+              <w:right w:val="single" w:color="000000" w:sz="4"/>
             </w:tcBorders>
             <w:tcMar>
               <w:top w:type="dxa" w:w="60"/>
@@ -10997,10 +10959,10 @@
           <w:tcPr>
             <w:tcW w:type="dxa" w:w="2596"/>
             <w:tcBorders>
-              <w:top w:val="single" w:color="BFBFBF" w:sz="4"/>
-              <w:left w:val="single" w:color="BFBFBF" w:sz="4"/>
-              <w:bottom w:val="single" w:color="BFBFBF" w:sz="4"/>
-              <w:right w:val="single" w:color="BFBFBF" w:sz="4"/>
+              <w:top w:val="single" w:color="000000" w:sz="4"/>
+              <w:left w:val="single" w:color="000000" w:sz="4"/>
+              <w:bottom w:val="single" w:color="000000" w:sz="4"/>
+              <w:right w:val="single" w:color="000000" w:sz="4"/>
             </w:tcBorders>
             <w:tcMar>
               <w:top w:type="dxa" w:w="60"/>
@@ -11024,10 +10986,10 @@
           <w:tcPr>
             <w:tcW w:type="dxa" w:w="691"/>
             <w:tcBorders>
-              <w:top w:val="single" w:color="BFBFBF" w:sz="4"/>
-              <w:left w:val="single" w:color="BFBFBF" w:sz="4"/>
-              <w:bottom w:val="single" w:color="BFBFBF" w:sz="4"/>
-              <w:right w:val="single" w:color="BFBFBF" w:sz="4"/>
+              <w:top w:val="single" w:color="000000" w:sz="4"/>
+              <w:left w:val="single" w:color="000000" w:sz="4"/>
+              <w:bottom w:val="single" w:color="000000" w:sz="4"/>
+              <w:right w:val="single" w:color="000000" w:sz="4"/>
             </w:tcBorders>
             <w:tcMar>
               <w:top w:type="dxa" w:w="60"/>
@@ -11049,10 +11011,10 @@
           <w:tcPr>
             <w:tcW w:type="dxa" w:w="2549"/>
             <w:tcBorders>
-              <w:top w:val="single" w:color="BFBFBF" w:sz="4"/>
-              <w:left w:val="single" w:color="BFBFBF" w:sz="4"/>
-              <w:bottom w:val="single" w:color="BFBFBF" w:sz="4"/>
-              <w:right w:val="single" w:color="BFBFBF" w:sz="4"/>
+              <w:top w:val="single" w:color="000000" w:sz="4"/>
+              <w:left w:val="single" w:color="000000" w:sz="4"/>
+              <w:bottom w:val="single" w:color="000000" w:sz="4"/>
+              <w:right w:val="single" w:color="000000" w:sz="4"/>
             </w:tcBorders>
             <w:tcMar>
               <w:top w:type="dxa" w:w="60"/>
@@ -11070,9 +11032,9 @@
             </w:r>
             <w:r>
               <w:rPr>
-                <w:rFonts w:ascii="Consolas" w:cs="Consolas" w:eastAsia="Consolas" w:hAnsi="Consolas"/>
-                <w:sz w:val="19"/>
-                <w:szCs w:val="19"/>
+                <w:rFonts w:ascii="Courier New" w:cs="Courier New" w:eastAsia="Courier New" w:hAnsi="Courier New"/>
+                <w:sz w:val="22"/>
+                <w:szCs w:val="22"/>
               </w:rPr>
               <w:t xml:space="preserve">main</w:t>
             </w:r>
@@ -11085,10 +11047,10 @@
           <w:tcPr>
             <w:tcW w:type="dxa" w:w="1901"/>
             <w:tcBorders>
-              <w:top w:val="single" w:color="BFBFBF" w:sz="4"/>
-              <w:left w:val="single" w:color="BFBFBF" w:sz="4"/>
-              <w:bottom w:val="single" w:color="BFBFBF" w:sz="4"/>
-              <w:right w:val="single" w:color="BFBFBF" w:sz="4"/>
+              <w:top w:val="single" w:color="000000" w:sz="4"/>
+              <w:left w:val="single" w:color="000000" w:sz="4"/>
+              <w:bottom w:val="single" w:color="000000" w:sz="4"/>
+              <w:right w:val="single" w:color="000000" w:sz="4"/>
             </w:tcBorders>
             <w:tcMar>
               <w:top w:type="dxa" w:w="60"/>
@@ -11110,10 +11072,10 @@
           <w:tcPr>
             <w:tcW w:type="dxa" w:w="1901"/>
             <w:tcBorders>
-              <w:top w:val="single" w:color="BFBFBF" w:sz="4"/>
-              <w:left w:val="single" w:color="BFBFBF" w:sz="4"/>
-              <w:bottom w:val="single" w:color="BFBFBF" w:sz="4"/>
-              <w:right w:val="single" w:color="BFBFBF" w:sz="4"/>
+              <w:top w:val="single" w:color="000000" w:sz="4"/>
+              <w:left w:val="single" w:color="000000" w:sz="4"/>
+              <w:bottom w:val="single" w:color="000000" w:sz="4"/>
+              <w:right w:val="single" w:color="000000" w:sz="4"/>
             </w:tcBorders>
             <w:tcMar>
               <w:top w:type="dxa" w:w="60"/>
@@ -11135,24 +11097,24 @@
           <w:tcPr>
             <w:tcW w:type="dxa" w:w="2596"/>
             <w:tcBorders>
-              <w:top w:val="single" w:color="BFBFBF" w:sz="4"/>
-              <w:left w:val="single" w:color="BFBFBF" w:sz="4"/>
-              <w:bottom w:val="single" w:color="BFBFBF" w:sz="4"/>
-              <w:right w:val="single" w:color="BFBFBF" w:sz="4"/>
-            </w:tcBorders>
-            <w:tcMar>
-              <w:top w:type="dxa" w:w="60"/>
-              <w:left w:type="dxa" w:w="100"/>
-              <w:bottom w:type="dxa" w:w="60"/>
-              <w:right w:type="dxa" w:w="100"/>
-            </w:tcMar>
-          </w:tcPr>
-          <w:p>
-            <w:pPr>
-              <w:spacing w:after="20" w:before="20"/>
-            </w:pPr>
-            <w:r>
-              <w:t xml:space="preserve">✅ −28 %</w:t>
+              <w:top w:val="single" w:color="000000" w:sz="4"/>
+              <w:left w:val="single" w:color="000000" w:sz="4"/>
+              <w:bottom w:val="single" w:color="000000" w:sz="4"/>
+              <w:right w:val="single" w:color="000000" w:sz="4"/>
+            </w:tcBorders>
+            <w:tcMar>
+              <w:top w:type="dxa" w:w="60"/>
+              <w:left w:type="dxa" w:w="100"/>
+              <w:bottom w:type="dxa" w:w="60"/>
+              <w:right w:type="dxa" w:w="100"/>
+            </w:tcMar>
+          </w:tcPr>
+          <w:p>
+            <w:pPr>
+              <w:spacing w:after="20" w:before="20"/>
+            </w:pPr>
+            <w:r>
+              <w:t xml:space="preserve">✓ −28 %</w:t>
             </w:r>
           </w:p>
         </w:tc>
@@ -11162,10 +11124,10 @@
           <w:tcPr>
             <w:tcW w:type="dxa" w:w="691"/>
             <w:tcBorders>
-              <w:top w:val="single" w:color="BFBFBF" w:sz="4"/>
-              <w:left w:val="single" w:color="BFBFBF" w:sz="4"/>
-              <w:bottom w:val="single" w:color="BFBFBF" w:sz="4"/>
-              <w:right w:val="single" w:color="BFBFBF" w:sz="4"/>
+              <w:top w:val="single" w:color="000000" w:sz="4"/>
+              <w:left w:val="single" w:color="000000" w:sz="4"/>
+              <w:bottom w:val="single" w:color="000000" w:sz="4"/>
+              <w:right w:val="single" w:color="000000" w:sz="4"/>
             </w:tcBorders>
             <w:tcMar>
               <w:top w:type="dxa" w:w="60"/>
@@ -11187,10 +11149,10 @@
           <w:tcPr>
             <w:tcW w:type="dxa" w:w="2549"/>
             <w:tcBorders>
-              <w:top w:val="single" w:color="BFBFBF" w:sz="4"/>
-              <w:left w:val="single" w:color="BFBFBF" w:sz="4"/>
-              <w:bottom w:val="single" w:color="BFBFBF" w:sz="4"/>
-              <w:right w:val="single" w:color="BFBFBF" w:sz="4"/>
+              <w:top w:val="single" w:color="000000" w:sz="4"/>
+              <w:left w:val="single" w:color="000000" w:sz="4"/>
+              <w:bottom w:val="single" w:color="000000" w:sz="4"/>
+              <w:right w:val="single" w:color="000000" w:sz="4"/>
             </w:tcBorders>
             <w:tcMar>
               <w:top w:type="dxa" w:w="60"/>
@@ -11212,10 +11174,10 @@
           <w:tcPr>
             <w:tcW w:type="dxa" w:w="1901"/>
             <w:tcBorders>
-              <w:top w:val="single" w:color="BFBFBF" w:sz="4"/>
-              <w:left w:val="single" w:color="BFBFBF" w:sz="4"/>
-              <w:bottom w:val="single" w:color="BFBFBF" w:sz="4"/>
-              <w:right w:val="single" w:color="BFBFBF" w:sz="4"/>
+              <w:top w:val="single" w:color="000000" w:sz="4"/>
+              <w:left w:val="single" w:color="000000" w:sz="4"/>
+              <w:bottom w:val="single" w:color="000000" w:sz="4"/>
+              <w:right w:val="single" w:color="000000" w:sz="4"/>
             </w:tcBorders>
             <w:tcMar>
               <w:top w:type="dxa" w:w="60"/>
@@ -11237,10 +11199,10 @@
           <w:tcPr>
             <w:tcW w:type="dxa" w:w="1901"/>
             <w:tcBorders>
-              <w:top w:val="single" w:color="BFBFBF" w:sz="4"/>
-              <w:left w:val="single" w:color="BFBFBF" w:sz="4"/>
-              <w:bottom w:val="single" w:color="BFBFBF" w:sz="4"/>
-              <w:right w:val="single" w:color="BFBFBF" w:sz="4"/>
+              <w:top w:val="single" w:color="000000" w:sz="4"/>
+              <w:left w:val="single" w:color="000000" w:sz="4"/>
+              <w:bottom w:val="single" w:color="000000" w:sz="4"/>
+              <w:right w:val="single" w:color="000000" w:sz="4"/>
             </w:tcBorders>
             <w:tcMar>
               <w:top w:type="dxa" w:w="60"/>
@@ -11258,9 +11220,9 @@
             </w:r>
             <w:r>
               <w:rPr>
-                <w:rFonts w:ascii="Consolas" w:cs="Consolas" w:eastAsia="Consolas" w:hAnsi="Consolas"/>
-                <w:sz w:val="19"/>
-                <w:szCs w:val="19"/>
+                <w:rFonts w:ascii="Courier New" w:cs="Courier New" w:eastAsia="Courier New" w:hAnsi="Courier New"/>
+                <w:sz w:val="22"/>
+                <w:szCs w:val="22"/>
               </w:rPr>
               <w:t xml:space="preserve">main</w:t>
             </w:r>
@@ -11273,24 +11235,24 @@
           <w:tcPr>
             <w:tcW w:type="dxa" w:w="2596"/>
             <w:tcBorders>
-              <w:top w:val="single" w:color="BFBFBF" w:sz="4"/>
-              <w:left w:val="single" w:color="BFBFBF" w:sz="4"/>
-              <w:bottom w:val="single" w:color="BFBFBF" w:sz="4"/>
-              <w:right w:val="single" w:color="BFBFBF" w:sz="4"/>
-            </w:tcBorders>
-            <w:tcMar>
-              <w:top w:type="dxa" w:w="60"/>
-              <w:left w:type="dxa" w:w="100"/>
-              <w:bottom w:type="dxa" w:w="60"/>
-              <w:right w:type="dxa" w:w="100"/>
-            </w:tcMar>
-          </w:tcPr>
-          <w:p>
-            <w:pPr>
-              <w:spacing w:after="20" w:before="20"/>
-            </w:pPr>
-            <w:r>
-              <w:t xml:space="preserve">✅</w:t>
+              <w:top w:val="single" w:color="000000" w:sz="4"/>
+              <w:left w:val="single" w:color="000000" w:sz="4"/>
+              <w:bottom w:val="single" w:color="000000" w:sz="4"/>
+              <w:right w:val="single" w:color="000000" w:sz="4"/>
+            </w:tcBorders>
+            <w:tcMar>
+              <w:top w:type="dxa" w:w="60"/>
+              <w:left w:type="dxa" w:w="100"/>
+              <w:bottom w:type="dxa" w:w="60"/>
+              <w:right w:type="dxa" w:w="100"/>
+            </w:tcMar>
+          </w:tcPr>
+          <w:p>
+            <w:pPr>
+              <w:spacing w:after="20" w:before="20"/>
+            </w:pPr>
+            <w:r>
+              <w:t xml:space="preserve">✓</w:t>
             </w:r>
           </w:p>
         </w:tc>
@@ -11300,10 +11262,10 @@
           <w:tcPr>
             <w:tcW w:type="dxa" w:w="691"/>
             <w:tcBorders>
-              <w:top w:val="single" w:color="BFBFBF" w:sz="4"/>
-              <w:left w:val="single" w:color="BFBFBF" w:sz="4"/>
-              <w:bottom w:val="single" w:color="BFBFBF" w:sz="4"/>
-              <w:right w:val="single" w:color="BFBFBF" w:sz="4"/>
+              <w:top w:val="single" w:color="000000" w:sz="4"/>
+              <w:left w:val="single" w:color="000000" w:sz="4"/>
+              <w:bottom w:val="single" w:color="000000" w:sz="4"/>
+              <w:right w:val="single" w:color="000000" w:sz="4"/>
             </w:tcBorders>
             <w:tcMar>
               <w:top w:type="dxa" w:w="60"/>
@@ -11325,10 +11287,10 @@
           <w:tcPr>
             <w:tcW w:type="dxa" w:w="2549"/>
             <w:tcBorders>
-              <w:top w:val="single" w:color="BFBFBF" w:sz="4"/>
-              <w:left w:val="single" w:color="BFBFBF" w:sz="4"/>
-              <w:bottom w:val="single" w:color="BFBFBF" w:sz="4"/>
-              <w:right w:val="single" w:color="BFBFBF" w:sz="4"/>
+              <w:top w:val="single" w:color="000000" w:sz="4"/>
+              <w:left w:val="single" w:color="000000" w:sz="4"/>
+              <w:bottom w:val="single" w:color="000000" w:sz="4"/>
+              <w:right w:val="single" w:color="000000" w:sz="4"/>
             </w:tcBorders>
             <w:tcMar>
               <w:top w:type="dxa" w:w="60"/>
@@ -11350,10 +11312,10 @@
           <w:tcPr>
             <w:tcW w:type="dxa" w:w="1901"/>
             <w:tcBorders>
-              <w:top w:val="single" w:color="BFBFBF" w:sz="4"/>
-              <w:left w:val="single" w:color="BFBFBF" w:sz="4"/>
-              <w:bottom w:val="single" w:color="BFBFBF" w:sz="4"/>
-              <w:right w:val="single" w:color="BFBFBF" w:sz="4"/>
+              <w:top w:val="single" w:color="000000" w:sz="4"/>
+              <w:left w:val="single" w:color="000000" w:sz="4"/>
+              <w:bottom w:val="single" w:color="000000" w:sz="4"/>
+              <w:right w:val="single" w:color="000000" w:sz="4"/>
             </w:tcBorders>
             <w:tcMar>
               <w:top w:type="dxa" w:w="60"/>
@@ -11375,10 +11337,10 @@
           <w:tcPr>
             <w:tcW w:type="dxa" w:w="1901"/>
             <w:tcBorders>
-              <w:top w:val="single" w:color="BFBFBF" w:sz="4"/>
-              <w:left w:val="single" w:color="BFBFBF" w:sz="4"/>
-              <w:bottom w:val="single" w:color="BFBFBF" w:sz="4"/>
-              <w:right w:val="single" w:color="BFBFBF" w:sz="4"/>
+              <w:top w:val="single" w:color="000000" w:sz="4"/>
+              <w:left w:val="single" w:color="000000" w:sz="4"/>
+              <w:bottom w:val="single" w:color="000000" w:sz="4"/>
+              <w:right w:val="single" w:color="000000" w:sz="4"/>
             </w:tcBorders>
             <w:tcMar>
               <w:top w:type="dxa" w:w="60"/>
@@ -11400,24 +11362,24 @@
           <w:tcPr>
             <w:tcW w:type="dxa" w:w="2596"/>
             <w:tcBorders>
-              <w:top w:val="single" w:color="BFBFBF" w:sz="4"/>
-              <w:left w:val="single" w:color="BFBFBF" w:sz="4"/>
-              <w:bottom w:val="single" w:color="BFBFBF" w:sz="4"/>
-              <w:right w:val="single" w:color="BFBFBF" w:sz="4"/>
-            </w:tcBorders>
-            <w:tcMar>
-              <w:top w:type="dxa" w:w="60"/>
-              <w:left w:type="dxa" w:w="100"/>
-              <w:bottom w:type="dxa" w:w="60"/>
-              <w:right w:type="dxa" w:w="100"/>
-            </w:tcMar>
-          </w:tcPr>
-          <w:p>
-            <w:pPr>
-              <w:spacing w:after="20" w:before="20"/>
-            </w:pPr>
-            <w:r>
-              <w:t xml:space="preserve">✅ −52 %</w:t>
+              <w:top w:val="single" w:color="000000" w:sz="4"/>
+              <w:left w:val="single" w:color="000000" w:sz="4"/>
+              <w:bottom w:val="single" w:color="000000" w:sz="4"/>
+              <w:right w:val="single" w:color="000000" w:sz="4"/>
+            </w:tcBorders>
+            <w:tcMar>
+              <w:top w:type="dxa" w:w="60"/>
+              <w:left w:type="dxa" w:w="100"/>
+              <w:bottom w:type="dxa" w:w="60"/>
+              <w:right w:type="dxa" w:w="100"/>
+            </w:tcMar>
+          </w:tcPr>
+          <w:p>
+            <w:pPr>
+              <w:spacing w:after="20" w:before="20"/>
+            </w:pPr>
+            <w:r>
+              <w:t xml:space="preserve">✓ −52 %</w:t>
             </w:r>
           </w:p>
         </w:tc>
@@ -11427,10 +11389,10 @@
           <w:tcPr>
             <w:tcW w:type="dxa" w:w="691"/>
             <w:tcBorders>
-              <w:top w:val="single" w:color="BFBFBF" w:sz="4"/>
-              <w:left w:val="single" w:color="BFBFBF" w:sz="4"/>
-              <w:bottom w:val="single" w:color="BFBFBF" w:sz="4"/>
-              <w:right w:val="single" w:color="BFBFBF" w:sz="4"/>
+              <w:top w:val="single" w:color="000000" w:sz="4"/>
+              <w:left w:val="single" w:color="000000" w:sz="4"/>
+              <w:bottom w:val="single" w:color="000000" w:sz="4"/>
+              <w:right w:val="single" w:color="000000" w:sz="4"/>
             </w:tcBorders>
             <w:tcMar>
               <w:top w:type="dxa" w:w="60"/>
@@ -11452,10 +11414,10 @@
           <w:tcPr>
             <w:tcW w:type="dxa" w:w="2549"/>
             <w:tcBorders>
-              <w:top w:val="single" w:color="BFBFBF" w:sz="4"/>
-              <w:left w:val="single" w:color="BFBFBF" w:sz="4"/>
-              <w:bottom w:val="single" w:color="BFBFBF" w:sz="4"/>
-              <w:right w:val="single" w:color="BFBFBF" w:sz="4"/>
+              <w:top w:val="single" w:color="000000" w:sz="4"/>
+              <w:left w:val="single" w:color="000000" w:sz="4"/>
+              <w:bottom w:val="single" w:color="000000" w:sz="4"/>
+              <w:right w:val="single" w:color="000000" w:sz="4"/>
             </w:tcBorders>
             <w:tcMar>
               <w:top w:type="dxa" w:w="60"/>
@@ -11477,10 +11439,10 @@
           <w:tcPr>
             <w:tcW w:type="dxa" w:w="1901"/>
             <w:tcBorders>
-              <w:top w:val="single" w:color="BFBFBF" w:sz="4"/>
-              <w:left w:val="single" w:color="BFBFBF" w:sz="4"/>
-              <w:bottom w:val="single" w:color="BFBFBF" w:sz="4"/>
-              <w:right w:val="single" w:color="BFBFBF" w:sz="4"/>
+              <w:top w:val="single" w:color="000000" w:sz="4"/>
+              <w:left w:val="single" w:color="000000" w:sz="4"/>
+              <w:bottom w:val="single" w:color="000000" w:sz="4"/>
+              <w:right w:val="single" w:color="000000" w:sz="4"/>
             </w:tcBorders>
             <w:tcMar>
               <w:top w:type="dxa" w:w="60"/>
@@ -11502,10 +11464,10 @@
           <w:tcPr>
             <w:tcW w:type="dxa" w:w="1901"/>
             <w:tcBorders>
-              <w:top w:val="single" w:color="BFBFBF" w:sz="4"/>
-              <w:left w:val="single" w:color="BFBFBF" w:sz="4"/>
-              <w:bottom w:val="single" w:color="BFBFBF" w:sz="4"/>
-              <w:right w:val="single" w:color="BFBFBF" w:sz="4"/>
+              <w:top w:val="single" w:color="000000" w:sz="4"/>
+              <w:left w:val="single" w:color="000000" w:sz="4"/>
+              <w:bottom w:val="single" w:color="000000" w:sz="4"/>
+              <w:right w:val="single" w:color="000000" w:sz="4"/>
             </w:tcBorders>
             <w:tcMar>
               <w:top w:type="dxa" w:w="60"/>
@@ -11527,24 +11489,24 @@
           <w:tcPr>
             <w:tcW w:type="dxa" w:w="2596"/>
             <w:tcBorders>
-              <w:top w:val="single" w:color="BFBFBF" w:sz="4"/>
-              <w:left w:val="single" w:color="BFBFBF" w:sz="4"/>
-              <w:bottom w:val="single" w:color="BFBFBF" w:sz="4"/>
-              <w:right w:val="single" w:color="BFBFBF" w:sz="4"/>
-            </w:tcBorders>
-            <w:tcMar>
-              <w:top w:type="dxa" w:w="60"/>
-              <w:left w:type="dxa" w:w="100"/>
-              <w:bottom w:type="dxa" w:w="60"/>
-              <w:right w:type="dxa" w:w="100"/>
-            </w:tcMar>
-          </w:tcPr>
-          <w:p>
-            <w:pPr>
-              <w:spacing w:after="20" w:before="20"/>
-            </w:pPr>
-            <w:r>
-              <w:t xml:space="preserve">✅</w:t>
+              <w:top w:val="single" w:color="000000" w:sz="4"/>
+              <w:left w:val="single" w:color="000000" w:sz="4"/>
+              <w:bottom w:val="single" w:color="000000" w:sz="4"/>
+              <w:right w:val="single" w:color="000000" w:sz="4"/>
+            </w:tcBorders>
+            <w:tcMar>
+              <w:top w:type="dxa" w:w="60"/>
+              <w:left w:type="dxa" w:w="100"/>
+              <w:bottom w:type="dxa" w:w="60"/>
+              <w:right w:type="dxa" w:w="100"/>
+            </w:tcMar>
+          </w:tcPr>
+          <w:p>
+            <w:pPr>
+              <w:spacing w:after="20" w:before="20"/>
+            </w:pPr>
+            <w:r>
+              <w:t xml:space="preserve">✓</w:t>
             </w:r>
           </w:p>
         </w:tc>
@@ -11554,10 +11516,10 @@
           <w:tcPr>
             <w:tcW w:type="dxa" w:w="691"/>
             <w:tcBorders>
-              <w:top w:val="single" w:color="BFBFBF" w:sz="4"/>
-              <w:left w:val="single" w:color="BFBFBF" w:sz="4"/>
-              <w:bottom w:val="single" w:color="BFBFBF" w:sz="4"/>
-              <w:right w:val="single" w:color="BFBFBF" w:sz="4"/>
+              <w:top w:val="single" w:color="000000" w:sz="4"/>
+              <w:left w:val="single" w:color="000000" w:sz="4"/>
+              <w:bottom w:val="single" w:color="000000" w:sz="4"/>
+              <w:right w:val="single" w:color="000000" w:sz="4"/>
             </w:tcBorders>
             <w:tcMar>
               <w:top w:type="dxa" w:w="60"/>
@@ -11579,10 +11541,10 @@
           <w:tcPr>
             <w:tcW w:type="dxa" w:w="2549"/>
             <w:tcBorders>
-              <w:top w:val="single" w:color="BFBFBF" w:sz="4"/>
-              <w:left w:val="single" w:color="BFBFBF" w:sz="4"/>
-              <w:bottom w:val="single" w:color="BFBFBF" w:sz="4"/>
-              <w:right w:val="single" w:color="BFBFBF" w:sz="4"/>
+              <w:top w:val="single" w:color="000000" w:sz="4"/>
+              <w:left w:val="single" w:color="000000" w:sz="4"/>
+              <w:bottom w:val="single" w:color="000000" w:sz="4"/>
+              <w:right w:val="single" w:color="000000" w:sz="4"/>
             </w:tcBorders>
             <w:tcMar>
               <w:top w:type="dxa" w:w="60"/>
@@ -11604,10 +11566,10 @@
           <w:tcPr>
             <w:tcW w:type="dxa" w:w="1901"/>
             <w:tcBorders>
-              <w:top w:val="single" w:color="BFBFBF" w:sz="4"/>
-              <w:left w:val="single" w:color="BFBFBF" w:sz="4"/>
-              <w:bottom w:val="single" w:color="BFBFBF" w:sz="4"/>
-              <w:right w:val="single" w:color="BFBFBF" w:sz="4"/>
+              <w:top w:val="single" w:color="000000" w:sz="4"/>
+              <w:left w:val="single" w:color="000000" w:sz="4"/>
+              <w:bottom w:val="single" w:color="000000" w:sz="4"/>
+              <w:right w:val="single" w:color="000000" w:sz="4"/>
             </w:tcBorders>
             <w:tcMar>
               <w:top w:type="dxa" w:w="60"/>
@@ -11629,10 +11591,10 @@
           <w:tcPr>
             <w:tcW w:type="dxa" w:w="1901"/>
             <w:tcBorders>
-              <w:top w:val="single" w:color="BFBFBF" w:sz="4"/>
-              <w:left w:val="single" w:color="BFBFBF" w:sz="4"/>
-              <w:bottom w:val="single" w:color="BFBFBF" w:sz="4"/>
-              <w:right w:val="single" w:color="BFBFBF" w:sz="4"/>
+              <w:top w:val="single" w:color="000000" w:sz="4"/>
+              <w:left w:val="single" w:color="000000" w:sz="4"/>
+              <w:bottom w:val="single" w:color="000000" w:sz="4"/>
+              <w:right w:val="single" w:color="000000" w:sz="4"/>
             </w:tcBorders>
             <w:tcMar>
               <w:top w:type="dxa" w:w="60"/>
@@ -11654,24 +11616,24 @@
           <w:tcPr>
             <w:tcW w:type="dxa" w:w="2596"/>
             <w:tcBorders>
-              <w:top w:val="single" w:color="BFBFBF" w:sz="4"/>
-              <w:left w:val="single" w:color="BFBFBF" w:sz="4"/>
-              <w:bottom w:val="single" w:color="BFBFBF" w:sz="4"/>
-              <w:right w:val="single" w:color="BFBFBF" w:sz="4"/>
-            </w:tcBorders>
-            <w:tcMar>
-              <w:top w:type="dxa" w:w="60"/>
-              <w:left w:type="dxa" w:w="100"/>
-              <w:bottom w:type="dxa" w:w="60"/>
-              <w:right w:type="dxa" w:w="100"/>
-            </w:tcMar>
-          </w:tcPr>
-          <w:p>
-            <w:pPr>
-              <w:spacing w:after="20" w:before="20"/>
-            </w:pPr>
-            <w:r>
-              <w:t xml:space="preserve">✅ más calidad con menos tiempo de espera</w:t>
+              <w:top w:val="single" w:color="000000" w:sz="4"/>
+              <w:left w:val="single" w:color="000000" w:sz="4"/>
+              <w:bottom w:val="single" w:color="000000" w:sz="4"/>
+              <w:right w:val="single" w:color="000000" w:sz="4"/>
+            </w:tcBorders>
+            <w:tcMar>
+              <w:top w:type="dxa" w:w="60"/>
+              <w:left w:type="dxa" w:w="100"/>
+              <w:bottom w:type="dxa" w:w="60"/>
+              <w:right w:type="dxa" w:w="100"/>
+            </w:tcMar>
+          </w:tcPr>
+          <w:p>
+            <w:pPr>
+              <w:spacing w:after="20" w:before="20"/>
+            </w:pPr>
+            <w:r>
+              <w:t xml:space="preserve">✓ más calidad con menos tiempo de espera</w:t>
             </w:r>
           </w:p>
         </w:tc>
@@ -11681,10 +11643,10 @@
           <w:tcPr>
             <w:tcW w:type="dxa" w:w="691"/>
             <w:tcBorders>
-              <w:top w:val="single" w:color="BFBFBF" w:sz="4"/>
-              <w:left w:val="single" w:color="BFBFBF" w:sz="4"/>
-              <w:bottom w:val="single" w:color="BFBFBF" w:sz="4"/>
-              <w:right w:val="single" w:color="BFBFBF" w:sz="4"/>
+              <w:top w:val="single" w:color="000000" w:sz="4"/>
+              <w:left w:val="single" w:color="000000" w:sz="4"/>
+              <w:bottom w:val="single" w:color="000000" w:sz="4"/>
+              <w:right w:val="single" w:color="000000" w:sz="4"/>
             </w:tcBorders>
             <w:tcMar>
               <w:top w:type="dxa" w:w="60"/>
@@ -11706,10 +11668,10 @@
           <w:tcPr>
             <w:tcW w:type="dxa" w:w="2549"/>
             <w:tcBorders>
-              <w:top w:val="single" w:color="BFBFBF" w:sz="4"/>
-              <w:left w:val="single" w:color="BFBFBF" w:sz="4"/>
-              <w:bottom w:val="single" w:color="BFBFBF" w:sz="4"/>
-              <w:right w:val="single" w:color="BFBFBF" w:sz="4"/>
+              <w:top w:val="single" w:color="000000" w:sz="4"/>
+              <w:left w:val="single" w:color="000000" w:sz="4"/>
+              <w:bottom w:val="single" w:color="000000" w:sz="4"/>
+              <w:right w:val="single" w:color="000000" w:sz="4"/>
             </w:tcBorders>
             <w:tcMar>
               <w:top w:type="dxa" w:w="60"/>
@@ -11731,10 +11693,10 @@
           <w:tcPr>
             <w:tcW w:type="dxa" w:w="1901"/>
             <w:tcBorders>
-              <w:top w:val="single" w:color="BFBFBF" w:sz="4"/>
-              <w:left w:val="single" w:color="BFBFBF" w:sz="4"/>
-              <w:bottom w:val="single" w:color="BFBFBF" w:sz="4"/>
-              <w:right w:val="single" w:color="BFBFBF" w:sz="4"/>
+              <w:top w:val="single" w:color="000000" w:sz="4"/>
+              <w:left w:val="single" w:color="000000" w:sz="4"/>
+              <w:bottom w:val="single" w:color="000000" w:sz="4"/>
+              <w:right w:val="single" w:color="000000" w:sz="4"/>
             </w:tcBorders>
             <w:tcMar>
               <w:top w:type="dxa" w:w="60"/>
@@ -11756,10 +11718,10 @@
           <w:tcPr>
             <w:tcW w:type="dxa" w:w="1901"/>
             <w:tcBorders>
-              <w:top w:val="single" w:color="BFBFBF" w:sz="4"/>
-              <w:left w:val="single" w:color="BFBFBF" w:sz="4"/>
-              <w:bottom w:val="single" w:color="BFBFBF" w:sz="4"/>
-              <w:right w:val="single" w:color="BFBFBF" w:sz="4"/>
+              <w:top w:val="single" w:color="000000" w:sz="4"/>
+              <w:left w:val="single" w:color="000000" w:sz="4"/>
+              <w:bottom w:val="single" w:color="000000" w:sz="4"/>
+              <w:right w:val="single" w:color="000000" w:sz="4"/>
             </w:tcBorders>
             <w:tcMar>
               <w:top w:type="dxa" w:w="60"/>
@@ -11781,24 +11743,24 @@
           <w:tcPr>
             <w:tcW w:type="dxa" w:w="2596"/>
             <w:tcBorders>
-              <w:top w:val="single" w:color="BFBFBF" w:sz="4"/>
-              <w:left w:val="single" w:color="BFBFBF" w:sz="4"/>
-              <w:bottom w:val="single" w:color="BFBFBF" w:sz="4"/>
-              <w:right w:val="single" w:color="BFBFBF" w:sz="4"/>
-            </w:tcBorders>
-            <w:tcMar>
-              <w:top w:type="dxa" w:w="60"/>
-              <w:left w:type="dxa" w:w="100"/>
-              <w:bottom w:type="dxa" w:w="60"/>
-              <w:right w:type="dxa" w:w="100"/>
-            </w:tcMar>
-          </w:tcPr>
-          <w:p>
-            <w:pPr>
-              <w:spacing w:after="20" w:before="20"/>
-            </w:pPr>
-            <w:r>
-              <w:t xml:space="preserve">✅</w:t>
+              <w:top w:val="single" w:color="000000" w:sz="4"/>
+              <w:left w:val="single" w:color="000000" w:sz="4"/>
+              <w:bottom w:val="single" w:color="000000" w:sz="4"/>
+              <w:right w:val="single" w:color="000000" w:sz="4"/>
+            </w:tcBorders>
+            <w:tcMar>
+              <w:top w:type="dxa" w:w="60"/>
+              <w:left w:type="dxa" w:w="100"/>
+              <w:bottom w:type="dxa" w:w="60"/>
+              <w:right w:type="dxa" w:w="100"/>
+            </w:tcMar>
+          </w:tcPr>
+          <w:p>
+            <w:pPr>
+              <w:spacing w:after="20" w:before="20"/>
+            </w:pPr>
+            <w:r>
+              <w:t xml:space="preserve">✓</w:t>
             </w:r>
           </w:p>
         </w:tc>
@@ -11808,10 +11770,10 @@
           <w:tcPr>
             <w:tcW w:type="dxa" w:w="691"/>
             <w:tcBorders>
-              <w:top w:val="single" w:color="BFBFBF" w:sz="4"/>
-              <w:left w:val="single" w:color="BFBFBF" w:sz="4"/>
-              <w:bottom w:val="single" w:color="BFBFBF" w:sz="4"/>
-              <w:right w:val="single" w:color="BFBFBF" w:sz="4"/>
+              <w:top w:val="single" w:color="000000" w:sz="4"/>
+              <w:left w:val="single" w:color="000000" w:sz="4"/>
+              <w:bottom w:val="single" w:color="000000" w:sz="4"/>
+              <w:right w:val="single" w:color="000000" w:sz="4"/>
             </w:tcBorders>
             <w:tcMar>
               <w:top w:type="dxa" w:w="60"/>
@@ -11833,10 +11795,10 @@
           <w:tcPr>
             <w:tcW w:type="dxa" w:w="2549"/>
             <w:tcBorders>
-              <w:top w:val="single" w:color="BFBFBF" w:sz="4"/>
-              <w:left w:val="single" w:color="BFBFBF" w:sz="4"/>
-              <w:bottom w:val="single" w:color="BFBFBF" w:sz="4"/>
-              <w:right w:val="single" w:color="BFBFBF" w:sz="4"/>
+              <w:top w:val="single" w:color="000000" w:sz="4"/>
+              <w:left w:val="single" w:color="000000" w:sz="4"/>
+              <w:bottom w:val="single" w:color="000000" w:sz="4"/>
+              <w:right w:val="single" w:color="000000" w:sz="4"/>
             </w:tcBorders>
             <w:tcMar>
               <w:top w:type="dxa" w:w="60"/>
@@ -11858,10 +11820,10 @@
           <w:tcPr>
             <w:tcW w:type="dxa" w:w="1901"/>
             <w:tcBorders>
-              <w:top w:val="single" w:color="BFBFBF" w:sz="4"/>
-              <w:left w:val="single" w:color="BFBFBF" w:sz="4"/>
-              <w:bottom w:val="single" w:color="BFBFBF" w:sz="4"/>
-              <w:right w:val="single" w:color="BFBFBF" w:sz="4"/>
+              <w:top w:val="single" w:color="000000" w:sz="4"/>
+              <w:left w:val="single" w:color="000000" w:sz="4"/>
+              <w:bottom w:val="single" w:color="000000" w:sz="4"/>
+              <w:right w:val="single" w:color="000000" w:sz="4"/>
             </w:tcBorders>
             <w:tcMar>
               <w:top w:type="dxa" w:w="60"/>
@@ -11883,10 +11845,10 @@
           <w:tcPr>
             <w:tcW w:type="dxa" w:w="1901"/>
             <w:tcBorders>
-              <w:top w:val="single" w:color="BFBFBF" w:sz="4"/>
-              <w:left w:val="single" w:color="BFBFBF" w:sz="4"/>
-              <w:bottom w:val="single" w:color="BFBFBF" w:sz="4"/>
-              <w:right w:val="single" w:color="BFBFBF" w:sz="4"/>
+              <w:top w:val="single" w:color="000000" w:sz="4"/>
+              <w:left w:val="single" w:color="000000" w:sz="4"/>
+              <w:bottom w:val="single" w:color="000000" w:sz="4"/>
+              <w:right w:val="single" w:color="000000" w:sz="4"/>
             </w:tcBorders>
             <w:tcMar>
               <w:top w:type="dxa" w:w="60"/>
@@ -11908,24 +11870,24 @@
           <w:tcPr>
             <w:tcW w:type="dxa" w:w="2596"/>
             <w:tcBorders>
-              <w:top w:val="single" w:color="BFBFBF" w:sz="4"/>
-              <w:left w:val="single" w:color="BFBFBF" w:sz="4"/>
-              <w:bottom w:val="single" w:color="BFBFBF" w:sz="4"/>
-              <w:right w:val="single" w:color="BFBFBF" w:sz="4"/>
-            </w:tcBorders>
-            <w:tcMar>
-              <w:top w:type="dxa" w:w="60"/>
-              <w:left w:type="dxa" w:w="100"/>
-              <w:bottom w:type="dxa" w:w="60"/>
-              <w:right w:type="dxa" w:w="100"/>
-            </w:tcMar>
-          </w:tcPr>
-          <w:p>
-            <w:pPr>
-              <w:spacing w:after="20" w:before="20"/>
-            </w:pPr>
-            <w:r>
-              <w:t xml:space="preserve">✅</w:t>
+              <w:top w:val="single" w:color="000000" w:sz="4"/>
+              <w:left w:val="single" w:color="000000" w:sz="4"/>
+              <w:bottom w:val="single" w:color="000000" w:sz="4"/>
+              <w:right w:val="single" w:color="000000" w:sz="4"/>
+            </w:tcBorders>
+            <w:tcMar>
+              <w:top w:type="dxa" w:w="60"/>
+              <w:left w:type="dxa" w:w="100"/>
+              <w:bottom w:type="dxa" w:w="60"/>
+              <w:right w:type="dxa" w:w="100"/>
+            </w:tcMar>
+          </w:tcPr>
+          <w:p>
+            <w:pPr>
+              <w:spacing w:after="20" w:before="20"/>
+            </w:pPr>
+            <w:r>
+              <w:t xml:space="preserve">✓</w:t>
             </w:r>
           </w:p>
         </w:tc>
@@ -11935,10 +11897,10 @@
           <w:tcPr>
             <w:tcW w:type="dxa" w:w="691"/>
             <w:tcBorders>
-              <w:top w:val="single" w:color="BFBFBF" w:sz="4"/>
-              <w:left w:val="single" w:color="BFBFBF" w:sz="4"/>
-              <w:bottom w:val="single" w:color="BFBFBF" w:sz="4"/>
-              <w:right w:val="single" w:color="BFBFBF" w:sz="4"/>
+              <w:top w:val="single" w:color="000000" w:sz="4"/>
+              <w:left w:val="single" w:color="000000" w:sz="4"/>
+              <w:bottom w:val="single" w:color="000000" w:sz="4"/>
+              <w:right w:val="single" w:color="000000" w:sz="4"/>
             </w:tcBorders>
             <w:tcMar>
               <w:top w:type="dxa" w:w="60"/>
@@ -11960,10 +11922,10 @@
           <w:tcPr>
             <w:tcW w:type="dxa" w:w="2549"/>
             <w:tcBorders>
-              <w:top w:val="single" w:color="BFBFBF" w:sz="4"/>
-              <w:left w:val="single" w:color="BFBFBF" w:sz="4"/>
-              <w:bottom w:val="single" w:color="BFBFBF" w:sz="4"/>
-              <w:right w:val="single" w:color="BFBFBF" w:sz="4"/>
+              <w:top w:val="single" w:color="000000" w:sz="4"/>
+              <w:left w:val="single" w:color="000000" w:sz="4"/>
+              <w:bottom w:val="single" w:color="000000" w:sz="4"/>
+              <w:right w:val="single" w:color="000000" w:sz="4"/>
             </w:tcBorders>
             <w:tcMar>
               <w:top w:type="dxa" w:w="60"/>
@@ -11985,10 +11947,10 @@
           <w:tcPr>
             <w:tcW w:type="dxa" w:w="1901"/>
             <w:tcBorders>
-              <w:top w:val="single" w:color="BFBFBF" w:sz="4"/>
-              <w:left w:val="single" w:color="BFBFBF" w:sz="4"/>
-              <w:bottom w:val="single" w:color="BFBFBF" w:sz="4"/>
-              <w:right w:val="single" w:color="BFBFBF" w:sz="4"/>
+              <w:top w:val="single" w:color="000000" w:sz="4"/>
+              <w:left w:val="single" w:color="000000" w:sz="4"/>
+              <w:bottom w:val="single" w:color="000000" w:sz="4"/>
+              <w:right w:val="single" w:color="000000" w:sz="4"/>
             </w:tcBorders>
             <w:tcMar>
               <w:top w:type="dxa" w:w="60"/>
@@ -12010,10 +11972,10 @@
           <w:tcPr>
             <w:tcW w:type="dxa" w:w="1901"/>
             <w:tcBorders>
-              <w:top w:val="single" w:color="BFBFBF" w:sz="4"/>
-              <w:left w:val="single" w:color="BFBFBF" w:sz="4"/>
-              <w:bottom w:val="single" w:color="BFBFBF" w:sz="4"/>
-              <w:right w:val="single" w:color="BFBFBF" w:sz="4"/>
+              <w:top w:val="single" w:color="000000" w:sz="4"/>
+              <w:left w:val="single" w:color="000000" w:sz="4"/>
+              <w:bottom w:val="single" w:color="000000" w:sz="4"/>
+              <w:right w:val="single" w:color="000000" w:sz="4"/>
             </w:tcBorders>
             <w:tcMar>
               <w:top w:type="dxa" w:w="60"/>
@@ -12035,24 +11997,24 @@
           <w:tcPr>
             <w:tcW w:type="dxa" w:w="2596"/>
             <w:tcBorders>
-              <w:top w:val="single" w:color="BFBFBF" w:sz="4"/>
-              <w:left w:val="single" w:color="BFBFBF" w:sz="4"/>
-              <w:bottom w:val="single" w:color="BFBFBF" w:sz="4"/>
-              <w:right w:val="single" w:color="BFBFBF" w:sz="4"/>
-            </w:tcBorders>
-            <w:tcMar>
-              <w:top w:type="dxa" w:w="60"/>
-              <w:left w:type="dxa" w:w="100"/>
-              <w:bottom w:type="dxa" w:w="60"/>
-              <w:right w:type="dxa" w:w="100"/>
-            </w:tcMar>
-          </w:tcPr>
-          <w:p>
-            <w:pPr>
-              <w:spacing w:after="20" w:before="20"/>
-            </w:pPr>
-            <w:r>
-              <w:t xml:space="preserve">✅ −39 %</w:t>
+              <w:top w:val="single" w:color="000000" w:sz="4"/>
+              <w:left w:val="single" w:color="000000" w:sz="4"/>
+              <w:bottom w:val="single" w:color="000000" w:sz="4"/>
+              <w:right w:val="single" w:color="000000" w:sz="4"/>
+            </w:tcBorders>
+            <w:tcMar>
+              <w:top w:type="dxa" w:w="60"/>
+              <w:left w:type="dxa" w:w="100"/>
+              <w:bottom w:type="dxa" w:w="60"/>
+              <w:right w:type="dxa" w:w="100"/>
+            </w:tcMar>
+          </w:tcPr>
+          <w:p>
+            <w:pPr>
+              <w:spacing w:after="20" w:before="20"/>
+            </w:pPr>
+            <w:r>
+              <w:t xml:space="preserve">✓ −39 %</w:t>
             </w:r>
           </w:p>
         </w:tc>
@@ -12062,10 +12024,10 @@
           <w:tcPr>
             <w:tcW w:type="dxa" w:w="691"/>
             <w:tcBorders>
-              <w:top w:val="single" w:color="BFBFBF" w:sz="4"/>
-              <w:left w:val="single" w:color="BFBFBF" w:sz="4"/>
-              <w:bottom w:val="single" w:color="BFBFBF" w:sz="4"/>
-              <w:right w:val="single" w:color="BFBFBF" w:sz="4"/>
+              <w:top w:val="single" w:color="000000" w:sz="4"/>
+              <w:left w:val="single" w:color="000000" w:sz="4"/>
+              <w:bottom w:val="single" w:color="000000" w:sz="4"/>
+              <w:right w:val="single" w:color="000000" w:sz="4"/>
             </w:tcBorders>
             <w:tcMar>
               <w:top w:type="dxa" w:w="60"/>
@@ -12087,10 +12049,10 @@
           <w:tcPr>
             <w:tcW w:type="dxa" w:w="2549"/>
             <w:tcBorders>
-              <w:top w:val="single" w:color="BFBFBF" w:sz="4"/>
-              <w:left w:val="single" w:color="BFBFBF" w:sz="4"/>
-              <w:bottom w:val="single" w:color="BFBFBF" w:sz="4"/>
-              <w:right w:val="single" w:color="BFBFBF" w:sz="4"/>
+              <w:top w:val="single" w:color="000000" w:sz="4"/>
+              <w:left w:val="single" w:color="000000" w:sz="4"/>
+              <w:bottom w:val="single" w:color="000000" w:sz="4"/>
+              <w:right w:val="single" w:color="000000" w:sz="4"/>
             </w:tcBorders>
             <w:tcMar>
               <w:top w:type="dxa" w:w="60"/>
@@ -12112,10 +12074,10 @@
           <w:tcPr>
             <w:tcW w:type="dxa" w:w="1901"/>
             <w:tcBorders>
-              <w:top w:val="single" w:color="BFBFBF" w:sz="4"/>
-              <w:left w:val="single" w:color="BFBFBF" w:sz="4"/>
-              <w:bottom w:val="single" w:color="BFBFBF" w:sz="4"/>
-              <w:right w:val="single" w:color="BFBFBF" w:sz="4"/>
+              <w:top w:val="single" w:color="000000" w:sz="4"/>
+              <w:left w:val="single" w:color="000000" w:sz="4"/>
+              <w:bottom w:val="single" w:color="000000" w:sz="4"/>
+              <w:right w:val="single" w:color="000000" w:sz="4"/>
             </w:tcBorders>
             <w:tcMar>
               <w:top w:type="dxa" w:w="60"/>
@@ -12137,10 +12099,10 @@
           <w:tcPr>
             <w:tcW w:type="dxa" w:w="1901"/>
             <w:tcBorders>
-              <w:top w:val="single" w:color="BFBFBF" w:sz="4"/>
-              <w:left w:val="single" w:color="BFBFBF" w:sz="4"/>
-              <w:bottom w:val="single" w:color="BFBFBF" w:sz="4"/>
-              <w:right w:val="single" w:color="BFBFBF" w:sz="4"/>
+              <w:top w:val="single" w:color="000000" w:sz="4"/>
+              <w:left w:val="single" w:color="000000" w:sz="4"/>
+              <w:bottom w:val="single" w:color="000000" w:sz="4"/>
+              <w:right w:val="single" w:color="000000" w:sz="4"/>
             </w:tcBorders>
             <w:tcMar>
               <w:top w:type="dxa" w:w="60"/>
@@ -12162,24 +12124,24 @@
           <w:tcPr>
             <w:tcW w:type="dxa" w:w="2596"/>
             <w:tcBorders>
-              <w:top w:val="single" w:color="BFBFBF" w:sz="4"/>
-              <w:left w:val="single" w:color="BFBFBF" w:sz="4"/>
-              <w:bottom w:val="single" w:color="BFBFBF" w:sz="4"/>
-              <w:right w:val="single" w:color="BFBFBF" w:sz="4"/>
-            </w:tcBorders>
-            <w:tcMar>
-              <w:top w:type="dxa" w:w="60"/>
-              <w:left w:type="dxa" w:w="100"/>
-              <w:bottom w:type="dxa" w:w="60"/>
-              <w:right w:type="dxa" w:w="100"/>
-            </w:tcMar>
-          </w:tcPr>
-          <w:p>
-            <w:pPr>
-              <w:spacing w:after="20" w:before="20"/>
-            </w:pPr>
-            <w:r>
-              <w:t xml:space="preserve">❌ +34 s (ver lectura)</w:t>
+              <w:top w:val="single" w:color="000000" w:sz="4"/>
+              <w:left w:val="single" w:color="000000" w:sz="4"/>
+              <w:bottom w:val="single" w:color="000000" w:sz="4"/>
+              <w:right w:val="single" w:color="000000" w:sz="4"/>
+            </w:tcBorders>
+            <w:tcMar>
+              <w:top w:type="dxa" w:w="60"/>
+              <w:left w:type="dxa" w:w="100"/>
+              <w:bottom w:type="dxa" w:w="60"/>
+              <w:right w:type="dxa" w:w="100"/>
+            </w:tcMar>
+          </w:tcPr>
+          <w:p>
+            <w:pPr>
+              <w:spacing w:after="20" w:before="20"/>
+            </w:pPr>
+            <w:r>
+              <w:t xml:space="preserve">✗ +34 s (ver lectura)</w:t>
             </w:r>
           </w:p>
         </w:tc>
@@ -12189,10 +12151,10 @@
           <w:tcPr>
             <w:tcW w:type="dxa" w:w="691"/>
             <w:tcBorders>
-              <w:top w:val="single" w:color="BFBFBF" w:sz="4"/>
-              <w:left w:val="single" w:color="BFBFBF" w:sz="4"/>
-              <w:bottom w:val="single" w:color="BFBFBF" w:sz="4"/>
-              <w:right w:val="single" w:color="BFBFBF" w:sz="4"/>
+              <w:top w:val="single" w:color="000000" w:sz="4"/>
+              <w:left w:val="single" w:color="000000" w:sz="4"/>
+              <w:bottom w:val="single" w:color="000000" w:sz="4"/>
+              <w:right w:val="single" w:color="000000" w:sz="4"/>
             </w:tcBorders>
             <w:tcMar>
               <w:top w:type="dxa" w:w="60"/>
@@ -12214,10 +12176,10 @@
           <w:tcPr>
             <w:tcW w:type="dxa" w:w="2549"/>
             <w:tcBorders>
-              <w:top w:val="single" w:color="BFBFBF" w:sz="4"/>
-              <w:left w:val="single" w:color="BFBFBF" w:sz="4"/>
-              <w:bottom w:val="single" w:color="BFBFBF" w:sz="4"/>
-              <w:right w:val="single" w:color="BFBFBF" w:sz="4"/>
+              <w:top w:val="single" w:color="000000" w:sz="4"/>
+              <w:left w:val="single" w:color="000000" w:sz="4"/>
+              <w:bottom w:val="single" w:color="000000" w:sz="4"/>
+              <w:right w:val="single" w:color="000000" w:sz="4"/>
             </w:tcBorders>
             <w:tcMar>
               <w:top w:type="dxa" w:w="60"/>
@@ -12239,10 +12201,10 @@
           <w:tcPr>
             <w:tcW w:type="dxa" w:w="1901"/>
             <w:tcBorders>
-              <w:top w:val="single" w:color="BFBFBF" w:sz="4"/>
-              <w:left w:val="single" w:color="BFBFBF" w:sz="4"/>
-              <w:bottom w:val="single" w:color="BFBFBF" w:sz="4"/>
-              <w:right w:val="single" w:color="BFBFBF" w:sz="4"/>
+              <w:top w:val="single" w:color="000000" w:sz="4"/>
+              <w:left w:val="single" w:color="000000" w:sz="4"/>
+              <w:bottom w:val="single" w:color="000000" w:sz="4"/>
+              <w:right w:val="single" w:color="000000" w:sz="4"/>
             </w:tcBorders>
             <w:tcMar>
               <w:top w:type="dxa" w:w="60"/>
@@ -12264,10 +12226,10 @@
           <w:tcPr>
             <w:tcW w:type="dxa" w:w="1901"/>
             <w:tcBorders>
-              <w:top w:val="single" w:color="BFBFBF" w:sz="4"/>
-              <w:left w:val="single" w:color="BFBFBF" w:sz="4"/>
-              <w:bottom w:val="single" w:color="BFBFBF" w:sz="4"/>
-              <w:right w:val="single" w:color="BFBFBF" w:sz="4"/>
+              <w:top w:val="single" w:color="000000" w:sz="4"/>
+              <w:left w:val="single" w:color="000000" w:sz="4"/>
+              <w:bottom w:val="single" w:color="000000" w:sz="4"/>
+              <w:right w:val="single" w:color="000000" w:sz="4"/>
             </w:tcBorders>
             <w:tcMar>
               <w:top w:type="dxa" w:w="60"/>
@@ -12289,24 +12251,24 @@
           <w:tcPr>
             <w:tcW w:type="dxa" w:w="2596"/>
             <w:tcBorders>
-              <w:top w:val="single" w:color="BFBFBF" w:sz="4"/>
-              <w:left w:val="single" w:color="BFBFBF" w:sz="4"/>
-              <w:bottom w:val="single" w:color="BFBFBF" w:sz="4"/>
-              <w:right w:val="single" w:color="BFBFBF" w:sz="4"/>
-            </w:tcBorders>
-            <w:tcMar>
-              <w:top w:type="dxa" w:w="60"/>
-              <w:left w:type="dxa" w:w="100"/>
-              <w:bottom w:type="dxa" w:w="60"/>
-              <w:right w:type="dxa" w:w="100"/>
-            </w:tcMar>
-          </w:tcPr>
-          <w:p>
-            <w:pPr>
-              <w:spacing w:after="20" w:before="20"/>
-            </w:pPr>
-            <w:r>
-              <w:t xml:space="preserve">✅</w:t>
+              <w:top w:val="single" w:color="000000" w:sz="4"/>
+              <w:left w:val="single" w:color="000000" w:sz="4"/>
+              <w:bottom w:val="single" w:color="000000" w:sz="4"/>
+              <w:right w:val="single" w:color="000000" w:sz="4"/>
+            </w:tcBorders>
+            <w:tcMar>
+              <w:top w:type="dxa" w:w="60"/>
+              <w:left w:type="dxa" w:w="100"/>
+              <w:bottom w:type="dxa" w:w="60"/>
+              <w:right w:type="dxa" w:w="100"/>
+            </w:tcMar>
+          </w:tcPr>
+          <w:p>
+            <w:pPr>
+              <w:spacing w:after="20" w:before="20"/>
+            </w:pPr>
+            <w:r>
+              <w:t xml:space="preserve">✓</w:t>
             </w:r>
           </w:p>
         </w:tc>
@@ -12316,10 +12278,10 @@
           <w:tcPr>
             <w:tcW w:type="dxa" w:w="691"/>
             <w:tcBorders>
-              <w:top w:val="single" w:color="BFBFBF" w:sz="4"/>
-              <w:left w:val="single" w:color="BFBFBF" w:sz="4"/>
-              <w:bottom w:val="single" w:color="BFBFBF" w:sz="4"/>
-              <w:right w:val="single" w:color="BFBFBF" w:sz="4"/>
+              <w:top w:val="single" w:color="000000" w:sz="4"/>
+              <w:left w:val="single" w:color="000000" w:sz="4"/>
+              <w:bottom w:val="single" w:color="000000" w:sz="4"/>
+              <w:right w:val="single" w:color="000000" w:sz="4"/>
             </w:tcBorders>
             <w:tcMar>
               <w:top w:type="dxa" w:w="60"/>
@@ -12341,10 +12303,10 @@
           <w:tcPr>
             <w:tcW w:type="dxa" w:w="2549"/>
             <w:tcBorders>
-              <w:top w:val="single" w:color="BFBFBF" w:sz="4"/>
-              <w:left w:val="single" w:color="BFBFBF" w:sz="4"/>
-              <w:bottom w:val="single" w:color="BFBFBF" w:sz="4"/>
-              <w:right w:val="single" w:color="BFBFBF" w:sz="4"/>
+              <w:top w:val="single" w:color="000000" w:sz="4"/>
+              <w:left w:val="single" w:color="000000" w:sz="4"/>
+              <w:bottom w:val="single" w:color="000000" w:sz="4"/>
+              <w:right w:val="single" w:color="000000" w:sz="4"/>
             </w:tcBorders>
             <w:tcMar>
               <w:top w:type="dxa" w:w="60"/>
@@ -12370,10 +12332,10 @@
           <w:tcPr>
             <w:tcW w:type="dxa" w:w="1901"/>
             <w:tcBorders>
-              <w:top w:val="single" w:color="BFBFBF" w:sz="4"/>
-              <w:left w:val="single" w:color="BFBFBF" w:sz="4"/>
-              <w:bottom w:val="single" w:color="BFBFBF" w:sz="4"/>
-              <w:right w:val="single" w:color="BFBFBF" w:sz="4"/>
+              <w:top w:val="single" w:color="000000" w:sz="4"/>
+              <w:left w:val="single" w:color="000000" w:sz="4"/>
+              <w:bottom w:val="single" w:color="000000" w:sz="4"/>
+              <w:right w:val="single" w:color="000000" w:sz="4"/>
             </w:tcBorders>
             <w:tcMar>
               <w:top w:type="dxa" w:w="60"/>
@@ -12399,10 +12361,10 @@
           <w:tcPr>
             <w:tcW w:type="dxa" w:w="1901"/>
             <w:tcBorders>
-              <w:top w:val="single" w:color="BFBFBF" w:sz="4"/>
-              <w:left w:val="single" w:color="BFBFBF" w:sz="4"/>
-              <w:bottom w:val="single" w:color="BFBFBF" w:sz="4"/>
-              <w:right w:val="single" w:color="BFBFBF" w:sz="4"/>
+              <w:top w:val="single" w:color="000000" w:sz="4"/>
+              <w:left w:val="single" w:color="000000" w:sz="4"/>
+              <w:bottom w:val="single" w:color="000000" w:sz="4"/>
+              <w:right w:val="single" w:color="000000" w:sz="4"/>
             </w:tcBorders>
             <w:tcMar>
               <w:top w:type="dxa" w:w="60"/>
@@ -12428,24 +12390,24 @@
           <w:tcPr>
             <w:tcW w:type="dxa" w:w="2596"/>
             <w:tcBorders>
-              <w:top w:val="single" w:color="BFBFBF" w:sz="4"/>
-              <w:left w:val="single" w:color="BFBFBF" w:sz="4"/>
-              <w:bottom w:val="single" w:color="BFBFBF" w:sz="4"/>
-              <w:right w:val="single" w:color="BFBFBF" w:sz="4"/>
-            </w:tcBorders>
-            <w:tcMar>
-              <w:top w:type="dxa" w:w="60"/>
-              <w:left w:type="dxa" w:w="100"/>
-              <w:bottom w:type="dxa" w:w="60"/>
-              <w:right w:type="dxa" w:w="100"/>
-            </w:tcMar>
-          </w:tcPr>
-          <w:p>
-            <w:pPr>
-              <w:spacing w:after="20" w:before="20"/>
-            </w:pPr>
-            <w:r>
-              <w:t xml:space="preserve">✅ −9 %</w:t>
+              <w:top w:val="single" w:color="000000" w:sz="4"/>
+              <w:left w:val="single" w:color="000000" w:sz="4"/>
+              <w:bottom w:val="single" w:color="000000" w:sz="4"/>
+              <w:right w:val="single" w:color="000000" w:sz="4"/>
+            </w:tcBorders>
+            <w:tcMar>
+              <w:top w:type="dxa" w:w="60"/>
+              <w:left w:type="dxa" w:w="100"/>
+              <w:bottom w:type="dxa" w:w="60"/>
+              <w:right w:type="dxa" w:w="100"/>
+            </w:tcMar>
+          </w:tcPr>
+          <w:p>
+            <w:pPr>
+              <w:spacing w:after="20" w:before="20"/>
+            </w:pPr>
+            <w:r>
+              <w:t xml:space="preserve">✓ −9 %</w:t>
             </w:r>
           </w:p>
         </w:tc>
@@ -12455,10 +12417,10 @@
           <w:tcPr>
             <w:tcW w:type="dxa" w:w="691"/>
             <w:tcBorders>
-              <w:top w:val="single" w:color="BFBFBF" w:sz="4"/>
-              <w:left w:val="single" w:color="BFBFBF" w:sz="4"/>
-              <w:bottom w:val="single" w:color="BFBFBF" w:sz="4"/>
-              <w:right w:val="single" w:color="BFBFBF" w:sz="4"/>
+              <w:top w:val="single" w:color="000000" w:sz="4"/>
+              <w:left w:val="single" w:color="000000" w:sz="4"/>
+              <w:bottom w:val="single" w:color="000000" w:sz="4"/>
+              <w:right w:val="single" w:color="000000" w:sz="4"/>
             </w:tcBorders>
             <w:tcMar>
               <w:top w:type="dxa" w:w="60"/>
@@ -12480,10 +12442,10 @@
           <w:tcPr>
             <w:tcW w:type="dxa" w:w="2549"/>
             <w:tcBorders>
-              <w:top w:val="single" w:color="BFBFBF" w:sz="4"/>
-              <w:left w:val="single" w:color="BFBFBF" w:sz="4"/>
-              <w:bottom w:val="single" w:color="BFBFBF" w:sz="4"/>
-              <w:right w:val="single" w:color="BFBFBF" w:sz="4"/>
+              <w:top w:val="single" w:color="000000" w:sz="4"/>
+              <w:left w:val="single" w:color="000000" w:sz="4"/>
+              <w:bottom w:val="single" w:color="000000" w:sz="4"/>
+              <w:right w:val="single" w:color="000000" w:sz="4"/>
             </w:tcBorders>
             <w:tcMar>
               <w:top w:type="dxa" w:w="60"/>
@@ -12505,10 +12467,10 @@
           <w:tcPr>
             <w:tcW w:type="dxa" w:w="1901"/>
             <w:tcBorders>
-              <w:top w:val="single" w:color="BFBFBF" w:sz="4"/>
-              <w:left w:val="single" w:color="BFBFBF" w:sz="4"/>
-              <w:bottom w:val="single" w:color="BFBFBF" w:sz="4"/>
-              <w:right w:val="single" w:color="BFBFBF" w:sz="4"/>
+              <w:top w:val="single" w:color="000000" w:sz="4"/>
+              <w:left w:val="single" w:color="000000" w:sz="4"/>
+              <w:bottom w:val="single" w:color="000000" w:sz="4"/>
+              <w:right w:val="single" w:color="000000" w:sz="4"/>
             </w:tcBorders>
             <w:tcMar>
               <w:top w:type="dxa" w:w="60"/>
@@ -12530,10 +12492,10 @@
           <w:tcPr>
             <w:tcW w:type="dxa" w:w="1901"/>
             <w:tcBorders>
-              <w:top w:val="single" w:color="BFBFBF" w:sz="4"/>
-              <w:left w:val="single" w:color="BFBFBF" w:sz="4"/>
-              <w:bottom w:val="single" w:color="BFBFBF" w:sz="4"/>
-              <w:right w:val="single" w:color="BFBFBF" w:sz="4"/>
+              <w:top w:val="single" w:color="000000" w:sz="4"/>
+              <w:left w:val="single" w:color="000000" w:sz="4"/>
+              <w:bottom w:val="single" w:color="000000" w:sz="4"/>
+              <w:right w:val="single" w:color="000000" w:sz="4"/>
             </w:tcBorders>
             <w:tcMar>
               <w:top w:type="dxa" w:w="60"/>
@@ -12555,24 +12517,24 @@
           <w:tcPr>
             <w:tcW w:type="dxa" w:w="2596"/>
             <w:tcBorders>
-              <w:top w:val="single" w:color="BFBFBF" w:sz="4"/>
-              <w:left w:val="single" w:color="BFBFBF" w:sz="4"/>
-              <w:bottom w:val="single" w:color="BFBFBF" w:sz="4"/>
-              <w:right w:val="single" w:color="BFBFBF" w:sz="4"/>
-            </w:tcBorders>
-            <w:tcMar>
-              <w:top w:type="dxa" w:w="60"/>
-              <w:left w:type="dxa" w:w="100"/>
-              <w:bottom w:type="dxa" w:w="60"/>
-              <w:right w:type="dxa" w:w="100"/>
-            </w:tcMar>
-          </w:tcPr>
-          <w:p>
-            <w:pPr>
-              <w:spacing w:after="20" w:before="20"/>
-            </w:pPr>
-            <w:r>
-              <w:t xml:space="preserve">✅ un merge = un despliegue</w:t>
+              <w:top w:val="single" w:color="000000" w:sz="4"/>
+              <w:left w:val="single" w:color="000000" w:sz="4"/>
+              <w:bottom w:val="single" w:color="000000" w:sz="4"/>
+              <w:right w:val="single" w:color="000000" w:sz="4"/>
+            </w:tcBorders>
+            <w:tcMar>
+              <w:top w:type="dxa" w:w="60"/>
+              <w:left w:type="dxa" w:w="100"/>
+              <w:bottom w:type="dxa" w:w="60"/>
+              <w:right w:type="dxa" w:w="100"/>
+            </w:tcMar>
+          </w:tcPr>
+          <w:p>
+            <w:pPr>
+              <w:spacing w:after="20" w:before="20"/>
+            </w:pPr>
+            <w:r>
+              <w:t xml:space="preserve">✓ un merge = un despliegue</w:t>
             </w:r>
           </w:p>
         </w:tc>
@@ -12582,10 +12544,10 @@
           <w:tcPr>
             <w:tcW w:type="dxa" w:w="691"/>
             <w:tcBorders>
-              <w:top w:val="single" w:color="BFBFBF" w:sz="4"/>
-              <w:left w:val="single" w:color="BFBFBF" w:sz="4"/>
-              <w:bottom w:val="single" w:color="BFBFBF" w:sz="4"/>
-              <w:right w:val="single" w:color="BFBFBF" w:sz="4"/>
+              <w:top w:val="single" w:color="000000" w:sz="4"/>
+              <w:left w:val="single" w:color="000000" w:sz="4"/>
+              <w:bottom w:val="single" w:color="000000" w:sz="4"/>
+              <w:right w:val="single" w:color="000000" w:sz="4"/>
             </w:tcBorders>
             <w:tcMar>
               <w:top w:type="dxa" w:w="60"/>
@@ -12607,10 +12569,10 @@
           <w:tcPr>
             <w:tcW w:type="dxa" w:w="2549"/>
             <w:tcBorders>
-              <w:top w:val="single" w:color="BFBFBF" w:sz="4"/>
-              <w:left w:val="single" w:color="BFBFBF" w:sz="4"/>
-              <w:bottom w:val="single" w:color="BFBFBF" w:sz="4"/>
-              <w:right w:val="single" w:color="BFBFBF" w:sz="4"/>
+              <w:top w:val="single" w:color="000000" w:sz="4"/>
+              <w:left w:val="single" w:color="000000" w:sz="4"/>
+              <w:bottom w:val="single" w:color="000000" w:sz="4"/>
+              <w:right w:val="single" w:color="000000" w:sz="4"/>
             </w:tcBorders>
             <w:tcMar>
               <w:top w:type="dxa" w:w="60"/>
@@ -12632,10 +12594,10 @@
           <w:tcPr>
             <w:tcW w:type="dxa" w:w="1901"/>
             <w:tcBorders>
-              <w:top w:val="single" w:color="BFBFBF" w:sz="4"/>
-              <w:left w:val="single" w:color="BFBFBF" w:sz="4"/>
-              <w:bottom w:val="single" w:color="BFBFBF" w:sz="4"/>
-              <w:right w:val="single" w:color="BFBFBF" w:sz="4"/>
+              <w:top w:val="single" w:color="000000" w:sz="4"/>
+              <w:left w:val="single" w:color="000000" w:sz="4"/>
+              <w:bottom w:val="single" w:color="000000" w:sz="4"/>
+              <w:right w:val="single" w:color="000000" w:sz="4"/>
             </w:tcBorders>
             <w:tcMar>
               <w:top w:type="dxa" w:w="60"/>
@@ -12657,10 +12619,10 @@
           <w:tcPr>
             <w:tcW w:type="dxa" w:w="1901"/>
             <w:tcBorders>
-              <w:top w:val="single" w:color="BFBFBF" w:sz="4"/>
-              <w:left w:val="single" w:color="BFBFBF" w:sz="4"/>
-              <w:bottom w:val="single" w:color="BFBFBF" w:sz="4"/>
-              <w:right w:val="single" w:color="BFBFBF" w:sz="4"/>
+              <w:top w:val="single" w:color="000000" w:sz="4"/>
+              <w:left w:val="single" w:color="000000" w:sz="4"/>
+              <w:bottom w:val="single" w:color="000000" w:sz="4"/>
+              <w:right w:val="single" w:color="000000" w:sz="4"/>
             </w:tcBorders>
             <w:tcMar>
               <w:top w:type="dxa" w:w="60"/>
@@ -12682,24 +12644,24 @@
           <w:tcPr>
             <w:tcW w:type="dxa" w:w="2596"/>
             <w:tcBorders>
-              <w:top w:val="single" w:color="BFBFBF" w:sz="4"/>
-              <w:left w:val="single" w:color="BFBFBF" w:sz="4"/>
-              <w:bottom w:val="single" w:color="BFBFBF" w:sz="4"/>
-              <w:right w:val="single" w:color="BFBFBF" w:sz="4"/>
-            </w:tcBorders>
-            <w:tcMar>
-              <w:top w:type="dxa" w:w="60"/>
-              <w:left w:type="dxa" w:w="100"/>
-              <w:bottom w:type="dxa" w:w="60"/>
-              <w:right w:type="dxa" w:w="100"/>
-            </w:tcMar>
-          </w:tcPr>
-          <w:p>
-            <w:pPr>
-              <w:spacing w:after="20" w:before="20"/>
-            </w:pPr>
-            <w:r>
-              <w:t xml:space="preserve">✅</w:t>
+              <w:top w:val="single" w:color="000000" w:sz="4"/>
+              <w:left w:val="single" w:color="000000" w:sz="4"/>
+              <w:bottom w:val="single" w:color="000000" w:sz="4"/>
+              <w:right w:val="single" w:color="000000" w:sz="4"/>
+            </w:tcBorders>
+            <w:tcMar>
+              <w:top w:type="dxa" w:w="60"/>
+              <w:left w:type="dxa" w:w="100"/>
+              <w:bottom w:type="dxa" w:w="60"/>
+              <w:right w:type="dxa" w:w="100"/>
+            </w:tcMar>
+          </w:tcPr>
+          <w:p>
+            <w:pPr>
+              <w:spacing w:after="20" w:before="20"/>
+            </w:pPr>
+            <w:r>
+              <w:t xml:space="preserve">✓</w:t>
             </w:r>
           </w:p>
         </w:tc>
@@ -12709,10 +12671,10 @@
           <w:tcPr>
             <w:tcW w:type="dxa" w:w="691"/>
             <w:tcBorders>
-              <w:top w:val="single" w:color="BFBFBF" w:sz="4"/>
-              <w:left w:val="single" w:color="BFBFBF" w:sz="4"/>
-              <w:bottom w:val="single" w:color="BFBFBF" w:sz="4"/>
-              <w:right w:val="single" w:color="BFBFBF" w:sz="4"/>
+              <w:top w:val="single" w:color="000000" w:sz="4"/>
+              <w:left w:val="single" w:color="000000" w:sz="4"/>
+              <w:bottom w:val="single" w:color="000000" w:sz="4"/>
+              <w:right w:val="single" w:color="000000" w:sz="4"/>
             </w:tcBorders>
             <w:tcMar>
               <w:top w:type="dxa" w:w="60"/>
@@ -12734,10 +12696,10 @@
           <w:tcPr>
             <w:tcW w:type="dxa" w:w="2549"/>
             <w:tcBorders>
-              <w:top w:val="single" w:color="BFBFBF" w:sz="4"/>
-              <w:left w:val="single" w:color="BFBFBF" w:sz="4"/>
-              <w:bottom w:val="single" w:color="BFBFBF" w:sz="4"/>
-              <w:right w:val="single" w:color="BFBFBF" w:sz="4"/>
+              <w:top w:val="single" w:color="000000" w:sz="4"/>
+              <w:left w:val="single" w:color="000000" w:sz="4"/>
+              <w:bottom w:val="single" w:color="000000" w:sz="4"/>
+              <w:right w:val="single" w:color="000000" w:sz="4"/>
             </w:tcBorders>
             <w:tcMar>
               <w:top w:type="dxa" w:w="60"/>
@@ -12759,10 +12721,10 @@
           <w:tcPr>
             <w:tcW w:type="dxa" w:w="1901"/>
             <w:tcBorders>
-              <w:top w:val="single" w:color="BFBFBF" w:sz="4"/>
-              <w:left w:val="single" w:color="BFBFBF" w:sz="4"/>
-              <w:bottom w:val="single" w:color="BFBFBF" w:sz="4"/>
-              <w:right w:val="single" w:color="BFBFBF" w:sz="4"/>
+              <w:top w:val="single" w:color="000000" w:sz="4"/>
+              <w:left w:val="single" w:color="000000" w:sz="4"/>
+              <w:bottom w:val="single" w:color="000000" w:sz="4"/>
+              <w:right w:val="single" w:color="000000" w:sz="4"/>
             </w:tcBorders>
             <w:tcMar>
               <w:top w:type="dxa" w:w="60"/>
@@ -12784,10 +12746,10 @@
           <w:tcPr>
             <w:tcW w:type="dxa" w:w="1901"/>
             <w:tcBorders>
-              <w:top w:val="single" w:color="BFBFBF" w:sz="4"/>
-              <w:left w:val="single" w:color="BFBFBF" w:sz="4"/>
-              <w:bottom w:val="single" w:color="BFBFBF" w:sz="4"/>
-              <w:right w:val="single" w:color="BFBFBF" w:sz="4"/>
+              <w:top w:val="single" w:color="000000" w:sz="4"/>
+              <w:left w:val="single" w:color="000000" w:sz="4"/>
+              <w:bottom w:val="single" w:color="000000" w:sz="4"/>
+              <w:right w:val="single" w:color="000000" w:sz="4"/>
             </w:tcBorders>
             <w:tcMar>
               <w:top w:type="dxa" w:w="60"/>
@@ -12809,24 +12771,24 @@
           <w:tcPr>
             <w:tcW w:type="dxa" w:w="2596"/>
             <w:tcBorders>
-              <w:top w:val="single" w:color="BFBFBF" w:sz="4"/>
-              <w:left w:val="single" w:color="BFBFBF" w:sz="4"/>
-              <w:bottom w:val="single" w:color="BFBFBF" w:sz="4"/>
-              <w:right w:val="single" w:color="BFBFBF" w:sz="4"/>
-            </w:tcBorders>
-            <w:tcMar>
-              <w:top w:type="dxa" w:w="60"/>
-              <w:left w:type="dxa" w:w="100"/>
-              <w:bottom w:type="dxa" w:w="60"/>
-              <w:right w:type="dxa" w:w="100"/>
-            </w:tcMar>
-          </w:tcPr>
-          <w:p>
-            <w:pPr>
-              <w:spacing w:after="20" w:before="20"/>
-            </w:pPr>
-            <w:r>
-              <w:t xml:space="preserve">❌ +16 MB</w:t>
+              <w:top w:val="single" w:color="000000" w:sz="4"/>
+              <w:left w:val="single" w:color="000000" w:sz="4"/>
+              <w:bottom w:val="single" w:color="000000" w:sz="4"/>
+              <w:right w:val="single" w:color="000000" w:sz="4"/>
+            </w:tcBorders>
+            <w:tcMar>
+              <w:top w:type="dxa" w:w="60"/>
+              <w:left w:type="dxa" w:w="100"/>
+              <w:bottom w:type="dxa" w:w="60"/>
+              <w:right w:type="dxa" w:w="100"/>
+            </w:tcMar>
+          </w:tcPr>
+          <w:p>
+            <w:pPr>
+              <w:spacing w:after="20" w:before="20"/>
+            </w:pPr>
+            <w:r>
+              <w:t xml:space="preserve">✗ +16 MB</w:t>
             </w:r>
           </w:p>
         </w:tc>
@@ -12836,10 +12798,10 @@
           <w:tcPr>
             <w:tcW w:type="dxa" w:w="691"/>
             <w:tcBorders>
-              <w:top w:val="single" w:color="BFBFBF" w:sz="4"/>
-              <w:left w:val="single" w:color="BFBFBF" w:sz="4"/>
-              <w:bottom w:val="single" w:color="BFBFBF" w:sz="4"/>
-              <w:right w:val="single" w:color="BFBFBF" w:sz="4"/>
+              <w:top w:val="single" w:color="000000" w:sz="4"/>
+              <w:left w:val="single" w:color="000000" w:sz="4"/>
+              <w:bottom w:val="single" w:color="000000" w:sz="4"/>
+              <w:right w:val="single" w:color="000000" w:sz="4"/>
             </w:tcBorders>
             <w:tcMar>
               <w:top w:type="dxa" w:w="60"/>
@@ -12861,10 +12823,10 @@
           <w:tcPr>
             <w:tcW w:type="dxa" w:w="2549"/>
             <w:tcBorders>
-              <w:top w:val="single" w:color="BFBFBF" w:sz="4"/>
-              <w:left w:val="single" w:color="BFBFBF" w:sz="4"/>
-              <w:bottom w:val="single" w:color="BFBFBF" w:sz="4"/>
-              <w:right w:val="single" w:color="BFBFBF" w:sz="4"/>
+              <w:top w:val="single" w:color="000000" w:sz="4"/>
+              <w:left w:val="single" w:color="000000" w:sz="4"/>
+              <w:bottom w:val="single" w:color="000000" w:sz="4"/>
+              <w:right w:val="single" w:color="000000" w:sz="4"/>
             </w:tcBorders>
             <w:tcMar>
               <w:top w:type="dxa" w:w="60"/>
@@ -12886,10 +12848,10 @@
           <w:tcPr>
             <w:tcW w:type="dxa" w:w="1901"/>
             <w:tcBorders>
-              <w:top w:val="single" w:color="BFBFBF" w:sz="4"/>
-              <w:left w:val="single" w:color="BFBFBF" w:sz="4"/>
-              <w:bottom w:val="single" w:color="BFBFBF" w:sz="4"/>
-              <w:right w:val="single" w:color="BFBFBF" w:sz="4"/>
+              <w:top w:val="single" w:color="000000" w:sz="4"/>
+              <w:left w:val="single" w:color="000000" w:sz="4"/>
+              <w:bottom w:val="single" w:color="000000" w:sz="4"/>
+              <w:right w:val="single" w:color="000000" w:sz="4"/>
             </w:tcBorders>
             <w:tcMar>
               <w:top w:type="dxa" w:w="60"/>
@@ -12911,10 +12873,10 @@
           <w:tcPr>
             <w:tcW w:type="dxa" w:w="1901"/>
             <w:tcBorders>
-              <w:top w:val="single" w:color="BFBFBF" w:sz="4"/>
-              <w:left w:val="single" w:color="BFBFBF" w:sz="4"/>
-              <w:bottom w:val="single" w:color="BFBFBF" w:sz="4"/>
-              <w:right w:val="single" w:color="BFBFBF" w:sz="4"/>
+              <w:top w:val="single" w:color="000000" w:sz="4"/>
+              <w:left w:val="single" w:color="000000" w:sz="4"/>
+              <w:bottom w:val="single" w:color="000000" w:sz="4"/>
+              <w:right w:val="single" w:color="000000" w:sz="4"/>
             </w:tcBorders>
             <w:tcMar>
               <w:top w:type="dxa" w:w="60"/>
@@ -12940,24 +12902,24 @@
           <w:tcPr>
             <w:tcW w:type="dxa" w:w="2596"/>
             <w:tcBorders>
-              <w:top w:val="single" w:color="BFBFBF" w:sz="4"/>
-              <w:left w:val="single" w:color="BFBFBF" w:sz="4"/>
-              <w:bottom w:val="single" w:color="BFBFBF" w:sz="4"/>
-              <w:right w:val="single" w:color="BFBFBF" w:sz="4"/>
-            </w:tcBorders>
-            <w:tcMar>
-              <w:top w:type="dxa" w:w="60"/>
-              <w:left w:type="dxa" w:w="100"/>
-              <w:bottom w:type="dxa" w:w="60"/>
-              <w:right w:type="dxa" w:w="100"/>
-            </w:tcMar>
-          </w:tcPr>
-          <w:p>
-            <w:pPr>
-              <w:spacing w:after="20" w:before="20"/>
-            </w:pPr>
-            <w:r>
-              <w:t xml:space="preserve">✅ +24</w:t>
+              <w:top w:val="single" w:color="000000" w:sz="4"/>
+              <w:left w:val="single" w:color="000000" w:sz="4"/>
+              <w:bottom w:val="single" w:color="000000" w:sz="4"/>
+              <w:right w:val="single" w:color="000000" w:sz="4"/>
+            </w:tcBorders>
+            <w:tcMar>
+              <w:top w:type="dxa" w:w="60"/>
+              <w:left w:type="dxa" w:w="100"/>
+              <w:bottom w:type="dxa" w:w="60"/>
+              <w:right w:type="dxa" w:w="100"/>
+            </w:tcMar>
+          </w:tcPr>
+          <w:p>
+            <w:pPr>
+              <w:spacing w:after="20" w:before="20"/>
+            </w:pPr>
+            <w:r>
+              <w:t xml:space="preserve">✓ +24</w:t>
             </w:r>
           </w:p>
         </w:tc>
@@ -12967,10 +12929,10 @@
           <w:tcPr>
             <w:tcW w:type="dxa" w:w="691"/>
             <w:tcBorders>
-              <w:top w:val="single" w:color="BFBFBF" w:sz="4"/>
-              <w:left w:val="single" w:color="BFBFBF" w:sz="4"/>
-              <w:bottom w:val="single" w:color="BFBFBF" w:sz="4"/>
-              <w:right w:val="single" w:color="BFBFBF" w:sz="4"/>
+              <w:top w:val="single" w:color="000000" w:sz="4"/>
+              <w:left w:val="single" w:color="000000" w:sz="4"/>
+              <w:bottom w:val="single" w:color="000000" w:sz="4"/>
+              <w:right w:val="single" w:color="000000" w:sz="4"/>
             </w:tcBorders>
             <w:tcMar>
               <w:top w:type="dxa" w:w="60"/>
@@ -12992,10 +12954,10 @@
           <w:tcPr>
             <w:tcW w:type="dxa" w:w="2549"/>
             <w:tcBorders>
-              <w:top w:val="single" w:color="BFBFBF" w:sz="4"/>
-              <w:left w:val="single" w:color="BFBFBF" w:sz="4"/>
-              <w:bottom w:val="single" w:color="BFBFBF" w:sz="4"/>
-              <w:right w:val="single" w:color="BFBFBF" w:sz="4"/>
+              <w:top w:val="single" w:color="000000" w:sz="4"/>
+              <w:left w:val="single" w:color="000000" w:sz="4"/>
+              <w:bottom w:val="single" w:color="000000" w:sz="4"/>
+              <w:right w:val="single" w:color="000000" w:sz="4"/>
             </w:tcBorders>
             <w:tcMar>
               <w:top w:type="dxa" w:w="60"/>
@@ -13017,10 +12979,10 @@
           <w:tcPr>
             <w:tcW w:type="dxa" w:w="1901"/>
             <w:tcBorders>
-              <w:top w:val="single" w:color="BFBFBF" w:sz="4"/>
-              <w:left w:val="single" w:color="BFBFBF" w:sz="4"/>
-              <w:bottom w:val="single" w:color="BFBFBF" w:sz="4"/>
-              <w:right w:val="single" w:color="BFBFBF" w:sz="4"/>
+              <w:top w:val="single" w:color="000000" w:sz="4"/>
+              <w:left w:val="single" w:color="000000" w:sz="4"/>
+              <w:bottom w:val="single" w:color="000000" w:sz="4"/>
+              <w:right w:val="single" w:color="000000" w:sz="4"/>
             </w:tcBorders>
             <w:tcMar>
               <w:top w:type="dxa" w:w="60"/>
@@ -13042,10 +13004,10 @@
           <w:tcPr>
             <w:tcW w:type="dxa" w:w="1901"/>
             <w:tcBorders>
-              <w:top w:val="single" w:color="BFBFBF" w:sz="4"/>
-              <w:left w:val="single" w:color="BFBFBF" w:sz="4"/>
-              <w:bottom w:val="single" w:color="BFBFBF" w:sz="4"/>
-              <w:right w:val="single" w:color="BFBFBF" w:sz="4"/>
+              <w:top w:val="single" w:color="000000" w:sz="4"/>
+              <w:left w:val="single" w:color="000000" w:sz="4"/>
+              <w:bottom w:val="single" w:color="000000" w:sz="4"/>
+              <w:right w:val="single" w:color="000000" w:sz="4"/>
             </w:tcBorders>
             <w:tcMar>
               <w:top w:type="dxa" w:w="60"/>
@@ -13071,24 +13033,24 @@
           <w:tcPr>
             <w:tcW w:type="dxa" w:w="2596"/>
             <w:tcBorders>
-              <w:top w:val="single" w:color="BFBFBF" w:sz="4"/>
-              <w:left w:val="single" w:color="BFBFBF" w:sz="4"/>
-              <w:bottom w:val="single" w:color="BFBFBF" w:sz="4"/>
-              <w:right w:val="single" w:color="BFBFBF" w:sz="4"/>
-            </w:tcBorders>
-            <w:tcMar>
-              <w:top w:type="dxa" w:w="60"/>
-              <w:left w:type="dxa" w:w="100"/>
-              <w:bottom w:type="dxa" w:w="60"/>
-              <w:right w:type="dxa" w:w="100"/>
-            </w:tcMar>
-          </w:tcPr>
-          <w:p>
-            <w:pPr>
-              <w:spacing w:after="20" w:before="20"/>
-            </w:pPr>
-            <w:r>
-              <w:t xml:space="preserve">✅ −78 %</w:t>
+              <w:top w:val="single" w:color="000000" w:sz="4"/>
+              <w:left w:val="single" w:color="000000" w:sz="4"/>
+              <w:bottom w:val="single" w:color="000000" w:sz="4"/>
+              <w:right w:val="single" w:color="000000" w:sz="4"/>
+            </w:tcBorders>
+            <w:tcMar>
+              <w:top w:type="dxa" w:w="60"/>
+              <w:left w:type="dxa" w:w="100"/>
+              <w:bottom w:type="dxa" w:w="60"/>
+              <w:right w:type="dxa" w:w="100"/>
+            </w:tcMar>
+          </w:tcPr>
+          <w:p>
+            <w:pPr>
+              <w:spacing w:after="20" w:before="20"/>
+            </w:pPr>
+            <w:r>
+              <w:t xml:space="preserve">✓ −78 %</w:t>
             </w:r>
           </w:p>
         </w:tc>
@@ -13098,10 +13060,10 @@
           <w:tcPr>
             <w:tcW w:type="dxa" w:w="691"/>
             <w:tcBorders>
-              <w:top w:val="single" w:color="BFBFBF" w:sz="4"/>
-              <w:left w:val="single" w:color="BFBFBF" w:sz="4"/>
-              <w:bottom w:val="single" w:color="BFBFBF" w:sz="4"/>
-              <w:right w:val="single" w:color="BFBFBF" w:sz="4"/>
+              <w:top w:val="single" w:color="000000" w:sz="4"/>
+              <w:left w:val="single" w:color="000000" w:sz="4"/>
+              <w:bottom w:val="single" w:color="000000" w:sz="4"/>
+              <w:right w:val="single" w:color="000000" w:sz="4"/>
             </w:tcBorders>
             <w:tcMar>
               <w:top w:type="dxa" w:w="60"/>
@@ -13123,10 +13085,10 @@
           <w:tcPr>
             <w:tcW w:type="dxa" w:w="2549"/>
             <w:tcBorders>
-              <w:top w:val="single" w:color="BFBFBF" w:sz="4"/>
-              <w:left w:val="single" w:color="BFBFBF" w:sz="4"/>
-              <w:bottom w:val="single" w:color="BFBFBF" w:sz="4"/>
-              <w:right w:val="single" w:color="BFBFBF" w:sz="4"/>
+              <w:top w:val="single" w:color="000000" w:sz="4"/>
+              <w:left w:val="single" w:color="000000" w:sz="4"/>
+              <w:bottom w:val="single" w:color="000000" w:sz="4"/>
+              <w:right w:val="single" w:color="000000" w:sz="4"/>
             </w:tcBorders>
             <w:tcMar>
               <w:top w:type="dxa" w:w="60"/>
@@ -13148,10 +13110,10 @@
           <w:tcPr>
             <w:tcW w:type="dxa" w:w="1901"/>
             <w:tcBorders>
-              <w:top w:val="single" w:color="BFBFBF" w:sz="4"/>
-              <w:left w:val="single" w:color="BFBFBF" w:sz="4"/>
-              <w:bottom w:val="single" w:color="BFBFBF" w:sz="4"/>
-              <w:right w:val="single" w:color="BFBFBF" w:sz="4"/>
+              <w:top w:val="single" w:color="000000" w:sz="4"/>
+              <w:left w:val="single" w:color="000000" w:sz="4"/>
+              <w:bottom w:val="single" w:color="000000" w:sz="4"/>
+              <w:right w:val="single" w:color="000000" w:sz="4"/>
             </w:tcBorders>
             <w:tcMar>
               <w:top w:type="dxa" w:w="60"/>
@@ -13173,10 +13135,10 @@
           <w:tcPr>
             <w:tcW w:type="dxa" w:w="1901"/>
             <w:tcBorders>
-              <w:top w:val="single" w:color="BFBFBF" w:sz="4"/>
-              <w:left w:val="single" w:color="BFBFBF" w:sz="4"/>
-              <w:bottom w:val="single" w:color="BFBFBF" w:sz="4"/>
-              <w:right w:val="single" w:color="BFBFBF" w:sz="4"/>
+              <w:top w:val="single" w:color="000000" w:sz="4"/>
+              <w:left w:val="single" w:color="000000" w:sz="4"/>
+              <w:bottom w:val="single" w:color="000000" w:sz="4"/>
+              <w:right w:val="single" w:color="000000" w:sz="4"/>
             </w:tcBorders>
             <w:tcMar>
               <w:top w:type="dxa" w:w="60"/>
@@ -13198,24 +13160,24 @@
           <w:tcPr>
             <w:tcW w:type="dxa" w:w="2596"/>
             <w:tcBorders>
-              <w:top w:val="single" w:color="BFBFBF" w:sz="4"/>
-              <w:left w:val="single" w:color="BFBFBF" w:sz="4"/>
-              <w:bottom w:val="single" w:color="BFBFBF" w:sz="4"/>
-              <w:right w:val="single" w:color="BFBFBF" w:sz="4"/>
-            </w:tcBorders>
-            <w:tcMar>
-              <w:top w:type="dxa" w:w="60"/>
-              <w:left w:type="dxa" w:w="100"/>
-              <w:bottom w:type="dxa" w:w="60"/>
-              <w:right w:type="dxa" w:w="100"/>
-            </w:tcMar>
-          </w:tcPr>
-          <w:p>
-            <w:pPr>
-              <w:spacing w:after="20" w:before="20"/>
-            </w:pPr>
-            <w:r>
-              <w:t xml:space="preserve">✅ −30 %</w:t>
+              <w:top w:val="single" w:color="000000" w:sz="4"/>
+              <w:left w:val="single" w:color="000000" w:sz="4"/>
+              <w:bottom w:val="single" w:color="000000" w:sz="4"/>
+              <w:right w:val="single" w:color="000000" w:sz="4"/>
+            </w:tcBorders>
+            <w:tcMar>
+              <w:top w:type="dxa" w:w="60"/>
+              <w:left w:type="dxa" w:w="100"/>
+              <w:bottom w:type="dxa" w:w="60"/>
+              <w:right w:type="dxa" w:w="100"/>
+            </w:tcMar>
+          </w:tcPr>
+          <w:p>
+            <w:pPr>
+              <w:spacing w:after="20" w:before="20"/>
+            </w:pPr>
+            <w:r>
+              <w:t xml:space="preserve">✓ −30 %</w:t>
             </w:r>
           </w:p>
         </w:tc>
@@ -13225,10 +13187,10 @@
           <w:tcPr>
             <w:tcW w:type="dxa" w:w="691"/>
             <w:tcBorders>
-              <w:top w:val="single" w:color="BFBFBF" w:sz="4"/>
-              <w:left w:val="single" w:color="BFBFBF" w:sz="4"/>
-              <w:bottom w:val="single" w:color="BFBFBF" w:sz="4"/>
-              <w:right w:val="single" w:color="BFBFBF" w:sz="4"/>
+              <w:top w:val="single" w:color="000000" w:sz="4"/>
+              <w:left w:val="single" w:color="000000" w:sz="4"/>
+              <w:bottom w:val="single" w:color="000000" w:sz="4"/>
+              <w:right w:val="single" w:color="000000" w:sz="4"/>
             </w:tcBorders>
             <w:tcMar>
               <w:top w:type="dxa" w:w="60"/>
@@ -13250,10 +13212,10 @@
           <w:tcPr>
             <w:tcW w:type="dxa" w:w="2549"/>
             <w:tcBorders>
-              <w:top w:val="single" w:color="BFBFBF" w:sz="4"/>
-              <w:left w:val="single" w:color="BFBFBF" w:sz="4"/>
-              <w:bottom w:val="single" w:color="BFBFBF" w:sz="4"/>
-              <w:right w:val="single" w:color="BFBFBF" w:sz="4"/>
+              <w:top w:val="single" w:color="000000" w:sz="4"/>
+              <w:left w:val="single" w:color="000000" w:sz="4"/>
+              <w:bottom w:val="single" w:color="000000" w:sz="4"/>
+              <w:right w:val="single" w:color="000000" w:sz="4"/>
             </w:tcBorders>
             <w:tcMar>
               <w:top w:type="dxa" w:w="60"/>
@@ -13275,10 +13237,10 @@
           <w:tcPr>
             <w:tcW w:type="dxa" w:w="1901"/>
             <w:tcBorders>
-              <w:top w:val="single" w:color="BFBFBF" w:sz="4"/>
-              <w:left w:val="single" w:color="BFBFBF" w:sz="4"/>
-              <w:bottom w:val="single" w:color="BFBFBF" w:sz="4"/>
-              <w:right w:val="single" w:color="BFBFBF" w:sz="4"/>
+              <w:top w:val="single" w:color="000000" w:sz="4"/>
+              <w:left w:val="single" w:color="000000" w:sz="4"/>
+              <w:bottom w:val="single" w:color="000000" w:sz="4"/>
+              <w:right w:val="single" w:color="000000" w:sz="4"/>
             </w:tcBorders>
             <w:tcMar>
               <w:top w:type="dxa" w:w="60"/>
@@ -13300,10 +13262,10 @@
           <w:tcPr>
             <w:tcW w:type="dxa" w:w="1901"/>
             <w:tcBorders>
-              <w:top w:val="single" w:color="BFBFBF" w:sz="4"/>
-              <w:left w:val="single" w:color="BFBFBF" w:sz="4"/>
-              <w:bottom w:val="single" w:color="BFBFBF" w:sz="4"/>
-              <w:right w:val="single" w:color="BFBFBF" w:sz="4"/>
+              <w:top w:val="single" w:color="000000" w:sz="4"/>
+              <w:left w:val="single" w:color="000000" w:sz="4"/>
+              <w:bottom w:val="single" w:color="000000" w:sz="4"/>
+              <w:right w:val="single" w:color="000000" w:sz="4"/>
             </w:tcBorders>
             <w:tcMar>
               <w:top w:type="dxa" w:w="60"/>
@@ -13325,24 +13287,24 @@
           <w:tcPr>
             <w:tcW w:type="dxa" w:w="2596"/>
             <w:tcBorders>
-              <w:top w:val="single" w:color="BFBFBF" w:sz="4"/>
-              <w:left w:val="single" w:color="BFBFBF" w:sz="4"/>
-              <w:bottom w:val="single" w:color="BFBFBF" w:sz="4"/>
-              <w:right w:val="single" w:color="BFBFBF" w:sz="4"/>
-            </w:tcBorders>
-            <w:tcMar>
-              <w:top w:type="dxa" w:w="60"/>
-              <w:left w:type="dxa" w:w="100"/>
-              <w:bottom w:type="dxa" w:w="60"/>
-              <w:right w:type="dxa" w:w="100"/>
-            </w:tcMar>
-          </w:tcPr>
-          <w:p>
-            <w:pPr>
-              <w:spacing w:after="20" w:before="20"/>
-            </w:pPr>
-            <w:r>
-              <w:t xml:space="preserve">✅ −49 %</w:t>
+              <w:top w:val="single" w:color="000000" w:sz="4"/>
+              <w:left w:val="single" w:color="000000" w:sz="4"/>
+              <w:bottom w:val="single" w:color="000000" w:sz="4"/>
+              <w:right w:val="single" w:color="000000" w:sz="4"/>
+            </w:tcBorders>
+            <w:tcMar>
+              <w:top w:type="dxa" w:w="60"/>
+              <w:left w:type="dxa" w:w="100"/>
+              <w:bottom w:type="dxa" w:w="60"/>
+              <w:right w:type="dxa" w:w="100"/>
+            </w:tcMar>
+          </w:tcPr>
+          <w:p>
+            <w:pPr>
+              <w:spacing w:after="20" w:before="20"/>
+            </w:pPr>
+            <w:r>
+              <w:t xml:space="preserve">✓ −49 %</w:t>
             </w:r>
           </w:p>
         </w:tc>
@@ -13352,10 +13314,10 @@
           <w:tcPr>
             <w:tcW w:type="dxa" w:w="691"/>
             <w:tcBorders>
-              <w:top w:val="single" w:color="BFBFBF" w:sz="4"/>
-              <w:left w:val="single" w:color="BFBFBF" w:sz="4"/>
-              <w:bottom w:val="single" w:color="BFBFBF" w:sz="4"/>
-              <w:right w:val="single" w:color="BFBFBF" w:sz="4"/>
+              <w:top w:val="single" w:color="000000" w:sz="4"/>
+              <w:left w:val="single" w:color="000000" w:sz="4"/>
+              <w:bottom w:val="single" w:color="000000" w:sz="4"/>
+              <w:right w:val="single" w:color="000000" w:sz="4"/>
             </w:tcBorders>
             <w:tcMar>
               <w:top w:type="dxa" w:w="60"/>
@@ -13377,10 +13339,10 @@
           <w:tcPr>
             <w:tcW w:type="dxa" w:w="2549"/>
             <w:tcBorders>
-              <w:top w:val="single" w:color="BFBFBF" w:sz="4"/>
-              <w:left w:val="single" w:color="BFBFBF" w:sz="4"/>
-              <w:bottom w:val="single" w:color="BFBFBF" w:sz="4"/>
-              <w:right w:val="single" w:color="BFBFBF" w:sz="4"/>
+              <w:top w:val="single" w:color="000000" w:sz="4"/>
+              <w:left w:val="single" w:color="000000" w:sz="4"/>
+              <w:bottom w:val="single" w:color="000000" w:sz="4"/>
+              <w:right w:val="single" w:color="000000" w:sz="4"/>
             </w:tcBorders>
             <w:tcMar>
               <w:top w:type="dxa" w:w="60"/>
@@ -13402,10 +13364,10 @@
           <w:tcPr>
             <w:tcW w:type="dxa" w:w="1901"/>
             <w:tcBorders>
-              <w:top w:val="single" w:color="BFBFBF" w:sz="4"/>
-              <w:left w:val="single" w:color="BFBFBF" w:sz="4"/>
-              <w:bottom w:val="single" w:color="BFBFBF" w:sz="4"/>
-              <w:right w:val="single" w:color="BFBFBF" w:sz="4"/>
+              <w:top w:val="single" w:color="000000" w:sz="4"/>
+              <w:left w:val="single" w:color="000000" w:sz="4"/>
+              <w:bottom w:val="single" w:color="000000" w:sz="4"/>
+              <w:right w:val="single" w:color="000000" w:sz="4"/>
             </w:tcBorders>
             <w:tcMar>
               <w:top w:type="dxa" w:w="60"/>
@@ -13427,10 +13389,10 @@
           <w:tcPr>
             <w:tcW w:type="dxa" w:w="1901"/>
             <w:tcBorders>
-              <w:top w:val="single" w:color="BFBFBF" w:sz="4"/>
-              <w:left w:val="single" w:color="BFBFBF" w:sz="4"/>
-              <w:bottom w:val="single" w:color="BFBFBF" w:sz="4"/>
-              <w:right w:val="single" w:color="BFBFBF" w:sz="4"/>
+              <w:top w:val="single" w:color="000000" w:sz="4"/>
+              <w:left w:val="single" w:color="000000" w:sz="4"/>
+              <w:bottom w:val="single" w:color="000000" w:sz="4"/>
+              <w:right w:val="single" w:color="000000" w:sz="4"/>
             </w:tcBorders>
             <w:tcMar>
               <w:top w:type="dxa" w:w="60"/>
@@ -13452,24 +13414,24 @@
           <w:tcPr>
             <w:tcW w:type="dxa" w:w="2596"/>
             <w:tcBorders>
-              <w:top w:val="single" w:color="BFBFBF" w:sz="4"/>
-              <w:left w:val="single" w:color="BFBFBF" w:sz="4"/>
-              <w:bottom w:val="single" w:color="BFBFBF" w:sz="4"/>
-              <w:right w:val="single" w:color="BFBFBF" w:sz="4"/>
-            </w:tcBorders>
-            <w:tcMar>
-              <w:top w:type="dxa" w:w="60"/>
-              <w:left w:type="dxa" w:w="100"/>
-              <w:bottom w:type="dxa" w:w="60"/>
-              <w:right w:type="dxa" w:w="100"/>
-            </w:tcMar>
-          </w:tcPr>
-          <w:p>
-            <w:pPr>
-              <w:spacing w:after="20" w:before="20"/>
-            </w:pPr>
-            <w:r>
-              <w:t xml:space="preserve">✅</w:t>
+              <w:top w:val="single" w:color="000000" w:sz="4"/>
+              <w:left w:val="single" w:color="000000" w:sz="4"/>
+              <w:bottom w:val="single" w:color="000000" w:sz="4"/>
+              <w:right w:val="single" w:color="000000" w:sz="4"/>
+            </w:tcBorders>
+            <w:tcMar>
+              <w:top w:type="dxa" w:w="60"/>
+              <w:left w:type="dxa" w:w="100"/>
+              <w:bottom w:type="dxa" w:w="60"/>
+              <w:right w:type="dxa" w:w="100"/>
+            </w:tcMar>
+          </w:tcPr>
+          <w:p>
+            <w:pPr>
+              <w:spacing w:after="20" w:before="20"/>
+            </w:pPr>
+            <w:r>
+              <w:t xml:space="preserve">✓</w:t>
             </w:r>
           </w:p>
         </w:tc>
@@ -13479,10 +13441,10 @@
           <w:tcPr>
             <w:tcW w:type="dxa" w:w="691"/>
             <w:tcBorders>
-              <w:top w:val="single" w:color="BFBFBF" w:sz="4"/>
-              <w:left w:val="single" w:color="BFBFBF" w:sz="4"/>
-              <w:bottom w:val="single" w:color="BFBFBF" w:sz="4"/>
-              <w:right w:val="single" w:color="BFBFBF" w:sz="4"/>
+              <w:top w:val="single" w:color="000000" w:sz="4"/>
+              <w:left w:val="single" w:color="000000" w:sz="4"/>
+              <w:bottom w:val="single" w:color="000000" w:sz="4"/>
+              <w:right w:val="single" w:color="000000" w:sz="4"/>
             </w:tcBorders>
             <w:tcMar>
               <w:top w:type="dxa" w:w="60"/>
@@ -13504,10 +13466,10 @@
           <w:tcPr>
             <w:tcW w:type="dxa" w:w="2549"/>
             <w:tcBorders>
-              <w:top w:val="single" w:color="BFBFBF" w:sz="4"/>
-              <w:left w:val="single" w:color="BFBFBF" w:sz="4"/>
-              <w:bottom w:val="single" w:color="BFBFBF" w:sz="4"/>
-              <w:right w:val="single" w:color="BFBFBF" w:sz="4"/>
+              <w:top w:val="single" w:color="000000" w:sz="4"/>
+              <w:left w:val="single" w:color="000000" w:sz="4"/>
+              <w:bottom w:val="single" w:color="000000" w:sz="4"/>
+              <w:right w:val="single" w:color="000000" w:sz="4"/>
             </w:tcBorders>
             <w:tcMar>
               <w:top w:type="dxa" w:w="60"/>
@@ -13529,10 +13491,10 @@
           <w:tcPr>
             <w:tcW w:type="dxa" w:w="1901"/>
             <w:tcBorders>
-              <w:top w:val="single" w:color="BFBFBF" w:sz="4"/>
-              <w:left w:val="single" w:color="BFBFBF" w:sz="4"/>
-              <w:bottom w:val="single" w:color="BFBFBF" w:sz="4"/>
-              <w:right w:val="single" w:color="BFBFBF" w:sz="4"/>
+              <w:top w:val="single" w:color="000000" w:sz="4"/>
+              <w:left w:val="single" w:color="000000" w:sz="4"/>
+              <w:bottom w:val="single" w:color="000000" w:sz="4"/>
+              <w:right w:val="single" w:color="000000" w:sz="4"/>
             </w:tcBorders>
             <w:tcMar>
               <w:top w:type="dxa" w:w="60"/>
@@ -13554,10 +13516,10 @@
           <w:tcPr>
             <w:tcW w:type="dxa" w:w="1901"/>
             <w:tcBorders>
-              <w:top w:val="single" w:color="BFBFBF" w:sz="4"/>
-              <w:left w:val="single" w:color="BFBFBF" w:sz="4"/>
-              <w:bottom w:val="single" w:color="BFBFBF" w:sz="4"/>
-              <w:right w:val="single" w:color="BFBFBF" w:sz="4"/>
+              <w:top w:val="single" w:color="000000" w:sz="4"/>
+              <w:left w:val="single" w:color="000000" w:sz="4"/>
+              <w:bottom w:val="single" w:color="000000" w:sz="4"/>
+              <w:right w:val="single" w:color="000000" w:sz="4"/>
             </w:tcBorders>
             <w:tcMar>
               <w:top w:type="dxa" w:w="60"/>
@@ -13579,10 +13541,10 @@
           <w:tcPr>
             <w:tcW w:type="dxa" w:w="2596"/>
             <w:tcBorders>
-              <w:top w:val="single" w:color="BFBFBF" w:sz="4"/>
-              <w:left w:val="single" w:color="BFBFBF" w:sz="4"/>
-              <w:bottom w:val="single" w:color="BFBFBF" w:sz="4"/>
-              <w:right w:val="single" w:color="BFBFBF" w:sz="4"/>
+              <w:top w:val="single" w:color="000000" w:sz="4"/>
+              <w:left w:val="single" w:color="000000" w:sz="4"/>
+              <w:bottom w:val="single" w:color="000000" w:sz="4"/>
+              <w:right w:val="single" w:color="000000" w:sz="4"/>
             </w:tcBorders>
             <w:tcMar>
               <w:top w:type="dxa" w:w="60"/>
@@ -13606,10 +13568,10 @@
           <w:tcPr>
             <w:tcW w:type="dxa" w:w="691"/>
             <w:tcBorders>
-              <w:top w:val="single" w:color="BFBFBF" w:sz="4"/>
-              <w:left w:val="single" w:color="BFBFBF" w:sz="4"/>
-              <w:bottom w:val="single" w:color="BFBFBF" w:sz="4"/>
-              <w:right w:val="single" w:color="BFBFBF" w:sz="4"/>
+              <w:top w:val="single" w:color="000000" w:sz="4"/>
+              <w:left w:val="single" w:color="000000" w:sz="4"/>
+              <w:bottom w:val="single" w:color="000000" w:sz="4"/>
+              <w:right w:val="single" w:color="000000" w:sz="4"/>
             </w:tcBorders>
             <w:tcMar>
               <w:top w:type="dxa" w:w="60"/>
@@ -13631,10 +13593,10 @@
           <w:tcPr>
             <w:tcW w:type="dxa" w:w="2549"/>
             <w:tcBorders>
-              <w:top w:val="single" w:color="BFBFBF" w:sz="4"/>
-              <w:left w:val="single" w:color="BFBFBF" w:sz="4"/>
-              <w:bottom w:val="single" w:color="BFBFBF" w:sz="4"/>
-              <w:right w:val="single" w:color="BFBFBF" w:sz="4"/>
+              <w:top w:val="single" w:color="000000" w:sz="4"/>
+              <w:left w:val="single" w:color="000000" w:sz="4"/>
+              <w:bottom w:val="single" w:color="000000" w:sz="4"/>
+              <w:right w:val="single" w:color="000000" w:sz="4"/>
             </w:tcBorders>
             <w:tcMar>
               <w:top w:type="dxa" w:w="60"/>
@@ -13656,10 +13618,10 @@
           <w:tcPr>
             <w:tcW w:type="dxa" w:w="1901"/>
             <w:tcBorders>
-              <w:top w:val="single" w:color="BFBFBF" w:sz="4"/>
-              <w:left w:val="single" w:color="BFBFBF" w:sz="4"/>
-              <w:bottom w:val="single" w:color="BFBFBF" w:sz="4"/>
-              <w:right w:val="single" w:color="BFBFBF" w:sz="4"/>
+              <w:top w:val="single" w:color="000000" w:sz="4"/>
+              <w:left w:val="single" w:color="000000" w:sz="4"/>
+              <w:bottom w:val="single" w:color="000000" w:sz="4"/>
+              <w:right w:val="single" w:color="000000" w:sz="4"/>
             </w:tcBorders>
             <w:tcMar>
               <w:top w:type="dxa" w:w="60"/>
@@ -13681,10 +13643,10 @@
           <w:tcPr>
             <w:tcW w:type="dxa" w:w="1901"/>
             <w:tcBorders>
-              <w:top w:val="single" w:color="BFBFBF" w:sz="4"/>
-              <w:left w:val="single" w:color="BFBFBF" w:sz="4"/>
-              <w:bottom w:val="single" w:color="BFBFBF" w:sz="4"/>
-              <w:right w:val="single" w:color="BFBFBF" w:sz="4"/>
+              <w:top w:val="single" w:color="000000" w:sz="4"/>
+              <w:left w:val="single" w:color="000000" w:sz="4"/>
+              <w:bottom w:val="single" w:color="000000" w:sz="4"/>
+              <w:right w:val="single" w:color="000000" w:sz="4"/>
             </w:tcBorders>
             <w:tcMar>
               <w:top w:type="dxa" w:w="60"/>
@@ -13706,10 +13668,10 @@
           <w:tcPr>
             <w:tcW w:type="dxa" w:w="2596"/>
             <w:tcBorders>
-              <w:top w:val="single" w:color="BFBFBF" w:sz="4"/>
-              <w:left w:val="single" w:color="BFBFBF" w:sz="4"/>
-              <w:bottom w:val="single" w:color="BFBFBF" w:sz="4"/>
-              <w:right w:val="single" w:color="BFBFBF" w:sz="4"/>
+              <w:top w:val="single" w:color="000000" w:sz="4"/>
+              <w:left w:val="single" w:color="000000" w:sz="4"/>
+              <w:bottom w:val="single" w:color="000000" w:sz="4"/>
+              <w:right w:val="single" w:color="000000" w:sz="4"/>
             </w:tcBorders>
             <w:tcMar>
               <w:top w:type="dxa" w:w="60"/>
@@ -13759,9 +13721,9 @@
       </w:r>
       <w:r>
         <w:rPr>
-          <w:rFonts w:ascii="Consolas" w:cs="Consolas" w:eastAsia="Consolas" w:hAnsi="Consolas"/>
-          <w:sz w:val="19"/>
-          <w:szCs w:val="19"/>
+          <w:rFonts w:ascii="Courier New" w:cs="Courier New" w:eastAsia="Courier New" w:hAnsi="Courier New"/>
+          <w:sz w:val="22"/>
+          <w:szCs w:val="22"/>
         </w:rPr>
         <w:t xml:space="preserve">main</w:t>
       </w:r>
@@ -13770,9 +13732,9 @@
       </w:r>
       <w:r>
         <w:rPr>
-          <w:rFonts w:ascii="Consolas" w:cs="Consolas" w:eastAsia="Consolas" w:hAnsi="Consolas"/>
-          <w:sz w:val="19"/>
-          <w:szCs w:val="19"/>
+          <w:rFonts w:ascii="Courier New" w:cs="Courier New" w:eastAsia="Courier New" w:hAnsi="Courier New"/>
+          <w:sz w:val="22"/>
+          <w:szCs w:val="22"/>
         </w:rPr>
         <w:t xml:space="preserve">main</w:t>
       </w:r>
@@ -13811,9 +13773,9 @@
       </w:r>
       <w:r>
         <w:rPr>
-          <w:rFonts w:ascii="Consolas" w:cs="Consolas" w:eastAsia="Consolas" w:hAnsi="Consolas"/>
-          <w:sz w:val="19"/>
-          <w:szCs w:val="19"/>
+          <w:rFonts w:ascii="Courier New" w:cs="Courier New" w:eastAsia="Courier New" w:hAnsi="Courier New"/>
+          <w:sz w:val="22"/>
+          <w:szCs w:val="22"/>
         </w:rPr>
         <w:t xml:space="preserve">CODEOWNERS</w:t>
       </w:r>
@@ -13920,9 +13882,9 @@
       </w:r>
       <w:r>
         <w:rPr>
-          <w:rFonts w:ascii="Consolas" w:cs="Consolas" w:eastAsia="Consolas" w:hAnsi="Consolas"/>
-          <w:sz w:val="19"/>
-          <w:szCs w:val="19"/>
+          <w:rFonts w:ascii="Courier New" w:cs="Courier New" w:eastAsia="Courier New" w:hAnsi="Courier New"/>
+          <w:sz w:val="22"/>
+          <w:szCs w:val="22"/>
         </w:rPr>
         <w:t xml:space="preserve">healthcheckPath</w:t>
       </w:r>
@@ -13938,11 +13900,6 @@
       </w:r>
       <w:r>
         <w:t xml:space="preserve"> sea completa.</w:t>
-      </w:r>
-    </w:p>
-    <w:p>
-      <w:r>
-        <w:br w:type="page"/>
       </w:r>
     </w:p>
     <w:p>
@@ -13971,9 +13928,9 @@
       </w:r>
       <w:r>
         <w:rPr>
-          <w:rFonts w:ascii="Consolas" w:cs="Consolas" w:eastAsia="Consolas" w:hAnsi="Consolas"/>
-          <w:sz w:val="19"/>
-          <w:szCs w:val="19"/>
+          <w:rFonts w:ascii="Courier New" w:cs="Courier New" w:eastAsia="Courier New" w:hAnsi="Courier New"/>
+          <w:sz w:val="22"/>
+          <w:szCs w:val="22"/>
         </w:rPr>
         <w:t xml:space="preserve">docs/tp4/metricas_antes.md</w:t>
       </w:r>
@@ -13982,9 +13939,9 @@
       </w:r>
       <w:r>
         <w:rPr>
-          <w:rFonts w:ascii="Consolas" w:cs="Consolas" w:eastAsia="Consolas" w:hAnsi="Consolas"/>
-          <w:sz w:val="19"/>
-          <w:szCs w:val="19"/>
+          <w:rFonts w:ascii="Courier New" w:cs="Courier New" w:eastAsia="Courier New" w:hAnsi="Courier New"/>
+          <w:sz w:val="22"/>
+          <w:szCs w:val="22"/>
         </w:rPr>
         <w:t xml:space="preserve">docs/tp4/metricas_despues.md</w:t>
       </w:r>
@@ -13993,9 +13950,9 @@
       </w:r>
       <w:r>
         <w:rPr>
-          <w:rFonts w:ascii="Consolas" w:cs="Consolas" w:eastAsia="Consolas" w:hAnsi="Consolas"/>
-          <w:sz w:val="19"/>
-          <w:szCs w:val="19"/>
+          <w:rFonts w:ascii="Courier New" w:cs="Courier New" w:eastAsia="Courier New" w:hAnsi="Courier New"/>
+          <w:sz w:val="22"/>
+          <w:szCs w:val="22"/>
         </w:rPr>
         <w:t xml:space="preserve">docs/tp4/lighthouse_antes.md</w:t>
       </w:r>
@@ -14004,9 +13961,9 @@
       </w:r>
       <w:r>
         <w:rPr>
-          <w:rFonts w:ascii="Consolas" w:cs="Consolas" w:eastAsia="Consolas" w:hAnsi="Consolas"/>
-          <w:sz w:val="19"/>
-          <w:szCs w:val="19"/>
+          <w:rFonts w:ascii="Courier New" w:cs="Courier New" w:eastAsia="Courier New" w:hAnsi="Courier New"/>
+          <w:sz w:val="22"/>
+          <w:szCs w:val="22"/>
         </w:rPr>
         <w:t xml:space="preserve">docs/tp4/lighthouse_despues.md</w:t>
       </w:r>
@@ -14029,10 +13986,10 @@
       <w:r>
         <w:t xml:space="preserve">PR: </w:t>
       </w:r>
-      <w:hyperlink w:history="1" r:id="rIdwtonuvwkrhc00pyo1aqar">
+      <w:hyperlink w:history="1" r:id="rIdq7xkji23eqmsqbzflla9h">
         <w:r>
           <w:rPr>
-            <w:rStyle w:val="Hyperlink"/>
+            <w:color w:val="000000"/>
           </w:rPr>
           <w:t xml:space="preserve">#40</w:t>
         </w:r>
@@ -14040,10 +13997,10 @@
       <w:r>
         <w:t xml:space="preserve"> · </w:t>
       </w:r>
-      <w:hyperlink w:history="1" r:id="rIdlloumrqsm_7kdu0bqrhi3">
+      <w:hyperlink w:history="1" r:id="rIdwps3a5sqlih_s6rxwyw0x">
         <w:r>
           <w:rPr>
-            <w:rStyle w:val="Hyperlink"/>
+            <w:color w:val="000000"/>
           </w:rPr>
           <w:t xml:space="preserve">#41</w:t>
         </w:r>
@@ -14051,10 +14008,10 @@
       <w:r>
         <w:t xml:space="preserve"> · </w:t>
       </w:r>
-      <w:hyperlink w:history="1" r:id="rIdp-g9le8rnfh1iwxnwabtm">
+      <w:hyperlink w:history="1" r:id="rIdokoorgbsgzka8rvd4fbfv">
         <w:r>
           <w:rPr>
-            <w:rStyle w:val="Hyperlink"/>
+            <w:color w:val="000000"/>
           </w:rPr>
           <w:t xml:space="preserve">#42</w:t>
         </w:r>
@@ -14078,10 +14035,10 @@
       <w:r>
         <w:t xml:space="preserve">Issues: </w:t>
       </w:r>
-      <w:hyperlink w:history="1" r:id="rId5sz5eikb1o3okqaadpayq">
+      <w:hyperlink w:history="1" r:id="rIdog5zrbn2desx32eebqgnu">
         <w:r>
           <w:rPr>
-            <w:rStyle w:val="Hyperlink"/>
+            <w:color w:val="000000"/>
           </w:rPr>
           <w:t xml:space="preserve">https://github.com/fabrithompson/CentroEducativo/issues?q=is%3Aissue</w:t>
         </w:r>
@@ -14102,10 +14059,10 @@
       <w:r>
         <w:t xml:space="preserve">Actions: </w:t>
       </w:r>
-      <w:hyperlink w:history="1" r:id="rIdrlaezptqtrhpe2-4yesz6">
+      <w:hyperlink w:history="1" r:id="rIdi1hh1ghunwkiszhjz-aq6">
         <w:r>
           <w:rPr>
-            <w:rStyle w:val="Hyperlink"/>
+            <w:color w:val="000000"/>
           </w:rPr>
           <w:t xml:space="preserve">https://github.com/fabrithompson/CentroEducativo/actions</w:t>
         </w:r>
@@ -14129,28 +14086,26 @@
     </w:p>
     <w:p>
       <w:pPr>
-        <w:shd w:fill="F2F2F2" w:color="auto" w:val="clear"/>
         <w:spacing w:after="0" w:before="0"/>
       </w:pPr>
       <w:r>
         <w:rPr>
-          <w:rFonts w:ascii="Consolas" w:cs="Consolas" w:eastAsia="Consolas" w:hAnsi="Consolas"/>
-          <w:sz w:val="18"/>
-          <w:szCs w:val="18"/>
+          <w:rFonts w:ascii="Courier New" w:cs="Courier New" w:eastAsia="Courier New" w:hAnsi="Courier New"/>
+          <w:sz w:val="22"/>
+          <w:szCs w:val="22"/>
         </w:rPr>
         <w:t xml:space="preserve">node scripts/metricas/entrega.mjs --desde=2026-10-26 --etiqueta=despues</w:t>
       </w:r>
     </w:p>
     <w:p>
       <w:pPr>
-        <w:shd w:fill="F2F2F2" w:color="auto" w:val="clear"/>
         <w:spacing w:after="0" w:before="0"/>
       </w:pPr>
       <w:r>
         <w:rPr>
-          <w:rFonts w:ascii="Consolas" w:cs="Consolas" w:eastAsia="Consolas" w:hAnsi="Consolas"/>
-          <w:sz w:val="18"/>
-          <w:szCs w:val="18"/>
+          <w:rFonts w:ascii="Courier New" w:cs="Courier New" w:eastAsia="Courier New" w:hAnsi="Courier New"/>
+          <w:sz w:val="22"/>
+          <w:szCs w:val="22"/>
         </w:rPr>
         <w:t xml:space="preserve">CHROME_PATH="C:/Program Files (x86)/Microsoft/Edge/Application/msedge.exe" node scripts/metricas/lighthouse.mjs --corridas=3</w:t>
       </w:r>
@@ -14404,7 +14359,8 @@
   <w:docDefaults>
     <w:rPrDefault>
       <w:rPr>
-        <w:rFonts w:ascii="Calibri" w:cs="Calibri" w:eastAsia="Calibri" w:hAnsi="Calibri"/>
+        <w:rFonts w:ascii="Times New Roman" w:cs="Times New Roman" w:eastAsia="Times New Roman" w:hAnsi="Times New Roman"/>
+        <w:color w:val="000000"/>
         <w:sz w:val="22"/>
         <w:szCs w:val="22"/>
       </w:rPr>
@@ -14706,12 +14662,12 @@
       <w:spacing w:after="200"/>
     </w:pPr>
     <w:rPr>
-      <w:rFonts w:ascii="Calibri" w:cs="Calibri" w:eastAsia="Calibri" w:hAnsi="Calibri"/>
+      <w:rFonts w:ascii="Times New Roman" w:cs="Times New Roman" w:eastAsia="Times New Roman" w:hAnsi="Times New Roman"/>
       <w:b/>
       <w:bCs/>
-      <w:color w:val="1F3864"/>
-      <w:sz w:val="40"/>
-      <w:szCs w:val="40"/>
+      <w:color w:val="000000"/>
+      <w:sz w:val="32"/>
+      <w:szCs w:val="32"/>
     </w:rPr>
   </w:style>
   <w:style w:type="paragraph" w:styleId="Heading1">
@@ -14724,12 +14680,12 @@
       <w:outlineLvl w:val="0"/>
     </w:pPr>
     <w:rPr>
-      <w:rFonts w:ascii="Calibri" w:cs="Calibri" w:eastAsia="Calibri" w:hAnsi="Calibri"/>
+      <w:rFonts w:ascii="Times New Roman" w:cs="Times New Roman" w:eastAsia="Times New Roman" w:hAnsi="Times New Roman"/>
       <w:b/>
       <w:bCs/>
-      <w:color w:val="1F3864"/>
-      <w:sz w:val="30"/>
-      <w:szCs w:val="30"/>
+      <w:color w:val="000000"/>
+      <w:sz w:val="32"/>
+      <w:szCs w:val="32"/>
     </w:rPr>
   </w:style>
   <w:style w:type="paragraph" w:styleId="Heading2">
@@ -14742,12 +14698,12 @@
       <w:outlineLvl w:val="1"/>
     </w:pPr>
     <w:rPr>
-      <w:rFonts w:ascii="Calibri" w:cs="Calibri" w:eastAsia="Calibri" w:hAnsi="Calibri"/>
+      <w:rFonts w:ascii="Times New Roman" w:cs="Times New Roman" w:eastAsia="Times New Roman" w:hAnsi="Times New Roman"/>
       <w:b/>
       <w:bCs/>
-      <w:color w:val="2E5496"/>
-      <w:sz w:val="25"/>
-      <w:szCs w:val="25"/>
+      <w:color w:val="000000"/>
+      <w:sz w:val="32"/>
+      <w:szCs w:val="32"/>
     </w:rPr>
   </w:style>
   <w:style w:type="paragraph" w:styleId="Heading3">
@@ -14760,12 +14716,12 @@
       <w:outlineLvl w:val="2"/>
     </w:pPr>
     <w:rPr>
-      <w:rFonts w:ascii="Calibri" w:cs="Calibri" w:eastAsia="Calibri" w:hAnsi="Calibri"/>
+      <w:rFonts w:ascii="Times New Roman" w:cs="Times New Roman" w:eastAsia="Times New Roman" w:hAnsi="Times New Roman"/>
       <w:b/>
       <w:bCs/>
-      <w:color w:val="2E5496"/>
-      <w:sz w:val="23"/>
-      <w:szCs w:val="23"/>
+      <w:color w:val="000000"/>
+      <w:sz w:val="32"/>
+      <w:szCs w:val="32"/>
     </w:rPr>
   </w:style>
 </w:styles>
